--- a/新泰週報20260510[2619]B4F.docx
+++ b/新泰週報20260510[2619]B4F.docx
@@ -1,6 +1,6 @@
 
 <file path=word/document.xml><?xml version="1.0" encoding="utf-8"?>
-<w:document xmlns:wpc="http://schemas.microsoft.com/office/word/2010/wordprocessingCanvas" xmlns:mc="http://schemas.openxmlformats.org/markup-compatibility/2006" xmlns:o="urn:schemas-microsoft-com:office:office" xmlns:r="http://schemas.openxmlformats.org/officeDocument/2006/relationships" xmlns:m="http://schemas.openxmlformats.org/officeDocument/2006/math" xmlns:v="urn:schemas-microsoft-com:vml" xmlns:wp14="http://schemas.microsoft.com/office/word/2010/wordprocessingDrawing" xmlns:wp="http://schemas.openxmlformats.org/drawingml/2006/wordprocessingDrawing" xmlns:w10="urn:schemas-microsoft-com:office:word" xmlns:w="http://schemas.openxmlformats.org/wordprocessingml/2006/main" xmlns:w14="http://schemas.microsoft.com/office/word/2010/wordml" xmlns:w15="http://schemas.microsoft.com/office/word/2012/wordml" xmlns:wpg="http://schemas.microsoft.com/office/word/2010/wordprocessingGroup" xmlns:wpi="http://schemas.microsoft.com/office/word/2010/wordprocessingInk" xmlns:wne="http://schemas.microsoft.com/office/word/2006/wordml" xmlns:wps="http://schemas.microsoft.com/office/word/2010/wordprocessingShape" mc:Ignorable="w14 w15 wp14">
+<w:document xmlns:wpc="http://schemas.microsoft.com/office/word/2010/wordprocessingCanvas" xmlns:cx="http://schemas.microsoft.com/office/drawing/2014/chartex" xmlns:cx1="http://schemas.microsoft.com/office/drawing/2015/9/8/chartex" xmlns:cx2="http://schemas.microsoft.com/office/drawing/2015/10/21/chartex" xmlns:cx3="http://schemas.microsoft.com/office/drawing/2016/5/9/chartex" xmlns:cx4="http://schemas.microsoft.com/office/drawing/2016/5/10/chartex" xmlns:cx5="http://schemas.microsoft.com/office/drawing/2016/5/11/chartex" xmlns:cx6="http://schemas.microsoft.com/office/drawing/2016/5/12/chartex" xmlns:cx7="http://schemas.microsoft.com/office/drawing/2016/5/13/chartex" xmlns:cx8="http://schemas.microsoft.com/office/drawing/2016/5/14/chartex" xmlns:mc="http://schemas.openxmlformats.org/markup-compatibility/2006" xmlns:aink="http://schemas.microsoft.com/office/drawing/2016/ink" xmlns:am3d="http://schemas.microsoft.com/office/drawing/2017/model3d" xmlns:o="urn:schemas-microsoft-com:office:office" xmlns:oel="http://schemas.microsoft.com/office/2019/extlst" xmlns:r="http://schemas.openxmlformats.org/officeDocument/2006/relationships" xmlns:m="http://schemas.openxmlformats.org/officeDocument/2006/math" xmlns:v="urn:schemas-microsoft-com:vml" xmlns:wp14="http://schemas.microsoft.com/office/word/2010/wordprocessingDrawing" xmlns:wp="http://schemas.openxmlformats.org/drawingml/2006/wordprocessingDrawing" xmlns:w10="urn:schemas-microsoft-com:office:word" xmlns:w="http://schemas.openxmlformats.org/wordprocessingml/2006/main" xmlns:w14="http://schemas.microsoft.com/office/word/2010/wordml" xmlns:w15="http://schemas.microsoft.com/office/word/2012/wordml" xmlns:w16cex="http://schemas.microsoft.com/office/word/2018/wordml/cex" xmlns:w16cid="http://schemas.microsoft.com/office/word/2016/wordml/cid" xmlns:w16="http://schemas.microsoft.com/office/word/2018/wordml" xmlns:w16du="http://schemas.microsoft.com/office/word/2023/wordml/word16du" xmlns:w16sdtdh="http://schemas.microsoft.com/office/word/2020/wordml/sdtdatahash" xmlns:w16sdtfl="http://schemas.microsoft.com/office/word/2024/wordml/sdtformatlock" xmlns:w16se="http://schemas.microsoft.com/office/word/2015/wordml/symex" xmlns:wpg="http://schemas.microsoft.com/office/word/2010/wordprocessingGroup" xmlns:wpi="http://schemas.microsoft.com/office/word/2010/wordprocessingInk" xmlns:wne="http://schemas.microsoft.com/office/word/2006/wordml" xmlns:wps="http://schemas.microsoft.com/office/word/2010/wordprocessingShape" mc:Ignorable="w14 w15 w16se w16cid w16 w16cex w16sdtdh w16sdtfl w16du wp14">
   <w:body>
     <w:p>
       <w:pPr>
@@ -1762,9 +1762,8 @@
                 <w:sz w:val="26"/>
                 <w:szCs w:val="26"/>
               </w:rPr>
-              <w:t>為青年</w:t>
-            </w:r>
-            <w:proofErr w:type="gramStart"/>
+              <w:t>為青年事工</w:t>
+            </w:r>
             <w:r>
               <w:rPr>
                 <w:rFonts w:ascii="Barlow Condensed Medium" w:eastAsia="標楷體" w:hAnsi="Barlow Condensed Medium" w:cs="Segoe UI Symbol" w:hint="eastAsia"/>
@@ -1772,7 +1771,7 @@
                 <w:sz w:val="26"/>
                 <w:szCs w:val="26"/>
               </w:rPr>
-              <w:t>事工</w:t>
+              <w:t>主日</w:t>
             </w:r>
             <w:r>
               <w:rPr>
@@ -1781,9 +1780,102 @@
                 <w:sz w:val="26"/>
                 <w:szCs w:val="26"/>
               </w:rPr>
+              <w:t>。</w:t>
+            </w:r>
+          </w:p>
+        </w:tc>
+      </w:tr>
+      <w:tr>
+        <w:tc>
+          <w:tcPr>
+            <w:tcW w:w="280" w:type="dxa"/>
+          </w:tcPr>
+          <w:p>
+            <w:pPr>
+              <w:snapToGrid w:val="0"/>
+              <w:spacing w:line="300" w:lineRule="exact"/>
+              <w:ind w:rightChars="11" w:right="26"/>
+              <w:jc w:val="right"/>
+              <w:rPr>
+                <w:rFonts w:ascii="Barlow Condensed Medium" w:eastAsia="華康細黑體" w:hAnsi="Barlow Condensed Medium"/>
+                <w:w w:val="90"/>
+                <w:sz w:val="26"/>
+                <w:szCs w:val="26"/>
+              </w:rPr>
+            </w:pPr>
+            <w:r>
+              <w:rPr>
+                <w:rFonts w:ascii="Barlow Condensed Medium" w:eastAsia="華康細黑體" w:hAnsi="Barlow Condensed Medium" w:hint="eastAsia"/>
+                <w:w w:val="90"/>
+                <w:sz w:val="26"/>
+                <w:szCs w:val="26"/>
+              </w:rPr>
+              <w:t>2</w:t>
+            </w:r>
+            <w:r>
+              <w:rPr>
+                <w:rFonts w:ascii="Barlow Condensed Medium" w:eastAsia="華康細黑體" w:hAnsi="Barlow Condensed Medium"/>
+                <w:w w:val="90"/>
+                <w:sz w:val="26"/>
+                <w:szCs w:val="26"/>
+              </w:rPr>
+              <w:t>.</w:t>
+            </w:r>
+          </w:p>
+        </w:tc>
+        <w:tc>
+          <w:tcPr>
+            <w:tcW w:w="5641" w:type="dxa"/>
+          </w:tcPr>
+          <w:p>
+            <w:pPr>
+              <w:kinsoku w:val="0"/>
+              <w:snapToGrid w:val="0"/>
+              <w:spacing w:line="300" w:lineRule="exact"/>
+              <w:jc w:val="both"/>
+              <w:rPr>
+                <w:rFonts w:ascii="Barlow Condensed Medium" w:eastAsia="標楷體" w:hAnsi="Barlow Condensed Medium" w:cs="Segoe UI Symbol"/>
+                <w:w w:val="90"/>
+                <w:sz w:val="26"/>
+                <w:szCs w:val="26"/>
+              </w:rPr>
+            </w:pPr>
+            <w:r>
+              <w:rPr>
+                <w:rFonts w:ascii="Segoe UI Symbol" w:eastAsia="標楷體" w:hAnsi="Segoe UI Symbol" w:cs="Segoe UI Symbol"/>
+                <w:w w:val="90"/>
+                <w:sz w:val="26"/>
+                <w:szCs w:val="26"/>
+              </w:rPr>
+              <w:t>★</w:t>
+            </w:r>
+            <w:r>
+              <w:rPr>
+                <w:rFonts w:ascii="Segoe UI Symbol" w:eastAsia="標楷體" w:hAnsi="Segoe UI Symbol" w:cs="Segoe UI Symbol" w:hint="eastAsia"/>
+                <w:w w:val="90"/>
+                <w:sz w:val="26"/>
+                <w:szCs w:val="26"/>
+              </w:rPr>
+              <w:t>本</w:t>
+            </w:r>
+            <w:r>
+              <w:rPr>
+                <w:rFonts w:ascii="Barlow Condensed Medium" w:eastAsia="標楷體" w:hAnsi="Barlow Condensed Medium" w:cs="Segoe UI Symbol"/>
+                <w:w w:val="90"/>
+                <w:sz w:val="26"/>
+                <w:szCs w:val="26"/>
+              </w:rPr>
               <w:t>主日</w:t>
             </w:r>
-            <w:proofErr w:type="gramEnd"/>
+            <w:r>
+              <w:rPr>
+                <w:rFonts w:ascii="Barlow Condensed Medium" w:eastAsia="標楷體" w:hAnsi="Barlow Condensed Medium" w:cs="Segoe UI Symbol"/>
+                <w:w w:val="90"/>
+                <w:sz w:val="26"/>
+                <w:szCs w:val="26"/>
+              </w:rPr>
+              <w:t>(5/</w:t>
+            </w:r>
             <w:r>
               <w:rPr>
                 <w:rFonts w:ascii="Barlow Condensed Medium" w:eastAsia="標楷體" w:hAnsi="Barlow Condensed Medium" w:cs="Segoe UI Symbol" w:hint="eastAsia"/>
@@ -1791,7 +1883,61 @@
                 <w:sz w:val="26"/>
                 <w:szCs w:val="26"/>
               </w:rPr>
-              <w:t>。</w:t>
+              <w:t>3)</w:t>
+            </w:r>
+            <w:r>
+              <w:rPr>
+                <w:rFonts w:ascii="Barlow Condensed Medium" w:eastAsia="標楷體" w:hAnsi="Barlow Condensed Medium" w:cs="Segoe UI Symbol" w:hint="eastAsia"/>
+                <w:w w:val="90"/>
+                <w:sz w:val="26"/>
+                <w:szCs w:val="26"/>
+              </w:rPr>
+              <w:t>下午</w:t>
+            </w:r>
+            <w:r>
+              <w:rPr>
+                <w:rFonts w:ascii="Barlow Condensed Medium" w:eastAsia="標楷體" w:hAnsi="Barlow Condensed Medium" w:cs="Segoe UI Symbol" w:hint="eastAsia"/>
+                <w:w w:val="90"/>
+                <w:sz w:val="26"/>
+                <w:szCs w:val="26"/>
+              </w:rPr>
+              <w:t>15:00</w:t>
+            </w:r>
+            <w:r>
+              <w:rPr>
+                <w:rFonts w:ascii="Barlow Condensed Medium" w:eastAsia="標楷體" w:hAnsi="Barlow Condensed Medium" w:cs="Segoe UI Symbol" w:hint="eastAsia"/>
+                <w:w w:val="90"/>
+                <w:sz w:val="26"/>
+                <w:szCs w:val="26"/>
+              </w:rPr>
+              <w:t>於禮拜禮教室</w:t>
+            </w:r>
+            <w:r>
+              <w:rPr>
+                <w:rFonts w:ascii="Barlow Condensed Medium" w:eastAsia="標楷體" w:hAnsi="Barlow Condensed Medium" w:cs="Segoe UI Symbol"/>
+                <w:w w:val="90"/>
+                <w:sz w:val="26"/>
+                <w:szCs w:val="26"/>
+              </w:rPr>
+              <w:t>召開</w:t>
+            </w:r>
+            <w:r>
+              <w:rPr>
+                <w:rFonts w:ascii="Barlow Condensed Medium" w:eastAsia="標楷體" w:hAnsi="Barlow Condensed Medium" w:cs="Segoe UI Symbol" w:hint="eastAsia"/>
+                <w:w w:val="90"/>
+                <w:sz w:val="26"/>
+                <w:szCs w:val="26"/>
+              </w:rPr>
+              <w:t>定期</w:t>
+            </w:r>
+            <w:r>
+              <w:rPr>
+                <w:rFonts w:ascii="Barlow Condensed Medium" w:eastAsia="標楷體" w:hAnsi="Barlow Condensed Medium" w:cs="Segoe UI Symbol"/>
+                <w:w w:val="90"/>
+                <w:sz w:val="26"/>
+                <w:szCs w:val="26"/>
+              </w:rPr>
+              <w:t>長執會。</w:t>
             </w:r>
           </w:p>
         </w:tc>
@@ -1821,7 +1967,7 @@
                 <w:sz w:val="26"/>
                 <w:szCs w:val="26"/>
               </w:rPr>
-              <w:t>2</w:t>
+              <w:t>3</w:t>
             </w:r>
             <w:r>
               <w:rPr>
@@ -1867,7 +2013,7 @@
                 <w:sz w:val="26"/>
                 <w:szCs w:val="26"/>
               </w:rPr>
-              <w:t>本</w:t>
+              <w:t>下</w:t>
             </w:r>
             <w:r>
               <w:rPr>
@@ -1894,7 +2040,7 @@
                 <w:sz w:val="26"/>
                 <w:szCs w:val="26"/>
               </w:rPr>
-              <w:t>3)</w:t>
+              <w:t>10</w:t>
             </w:r>
             <w:r>
               <w:rPr>
@@ -1903,7 +2049,7 @@
                 <w:sz w:val="26"/>
                 <w:szCs w:val="26"/>
               </w:rPr>
-              <w:t>下午</w:t>
+              <w:t>)</w:t>
             </w:r>
             <w:r>
               <w:rPr>
@@ -1912,7 +2058,83 @@
                 <w:sz w:val="26"/>
                 <w:szCs w:val="26"/>
               </w:rPr>
-              <w:t>15:00</w:t>
+              <w:t>為母親節，敬邀所有母親同來歡慶</w:t>
+            </w:r>
+            <w:r>
+              <w:rPr>
+                <w:rFonts w:ascii="Barlow Condensed Medium" w:eastAsia="標楷體" w:hAnsi="Barlow Condensed Medium" w:cs="Segoe UI Symbol"/>
+                <w:w w:val="90"/>
+                <w:sz w:val="26"/>
+                <w:szCs w:val="26"/>
+              </w:rPr>
+              <w:t>。</w:t>
+            </w:r>
+          </w:p>
+        </w:tc>
+      </w:tr>
+      <w:tr>
+        <w:tc>
+          <w:tcPr>
+            <w:tcW w:w="280" w:type="dxa"/>
+          </w:tcPr>
+          <w:p>
+            <w:pPr>
+              <w:snapToGrid w:val="0"/>
+              <w:spacing w:line="300" w:lineRule="exact"/>
+              <w:ind w:rightChars="11" w:right="26"/>
+              <w:jc w:val="right"/>
+              <w:rPr>
+                <w:rFonts w:ascii="Barlow Condensed Medium" w:eastAsia="華康細黑體" w:hAnsi="Barlow Condensed Medium"/>
+                <w:w w:val="90"/>
+                <w:sz w:val="26"/>
+                <w:szCs w:val="26"/>
+              </w:rPr>
+            </w:pPr>
+            <w:r>
+              <w:rPr>
+                <w:rFonts w:ascii="Barlow Condensed Medium" w:eastAsia="華康細黑體" w:hAnsi="Barlow Condensed Medium" w:hint="eastAsia"/>
+                <w:w w:val="90"/>
+                <w:sz w:val="26"/>
+                <w:szCs w:val="26"/>
+              </w:rPr>
+              <w:t>4</w:t>
+            </w:r>
+            <w:r>
+              <w:rPr>
+                <w:rFonts w:ascii="Barlow Condensed Medium" w:eastAsia="華康細黑體" w:hAnsi="Barlow Condensed Medium" w:hint="eastAsia"/>
+                <w:w w:val="90"/>
+                <w:sz w:val="26"/>
+                <w:szCs w:val="26"/>
+              </w:rPr>
+              <w:t>.</w:t>
+            </w:r>
+          </w:p>
+        </w:tc>
+        <w:tc>
+          <w:tcPr>
+            <w:tcW w:w="5641" w:type="dxa"/>
+          </w:tcPr>
+          <w:p>
+            <w:pPr>
+              <w:kinsoku w:val="0"/>
+              <w:snapToGrid w:val="0"/>
+              <w:spacing w:line="300" w:lineRule="exact"/>
+              <w:jc w:val="both"/>
+              <w:rPr>
+                <w:rFonts w:ascii="Barlow Condensed Medium" w:eastAsia="標楷體" w:hAnsi="Barlow Condensed Medium" w:cs="Segoe UI Symbol"/>
+                <w:w w:val="90"/>
+                <w:sz w:val="26"/>
+                <w:szCs w:val="26"/>
+              </w:rPr>
+            </w:pPr>
+            <w:r>
+              <w:rPr>
+                <w:rFonts w:ascii="Barlow Condensed Medium" w:eastAsia="標楷體" w:hAnsi="Barlow Condensed Medium" w:cs="Segoe UI Symbol"/>
+                <w:w w:val="90"/>
+                <w:sz w:val="26"/>
+                <w:szCs w:val="26"/>
+              </w:rPr>
+              <w:t>5</w:t>
             </w:r>
             <w:r>
               <w:rPr>
@@ -1921,7 +2143,7 @@
                 <w:sz w:val="26"/>
                 <w:szCs w:val="26"/>
               </w:rPr>
-              <w:t>於禮拜禮教室</w:t>
+              <w:t>/</w:t>
             </w:r>
             <w:r>
               <w:rPr>
@@ -1930,9 +2152,8 @@
                 <w:sz w:val="26"/>
                 <w:szCs w:val="26"/>
               </w:rPr>
-              <w:t>召開</w:t>
-            </w:r>
-            <w:proofErr w:type="gramStart"/>
+              <w:t>14</w:t>
+            </w:r>
             <w:r>
               <w:rPr>
                 <w:rFonts w:ascii="Barlow Condensed Medium" w:eastAsia="標楷體" w:hAnsi="Barlow Condensed Medium" w:cs="Segoe UI Symbol" w:hint="eastAsia"/>
@@ -1940,120 +2161,7 @@
                 <w:sz w:val="26"/>
                 <w:szCs w:val="26"/>
               </w:rPr>
-              <w:t>定期</w:t>
-            </w:r>
-            <w:r>
-              <w:rPr>
-                <w:rFonts w:ascii="Barlow Condensed Medium" w:eastAsia="標楷體" w:hAnsi="Barlow Condensed Medium" w:cs="Segoe UI Symbol"/>
-                <w:w w:val="90"/>
-                <w:sz w:val="26"/>
-                <w:szCs w:val="26"/>
-              </w:rPr>
-              <w:t>長執會</w:t>
-            </w:r>
-            <w:proofErr w:type="gramEnd"/>
-            <w:r>
-              <w:rPr>
-                <w:rFonts w:ascii="Barlow Condensed Medium" w:eastAsia="標楷體" w:hAnsi="Barlow Condensed Medium" w:cs="Segoe UI Symbol"/>
-                <w:w w:val="90"/>
-                <w:sz w:val="26"/>
-                <w:szCs w:val="26"/>
-              </w:rPr>
-              <w:t>。</w:t>
-            </w:r>
-          </w:p>
-        </w:tc>
-      </w:tr>
-      <w:tr>
-        <w:tc>
-          <w:tcPr>
-            <w:tcW w:w="280" w:type="dxa"/>
-          </w:tcPr>
-          <w:p>
-            <w:pPr>
-              <w:snapToGrid w:val="0"/>
-              <w:spacing w:line="300" w:lineRule="exact"/>
-              <w:ind w:rightChars="11" w:right="26"/>
-              <w:jc w:val="right"/>
-              <w:rPr>
-                <w:rFonts w:ascii="Barlow Condensed Medium" w:eastAsia="華康細黑體" w:hAnsi="Barlow Condensed Medium"/>
-                <w:w w:val="90"/>
-                <w:sz w:val="26"/>
-                <w:szCs w:val="26"/>
-              </w:rPr>
-            </w:pPr>
-            <w:r>
-              <w:rPr>
-                <w:rFonts w:ascii="Barlow Condensed Medium" w:eastAsia="華康細黑體" w:hAnsi="Barlow Condensed Medium" w:hint="eastAsia"/>
-                <w:w w:val="90"/>
-                <w:sz w:val="26"/>
-                <w:szCs w:val="26"/>
-              </w:rPr>
-              <w:t>3</w:t>
-            </w:r>
-            <w:r>
-              <w:rPr>
-                <w:rFonts w:ascii="Barlow Condensed Medium" w:eastAsia="華康細黑體" w:hAnsi="Barlow Condensed Medium"/>
-                <w:w w:val="90"/>
-                <w:sz w:val="26"/>
-                <w:szCs w:val="26"/>
-              </w:rPr>
-              <w:t>.</w:t>
-            </w:r>
-          </w:p>
-        </w:tc>
-        <w:tc>
-          <w:tcPr>
-            <w:tcW w:w="5641" w:type="dxa"/>
-          </w:tcPr>
-          <w:p>
-            <w:pPr>
-              <w:kinsoku w:val="0"/>
-              <w:snapToGrid w:val="0"/>
-              <w:spacing w:line="300" w:lineRule="exact"/>
-              <w:jc w:val="both"/>
-              <w:rPr>
-                <w:rFonts w:ascii="Barlow Condensed Medium" w:eastAsia="標楷體" w:hAnsi="Barlow Condensed Medium" w:cs="Segoe UI Symbol"/>
-                <w:w w:val="90"/>
-                <w:sz w:val="26"/>
-                <w:szCs w:val="26"/>
-              </w:rPr>
-            </w:pPr>
-            <w:r>
-              <w:rPr>
-                <w:rFonts w:ascii="Segoe UI Symbol" w:eastAsia="標楷體" w:hAnsi="Segoe UI Symbol" w:cs="Segoe UI Symbol"/>
-                <w:w w:val="90"/>
-                <w:sz w:val="26"/>
-                <w:szCs w:val="26"/>
-              </w:rPr>
-              <w:t>★</w:t>
-            </w:r>
-            <w:r>
-              <w:rPr>
-                <w:rFonts w:ascii="Segoe UI Symbol" w:eastAsia="標楷體" w:hAnsi="Segoe UI Symbol" w:cs="Segoe UI Symbol" w:hint="eastAsia"/>
-                <w:w w:val="90"/>
-                <w:sz w:val="26"/>
-                <w:szCs w:val="26"/>
-              </w:rPr>
-              <w:t>下</w:t>
-            </w:r>
-            <w:r>
-              <w:rPr>
-                <w:rFonts w:ascii="Barlow Condensed Medium" w:eastAsia="標楷體" w:hAnsi="Barlow Condensed Medium" w:cs="Segoe UI Symbol"/>
-                <w:w w:val="90"/>
-                <w:sz w:val="26"/>
-                <w:szCs w:val="26"/>
-              </w:rPr>
-              <w:t>主日</w:t>
-            </w:r>
-            <w:r>
-              <w:rPr>
-                <w:rFonts w:ascii="Barlow Condensed Medium" w:eastAsia="標楷體" w:hAnsi="Barlow Condensed Medium" w:cs="Segoe UI Symbol"/>
-                <w:w w:val="90"/>
-                <w:sz w:val="26"/>
-                <w:szCs w:val="26"/>
-              </w:rPr>
-              <w:t>(5/</w:t>
+              <w:t>(</w:t>
             </w:r>
             <w:r>
               <w:rPr>
@@ -2062,7 +2170,7 @@
                 <w:sz w:val="26"/>
                 <w:szCs w:val="26"/>
               </w:rPr>
-              <w:t>10</w:t>
+              <w:t>四</w:t>
             </w:r>
             <w:r>
               <w:rPr>
@@ -2080,83 +2188,7 @@
                 <w:sz w:val="26"/>
                 <w:szCs w:val="26"/>
               </w:rPr>
-              <w:t>為母親節，敬邀所有母親同來歡慶</w:t>
-            </w:r>
-            <w:r>
-              <w:rPr>
-                <w:rFonts w:ascii="Barlow Condensed Medium" w:eastAsia="標楷體" w:hAnsi="Barlow Condensed Medium" w:cs="Segoe UI Symbol"/>
-                <w:w w:val="90"/>
-                <w:sz w:val="26"/>
-                <w:szCs w:val="26"/>
-              </w:rPr>
-              <w:t>。</w:t>
-            </w:r>
-          </w:p>
-        </w:tc>
-      </w:tr>
-      <w:tr>
-        <w:tc>
-          <w:tcPr>
-            <w:tcW w:w="280" w:type="dxa"/>
-          </w:tcPr>
-          <w:p>
-            <w:pPr>
-              <w:snapToGrid w:val="0"/>
-              <w:spacing w:line="300" w:lineRule="exact"/>
-              <w:ind w:rightChars="11" w:right="26"/>
-              <w:jc w:val="right"/>
-              <w:rPr>
-                <w:rFonts w:ascii="Barlow Condensed Medium" w:eastAsia="華康細黑體" w:hAnsi="Barlow Condensed Medium"/>
-                <w:w w:val="90"/>
-                <w:sz w:val="26"/>
-                <w:szCs w:val="26"/>
-              </w:rPr>
-            </w:pPr>
-            <w:r>
-              <w:rPr>
-                <w:rFonts w:ascii="Barlow Condensed Medium" w:eastAsia="華康細黑體" w:hAnsi="Barlow Condensed Medium" w:hint="eastAsia"/>
-                <w:w w:val="90"/>
-                <w:sz w:val="26"/>
-                <w:szCs w:val="26"/>
-              </w:rPr>
-              <w:t>4</w:t>
-            </w:r>
-            <w:r>
-              <w:rPr>
-                <w:rFonts w:ascii="Barlow Condensed Medium" w:eastAsia="華康細黑體" w:hAnsi="Barlow Condensed Medium" w:hint="eastAsia"/>
-                <w:w w:val="90"/>
-                <w:sz w:val="26"/>
-                <w:szCs w:val="26"/>
-              </w:rPr>
-              <w:t>.</w:t>
-            </w:r>
-          </w:p>
-        </w:tc>
-        <w:tc>
-          <w:tcPr>
-            <w:tcW w:w="5641" w:type="dxa"/>
-          </w:tcPr>
-          <w:p>
-            <w:pPr>
-              <w:kinsoku w:val="0"/>
-              <w:snapToGrid w:val="0"/>
-              <w:spacing w:line="300" w:lineRule="exact"/>
-              <w:jc w:val="both"/>
-              <w:rPr>
-                <w:rFonts w:ascii="Barlow Condensed Medium" w:eastAsia="標楷體" w:hAnsi="Barlow Condensed Medium" w:cs="Segoe UI Symbol"/>
-                <w:w w:val="90"/>
-                <w:sz w:val="26"/>
-                <w:szCs w:val="26"/>
-              </w:rPr>
-            </w:pPr>
-            <w:r>
-              <w:rPr>
-                <w:rFonts w:ascii="Barlow Condensed Medium" w:eastAsia="標楷體" w:hAnsi="Barlow Condensed Medium" w:cs="Segoe UI Symbol"/>
-                <w:w w:val="90"/>
-                <w:sz w:val="26"/>
-                <w:szCs w:val="26"/>
-              </w:rPr>
-              <w:t>5</w:t>
+              <w:t>本會</w:t>
             </w:r>
             <w:r>
               <w:rPr>
@@ -2165,16 +2197,7 @@
                 <w:sz w:val="26"/>
                 <w:szCs w:val="26"/>
               </w:rPr>
-              <w:t>/</w:t>
-            </w:r>
-            <w:r>
-              <w:rPr>
-                <w:rFonts w:ascii="Barlow Condensed Medium" w:eastAsia="標楷體" w:hAnsi="Barlow Condensed Medium" w:cs="Segoe UI Symbol"/>
-                <w:w w:val="90"/>
-                <w:sz w:val="26"/>
-                <w:szCs w:val="26"/>
-              </w:rPr>
-              <w:t>14</w:t>
+              <w:t>松年團契</w:t>
             </w:r>
             <w:r>
               <w:rPr>
@@ -2183,7 +2206,7 @@
                 <w:sz w:val="26"/>
                 <w:szCs w:val="26"/>
               </w:rPr>
-              <w:t>(</w:t>
+              <w:t>將舉辨</w:t>
             </w:r>
             <w:r>
               <w:rPr>
@@ -2192,65 +2215,8 @@
                 <w:sz w:val="26"/>
                 <w:szCs w:val="26"/>
               </w:rPr>
-              <w:t>四</w:t>
-            </w:r>
-            <w:r>
-              <w:rPr>
-                <w:rFonts w:ascii="Barlow Condensed Medium" w:eastAsia="標楷體" w:hAnsi="Barlow Condensed Medium" w:cs="Segoe UI Symbol" w:hint="eastAsia"/>
-                <w:w w:val="90"/>
-                <w:sz w:val="26"/>
-                <w:szCs w:val="26"/>
-              </w:rPr>
-              <w:t>)</w:t>
-            </w:r>
-            <w:proofErr w:type="gramStart"/>
-            <w:r>
-              <w:rPr>
-                <w:rFonts w:ascii="Barlow Condensed Medium" w:eastAsia="標楷體" w:hAnsi="Barlow Condensed Medium" w:cs="Segoe UI Symbol" w:hint="eastAsia"/>
-                <w:w w:val="90"/>
-                <w:sz w:val="26"/>
-                <w:szCs w:val="26"/>
-              </w:rPr>
-              <w:t>本會</w:t>
-            </w:r>
-            <w:r>
-              <w:rPr>
-                <w:rFonts w:ascii="Barlow Condensed Medium" w:eastAsia="標楷體" w:hAnsi="Barlow Condensed Medium" w:cs="Segoe UI Symbol" w:hint="eastAsia"/>
-                <w:w w:val="90"/>
-                <w:sz w:val="26"/>
-                <w:szCs w:val="26"/>
-              </w:rPr>
-              <w:t>松年</w:t>
-            </w:r>
-            <w:proofErr w:type="gramEnd"/>
-            <w:r>
-              <w:rPr>
-                <w:rFonts w:ascii="Barlow Condensed Medium" w:eastAsia="標楷體" w:hAnsi="Barlow Condensed Medium" w:cs="Segoe UI Symbol" w:hint="eastAsia"/>
-                <w:w w:val="90"/>
-                <w:sz w:val="26"/>
-                <w:szCs w:val="26"/>
-              </w:rPr>
-              <w:t>團契</w:t>
-            </w:r>
-            <w:r>
-              <w:rPr>
-                <w:rFonts w:ascii="Barlow Condensed Medium" w:eastAsia="標楷體" w:hAnsi="Barlow Condensed Medium" w:cs="Segoe UI Symbol" w:hint="eastAsia"/>
-                <w:w w:val="90"/>
-                <w:sz w:val="26"/>
-                <w:szCs w:val="26"/>
-              </w:rPr>
-              <w:t>將舉辨</w:t>
-            </w:r>
-            <w:r>
-              <w:rPr>
-                <w:rFonts w:ascii="Barlow Condensed Medium" w:eastAsia="標楷體" w:hAnsi="Barlow Condensed Medium" w:cs="Segoe UI Symbol" w:hint="eastAsia"/>
-                <w:w w:val="90"/>
-                <w:sz w:val="26"/>
-                <w:szCs w:val="26"/>
-              </w:rPr>
               <w:t>金山</w:t>
             </w:r>
-            <w:proofErr w:type="gramStart"/>
             <w:r>
               <w:rPr>
                 <w:rFonts w:ascii="新細明體" w:eastAsia="新細明體" w:hAnsi="新細明體" w:cs="新細明體" w:hint="eastAsia"/>
@@ -2260,7 +2226,6 @@
               </w:rPr>
               <w:t>‧</w:t>
             </w:r>
-            <w:proofErr w:type="gramEnd"/>
             <w:r>
               <w:rPr>
                 <w:rFonts w:ascii="Barlow Condensed Medium" w:eastAsia="標楷體" w:hAnsi="Barlow Condensed Medium" w:cs="Segoe UI Symbol" w:hint="eastAsia"/>
@@ -2521,7 +2486,6 @@
         </w:rPr>
         <w:t>§</w:t>
       </w:r>
-      <w:proofErr w:type="gramStart"/>
       <w:r>
         <w:rPr>
           <w:rFonts w:ascii="Barlow Condensed Medium" w:eastAsia="華康正顏楷體W9" w:hAnsi="Barlow Condensed Medium" w:cstheme="minorHAnsi"/>
@@ -2529,7 +2493,6 @@
         </w:rPr>
         <w:t>公禱事項</w:t>
       </w:r>
-      <w:proofErr w:type="gramEnd"/>
     </w:p>
     <w:tbl>
       <w:tblPr>
@@ -2672,9 +2635,8 @@
                 <w:sz w:val="26"/>
                 <w:szCs w:val="26"/>
               </w:rPr>
-              <w:t xml:space="preserve">、人權和生態永續，願　</w:t>
-            </w:r>
-            <w:proofErr w:type="gramStart"/>
+              <w:t>、人權和生態永續，願　神公義的國度降臨</w:t>
+            </w:r>
             <w:r>
               <w:rPr>
                 <w:rFonts w:ascii="Barlow Condensed Medium" w:eastAsia="標楷體" w:hAnsi="Barlow Condensed Medium" w:cstheme="minorHAnsi" w:hint="eastAsia"/>
@@ -2682,9 +2644,32 @@
                 <w:sz w:val="26"/>
                 <w:szCs w:val="26"/>
               </w:rPr>
-              <w:t>神公義</w:t>
-            </w:r>
-            <w:proofErr w:type="gramEnd"/>
+              <w:t>。</w:t>
+            </w:r>
+          </w:p>
+        </w:tc>
+      </w:tr>
+      <w:tr>
+        <w:tc>
+          <w:tcPr>
+            <w:tcW w:w="266" w:type="dxa"/>
+            <w:tcMar>
+              <w:left w:w="28" w:type="dxa"/>
+              <w:right w:w="28" w:type="dxa"/>
+            </w:tcMar>
+          </w:tcPr>
+          <w:p>
+            <w:pPr>
+              <w:snapToGrid w:val="0"/>
+              <w:spacing w:line="300" w:lineRule="exact"/>
+              <w:jc w:val="right"/>
+              <w:rPr>
+                <w:rFonts w:ascii="Barlow Condensed Medium" w:eastAsia="標楷體" w:hAnsi="Barlow Condensed Medium" w:cstheme="minorHAnsi"/>
+                <w:w w:val="90"/>
+                <w:sz w:val="26"/>
+                <w:szCs w:val="26"/>
+              </w:rPr>
+            </w:pPr>
             <w:r>
               <w:rPr>
                 <w:rFonts w:ascii="Barlow Condensed Medium" w:eastAsia="標楷體" w:hAnsi="Barlow Condensed Medium" w:cstheme="minorHAnsi" w:hint="eastAsia"/>
@@ -2692,8 +2677,39 @@
                 <w:sz w:val="26"/>
                 <w:szCs w:val="26"/>
               </w:rPr>
-              <w:t>的國度降臨</w:t>
-            </w:r>
+              <w:t>2</w:t>
+            </w:r>
+            <w:r>
+              <w:rPr>
+                <w:rFonts w:ascii="Barlow Condensed Medium" w:eastAsia="標楷體" w:hAnsi="Barlow Condensed Medium" w:cstheme="minorHAnsi"/>
+                <w:w w:val="90"/>
+                <w:sz w:val="26"/>
+                <w:szCs w:val="26"/>
+              </w:rPr>
+              <w:t>.</w:t>
+            </w:r>
+          </w:p>
+        </w:tc>
+        <w:tc>
+          <w:tcPr>
+            <w:tcW w:w="5669" w:type="dxa"/>
+            <w:tcMar>
+              <w:left w:w="28" w:type="dxa"/>
+              <w:right w:w="28" w:type="dxa"/>
+            </w:tcMar>
+          </w:tcPr>
+          <w:p>
+            <w:pPr>
+              <w:snapToGrid w:val="0"/>
+              <w:spacing w:line="300" w:lineRule="exact"/>
+              <w:jc w:val="both"/>
+              <w:rPr>
+                <w:rFonts w:ascii="Barlow Condensed Medium" w:eastAsia="標楷體" w:hAnsi="Barlow Condensed Medium" w:cstheme="minorHAnsi"/>
+                <w:w w:val="90"/>
+                <w:sz w:val="26"/>
+                <w:szCs w:val="26"/>
+              </w:rPr>
+            </w:pPr>
             <w:r>
               <w:rPr>
                 <w:rFonts w:ascii="Barlow Condensed Medium" w:eastAsia="標楷體" w:hAnsi="Barlow Condensed Medium" w:cstheme="minorHAnsi" w:hint="eastAsia"/>
@@ -2701,31 +2717,58 @@
                 <w:sz w:val="26"/>
                 <w:szCs w:val="26"/>
               </w:rPr>
-              <w:t>。</w:t>
-            </w:r>
-          </w:p>
-        </w:tc>
-      </w:tr>
-      <w:tr>
-        <w:tc>
-          <w:tcPr>
-            <w:tcW w:w="266" w:type="dxa"/>
-            <w:tcMar>
-              <w:left w:w="28" w:type="dxa"/>
-              <w:right w:w="28" w:type="dxa"/>
-            </w:tcMar>
-          </w:tcPr>
-          <w:p>
-            <w:pPr>
-              <w:snapToGrid w:val="0"/>
-              <w:spacing w:line="300" w:lineRule="exact"/>
-              <w:jc w:val="right"/>
+              <w:t>為台灣祈福，願</w:t>
+            </w:r>
+            <w:r>
+              <w:rPr>
+                <w:rFonts w:ascii="Barlow Condensed Medium" w:eastAsia="標楷體" w:hAnsi="Barlow Condensed Medium" w:cstheme="minorHAnsi" w:hint="eastAsia"/>
+                <w:w w:val="90"/>
+                <w:sz w:val="26"/>
+                <w:szCs w:val="26"/>
+              </w:rPr>
+              <w:t>2026</w:t>
+            </w:r>
+            <w:r>
+              <w:rPr>
+                <w:rFonts w:ascii="Barlow Condensed Medium" w:eastAsia="標楷體" w:hAnsi="Barlow Condensed Medium" w:cstheme="minorHAnsi" w:hint="eastAsia"/>
+                <w:w w:val="90"/>
+                <w:sz w:val="26"/>
+                <w:szCs w:val="26"/>
+              </w:rPr>
+              <w:t>年全民為守護台灣更同心、更團結，求真相除詐騙，以及求真　神棄偶像</w:t>
+            </w:r>
+            <w:r>
               <w:rPr>
                 <w:rFonts w:ascii="Barlow Condensed Medium" w:eastAsia="標楷體" w:hAnsi="Barlow Condensed Medium" w:cstheme="minorHAnsi"/>
                 <w:w w:val="90"/>
                 <w:sz w:val="26"/>
                 <w:szCs w:val="26"/>
               </w:rPr>
+              <w:t>。</w:t>
+            </w:r>
+          </w:p>
+        </w:tc>
+      </w:tr>
+      <w:tr>
+        <w:tc>
+          <w:tcPr>
+            <w:tcW w:w="266" w:type="dxa"/>
+            <w:tcMar>
+              <w:left w:w="28" w:type="dxa"/>
+              <w:right w:w="28" w:type="dxa"/>
+            </w:tcMar>
+          </w:tcPr>
+          <w:p>
+            <w:pPr>
+              <w:snapToGrid w:val="0"/>
+              <w:spacing w:line="300" w:lineRule="exact"/>
+              <w:jc w:val="right"/>
+              <w:rPr>
+                <w:rFonts w:ascii="Barlow Condensed Medium" w:eastAsia="標楷體" w:hAnsi="Barlow Condensed Medium" w:cstheme="minorHAnsi"/>
+                <w:w w:val="90"/>
+                <w:sz w:val="26"/>
+                <w:szCs w:val="26"/>
+              </w:rPr>
             </w:pPr>
             <w:r>
               <w:rPr>
@@ -2734,7 +2777,7 @@
                 <w:sz w:val="26"/>
                 <w:szCs w:val="26"/>
               </w:rPr>
-              <w:t>2</w:t>
+              <w:t>3</w:t>
             </w:r>
             <w:r>
               <w:rPr>
@@ -2769,12 +2812,130 @@
             </w:pPr>
             <w:r>
               <w:rPr>
+                <w:rFonts w:ascii="Barlow Condensed Medium" w:eastAsia="標楷體" w:hAnsi="Barlow Condensed Medium" w:cs="Segoe UI Symbol"/>
+                <w:w w:val="90"/>
+                <w:sz w:val="26"/>
+                <w:szCs w:val="26"/>
+              </w:rPr>
+              <w:t>為</w:t>
+            </w:r>
+            <w:r>
+              <w:rPr>
+                <w:rFonts w:ascii="Barlow Condensed Medium" w:eastAsia="標楷體" w:hAnsi="Barlow Condensed Medium" w:cs="Segoe UI Symbol"/>
+                <w:w w:val="90"/>
+                <w:sz w:val="26"/>
+                <w:szCs w:val="26"/>
+              </w:rPr>
+              <w:t>2026</w:t>
+            </w:r>
+            <w:r>
+              <w:rPr>
+                <w:rFonts w:ascii="Barlow Condensed Medium" w:eastAsia="標楷體" w:hAnsi="Barlow Condensed Medium" w:cs="Segoe UI Symbol"/>
+                <w:w w:val="90"/>
+                <w:sz w:val="26"/>
+                <w:szCs w:val="26"/>
+              </w:rPr>
+              <w:t>年本會</w:t>
+            </w:r>
+            <w:r>
+              <w:rPr>
+                <w:rFonts w:ascii="Barlow Condensed Medium" w:eastAsia="標楷體" w:hAnsi="Barlow Condensed Medium" w:cs="Segoe UI Symbol" w:hint="eastAsia"/>
+                <w:w w:val="90"/>
+                <w:sz w:val="26"/>
+                <w:szCs w:val="26"/>
+              </w:rPr>
+              <w:t>各項</w:t>
+            </w:r>
+            <w:r>
+              <w:rPr>
+                <w:rFonts w:ascii="Barlow Condensed Medium" w:eastAsia="標楷體" w:hAnsi="Barlow Condensed Medium" w:cs="Segoe UI Symbol"/>
+                <w:w w:val="90"/>
+                <w:sz w:val="26"/>
+                <w:szCs w:val="26"/>
+              </w:rPr>
+              <w:t>事工代禱</w:t>
+            </w:r>
+            <w:r>
+              <w:rPr>
+                <w:rFonts w:ascii="Barlow Condensed Medium" w:eastAsia="標楷體" w:hAnsi="Barlow Condensed Medium" w:cstheme="minorHAnsi"/>
+                <w:w w:val="90"/>
+                <w:sz w:val="26"/>
+                <w:szCs w:val="26"/>
+              </w:rPr>
+              <w:t>。</w:t>
+            </w:r>
+          </w:p>
+        </w:tc>
+      </w:tr>
+      <w:tr>
+        <w:tc>
+          <w:tcPr>
+            <w:tcW w:w="266" w:type="dxa"/>
+            <w:tcMar>
+              <w:left w:w="28" w:type="dxa"/>
+              <w:right w:w="28" w:type="dxa"/>
+            </w:tcMar>
+          </w:tcPr>
+          <w:p>
+            <w:pPr>
+              <w:snapToGrid w:val="0"/>
+              <w:spacing w:line="300" w:lineRule="exact"/>
+              <w:jc w:val="right"/>
+              <w:rPr>
+                <w:rFonts w:ascii="Barlow Condensed Medium" w:eastAsia="標楷體" w:hAnsi="Barlow Condensed Medium" w:cstheme="minorHAnsi"/>
+                <w:w w:val="90"/>
+                <w:sz w:val="26"/>
+                <w:szCs w:val="26"/>
+              </w:rPr>
+            </w:pPr>
+            <w:r>
+              <w:rPr>
                 <w:rFonts w:ascii="Barlow Condensed Medium" w:eastAsia="標楷體" w:hAnsi="Barlow Condensed Medium" w:cstheme="minorHAnsi" w:hint="eastAsia"/>
                 <w:w w:val="90"/>
                 <w:sz w:val="26"/>
                 <w:szCs w:val="26"/>
               </w:rPr>
-              <w:t>為台灣祈福，願</w:t>
+              <w:t>4</w:t>
+            </w:r>
+            <w:r>
+              <w:rPr>
+                <w:rFonts w:ascii="Barlow Condensed Medium" w:eastAsia="標楷體" w:hAnsi="Barlow Condensed Medium" w:cstheme="minorHAnsi"/>
+                <w:w w:val="90"/>
+                <w:sz w:val="26"/>
+                <w:szCs w:val="26"/>
+              </w:rPr>
+              <w:t>.</w:t>
+            </w:r>
+          </w:p>
+        </w:tc>
+        <w:tc>
+          <w:tcPr>
+            <w:tcW w:w="5669" w:type="dxa"/>
+            <w:tcMar>
+              <w:left w:w="28" w:type="dxa"/>
+              <w:right w:w="28" w:type="dxa"/>
+            </w:tcMar>
+          </w:tcPr>
+          <w:p>
+            <w:pPr>
+              <w:snapToGrid w:val="0"/>
+              <w:spacing w:line="300" w:lineRule="exact"/>
+              <w:jc w:val="both"/>
+              <w:rPr>
+                <w:rFonts w:ascii="Barlow Condensed Medium" w:eastAsia="標楷體" w:hAnsi="Barlow Condensed Medium" w:cstheme="minorHAnsi"/>
+                <w:w w:val="90"/>
+                <w:sz w:val="26"/>
+                <w:szCs w:val="26"/>
+              </w:rPr>
+            </w:pPr>
+            <w:r>
+              <w:rPr>
+                <w:rFonts w:ascii="Barlow Condensed Medium" w:eastAsia="標楷體" w:hAnsi="Barlow Condensed Medium" w:cstheme="minorHAnsi"/>
+                <w:w w:val="90"/>
+                <w:sz w:val="26"/>
+                <w:szCs w:val="26"/>
+              </w:rPr>
+              <w:t>為</w:t>
             </w:r>
             <w:r>
               <w:rPr>
@@ -2783,7 +2944,16 @@
                 <w:sz w:val="26"/>
                 <w:szCs w:val="26"/>
               </w:rPr>
-              <w:t>2026</w:t>
+              <w:t>教會所有</w:t>
+            </w:r>
+            <w:r>
+              <w:rPr>
+                <w:rFonts w:ascii="Barlow Condensed Medium" w:eastAsia="標楷體" w:hAnsi="Barlow Condensed Medium" w:cstheme="minorHAnsi"/>
+                <w:w w:val="90"/>
+                <w:sz w:val="26"/>
+                <w:szCs w:val="26"/>
+              </w:rPr>
+              <w:t>任職同工的事奉</w:t>
             </w:r>
             <w:r>
               <w:rPr>
@@ -2792,19 +2962,8 @@
                 <w:sz w:val="26"/>
                 <w:szCs w:val="26"/>
               </w:rPr>
-              <w:t xml:space="preserve">年全民為守護台灣更同心、更團結，求真相除詐騙，以及求真　</w:t>
-            </w:r>
-            <w:proofErr w:type="gramStart"/>
-            <w:r>
-              <w:rPr>
-                <w:rFonts w:ascii="Barlow Condensed Medium" w:eastAsia="標楷體" w:hAnsi="Barlow Condensed Medium" w:cstheme="minorHAnsi" w:hint="eastAsia"/>
-                <w:w w:val="90"/>
-                <w:sz w:val="26"/>
-                <w:szCs w:val="26"/>
-              </w:rPr>
-              <w:t>神棄偶像</w:t>
-            </w:r>
-            <w:proofErr w:type="gramEnd"/>
+              <w:t>、工作</w:t>
+            </w:r>
             <w:r>
               <w:rPr>
                 <w:rFonts w:ascii="Barlow Condensed Medium" w:eastAsia="標楷體" w:hAnsi="Barlow Condensed Medium" w:cstheme="minorHAnsi"/>
@@ -2812,265 +2971,7 @@
                 <w:sz w:val="26"/>
                 <w:szCs w:val="26"/>
               </w:rPr>
-              <w:t>。</w:t>
-            </w:r>
-          </w:p>
-        </w:tc>
-      </w:tr>
-      <w:tr>
-        <w:tc>
-          <w:tcPr>
-            <w:tcW w:w="266" w:type="dxa"/>
-            <w:tcMar>
-              <w:left w:w="28" w:type="dxa"/>
-              <w:right w:w="28" w:type="dxa"/>
-            </w:tcMar>
-          </w:tcPr>
-          <w:p>
-            <w:pPr>
-              <w:snapToGrid w:val="0"/>
-              <w:spacing w:line="300" w:lineRule="exact"/>
-              <w:jc w:val="right"/>
-              <w:rPr>
-                <w:rFonts w:ascii="Barlow Condensed Medium" w:eastAsia="標楷體" w:hAnsi="Barlow Condensed Medium" w:cstheme="minorHAnsi"/>
-                <w:w w:val="90"/>
-                <w:sz w:val="26"/>
-                <w:szCs w:val="26"/>
-              </w:rPr>
-            </w:pPr>
-            <w:r>
-              <w:rPr>
-                <w:rFonts w:ascii="Barlow Condensed Medium" w:eastAsia="標楷體" w:hAnsi="Barlow Condensed Medium" w:cstheme="minorHAnsi" w:hint="eastAsia"/>
-                <w:w w:val="90"/>
-                <w:sz w:val="26"/>
-                <w:szCs w:val="26"/>
-              </w:rPr>
-              <w:t>3</w:t>
-            </w:r>
-            <w:r>
-              <w:rPr>
-                <w:rFonts w:ascii="Barlow Condensed Medium" w:eastAsia="標楷體" w:hAnsi="Barlow Condensed Medium" w:cstheme="minorHAnsi"/>
-                <w:w w:val="90"/>
-                <w:sz w:val="26"/>
-                <w:szCs w:val="26"/>
-              </w:rPr>
-              <w:t>.</w:t>
-            </w:r>
-          </w:p>
-        </w:tc>
-        <w:tc>
-          <w:tcPr>
-            <w:tcW w:w="5669" w:type="dxa"/>
-            <w:tcMar>
-              <w:left w:w="28" w:type="dxa"/>
-              <w:right w:w="28" w:type="dxa"/>
-            </w:tcMar>
-          </w:tcPr>
-          <w:p>
-            <w:pPr>
-              <w:snapToGrid w:val="0"/>
-              <w:spacing w:line="300" w:lineRule="exact"/>
-              <w:jc w:val="both"/>
-              <w:rPr>
-                <w:rFonts w:ascii="Barlow Condensed Medium" w:eastAsia="標楷體" w:hAnsi="Barlow Condensed Medium" w:cstheme="minorHAnsi"/>
-                <w:w w:val="90"/>
-                <w:sz w:val="26"/>
-                <w:szCs w:val="26"/>
-              </w:rPr>
-            </w:pPr>
-            <w:r>
-              <w:rPr>
-                <w:rFonts w:ascii="Barlow Condensed Medium" w:eastAsia="標楷體" w:hAnsi="Barlow Condensed Medium" w:cs="Segoe UI Symbol"/>
-                <w:w w:val="90"/>
-                <w:sz w:val="26"/>
-                <w:szCs w:val="26"/>
-              </w:rPr>
-              <w:t>為</w:t>
-            </w:r>
-            <w:r>
-              <w:rPr>
-                <w:rFonts w:ascii="Barlow Condensed Medium" w:eastAsia="標楷體" w:hAnsi="Barlow Condensed Medium" w:cs="Segoe UI Symbol"/>
-                <w:w w:val="90"/>
-                <w:sz w:val="26"/>
-                <w:szCs w:val="26"/>
-              </w:rPr>
-              <w:t>2026</w:t>
-            </w:r>
-            <w:r>
-              <w:rPr>
-                <w:rFonts w:ascii="Barlow Condensed Medium" w:eastAsia="標楷體" w:hAnsi="Barlow Condensed Medium" w:cs="Segoe UI Symbol"/>
-                <w:w w:val="90"/>
-                <w:sz w:val="26"/>
-                <w:szCs w:val="26"/>
-              </w:rPr>
-              <w:t>年本會</w:t>
-            </w:r>
-            <w:r>
-              <w:rPr>
-                <w:rFonts w:ascii="Barlow Condensed Medium" w:eastAsia="標楷體" w:hAnsi="Barlow Condensed Medium" w:cs="Segoe UI Symbol" w:hint="eastAsia"/>
-                <w:w w:val="90"/>
-                <w:sz w:val="26"/>
-                <w:szCs w:val="26"/>
-              </w:rPr>
-              <w:t>各項</w:t>
-            </w:r>
-            <w:r>
-              <w:rPr>
-                <w:rFonts w:ascii="Barlow Condensed Medium" w:eastAsia="標楷體" w:hAnsi="Barlow Condensed Medium" w:cs="Segoe UI Symbol"/>
-                <w:w w:val="90"/>
-                <w:sz w:val="26"/>
-                <w:szCs w:val="26"/>
-              </w:rPr>
-              <w:t>事</w:t>
-            </w:r>
-            <w:proofErr w:type="gramStart"/>
-            <w:r>
-              <w:rPr>
-                <w:rFonts w:ascii="Barlow Condensed Medium" w:eastAsia="標楷體" w:hAnsi="Barlow Condensed Medium" w:cs="Segoe UI Symbol"/>
-                <w:w w:val="90"/>
-                <w:sz w:val="26"/>
-                <w:szCs w:val="26"/>
-              </w:rPr>
-              <w:t>工代禱</w:t>
-            </w:r>
-            <w:proofErr w:type="gramEnd"/>
-            <w:r>
-              <w:rPr>
-                <w:rFonts w:ascii="Barlow Condensed Medium" w:eastAsia="標楷體" w:hAnsi="Barlow Condensed Medium" w:cstheme="minorHAnsi"/>
-                <w:w w:val="90"/>
-                <w:sz w:val="26"/>
-                <w:szCs w:val="26"/>
-              </w:rPr>
-              <w:t>。</w:t>
-            </w:r>
-          </w:p>
-        </w:tc>
-      </w:tr>
-      <w:tr>
-        <w:tc>
-          <w:tcPr>
-            <w:tcW w:w="266" w:type="dxa"/>
-            <w:tcMar>
-              <w:left w:w="28" w:type="dxa"/>
-              <w:right w:w="28" w:type="dxa"/>
-            </w:tcMar>
-          </w:tcPr>
-          <w:p>
-            <w:pPr>
-              <w:snapToGrid w:val="0"/>
-              <w:spacing w:line="300" w:lineRule="exact"/>
-              <w:jc w:val="right"/>
-              <w:rPr>
-                <w:rFonts w:ascii="Barlow Condensed Medium" w:eastAsia="標楷體" w:hAnsi="Barlow Condensed Medium" w:cstheme="minorHAnsi"/>
-                <w:w w:val="90"/>
-                <w:sz w:val="26"/>
-                <w:szCs w:val="26"/>
-              </w:rPr>
-            </w:pPr>
-            <w:r>
-              <w:rPr>
-                <w:rFonts w:ascii="Barlow Condensed Medium" w:eastAsia="標楷體" w:hAnsi="Barlow Condensed Medium" w:cstheme="minorHAnsi" w:hint="eastAsia"/>
-                <w:w w:val="90"/>
-                <w:sz w:val="26"/>
-                <w:szCs w:val="26"/>
-              </w:rPr>
-              <w:t>4</w:t>
-            </w:r>
-            <w:r>
-              <w:rPr>
-                <w:rFonts w:ascii="Barlow Condensed Medium" w:eastAsia="標楷體" w:hAnsi="Barlow Condensed Medium" w:cstheme="minorHAnsi"/>
-                <w:w w:val="90"/>
-                <w:sz w:val="26"/>
-                <w:szCs w:val="26"/>
-              </w:rPr>
-              <w:t>.</w:t>
-            </w:r>
-          </w:p>
-        </w:tc>
-        <w:tc>
-          <w:tcPr>
-            <w:tcW w:w="5669" w:type="dxa"/>
-            <w:tcMar>
-              <w:left w:w="28" w:type="dxa"/>
-              <w:right w:w="28" w:type="dxa"/>
-            </w:tcMar>
-          </w:tcPr>
-          <w:p>
-            <w:pPr>
-              <w:snapToGrid w:val="0"/>
-              <w:spacing w:line="300" w:lineRule="exact"/>
-              <w:jc w:val="both"/>
-              <w:rPr>
-                <w:rFonts w:ascii="Barlow Condensed Medium" w:eastAsia="標楷體" w:hAnsi="Barlow Condensed Medium" w:cstheme="minorHAnsi"/>
-                <w:w w:val="90"/>
-                <w:sz w:val="26"/>
-                <w:szCs w:val="26"/>
-              </w:rPr>
-            </w:pPr>
-            <w:r>
-              <w:rPr>
-                <w:rFonts w:ascii="Barlow Condensed Medium" w:eastAsia="標楷體" w:hAnsi="Barlow Condensed Medium" w:cstheme="minorHAnsi"/>
-                <w:w w:val="90"/>
-                <w:sz w:val="26"/>
-                <w:szCs w:val="26"/>
-              </w:rPr>
-              <w:t>為</w:t>
-            </w:r>
-            <w:r>
-              <w:rPr>
-                <w:rFonts w:ascii="Barlow Condensed Medium" w:eastAsia="標楷體" w:hAnsi="Barlow Condensed Medium" w:cstheme="minorHAnsi" w:hint="eastAsia"/>
-                <w:w w:val="90"/>
-                <w:sz w:val="26"/>
-                <w:szCs w:val="26"/>
-              </w:rPr>
-              <w:t>教會所有</w:t>
-            </w:r>
-            <w:r>
-              <w:rPr>
-                <w:rFonts w:ascii="Barlow Condensed Medium" w:eastAsia="標楷體" w:hAnsi="Barlow Condensed Medium" w:cstheme="minorHAnsi"/>
-                <w:w w:val="90"/>
-                <w:sz w:val="26"/>
-                <w:szCs w:val="26"/>
-              </w:rPr>
-              <w:t>任職同工的事奉</w:t>
-            </w:r>
-            <w:r>
-              <w:rPr>
-                <w:rFonts w:ascii="Barlow Condensed Medium" w:eastAsia="標楷體" w:hAnsi="Barlow Condensed Medium" w:cstheme="minorHAnsi" w:hint="eastAsia"/>
-                <w:w w:val="90"/>
-                <w:sz w:val="26"/>
-                <w:szCs w:val="26"/>
-              </w:rPr>
-              <w:t>、工作</w:t>
-            </w:r>
-            <w:r>
-              <w:rPr>
-                <w:rFonts w:ascii="Barlow Condensed Medium" w:eastAsia="標楷體" w:hAnsi="Barlow Condensed Medium" w:cstheme="minorHAnsi"/>
-                <w:w w:val="90"/>
-                <w:sz w:val="26"/>
-                <w:szCs w:val="26"/>
-              </w:rPr>
-              <w:t>和</w:t>
-            </w:r>
-            <w:proofErr w:type="gramStart"/>
-            <w:r>
-              <w:rPr>
-                <w:rFonts w:ascii="Barlow Condensed Medium" w:eastAsia="標楷體" w:hAnsi="Barlow Condensed Medium" w:cstheme="minorHAnsi"/>
-                <w:w w:val="90"/>
-                <w:sz w:val="26"/>
-                <w:szCs w:val="26"/>
-              </w:rPr>
-              <w:t>家庭代禱</w:t>
-            </w:r>
-            <w:proofErr w:type="gramEnd"/>
-            <w:r>
-              <w:rPr>
-                <w:rFonts w:ascii="Barlow Condensed Medium" w:eastAsia="標楷體" w:hAnsi="Barlow Condensed Medium" w:cstheme="minorHAnsi"/>
-                <w:w w:val="90"/>
-                <w:sz w:val="26"/>
-                <w:szCs w:val="26"/>
-              </w:rPr>
-              <w:t>。</w:t>
+              <w:t>和家庭代禱。</w:t>
             </w:r>
           </w:p>
         </w:tc>
@@ -3232,9 +3133,8 @@
                 <w:sz w:val="26"/>
                 <w:szCs w:val="26"/>
               </w:rPr>
-              <w:t>兄</w:t>
-            </w:r>
-            <w:proofErr w:type="gramStart"/>
+              <w:t>兄姊</w:t>
+            </w:r>
             <w:r>
               <w:rPr>
                 <w:rFonts w:ascii="Barlow Condensed Medium" w:eastAsia="華康中黑體" w:hAnsi="Barlow Condensed Medium" w:cs="Segoe UI Symbol"/>
@@ -3242,9 +3142,8 @@
                 <w:sz w:val="26"/>
                 <w:szCs w:val="26"/>
               </w:rPr>
-              <w:t>姊</w:t>
-            </w:r>
-            <w:proofErr w:type="gramEnd"/>
+              <w:t>利用代禱卡</w:t>
+            </w:r>
             <w:r>
               <w:rPr>
                 <w:rFonts w:ascii="Barlow Condensed Medium" w:eastAsia="華康中黑體" w:hAnsi="Barlow Condensed Medium" w:cs="Segoe UI Symbol"/>
@@ -3252,9 +3151,8 @@
                 <w:sz w:val="26"/>
                 <w:szCs w:val="26"/>
               </w:rPr>
-              <w:t>利用</w:t>
-            </w:r>
-            <w:proofErr w:type="gramStart"/>
+              <w:t>(</w:t>
+            </w:r>
             <w:r>
               <w:rPr>
                 <w:rFonts w:ascii="Barlow Condensed Medium" w:eastAsia="華康中黑體" w:hAnsi="Barlow Condensed Medium" w:cs="Segoe UI Symbol"/>
@@ -3262,9 +3160,8 @@
                 <w:sz w:val="26"/>
                 <w:szCs w:val="26"/>
               </w:rPr>
-              <w:t>代禱卡</w:t>
-            </w:r>
-            <w:proofErr w:type="gramEnd"/>
+              <w:t>於招待桌上</w:t>
+            </w:r>
             <w:r>
               <w:rPr>
                 <w:rFonts w:ascii="Barlow Condensed Medium" w:eastAsia="華康中黑體" w:hAnsi="Barlow Condensed Medium" w:cs="Segoe UI Symbol"/>
@@ -3272,7 +3169,7 @@
                 <w:sz w:val="26"/>
                 <w:szCs w:val="26"/>
               </w:rPr>
-              <w:t>(</w:t>
+              <w:t>)</w:t>
             </w:r>
             <w:r>
               <w:rPr>
@@ -3281,36 +3178,7 @@
                 <w:sz w:val="26"/>
                 <w:szCs w:val="26"/>
               </w:rPr>
-              <w:t>於招待桌上</w:t>
-            </w:r>
-            <w:r>
-              <w:rPr>
-                <w:rFonts w:ascii="Barlow Condensed Medium" w:eastAsia="華康中黑體" w:hAnsi="Barlow Condensed Medium" w:cs="Segoe UI Symbol"/>
-                <w:w w:val="90"/>
-                <w:sz w:val="26"/>
-                <w:szCs w:val="26"/>
-              </w:rPr>
-              <w:t>)</w:t>
-            </w:r>
-            <w:proofErr w:type="gramStart"/>
-            <w:r>
-              <w:rPr>
-                <w:rFonts w:ascii="Barlow Condensed Medium" w:eastAsia="華康中黑體" w:hAnsi="Barlow Condensed Medium" w:cs="Segoe UI Symbol"/>
-                <w:w w:val="90"/>
-                <w:sz w:val="26"/>
-                <w:szCs w:val="26"/>
-              </w:rPr>
-              <w:t>投代禱</w:t>
-            </w:r>
-            <w:proofErr w:type="gramEnd"/>
-            <w:r>
-              <w:rPr>
-                <w:rFonts w:ascii="Barlow Condensed Medium" w:eastAsia="華康中黑體" w:hAnsi="Barlow Condensed Medium" w:cs="Segoe UI Symbol"/>
-                <w:w w:val="90"/>
-                <w:sz w:val="26"/>
-                <w:szCs w:val="26"/>
-              </w:rPr>
-              <w:t>信箱。</w:t>
+              <w:t>投代禱信箱。</w:t>
             </w:r>
           </w:p>
         </w:tc>
@@ -3389,9 +3257,8 @@
                 <w:sz w:val="26"/>
                 <w:szCs w:val="26"/>
               </w:rPr>
-              <w:t>王</w:t>
-            </w:r>
-            <w:proofErr w:type="gramStart"/>
+              <w:t>王聖</w:t>
+            </w:r>
             <w:r>
               <w:rPr>
                 <w:rFonts w:ascii="Barlow Condensed Medium" w:eastAsia="標楷體" w:hAnsi="Barlow Condensed Medium" w:cstheme="minorHAnsi" w:hint="eastAsia"/>
@@ -3399,7 +3266,7 @@
                 <w:sz w:val="26"/>
                 <w:szCs w:val="26"/>
               </w:rPr>
-              <w:t>聖</w:t>
+              <w:t>崴</w:t>
             </w:r>
             <w:r>
               <w:rPr>
@@ -3408,18 +3275,8 @@
                 <w:sz w:val="26"/>
                 <w:szCs w:val="26"/>
               </w:rPr>
-              <w:t>崴</w:t>
-            </w:r>
-            <w:r>
-              <w:rPr>
-                <w:rFonts w:ascii="Barlow Condensed Medium" w:eastAsia="標楷體" w:hAnsi="Barlow Condensed Medium" w:cstheme="minorHAnsi" w:hint="eastAsia"/>
-                <w:w w:val="90"/>
-                <w:sz w:val="26"/>
-                <w:szCs w:val="26"/>
-              </w:rPr>
               <w:t>。</w:t>
             </w:r>
-            <w:proofErr w:type="gramEnd"/>
           </w:p>
         </w:tc>
       </w:tr>
@@ -3662,814 +3519,7 @@
           <w:sz w:val="26"/>
           <w:szCs w:val="26"/>
         </w:rPr>
-        <w:t>【</w:t>
-      </w:r>
-      <w:r>
-        <w:rPr>
-          <w:rFonts w:ascii="標楷體" w:eastAsia="標楷體" w:hAnsi="標楷體" w:cs="Arial" w:hint="eastAsia"/>
-          <w:b/>
-          <w:w w:val="80"/>
-          <w:sz w:val="26"/>
-          <w:szCs w:val="26"/>
-        </w:rPr>
-        <w:t>懇求上帝施恩賜福</w:t>
-      </w:r>
-      <w:r>
-        <w:rPr>
-          <w:rFonts w:ascii="標楷體" w:eastAsia="標楷體" w:hAnsi="標楷體" w:cs="Arial" w:hint="eastAsia"/>
-          <w:b/>
-          <w:w w:val="80"/>
-          <w:sz w:val="26"/>
-          <w:szCs w:val="26"/>
-        </w:rPr>
-        <w:t>】</w:t>
-      </w:r>
-    </w:p>
-    <w:p>
-      <w:pPr>
-        <w:pStyle w:val="a8"/>
-        <w:numPr>
-          <w:ilvl w:val="0"/>
-          <w:numId w:val="18"/>
-        </w:numPr>
-        <w:kinsoku w:val="0"/>
-        <w:snapToGrid w:val="0"/>
-        <w:spacing w:line="300" w:lineRule="exact"/>
-        <w:ind w:leftChars="0"/>
-        <w:rPr>
-          <w:rFonts w:ascii="Barlow Condensed Medium" w:eastAsia="標楷體" w:hAnsi="Barlow Condensed Medium" w:cs="Arial"/>
-          <w:bCs/>
-          <w:w w:val="72"/>
-          <w:kern w:val="0"/>
-          <w:sz w:val="26"/>
-          <w:szCs w:val="26"/>
-        </w:rPr>
-      </w:pPr>
-      <w:r>
-        <w:rPr>
-          <w:rFonts w:ascii="Barlow Condensed Medium" w:eastAsia="標楷體" w:hAnsi="Barlow Condensed Medium" w:cs="Arial" w:hint="eastAsia"/>
-          <w:bCs/>
-          <w:w w:val="72"/>
-          <w:kern w:val="0"/>
-          <w:sz w:val="26"/>
-          <w:szCs w:val="26"/>
-        </w:rPr>
-        <w:t>懇求上帝施恩賜福，</w:t>
-      </w:r>
-    </w:p>
-    <w:p>
-      <w:pPr>
-        <w:pStyle w:val="a8"/>
-        <w:kinsoku w:val="0"/>
-        <w:snapToGrid w:val="0"/>
-        <w:spacing w:line="300" w:lineRule="exact"/>
-        <w:ind w:leftChars="0" w:left="180"/>
-        <w:rPr>
-          <w:rFonts w:ascii="Barlow Condensed Medium" w:eastAsia="標楷體" w:hAnsi="Barlow Condensed Medium" w:cs="Arial"/>
-          <w:bCs/>
-          <w:w w:val="72"/>
-          <w:kern w:val="0"/>
-          <w:sz w:val="26"/>
-          <w:szCs w:val="26"/>
-        </w:rPr>
-      </w:pPr>
-      <w:r>
-        <w:rPr>
-          <w:rFonts w:ascii="Barlow Condensed Medium" w:eastAsia="標楷體" w:hAnsi="Barlow Condensed Medium" w:cs="Arial" w:hint="eastAsia"/>
-          <w:bCs/>
-          <w:w w:val="72"/>
-          <w:kern w:val="0"/>
-          <w:sz w:val="26"/>
-          <w:szCs w:val="26"/>
-        </w:rPr>
-        <w:t>保佑一家安樂；</w:t>
-      </w:r>
-    </w:p>
-    <w:p>
-      <w:pPr>
-        <w:pStyle w:val="a8"/>
-        <w:kinsoku w:val="0"/>
-        <w:snapToGrid w:val="0"/>
-        <w:spacing w:line="300" w:lineRule="exact"/>
-        <w:ind w:leftChars="0" w:left="180"/>
-        <w:rPr>
-          <w:rFonts w:ascii="Barlow Condensed Medium" w:eastAsia="標楷體" w:hAnsi="Barlow Condensed Medium" w:cs="Arial"/>
-          <w:bCs/>
-          <w:w w:val="72"/>
-          <w:kern w:val="0"/>
-          <w:sz w:val="26"/>
-          <w:szCs w:val="26"/>
-        </w:rPr>
-      </w:pPr>
-      <w:proofErr w:type="gramStart"/>
-      <w:r>
-        <w:rPr>
-          <w:rFonts w:ascii="Barlow Condensed Medium" w:eastAsia="標楷體" w:hAnsi="Barlow Condensed Medium" w:cs="Arial" w:hint="eastAsia"/>
-          <w:bCs/>
-          <w:w w:val="72"/>
-          <w:kern w:val="0"/>
-          <w:sz w:val="26"/>
-          <w:szCs w:val="26"/>
-        </w:rPr>
-        <w:t>嗣</w:t>
-      </w:r>
-      <w:proofErr w:type="gramEnd"/>
-      <w:r>
-        <w:rPr>
-          <w:rFonts w:ascii="Barlow Condensed Medium" w:eastAsia="標楷體" w:hAnsi="Barlow Condensed Medium" w:cs="Arial" w:hint="eastAsia"/>
-          <w:bCs/>
-          <w:w w:val="72"/>
-          <w:kern w:val="0"/>
-          <w:sz w:val="26"/>
-          <w:szCs w:val="26"/>
-        </w:rPr>
-        <w:t>大</w:t>
-      </w:r>
-      <w:proofErr w:type="gramStart"/>
-      <w:r>
-        <w:rPr>
-          <w:rFonts w:ascii="Barlow Condensed Medium" w:eastAsia="標楷體" w:hAnsi="Barlow Condensed Medium" w:cs="Arial" w:hint="eastAsia"/>
-          <w:bCs/>
-          <w:w w:val="72"/>
-          <w:kern w:val="0"/>
-          <w:sz w:val="26"/>
-          <w:szCs w:val="26"/>
-        </w:rPr>
-        <w:t>嗣小信</w:t>
-      </w:r>
-      <w:proofErr w:type="gramEnd"/>
-      <w:r>
-        <w:rPr>
-          <w:rFonts w:ascii="Barlow Condensed Medium" w:eastAsia="標楷體" w:hAnsi="Barlow Condensed Medium" w:cs="Arial" w:hint="eastAsia"/>
-          <w:bCs/>
-          <w:w w:val="72"/>
-          <w:kern w:val="0"/>
-          <w:sz w:val="26"/>
-          <w:szCs w:val="26"/>
-        </w:rPr>
-        <w:t>主基督，</w:t>
-      </w:r>
-    </w:p>
-    <w:p>
-      <w:pPr>
-        <w:pStyle w:val="a8"/>
-        <w:kinsoku w:val="0"/>
-        <w:snapToGrid w:val="0"/>
-        <w:spacing w:line="300" w:lineRule="exact"/>
-        <w:ind w:leftChars="0" w:left="180"/>
-        <w:rPr>
-          <w:rFonts w:ascii="Barlow Condensed Medium" w:eastAsia="標楷體" w:hAnsi="Barlow Condensed Medium" w:cs="Arial"/>
-          <w:bCs/>
-          <w:w w:val="72"/>
-          <w:kern w:val="0"/>
-          <w:sz w:val="26"/>
-          <w:szCs w:val="26"/>
-        </w:rPr>
-      </w:pPr>
-      <w:r>
-        <w:rPr>
-          <w:rFonts w:ascii="Barlow Condensed Medium" w:eastAsia="標楷體" w:hAnsi="Barlow Condensed Medium" w:cs="Arial" w:hint="eastAsia"/>
-          <w:bCs/>
-          <w:w w:val="72"/>
-          <w:kern w:val="0"/>
-          <w:sz w:val="26"/>
-          <w:szCs w:val="26"/>
-        </w:rPr>
-        <w:t>大家相愛和睦。</w:t>
-      </w:r>
-    </w:p>
-    <w:p>
-      <w:pPr>
-        <w:pStyle w:val="a8"/>
-        <w:numPr>
-          <w:ilvl w:val="0"/>
-          <w:numId w:val="18"/>
-        </w:numPr>
-        <w:kinsoku w:val="0"/>
-        <w:snapToGrid w:val="0"/>
-        <w:spacing w:line="300" w:lineRule="exact"/>
-        <w:ind w:leftChars="0"/>
-        <w:rPr>
-          <w:rFonts w:ascii="Barlow Condensed Medium" w:eastAsia="標楷體" w:hAnsi="Barlow Condensed Medium" w:cs="Arial"/>
-          <w:bCs/>
-          <w:w w:val="72"/>
-          <w:kern w:val="0"/>
-          <w:sz w:val="26"/>
-          <w:szCs w:val="26"/>
-        </w:rPr>
-      </w:pPr>
-      <w:r>
-        <w:rPr>
-          <w:rFonts w:ascii="Barlow Condensed Medium" w:eastAsia="標楷體" w:hAnsi="Barlow Condensed Medium" w:cs="Arial" w:hint="eastAsia"/>
-          <w:bCs/>
-          <w:w w:val="72"/>
-          <w:kern w:val="0"/>
-          <w:sz w:val="26"/>
-          <w:szCs w:val="26"/>
-        </w:rPr>
-        <w:t>父慈子孝</w:t>
-      </w:r>
-      <w:proofErr w:type="gramStart"/>
-      <w:r>
-        <w:rPr>
-          <w:rFonts w:ascii="Barlow Condensed Medium" w:eastAsia="標楷體" w:hAnsi="Barlow Condensed Medium" w:cs="Arial" w:hint="eastAsia"/>
-          <w:bCs/>
-          <w:w w:val="72"/>
-          <w:kern w:val="0"/>
-          <w:sz w:val="26"/>
-          <w:szCs w:val="26"/>
-        </w:rPr>
-        <w:t>夫妻保老</w:t>
-      </w:r>
-      <w:proofErr w:type="gramEnd"/>
-      <w:r>
-        <w:rPr>
-          <w:rFonts w:ascii="Barlow Condensed Medium" w:eastAsia="標楷體" w:hAnsi="Barlow Condensed Medium" w:cs="Arial" w:hint="eastAsia"/>
-          <w:bCs/>
-          <w:w w:val="72"/>
-          <w:kern w:val="0"/>
-          <w:sz w:val="26"/>
-          <w:szCs w:val="26"/>
-        </w:rPr>
-        <w:t>，</w:t>
-      </w:r>
-    </w:p>
-    <w:p>
-      <w:pPr>
-        <w:pStyle w:val="a8"/>
-        <w:kinsoku w:val="0"/>
-        <w:snapToGrid w:val="0"/>
-        <w:spacing w:line="300" w:lineRule="exact"/>
-        <w:ind w:leftChars="0" w:left="180"/>
-        <w:rPr>
-          <w:rFonts w:ascii="Barlow Condensed Medium" w:eastAsia="標楷體" w:hAnsi="Barlow Condensed Medium" w:cs="Arial"/>
-          <w:bCs/>
-          <w:w w:val="72"/>
-          <w:kern w:val="0"/>
-          <w:sz w:val="26"/>
-          <w:szCs w:val="26"/>
-        </w:rPr>
-      </w:pPr>
-      <w:r>
-        <w:rPr>
-          <w:rFonts w:ascii="Barlow Condensed Medium" w:eastAsia="標楷體" w:hAnsi="Barlow Condensed Medium" w:cs="Arial" w:hint="eastAsia"/>
-          <w:bCs/>
-          <w:w w:val="72"/>
-          <w:kern w:val="0"/>
-          <w:sz w:val="26"/>
-          <w:szCs w:val="26"/>
-        </w:rPr>
-        <w:t>兄弟姊妹和好；</w:t>
-      </w:r>
-    </w:p>
-    <w:p>
-      <w:pPr>
-        <w:pStyle w:val="a8"/>
-        <w:kinsoku w:val="0"/>
-        <w:snapToGrid w:val="0"/>
-        <w:spacing w:line="300" w:lineRule="exact"/>
-        <w:ind w:leftChars="0" w:left="180"/>
-        <w:rPr>
-          <w:rFonts w:ascii="Barlow Condensed Medium" w:eastAsia="標楷體" w:hAnsi="Barlow Condensed Medium" w:cs="Arial"/>
-          <w:bCs/>
-          <w:w w:val="72"/>
-          <w:kern w:val="0"/>
-          <w:sz w:val="26"/>
-          <w:szCs w:val="26"/>
-        </w:rPr>
-      </w:pPr>
-      <w:r>
-        <w:rPr>
-          <w:rFonts w:ascii="Barlow Condensed Medium" w:eastAsia="標楷體" w:hAnsi="Barlow Condensed Medium" w:cs="Arial" w:hint="eastAsia"/>
-          <w:bCs/>
-          <w:w w:val="72"/>
-          <w:kern w:val="0"/>
-          <w:sz w:val="26"/>
-          <w:szCs w:val="26"/>
-        </w:rPr>
-        <w:t>虔誠</w:t>
-      </w:r>
-      <w:proofErr w:type="gramStart"/>
-      <w:r>
-        <w:rPr>
-          <w:rFonts w:ascii="Barlow Condensed Medium" w:eastAsia="標楷體" w:hAnsi="Barlow Condensed Medium" w:cs="Arial" w:hint="eastAsia"/>
-          <w:bCs/>
-          <w:w w:val="72"/>
-          <w:kern w:val="0"/>
-          <w:sz w:val="26"/>
-          <w:szCs w:val="26"/>
-        </w:rPr>
-        <w:t>祈禱勤讀聖經</w:t>
-      </w:r>
-      <w:proofErr w:type="gramEnd"/>
-      <w:r>
-        <w:rPr>
-          <w:rFonts w:ascii="Barlow Condensed Medium" w:eastAsia="標楷體" w:hAnsi="Barlow Condensed Medium" w:cs="Arial" w:hint="eastAsia"/>
-          <w:bCs/>
-          <w:w w:val="72"/>
-          <w:kern w:val="0"/>
-          <w:sz w:val="26"/>
-          <w:szCs w:val="26"/>
-        </w:rPr>
-        <w:t>，</w:t>
-      </w:r>
-    </w:p>
-    <w:p>
-      <w:pPr>
-        <w:pStyle w:val="a8"/>
-        <w:kinsoku w:val="0"/>
-        <w:snapToGrid w:val="0"/>
-        <w:spacing w:line="300" w:lineRule="exact"/>
-        <w:ind w:leftChars="0" w:left="180"/>
-        <w:rPr>
-          <w:rFonts w:ascii="Barlow Condensed Medium" w:eastAsia="標楷體" w:hAnsi="Barlow Condensed Medium" w:cs="Arial"/>
-          <w:bCs/>
-          <w:w w:val="72"/>
-          <w:kern w:val="0"/>
-          <w:sz w:val="26"/>
-          <w:szCs w:val="26"/>
-        </w:rPr>
-      </w:pPr>
-      <w:r>
-        <w:rPr>
-          <w:rFonts w:ascii="Barlow Condensed Medium" w:eastAsia="標楷體" w:hAnsi="Barlow Condensed Medium" w:cs="Arial" w:hint="eastAsia"/>
-          <w:bCs/>
-          <w:w w:val="72"/>
-          <w:kern w:val="0"/>
-          <w:sz w:val="26"/>
-          <w:szCs w:val="26"/>
-        </w:rPr>
-        <w:t>成</w:t>
-      </w:r>
-      <w:proofErr w:type="gramStart"/>
-      <w:r>
-        <w:rPr>
-          <w:rFonts w:ascii="Barlow Condensed Medium" w:eastAsia="標楷體" w:hAnsi="Barlow Condensed Medium" w:cs="Arial" w:hint="eastAsia"/>
-          <w:bCs/>
-          <w:w w:val="72"/>
-          <w:kern w:val="0"/>
-          <w:sz w:val="26"/>
-          <w:szCs w:val="26"/>
-        </w:rPr>
-        <w:t>做屬主</w:t>
-      </w:r>
-      <w:proofErr w:type="gramEnd"/>
-      <w:r>
-        <w:rPr>
-          <w:rFonts w:ascii="Barlow Condensed Medium" w:eastAsia="標楷體" w:hAnsi="Barlow Condensed Medium" w:cs="Arial" w:hint="eastAsia"/>
-          <w:bCs/>
-          <w:w w:val="72"/>
-          <w:kern w:val="0"/>
-          <w:sz w:val="26"/>
-          <w:szCs w:val="26"/>
-        </w:rPr>
-        <w:t>家庭。</w:t>
-      </w:r>
-    </w:p>
-    <w:p>
-      <w:pPr>
-        <w:pStyle w:val="a8"/>
-        <w:numPr>
-          <w:ilvl w:val="0"/>
-          <w:numId w:val="18"/>
-        </w:numPr>
-        <w:kinsoku w:val="0"/>
-        <w:snapToGrid w:val="0"/>
-        <w:spacing w:line="300" w:lineRule="exact"/>
-        <w:ind w:leftChars="0"/>
-        <w:rPr>
-          <w:rFonts w:ascii="Barlow Condensed Medium" w:eastAsia="標楷體" w:hAnsi="Barlow Condensed Medium" w:cs="Arial"/>
-          <w:bCs/>
-          <w:w w:val="72"/>
-          <w:kern w:val="0"/>
-          <w:sz w:val="26"/>
-          <w:szCs w:val="26"/>
-        </w:rPr>
-      </w:pPr>
-      <w:r>
-        <w:rPr>
-          <w:rFonts w:ascii="Barlow Condensed Medium" w:eastAsia="標楷體" w:hAnsi="Barlow Condensed Medium" w:cs="Arial" w:hint="eastAsia"/>
-          <w:bCs/>
-          <w:w w:val="72"/>
-          <w:kern w:val="0"/>
-          <w:sz w:val="26"/>
-          <w:szCs w:val="26"/>
-        </w:rPr>
-        <w:t>全家大小做主聖徒，</w:t>
-      </w:r>
-    </w:p>
-    <w:p>
-      <w:pPr>
-        <w:pStyle w:val="a8"/>
-        <w:kinsoku w:val="0"/>
-        <w:snapToGrid w:val="0"/>
-        <w:spacing w:line="300" w:lineRule="exact"/>
-        <w:ind w:leftChars="0" w:left="180"/>
-        <w:rPr>
-          <w:rFonts w:ascii="Barlow Condensed Medium" w:eastAsia="標楷體" w:hAnsi="Barlow Condensed Medium" w:cs="Arial"/>
-          <w:bCs/>
-          <w:w w:val="72"/>
-          <w:kern w:val="0"/>
-          <w:sz w:val="26"/>
-          <w:szCs w:val="26"/>
-        </w:rPr>
-      </w:pPr>
-      <w:r>
-        <w:rPr>
-          <w:rFonts w:ascii="Barlow Condensed Medium" w:eastAsia="標楷體" w:hAnsi="Barlow Condensed Medium" w:cs="Arial" w:hint="eastAsia"/>
-          <w:bCs/>
-          <w:w w:val="72"/>
-          <w:kern w:val="0"/>
-          <w:sz w:val="26"/>
-          <w:szCs w:val="26"/>
-        </w:rPr>
-        <w:t>所行照主法度；</w:t>
-      </w:r>
-    </w:p>
-    <w:p>
-      <w:pPr>
-        <w:pStyle w:val="a8"/>
-        <w:kinsoku w:val="0"/>
-        <w:snapToGrid w:val="0"/>
-        <w:spacing w:line="300" w:lineRule="exact"/>
-        <w:ind w:leftChars="0" w:left="180"/>
-        <w:rPr>
-          <w:rFonts w:ascii="Barlow Condensed Medium" w:eastAsia="標楷體" w:hAnsi="Barlow Condensed Medium" w:cs="Arial"/>
-          <w:bCs/>
-          <w:w w:val="72"/>
-          <w:kern w:val="0"/>
-          <w:sz w:val="26"/>
-          <w:szCs w:val="26"/>
-        </w:rPr>
-      </w:pPr>
-      <w:r>
-        <w:rPr>
-          <w:rFonts w:ascii="Barlow Condensed Medium" w:eastAsia="標楷體" w:hAnsi="Barlow Condensed Medium" w:cs="Arial" w:hint="eastAsia"/>
-          <w:bCs/>
-          <w:w w:val="72"/>
-          <w:kern w:val="0"/>
-          <w:sz w:val="26"/>
-          <w:szCs w:val="26"/>
-        </w:rPr>
-        <w:t>待人接物為主見證，</w:t>
-      </w:r>
-    </w:p>
-    <w:p>
-      <w:pPr>
-        <w:pStyle w:val="a8"/>
-        <w:kinsoku w:val="0"/>
-        <w:snapToGrid w:val="0"/>
-        <w:spacing w:line="300" w:lineRule="exact"/>
-        <w:ind w:leftChars="0" w:left="180"/>
-        <w:rPr>
-          <w:rFonts w:ascii="Barlow Condensed Medium" w:eastAsia="標楷體" w:hAnsi="Barlow Condensed Medium" w:cs="Arial"/>
-          <w:bCs/>
-          <w:w w:val="72"/>
-          <w:kern w:val="0"/>
-          <w:sz w:val="26"/>
-          <w:szCs w:val="26"/>
-        </w:rPr>
-      </w:pPr>
-      <w:r>
-        <w:rPr>
-          <w:rFonts w:ascii="Barlow Condensed Medium" w:eastAsia="標楷體" w:hAnsi="Barlow Condensed Medium" w:cs="Arial" w:hint="eastAsia"/>
-          <w:bCs/>
-          <w:w w:val="72"/>
-          <w:kern w:val="0"/>
-          <w:sz w:val="26"/>
-          <w:szCs w:val="26"/>
-        </w:rPr>
-        <w:t>凡事做主光燈。</w:t>
-      </w:r>
-    </w:p>
-    <w:p>
-      <w:pPr>
-        <w:pStyle w:val="a8"/>
-        <w:numPr>
-          <w:ilvl w:val="0"/>
-          <w:numId w:val="18"/>
-        </w:numPr>
-        <w:kinsoku w:val="0"/>
-        <w:snapToGrid w:val="0"/>
-        <w:spacing w:line="300" w:lineRule="exact"/>
-        <w:ind w:leftChars="0"/>
-        <w:rPr>
-          <w:rFonts w:ascii="Barlow Condensed Medium" w:eastAsia="標楷體" w:hAnsi="Barlow Condensed Medium" w:cs="Arial"/>
-          <w:bCs/>
-          <w:w w:val="72"/>
-          <w:kern w:val="0"/>
-          <w:sz w:val="26"/>
-          <w:szCs w:val="26"/>
-        </w:rPr>
-      </w:pPr>
-      <w:r>
-        <w:rPr>
-          <w:rFonts w:ascii="Barlow Condensed Medium" w:eastAsia="標楷體" w:hAnsi="Barlow Condensed Medium" w:cs="Arial" w:hint="eastAsia"/>
-          <w:bCs/>
-          <w:w w:val="72"/>
-          <w:kern w:val="0"/>
-          <w:sz w:val="26"/>
-          <w:szCs w:val="26"/>
-        </w:rPr>
-        <w:t>安分守己敬</w:t>
-      </w:r>
-      <w:proofErr w:type="gramStart"/>
-      <w:r>
-        <w:rPr>
-          <w:rFonts w:ascii="Barlow Condensed Medium" w:eastAsia="標楷體" w:hAnsi="Barlow Condensed Medium" w:cs="Arial" w:hint="eastAsia"/>
-          <w:bCs/>
-          <w:w w:val="72"/>
-          <w:kern w:val="0"/>
-          <w:sz w:val="26"/>
-          <w:szCs w:val="26"/>
-        </w:rPr>
-        <w:t>虔</w:t>
-      </w:r>
-      <w:proofErr w:type="gramEnd"/>
-      <w:r>
-        <w:rPr>
-          <w:rFonts w:ascii="Barlow Condensed Medium" w:eastAsia="標楷體" w:hAnsi="Barlow Condensed Medium" w:cs="Arial" w:hint="eastAsia"/>
-          <w:bCs/>
-          <w:w w:val="72"/>
-          <w:kern w:val="0"/>
-          <w:sz w:val="26"/>
-          <w:szCs w:val="26"/>
-        </w:rPr>
-        <w:t>知足，</w:t>
-      </w:r>
-    </w:p>
-    <w:p>
-      <w:pPr>
-        <w:pStyle w:val="a8"/>
-        <w:kinsoku w:val="0"/>
-        <w:snapToGrid w:val="0"/>
-        <w:spacing w:line="300" w:lineRule="exact"/>
-        <w:ind w:leftChars="0" w:left="180"/>
-        <w:rPr>
-          <w:rFonts w:ascii="Barlow Condensed Medium" w:eastAsia="標楷體" w:hAnsi="Barlow Condensed Medium" w:cs="Arial"/>
-          <w:bCs/>
-          <w:w w:val="72"/>
-          <w:kern w:val="0"/>
-          <w:sz w:val="26"/>
-          <w:szCs w:val="26"/>
-        </w:rPr>
-      </w:pPr>
-      <w:r>
-        <w:rPr>
-          <w:rFonts w:ascii="Barlow Condensed Medium" w:eastAsia="標楷體" w:hAnsi="Barlow Condensed Medium" w:cs="Arial" w:hint="eastAsia"/>
-          <w:bCs/>
-          <w:w w:val="72"/>
-          <w:kern w:val="0"/>
-          <w:sz w:val="26"/>
-          <w:szCs w:val="26"/>
-        </w:rPr>
-        <w:t>不敢放縱私慾；</w:t>
-      </w:r>
-    </w:p>
-    <w:p>
-      <w:pPr>
-        <w:pStyle w:val="a8"/>
-        <w:kinsoku w:val="0"/>
-        <w:snapToGrid w:val="0"/>
-        <w:spacing w:line="300" w:lineRule="exact"/>
-        <w:ind w:leftChars="0" w:left="180"/>
-        <w:rPr>
-          <w:rFonts w:ascii="Barlow Condensed Medium" w:eastAsia="標楷體" w:hAnsi="Barlow Condensed Medium" w:cs="Arial"/>
-          <w:bCs/>
-          <w:w w:val="72"/>
-          <w:kern w:val="0"/>
-          <w:sz w:val="26"/>
-          <w:szCs w:val="26"/>
-        </w:rPr>
-      </w:pPr>
-      <w:r>
-        <w:rPr>
-          <w:rFonts w:ascii="Barlow Condensed Medium" w:eastAsia="標楷體" w:hAnsi="Barlow Condensed Medium" w:cs="Arial" w:hint="eastAsia"/>
-          <w:bCs/>
-          <w:w w:val="72"/>
-          <w:kern w:val="0"/>
-          <w:sz w:val="26"/>
-          <w:szCs w:val="26"/>
-        </w:rPr>
-        <w:t>或是快樂或是艱難，</w:t>
-      </w:r>
-    </w:p>
-    <w:p>
-      <w:pPr>
-        <w:pStyle w:val="a8"/>
-        <w:kinsoku w:val="0"/>
-        <w:snapToGrid w:val="0"/>
-        <w:spacing w:line="300" w:lineRule="exact"/>
-        <w:ind w:leftChars="0" w:left="180"/>
-        <w:rPr>
-          <w:rFonts w:ascii="Barlow Condensed Medium" w:eastAsia="標楷體" w:hAnsi="Barlow Condensed Medium" w:cs="Arial"/>
-          <w:bCs/>
-          <w:w w:val="72"/>
-          <w:kern w:val="0"/>
-          <w:sz w:val="26"/>
-          <w:szCs w:val="26"/>
-        </w:rPr>
-      </w:pPr>
-      <w:proofErr w:type="gramStart"/>
-      <w:r>
-        <w:rPr>
-          <w:rFonts w:ascii="Barlow Condensed Medium" w:eastAsia="標楷體" w:hAnsi="Barlow Condensed Medium" w:cs="Arial" w:hint="eastAsia"/>
-          <w:bCs/>
-          <w:w w:val="72"/>
-          <w:kern w:val="0"/>
-          <w:sz w:val="26"/>
-          <w:szCs w:val="26"/>
-        </w:rPr>
-        <w:t>求主賜</w:t>
-      </w:r>
-      <w:proofErr w:type="gramEnd"/>
-      <w:r>
-        <w:rPr>
-          <w:rFonts w:ascii="Barlow Condensed Medium" w:eastAsia="標楷體" w:hAnsi="Barlow Condensed Medium" w:cs="Arial" w:hint="eastAsia"/>
-          <w:bCs/>
-          <w:w w:val="72"/>
-          <w:kern w:val="0"/>
-          <w:sz w:val="26"/>
-          <w:szCs w:val="26"/>
-        </w:rPr>
-        <w:t>阮平安。</w:t>
-      </w:r>
-    </w:p>
-    <w:p>
-      <w:pPr>
-        <w:pStyle w:val="a8"/>
-        <w:numPr>
-          <w:ilvl w:val="0"/>
-          <w:numId w:val="18"/>
-        </w:numPr>
-        <w:kinsoku w:val="0"/>
-        <w:snapToGrid w:val="0"/>
-        <w:spacing w:line="300" w:lineRule="exact"/>
-        <w:ind w:leftChars="0"/>
-        <w:rPr>
-          <w:rFonts w:ascii="Barlow Condensed Medium" w:eastAsia="標楷體" w:hAnsi="Barlow Condensed Medium" w:cs="Arial"/>
-          <w:bCs/>
-          <w:w w:val="72"/>
-          <w:kern w:val="0"/>
-          <w:sz w:val="26"/>
-          <w:szCs w:val="26"/>
-        </w:rPr>
-      </w:pPr>
-      <w:proofErr w:type="gramStart"/>
-      <w:r>
-        <w:rPr>
-          <w:rFonts w:ascii="Barlow Condensed Medium" w:eastAsia="標楷體" w:hAnsi="Barlow Condensed Medium" w:cs="Arial" w:hint="eastAsia"/>
-          <w:bCs/>
-          <w:w w:val="72"/>
-          <w:kern w:val="0"/>
-          <w:sz w:val="26"/>
-          <w:szCs w:val="26"/>
-        </w:rPr>
-        <w:t>旦</w:t>
-      </w:r>
-      <w:proofErr w:type="gramEnd"/>
-      <w:r>
-        <w:rPr>
-          <w:rFonts w:ascii="Barlow Condensed Medium" w:eastAsia="標楷體" w:hAnsi="Barlow Condensed Medium" w:cs="Arial" w:hint="eastAsia"/>
-          <w:bCs/>
-          <w:w w:val="72"/>
-          <w:kern w:val="0"/>
-          <w:sz w:val="26"/>
-          <w:szCs w:val="26"/>
-        </w:rPr>
-        <w:t>求救主踮</w:t>
-      </w:r>
-      <w:proofErr w:type="gramStart"/>
-      <w:r>
-        <w:rPr>
-          <w:rFonts w:ascii="Barlow Condensed Medium" w:eastAsia="標楷體" w:hAnsi="Barlow Condensed Medium" w:cs="Arial" w:hint="eastAsia"/>
-          <w:bCs/>
-          <w:w w:val="72"/>
-          <w:kern w:val="0"/>
-          <w:sz w:val="26"/>
-          <w:szCs w:val="26"/>
-        </w:rPr>
-        <w:t>阮</w:t>
-      </w:r>
-      <w:proofErr w:type="gramEnd"/>
-      <w:r>
-        <w:rPr>
-          <w:rFonts w:ascii="Barlow Condensed Medium" w:eastAsia="標楷體" w:hAnsi="Barlow Condensed Medium" w:cs="Arial" w:hint="eastAsia"/>
-          <w:bCs/>
-          <w:w w:val="72"/>
-          <w:kern w:val="0"/>
-          <w:sz w:val="26"/>
-          <w:szCs w:val="26"/>
-        </w:rPr>
-        <w:t>中央，</w:t>
-      </w:r>
-    </w:p>
-    <w:p>
-      <w:pPr>
-        <w:pStyle w:val="a8"/>
-        <w:kinsoku w:val="0"/>
-        <w:snapToGrid w:val="0"/>
-        <w:spacing w:line="300" w:lineRule="exact"/>
-        <w:ind w:leftChars="0" w:left="180"/>
-        <w:rPr>
-          <w:rFonts w:ascii="Barlow Condensed Medium" w:eastAsia="標楷體" w:hAnsi="Barlow Condensed Medium" w:cs="Arial"/>
-          <w:bCs/>
-          <w:w w:val="72"/>
-          <w:kern w:val="0"/>
-          <w:sz w:val="26"/>
-          <w:szCs w:val="26"/>
-        </w:rPr>
-      </w:pPr>
-      <w:r>
-        <w:rPr>
-          <w:rFonts w:ascii="Barlow Condensed Medium" w:eastAsia="標楷體" w:hAnsi="Barlow Condensed Medium" w:cs="Arial" w:hint="eastAsia"/>
-          <w:bCs/>
-          <w:w w:val="72"/>
-          <w:kern w:val="0"/>
-          <w:sz w:val="26"/>
-          <w:szCs w:val="26"/>
-        </w:rPr>
-        <w:t>成做伊</w:t>
-      </w:r>
-      <w:proofErr w:type="gramStart"/>
-      <w:r>
-        <w:rPr>
-          <w:rFonts w:ascii="Barlow Condensed Medium" w:eastAsia="標楷體" w:hAnsi="Barlow Condensed Medium" w:cs="Arial" w:hint="eastAsia"/>
-          <w:bCs/>
-          <w:w w:val="72"/>
-          <w:kern w:val="0"/>
-          <w:sz w:val="26"/>
-          <w:szCs w:val="26"/>
-        </w:rPr>
-        <w:t>甸</w:t>
-      </w:r>
-      <w:proofErr w:type="gramEnd"/>
-      <w:r>
-        <w:rPr>
-          <w:rFonts w:ascii="Barlow Condensed Medium" w:eastAsia="標楷體" w:hAnsi="Barlow Condensed Medium" w:cs="Arial" w:hint="eastAsia"/>
-          <w:bCs/>
-          <w:w w:val="72"/>
-          <w:kern w:val="0"/>
-          <w:sz w:val="26"/>
-          <w:szCs w:val="26"/>
-        </w:rPr>
-        <w:t>樂園；</w:t>
-      </w:r>
-    </w:p>
-    <w:p>
-      <w:pPr>
-        <w:pStyle w:val="a8"/>
-        <w:kinsoku w:val="0"/>
-        <w:snapToGrid w:val="0"/>
-        <w:spacing w:line="300" w:lineRule="exact"/>
-        <w:ind w:leftChars="0" w:left="180"/>
-        <w:rPr>
-          <w:rFonts w:ascii="Barlow Condensed Medium" w:eastAsia="標楷體" w:hAnsi="Barlow Condensed Medium" w:cs="Arial"/>
-          <w:bCs/>
-          <w:w w:val="72"/>
-          <w:kern w:val="0"/>
-          <w:sz w:val="26"/>
-          <w:szCs w:val="26"/>
-        </w:rPr>
-      </w:pPr>
-      <w:r>
-        <w:rPr>
-          <w:rFonts w:ascii="Barlow Condensed Medium" w:eastAsia="標楷體" w:hAnsi="Barlow Condensed Medium" w:cs="Arial" w:hint="eastAsia"/>
-          <w:bCs/>
-          <w:w w:val="72"/>
-          <w:kern w:val="0"/>
-          <w:sz w:val="26"/>
-          <w:szCs w:val="26"/>
-        </w:rPr>
-        <w:t>大家相愛彼此和睦，</w:t>
-      </w:r>
-    </w:p>
-    <w:p>
-      <w:pPr>
-        <w:pStyle w:val="a8"/>
-        <w:kinsoku w:val="0"/>
-        <w:snapToGrid w:val="0"/>
-        <w:spacing w:line="300" w:lineRule="exact"/>
-        <w:ind w:leftChars="0" w:left="180"/>
-        <w:rPr>
-          <w:rFonts w:ascii="Barlow Condensed Medium" w:eastAsia="標楷體" w:hAnsi="Barlow Condensed Medium" w:cs="Arial"/>
-          <w:bCs/>
-          <w:w w:val="72"/>
-          <w:kern w:val="0"/>
-          <w:sz w:val="26"/>
-          <w:szCs w:val="26"/>
-        </w:rPr>
-      </w:pPr>
-      <w:r>
-        <w:rPr>
-          <w:rFonts w:ascii="Barlow Condensed Medium" w:eastAsia="標楷體" w:hAnsi="Barlow Condensed Medium" w:cs="Arial" w:hint="eastAsia"/>
-          <w:bCs/>
-          <w:w w:val="72"/>
-          <w:kern w:val="0"/>
-          <w:sz w:val="26"/>
-          <w:szCs w:val="26"/>
-        </w:rPr>
-        <w:t>享受地上天國。</w:t>
+        <w:t>【】</w:t>
       </w:r>
     </w:p>
     <w:p>
@@ -4635,47 +3685,7 @@
                                   <w:w w:val="90"/>
                                   <w:szCs w:val="24"/>
                                 </w:rPr>
-                                <w:t>我們因信主耶穌基督而蒙　神國福音的恩典，成為基督的肢體，並按主的命令彼此相愛。因此我們奉獻自己成為基督的教會的</w:t>
-                              </w:r>
-                              <w:proofErr w:type="gramStart"/>
-                              <w:r>
-                                <w:rPr>
-                                  <w:rFonts w:ascii="文鼎粗魏碑" w:eastAsia="文鼎粗魏碑" w:cstheme="minorHAnsi" w:hint="eastAsia"/>
-                                  <w:color w:val="0D0D0D" w:themeColor="text1" w:themeTint="F2"/>
-                                  <w:w w:val="90"/>
-                                  <w:szCs w:val="24"/>
-                                </w:rPr>
-                                <w:t>事奉者</w:t>
-                              </w:r>
-                              <w:proofErr w:type="gramEnd"/>
-                              <w:r>
-                                <w:rPr>
-                                  <w:rFonts w:ascii="文鼎粗魏碑" w:eastAsia="文鼎粗魏碑" w:cstheme="minorHAnsi" w:hint="eastAsia"/>
-                                  <w:color w:val="0D0D0D" w:themeColor="text1" w:themeTint="F2"/>
-                                  <w:w w:val="90"/>
-                                  <w:szCs w:val="24"/>
-                                </w:rPr>
-                                <w:t>，用彼此事奉、彼此順服、彼此成全，和彼此學習的心，效法基督成為服事人的僕人。將服事會眾的事看為優先，以服事</w:t>
-                              </w:r>
-                              <w:proofErr w:type="gramStart"/>
-                              <w:r>
-                                <w:rPr>
-                                  <w:rFonts w:ascii="文鼎粗魏碑" w:eastAsia="文鼎粗魏碑" w:cstheme="minorHAnsi" w:hint="eastAsia"/>
-                                  <w:color w:val="0D0D0D" w:themeColor="text1" w:themeTint="F2"/>
-                                  <w:w w:val="90"/>
-                                  <w:szCs w:val="24"/>
-                                </w:rPr>
-                                <w:t>會眾來服事</w:t>
-                              </w:r>
-                              <w:proofErr w:type="gramEnd"/>
-                              <w:r>
-                                <w:rPr>
-                                  <w:rFonts w:ascii="文鼎粗魏碑" w:eastAsia="文鼎粗魏碑" w:cstheme="minorHAnsi" w:hint="eastAsia"/>
-                                  <w:color w:val="0D0D0D" w:themeColor="text1" w:themeTint="F2"/>
-                                  <w:w w:val="90"/>
-                                  <w:szCs w:val="24"/>
-                                </w:rPr>
-                                <w:t xml:space="preserve">　神。使我們與我們得救的身分相稱。</w:t>
+                                <w:t>我們因信主耶穌基督而蒙　神國福音的恩典，成為基督的肢體，並按主的命令彼此相愛。因此我們奉獻自己成為基督的教會的事奉者，用彼此事奉、彼此順服、彼此成全，和彼此學習的心，效法基督成為服事人的僕人。將服事會眾的事看為優先，以服事會眾來服事　神。使我們與我們得救的身分相稱。</w:t>
                               </w:r>
                             </w:p>
                           </w:txbxContent>
@@ -4701,7 +3711,7 @@
           </mc:Choice>
           <mc:Fallback>
             <w:pict>
-              <v:group w14:anchorId="789743EB" id="群組 21" o:spid="_x0000_s1026" style="position:absolute;margin-left:538.15pt;margin-top:28.9pt;width:134.65pt;height:261.65pt;z-index:251664384;mso-position-horizontal-relative:page;mso-position-vertical-relative:page;mso-width-relative:margin;mso-height-relative:margin" coordsize="17094,33223" o:gfxdata="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">
+              <v:group w14:anchorId="789743EB" id="群組 21" o:spid="_x0000_s1026" style="position:absolute;margin-left:538.15pt;margin-top:28.9pt;width:134.65pt;height:261.65pt;z-index:251664384;mso-position-horizontal-relative:page;mso-position-vertical-relative:page;mso-width-relative:margin;mso-height-relative:margin" coordsize="17094,33223" o:gfxdata="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">
                 <v:shapetype id="_x0000_t75" coordsize="21600,21600" o:spt="75" o:preferrelative="t" path="m@4@5l@4@11@9@11@9@5xe" filled="f" stroked="f">
                   <v:stroke joinstyle="miter"/>
                   <v:formulas>
@@ -4721,11 +3731,10 @@
                   <v:path o:extrusionok="f" gradientshapeok="t" o:connecttype="rect"/>
                   <o:lock v:ext="edit" aspectratio="t"/>
                 </v:shapetype>
-                <v:shape id="圖片 18" o:spid="_x0000_s1027" type="#_x0000_t75" style="position:absolute;left:-8065;top:8065;width:33223;height:17094;rotation:90;visibility:visible;mso-wrap-style:square" o:gfxdata="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">
+                <v:shape id="圖片 18" o:spid="_x0000_s1027" type="#_x0000_t75" style="position:absolute;left:-8065;top:8065;width:33223;height:17094;rotation:90;visibility:visible;mso-wrap-style:square" o:gfxdata="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">
                   <v:imagedata r:id="rId9" o:title=""/>
-                  <v:path arrowok="t"/>
                 </v:shape>
-                <v:roundrect id="圓角矩形 7" o:spid="_x0000_s1028" style="position:absolute;left:1666;top:2875;width:14086;height:28296;visibility:visible;mso-wrap-style:square;v-text-anchor:top" arcsize="3131f" o:gfxdata="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" filled="f" stroked="f" strokeweight="2.5pt">
+                <v:roundrect id="圓角矩形 7" o:spid="_x0000_s1028" style="position:absolute;left:1666;top:2875;width:14086;height:28296;visibility:visible;mso-wrap-style:square;v-text-anchor:top" arcsize="3131f" o:gfxdata="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" filled="f" stroked="f" strokeweight="2.5pt">
                   <v:stroke joinstyle="miter"/>
                   <v:textbox style="layout-flow:vertical-ideographic" inset="1mm,1mm,1mm,1mm">
                     <w:txbxContent>
@@ -4770,47 +3779,7 @@
                             <w:w w:val="90"/>
                             <w:szCs w:val="24"/>
                           </w:rPr>
-                          <w:t>我們因信主耶穌基督而蒙　神國福音的恩典，成為基督的肢體，並按主的命令彼此相愛。因此我們奉獻自己成為基督的教會的</w:t>
-                        </w:r>
-                        <w:proofErr w:type="gramStart"/>
-                        <w:r>
-                          <w:rPr>
-                            <w:rFonts w:ascii="文鼎粗魏碑" w:eastAsia="文鼎粗魏碑" w:cstheme="minorHAnsi" w:hint="eastAsia"/>
-                            <w:color w:val="0D0D0D" w:themeColor="text1" w:themeTint="F2"/>
-                            <w:w w:val="90"/>
-                            <w:szCs w:val="24"/>
-                          </w:rPr>
-                          <w:t>事奉者</w:t>
-                        </w:r>
-                        <w:proofErr w:type="gramEnd"/>
-                        <w:r>
-                          <w:rPr>
-                            <w:rFonts w:ascii="文鼎粗魏碑" w:eastAsia="文鼎粗魏碑" w:cstheme="minorHAnsi" w:hint="eastAsia"/>
-                            <w:color w:val="0D0D0D" w:themeColor="text1" w:themeTint="F2"/>
-                            <w:w w:val="90"/>
-                            <w:szCs w:val="24"/>
-                          </w:rPr>
-                          <w:t>，用彼此事奉、彼此順服、彼此成全，和彼此學習的心，效法基督成為服事人的僕人。將服事會眾的事看為優先，以服事</w:t>
-                        </w:r>
-                        <w:proofErr w:type="gramStart"/>
-                        <w:r>
-                          <w:rPr>
-                            <w:rFonts w:ascii="文鼎粗魏碑" w:eastAsia="文鼎粗魏碑" w:cstheme="minorHAnsi" w:hint="eastAsia"/>
-                            <w:color w:val="0D0D0D" w:themeColor="text1" w:themeTint="F2"/>
-                            <w:w w:val="90"/>
-                            <w:szCs w:val="24"/>
-                          </w:rPr>
-                          <w:t>會眾來服事</w:t>
-                        </w:r>
-                        <w:proofErr w:type="gramEnd"/>
-                        <w:r>
-                          <w:rPr>
-                            <w:rFonts w:ascii="文鼎粗魏碑" w:eastAsia="文鼎粗魏碑" w:cstheme="minorHAnsi" w:hint="eastAsia"/>
-                            <w:color w:val="0D0D0D" w:themeColor="text1" w:themeTint="F2"/>
-                            <w:w w:val="90"/>
-                            <w:szCs w:val="24"/>
-                          </w:rPr>
-                          <w:t xml:space="preserve">　神。使我們與我們得救的身分相稱。</w:t>
+                          <w:t>我們因信主耶穌基督而蒙　神國福音的恩典，成為基督的肢體，並按主的命令彼此相愛。因此我們奉獻自己成為基督的教會的事奉者，用彼此事奉、彼此順服、彼此成全，和彼此學習的心，效法基督成為服事人的僕人。將服事會眾的事看為優先，以服事會眾來服事　神。使我們與我們得救的身分相稱。</w:t>
                         </w:r>
                       </w:p>
                     </w:txbxContent>
@@ -4827,7 +3796,7 @@
           <w:noProof/>
         </w:rPr>
         <w:drawing>
-          <wp:anchor distT="0" distB="0" distL="114300" distR="114300" simplePos="0" relativeHeight="251660288" behindDoc="0" locked="0" layoutInCell="1" allowOverlap="1" wp14:anchorId="0030E694" wp14:editId="5A536E33">
+          <wp:anchor distT="0" distB="0" distL="114300" distR="114300" simplePos="0" relativeHeight="251660288" behindDoc="0" locked="0" layoutInCell="1" allowOverlap="1" wp14:anchorId="0030E694" wp14:editId="50D2E73B">
             <wp:simplePos x="0" y="0"/>
             <wp:positionH relativeFrom="column">
               <wp:posOffset>2160905</wp:posOffset>
@@ -5033,7 +4002,6 @@
                                 </w:rPr>
                                 <w:t>聚會時間表</w:t>
                               </w:r>
-                              <w:proofErr w:type="gramStart"/>
                               <w:r>
                                 <w:rPr>
                                   <w:rFonts w:ascii="Barlow Condensed Medium" w:eastAsia="華康正顏楷體W9" w:hAnsi="Barlow Condensed Medium" w:cstheme="minorHAnsi" w:hint="eastAsia"/>
@@ -5043,7 +4011,6 @@
                                 </w:rPr>
                                 <w:t>》</w:t>
                               </w:r>
-                              <w:proofErr w:type="gramEnd"/>
                             </w:p>
                             <w:tbl>
                               <w:tblPr>
@@ -5817,7 +4784,6 @@
                                         <w:szCs w:val="26"/>
                                       </w:rPr>
                                     </w:pPr>
-                                    <w:proofErr w:type="gramStart"/>
                                     <w:r>
                                       <w:rPr>
                                         <w:rFonts w:ascii="Barlow Condensed Medium" w:eastAsia="標楷體" w:hAnsi="Barlow Condensed Medium" w:hint="eastAsia"/>
@@ -5828,7 +4794,6 @@
                                       </w:rPr>
                                       <w:t>拿細耳</w:t>
                                     </w:r>
-                                    <w:proofErr w:type="gramEnd"/>
                                     <w:r>
                                       <w:rPr>
                                         <w:rFonts w:ascii="Barlow Condensed Medium" w:eastAsia="標楷體" w:hAnsi="Barlow Condensed Medium" w:hint="eastAsia"/>
@@ -5982,7 +4947,6 @@
                                         <w:szCs w:val="26"/>
                                       </w:rPr>
                                     </w:pPr>
-                                    <w:proofErr w:type="gramStart"/>
                                     <w:r>
                                       <w:rPr>
                                         <w:rFonts w:ascii="Barlow Condensed Medium" w:eastAsia="標楷體" w:hAnsi="Barlow Condensed Medium" w:hint="eastAsia"/>
@@ -5993,7 +4957,6 @@
                                       </w:rPr>
                                       <w:t>社青小組</w:t>
                                     </w:r>
-                                    <w:proofErr w:type="gramEnd"/>
                                   </w:p>
                                 </w:tc>
                                 <w:tc>
@@ -6187,7 +5150,6 @@
                                         <w:szCs w:val="26"/>
                                       </w:rPr>
                                     </w:pPr>
-                                    <w:proofErr w:type="gramStart"/>
                                     <w:r>
                                       <w:rPr>
                                         <w:rFonts w:ascii="Barlow Condensed Medium" w:eastAsia="標楷體" w:hAnsi="Barlow Condensed Medium"/>
@@ -6198,7 +5160,6 @@
                                       </w:rPr>
                                       <w:t>明憲家</w:t>
                                     </w:r>
-                                    <w:proofErr w:type="gramEnd"/>
                                   </w:p>
                                 </w:tc>
                               </w:tr>
@@ -6777,12 +5738,12 @@
           </mc:Choice>
           <mc:Fallback>
             <w:pict>
-              <v:group w14:anchorId="5DF93223" id="群組 24" o:spid="_x0000_s1029" style="position:absolute;margin-left:533.85pt;margin-top:298.55pt;width:140.3pt;height:259.35pt;z-index:251662336;mso-position-horizontal-relative:page;mso-position-vertical-relative:page;mso-width-relative:margin;mso-height-relative:margin" coordsize="17818,32941" o:gfxdata="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">
+              <v:group w14:anchorId="5DF93223" id="群組 24" o:spid="_x0000_s1029" style="position:absolute;margin-left:533.85pt;margin-top:298.55pt;width:140.3pt;height:259.35pt;z-index:251662336;mso-position-horizontal-relative:page;mso-position-vertical-relative:page;mso-width-relative:margin;mso-height-relative:margin" coordsize="17818,32941" o:gfxdata="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">
                 <v:shapetype id="_x0000_t202" coordsize="21600,21600" o:spt="202" path="m,l,21600r21600,l21600,xe">
                   <v:stroke joinstyle="miter"/>
                   <v:path gradientshapeok="t" o:connecttype="rect"/>
                 </v:shapetype>
-                <v:shape id="_x0000_s1030" type="#_x0000_t202" style="position:absolute;left:351;top:293;width:17279;height:32590;visibility:visible;mso-wrap-style:square;v-text-anchor:top" o:gfxdata="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" stroked="f">
+                <v:shape id="_x0000_s1030" type="#_x0000_t202" style="position:absolute;left:351;top:293;width:17279;height:32590;visibility:visible;mso-wrap-style:square;v-text-anchor:top" o:gfxdata="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" stroked="f">
                   <v:textbox inset="0,0,0,0">
                     <w:txbxContent>
                       <w:p>
@@ -6799,7 +5760,6 @@
                           </w:rPr>
                           <w:t>聚會時間表</w:t>
                         </w:r>
-                        <w:proofErr w:type="gramStart"/>
                         <w:r>
                           <w:rPr>
                             <w:rFonts w:ascii="Barlow Condensed Medium" w:eastAsia="華康正顏楷體W9" w:hAnsi="Barlow Condensed Medium" w:cstheme="minorHAnsi" w:hint="eastAsia"/>
@@ -6809,7 +5769,6 @@
                           </w:rPr>
                           <w:t>》</w:t>
                         </w:r>
-                        <w:proofErr w:type="gramEnd"/>
                       </w:p>
                       <w:tbl>
                         <w:tblPr>
@@ -7583,7 +6542,6 @@
                                   <w:szCs w:val="26"/>
                                 </w:rPr>
                               </w:pPr>
-                              <w:proofErr w:type="gramStart"/>
                               <w:r>
                                 <w:rPr>
                                   <w:rFonts w:ascii="Barlow Condensed Medium" w:eastAsia="標楷體" w:hAnsi="Barlow Condensed Medium" w:hint="eastAsia"/>
@@ -7594,7 +6552,6 @@
                                 </w:rPr>
                                 <w:t>拿細耳</w:t>
                               </w:r>
-                              <w:proofErr w:type="gramEnd"/>
                               <w:r>
                                 <w:rPr>
                                   <w:rFonts w:ascii="Barlow Condensed Medium" w:eastAsia="標楷體" w:hAnsi="Barlow Condensed Medium" w:hint="eastAsia"/>
@@ -7748,7 +6705,6 @@
                                   <w:szCs w:val="26"/>
                                 </w:rPr>
                               </w:pPr>
-                              <w:proofErr w:type="gramStart"/>
                               <w:r>
                                 <w:rPr>
                                   <w:rFonts w:ascii="Barlow Condensed Medium" w:eastAsia="標楷體" w:hAnsi="Barlow Condensed Medium" w:hint="eastAsia"/>
@@ -7759,7 +6715,6 @@
                                 </w:rPr>
                                 <w:t>社青小組</w:t>
                               </w:r>
-                              <w:proofErr w:type="gramEnd"/>
                             </w:p>
                           </w:tc>
                           <w:tc>
@@ -7953,7 +6908,6 @@
                                   <w:szCs w:val="26"/>
                                 </w:rPr>
                               </w:pPr>
-                              <w:proofErr w:type="gramStart"/>
                               <w:r>
                                 <w:rPr>
                                   <w:rFonts w:ascii="Barlow Condensed Medium" w:eastAsia="標楷體" w:hAnsi="Barlow Condensed Medium"/>
@@ -7964,7 +6918,6 @@
                                 </w:rPr>
                                 <w:t>明憲家</w:t>
                               </w:r>
-                              <w:proofErr w:type="gramEnd"/>
                             </w:p>
                           </w:tc>
                         </w:tr>
@@ -8480,7 +7433,7 @@
                     </w:txbxContent>
                   </v:textbox>
                 </v:shape>
-                <v:roundrect id="圓角矩形 5" o:spid="_x0000_s1031" style="position:absolute;width:17818;height:32941;visibility:visible;mso-wrap-style:square;v-text-anchor:middle" arcsize="2169f" o:gfxdata="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" filled="f" strokecolor="#5a5a5a [2109]" strokeweight="2.5pt">
+                <v:roundrect id="圓角矩形 5" o:spid="_x0000_s1031" style="position:absolute;width:17818;height:32941;visibility:visible;mso-wrap-style:square;v-text-anchor:middle" arcsize="2169f" o:gfxdata="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" filled="f" strokecolor="#5a5a5a [2109]" strokeweight="2.5pt">
                   <v:stroke joinstyle="miter"/>
                 </v:roundrect>
                 <w10:wrap anchorx="page" anchory="page"/>
@@ -8813,32 +7766,12 @@
                                     </w:pPr>
                                     <w:r>
                                       <w:rPr>
-                                        <w:rFonts w:ascii="Barlow Condensed Medium" w:eastAsia="華康儷楷書" w:hAnsi="Barlow Condensed Medium" w:cs="華康儷楷書" w:hint="eastAsia"/>
+                                        <w:rFonts w:ascii="Barlow Condensed Medium" w:eastAsia="華康儷楷書" w:hAnsi="Barlow Condensed Medium" w:cs="華康儷楷書"/>
                                         <w:color w:val="000000" w:themeColor="text1"/>
                                         <w:w w:val="75"/>
                                         <w:szCs w:val="24"/>
                                       </w:rPr>
-                                      <w:t>用琴瑟響</w:t>
-                                    </w:r>
-                                    <w:proofErr w:type="gramStart"/>
-                                    <w:r>
-                                      <w:rPr>
-                                        <w:rFonts w:ascii="Barlow Condensed Medium" w:eastAsia="華康儷楷書" w:hAnsi="Barlow Condensed Medium" w:cs="華康儷楷書" w:hint="eastAsia"/>
-                                        <w:color w:val="000000" w:themeColor="text1"/>
-                                        <w:w w:val="75"/>
-                                        <w:szCs w:val="24"/>
-                                      </w:rPr>
-                                      <w:t>鈸</w:t>
-                                    </w:r>
-                                    <w:proofErr w:type="gramEnd"/>
-                                    <w:r>
-                                      <w:rPr>
-                                        <w:rFonts w:ascii="Barlow Condensed Medium" w:eastAsia="華康儷楷書" w:hAnsi="Barlow Condensed Medium" w:cs="華康儷楷書" w:hint="eastAsia"/>
-                                        <w:color w:val="000000" w:themeColor="text1"/>
-                                        <w:w w:val="75"/>
-                                        <w:szCs w:val="24"/>
-                                      </w:rPr>
-                                      <w:t>說預言</w:t>
+                                      <w:t>以約臨在的　神</w:t>
                                     </w:r>
                                   </w:p>
                                 </w:tc>
@@ -8925,13 +7858,13 @@
                                     </w:pPr>
                                     <w:r>
                                       <w:rPr>
-                                        <w:rFonts w:ascii="Barlow Condensed Medium" w:eastAsia="華康儷楷書" w:hAnsi="Barlow Condensed Medium" w:cs="華康儷楷書" w:hint="eastAsia"/>
+                                        <w:rFonts w:ascii="Barlow Condensed Medium" w:eastAsia="華康儷楷書" w:hAnsi="Barlow Condensed Medium" w:cs="華康儷楷書"/>
                                         <w:color w:val="000000" w:themeColor="text1"/>
                                         <w:w w:val="75"/>
                                         <w:sz w:val="26"/>
                                         <w:szCs w:val="26"/>
                                       </w:rPr>
-                                      <w:t>永遠分別出來</w:t>
+                                      <w:t>不可勝數的榮耀</w:t>
                                     </w:r>
                                   </w:p>
                                 </w:tc>
@@ -9034,7 +7967,6 @@
                                         <w:szCs w:val="26"/>
                                       </w:rPr>
                                     </w:pPr>
-                                    <w:proofErr w:type="gramStart"/>
                                     <w:r>
                                       <w:rPr>
                                         <w:rFonts w:ascii="Barlow Condensed Medium" w:eastAsia="華康儷楷書" w:hAnsi="Barlow Condensed Medium" w:cs="華康儷楷書" w:hint="eastAsia"/>
@@ -9043,9 +7975,8 @@
                                         <w:sz w:val="26"/>
                                         <w:szCs w:val="26"/>
                                       </w:rPr>
-                                      <w:t>代上</w:t>
+                                      <w:t>代</w:t>
                                     </w:r>
-                                    <w:proofErr w:type="gramEnd"/>
                                     <w:r>
                                       <w:rPr>
                                         <w:rFonts w:ascii="Barlow Condensed Medium" w:eastAsia="華康儷楷書" w:hAnsi="Barlow Condensed Medium" w:cs="華康儷楷書"/>
@@ -9054,7 +7985,17 @@
                                         <w:sz w:val="26"/>
                                         <w:szCs w:val="26"/>
                                       </w:rPr>
-                                      <w:t>23:1-14</w:t>
+                                      <w:t>下</w:t>
+                                    </w:r>
+                                    <w:r>
+                                      <w:rPr>
+                                        <w:rFonts w:ascii="Barlow Condensed Medium" w:eastAsia="華康儷楷書" w:hAnsi="Barlow Condensed Medium" w:cs="華康儷楷書"/>
+                                        <w:color w:val="000000" w:themeColor="text1"/>
+                                        <w:w w:val="90"/>
+                                        <w:sz w:val="26"/>
+                                        <w:szCs w:val="26"/>
+                                      </w:rPr>
+                                      <w:t>2:1-10</w:t>
                                     </w:r>
                                   </w:p>
                                 </w:tc>
@@ -9156,27 +8097,25 @@
                                         <w:szCs w:val="26"/>
                                       </w:rPr>
                                     </w:pPr>
-                                    <w:proofErr w:type="gramStart"/>
                                     <w:r>
                                       <w:rPr>
-                                        <w:rFonts w:ascii="Barlow Condensed Medium" w:eastAsia="華康儷楷書" w:hAnsi="Barlow Condensed Medium" w:cs="華康儷楷書" w:hint="eastAsia"/>
+                                        <w:rFonts w:ascii="Barlow Condensed Medium" w:eastAsia="華康儷楷書" w:hAnsi="Barlow Condensed Medium" w:cs="華康儷楷書"/>
                                         <w:color w:val="000000" w:themeColor="text1"/>
                                         <w:w w:val="90"/>
                                         <w:sz w:val="26"/>
                                         <w:szCs w:val="26"/>
                                       </w:rPr>
-                                      <w:t>彼前</w:t>
+                                      <w:t>羅</w:t>
                                     </w:r>
-                                    <w:proofErr w:type="gramEnd"/>
                                     <w:r>
                                       <w:rPr>
-                                        <w:rFonts w:ascii="Barlow Condensed Medium" w:eastAsia="華康儷楷書" w:hAnsi="Barlow Condensed Medium" w:cs="華康儷楷書" w:hint="eastAsia"/>
+                                        <w:rFonts w:ascii="Barlow Condensed Medium" w:eastAsia="華康儷楷書" w:hAnsi="Barlow Condensed Medium" w:cs="華康儷楷書"/>
                                         <w:color w:val="000000" w:themeColor="text1"/>
                                         <w:w w:val="90"/>
                                         <w:sz w:val="26"/>
                                         <w:szCs w:val="26"/>
                                       </w:rPr>
-                                      <w:t>2:9</w:t>
+                                      <w:t>2:7</w:t>
                                     </w:r>
                                   </w:p>
                                 </w:tc>
@@ -9253,12 +8192,12 @@
                                     </w:pPr>
                                     <w:r>
                                       <w:rPr>
-                                        <w:rFonts w:ascii="華康儷楷書" w:eastAsia="華康儷楷書" w:hAnsi="華康儷楷書" w:cs="華康儷楷書" w:hint="eastAsia"/>
+                                        <w:rFonts w:ascii="華康儷楷書" w:eastAsia="華康儷楷書" w:hAnsi="華康儷楷書" w:cs="華康儷楷書"/>
                                         <w:w w:val="90"/>
                                         <w:sz w:val="26"/>
                                         <w:szCs w:val="26"/>
                                       </w:rPr>
-                                      <w:t>使徒信經</w:t>
+                                      <w:t>十誡</w:t>
                                     </w:r>
                                   </w:p>
                                 </w:tc>
@@ -9287,7 +8226,6 @@
                                         <w:szCs w:val="26"/>
                                       </w:rPr>
                                     </w:pPr>
-                                    <w:proofErr w:type="gramStart"/>
                                     <w:r>
                                       <w:rPr>
                                         <w:rFonts w:ascii="Barlow Condensed Medium" w:eastAsia="華康中黑體" w:hAnsi="Barlow Condensed Medium" w:hint="eastAsia"/>
@@ -9297,7 +8235,6 @@
                                       </w:rPr>
                                       <w:t>啟應</w:t>
                                     </w:r>
-                                    <w:proofErr w:type="gramEnd"/>
                                     <w:r>
                                       <w:rPr>
                                         <w:rFonts w:ascii="Barlow Condensed Medium" w:eastAsia="華康中黑體" w:hAnsi="Barlow Condensed Medium" w:hint="eastAsia"/>
@@ -9340,7 +8277,7 @@
                                         <w:sz w:val="26"/>
                                         <w:szCs w:val="26"/>
                                       </w:rPr>
-                                      <w:t>25</w:t>
+                                      <w:t>17</w:t>
                                     </w:r>
                                   </w:p>
                                 </w:tc>
@@ -9450,7 +8387,7 @@
                                         <w:sz w:val="26"/>
                                         <w:szCs w:val="26"/>
                                       </w:rPr>
-                                      <w:t>27,283,509</w:t>
+                                      <w:t>36,282,510</w:t>
                                     </w:r>
                                   </w:p>
                                 </w:tc>
@@ -9523,8 +8460,8 @@
           </mc:Choice>
           <mc:Fallback>
             <w:pict>
-              <v:group w14:anchorId="0AB0FEB2" id="群組 19" o:spid="_x0000_s1032" style="position:absolute;left:0;text-align:left;margin-left:534.4pt;margin-top:567.3pt;width:140.6pt;height:130.1pt;z-index:251651072;mso-position-horizontal-relative:page;mso-position-vertical-relative:page;mso-width-relative:margin;mso-height-relative:margin" coordorigin="108" coordsize="17868,16510" o:gfxdata="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">
-                <v:shape id="_x0000_s1033" type="#_x0000_t202" style="position:absolute;left:317;top:444;width:17634;height:15621;visibility:visible;mso-wrap-style:square;v-text-anchor:top" o:gfxdata="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" stroked="f">
+              <v:group w14:anchorId="0AB0FEB2" id="群組 19" o:spid="_x0000_s1032" style="position:absolute;left:0;text-align:left;margin-left:534.4pt;margin-top:567.3pt;width:140.6pt;height:130.1pt;z-index:251651072;mso-position-horizontal-relative:page;mso-position-vertical-relative:page;mso-width-relative:margin;mso-height-relative:margin" coordorigin="108" coordsize="17868,16510" o:gfxdata="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">
+                <v:shape id="_x0000_s1033" type="#_x0000_t202" style="position:absolute;left:317;top:444;width:17634;height:15621;visibility:visible;mso-wrap-style:square;v-text-anchor:top" o:gfxdata="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" stroked="f">
                   <v:textbox inset="0,0,0,0">
                     <w:txbxContent>
                       <w:p>
@@ -9749,32 +8686,12 @@
                               </w:pPr>
                               <w:r>
                                 <w:rPr>
-                                  <w:rFonts w:ascii="Barlow Condensed Medium" w:eastAsia="華康儷楷書" w:hAnsi="Barlow Condensed Medium" w:cs="華康儷楷書" w:hint="eastAsia"/>
+                                  <w:rFonts w:ascii="Barlow Condensed Medium" w:eastAsia="華康儷楷書" w:hAnsi="Barlow Condensed Medium" w:cs="華康儷楷書"/>
                                   <w:color w:val="000000" w:themeColor="text1"/>
                                   <w:w w:val="75"/>
                                   <w:szCs w:val="24"/>
                                 </w:rPr>
-                                <w:t>用琴瑟響</w:t>
-                              </w:r>
-                              <w:proofErr w:type="gramStart"/>
-                              <w:r>
-                                <w:rPr>
-                                  <w:rFonts w:ascii="Barlow Condensed Medium" w:eastAsia="華康儷楷書" w:hAnsi="Barlow Condensed Medium" w:cs="華康儷楷書" w:hint="eastAsia"/>
-                                  <w:color w:val="000000" w:themeColor="text1"/>
-                                  <w:w w:val="75"/>
-                                  <w:szCs w:val="24"/>
-                                </w:rPr>
-                                <w:t>鈸</w:t>
-                              </w:r>
-                              <w:proofErr w:type="gramEnd"/>
-                              <w:r>
-                                <w:rPr>
-                                  <w:rFonts w:ascii="Barlow Condensed Medium" w:eastAsia="華康儷楷書" w:hAnsi="Barlow Condensed Medium" w:cs="華康儷楷書" w:hint="eastAsia"/>
-                                  <w:color w:val="000000" w:themeColor="text1"/>
-                                  <w:w w:val="75"/>
-                                  <w:szCs w:val="24"/>
-                                </w:rPr>
-                                <w:t>說預言</w:t>
+                                <w:t>以約臨在的　神</w:t>
                               </w:r>
                             </w:p>
                           </w:tc>
@@ -9861,13 +8778,13 @@
                               </w:pPr>
                               <w:r>
                                 <w:rPr>
-                                  <w:rFonts w:ascii="Barlow Condensed Medium" w:eastAsia="華康儷楷書" w:hAnsi="Barlow Condensed Medium" w:cs="華康儷楷書" w:hint="eastAsia"/>
+                                  <w:rFonts w:ascii="Barlow Condensed Medium" w:eastAsia="華康儷楷書" w:hAnsi="Barlow Condensed Medium" w:cs="華康儷楷書"/>
                                   <w:color w:val="000000" w:themeColor="text1"/>
                                   <w:w w:val="75"/>
                                   <w:sz w:val="26"/>
                                   <w:szCs w:val="26"/>
                                 </w:rPr>
-                                <w:t>永遠分別出來</w:t>
+                                <w:t>不可勝數的榮耀</w:t>
                               </w:r>
                             </w:p>
                           </w:tc>
@@ -9970,7 +8887,6 @@
                                   <w:szCs w:val="26"/>
                                 </w:rPr>
                               </w:pPr>
-                              <w:proofErr w:type="gramStart"/>
                               <w:r>
                                 <w:rPr>
                                   <w:rFonts w:ascii="Barlow Condensed Medium" w:eastAsia="華康儷楷書" w:hAnsi="Barlow Condensed Medium" w:cs="華康儷楷書" w:hint="eastAsia"/>
@@ -9979,9 +8895,8 @@
                                   <w:sz w:val="26"/>
                                   <w:szCs w:val="26"/>
                                 </w:rPr>
-                                <w:t>代上</w:t>
+                                <w:t>代</w:t>
                               </w:r>
-                              <w:proofErr w:type="gramEnd"/>
                               <w:r>
                                 <w:rPr>
                                   <w:rFonts w:ascii="Barlow Condensed Medium" w:eastAsia="華康儷楷書" w:hAnsi="Barlow Condensed Medium" w:cs="華康儷楷書"/>
@@ -9990,7 +8905,17 @@
                                   <w:sz w:val="26"/>
                                   <w:szCs w:val="26"/>
                                 </w:rPr>
-                                <w:t>23:1-14</w:t>
+                                <w:t>下</w:t>
+                              </w:r>
+                              <w:r>
+                                <w:rPr>
+                                  <w:rFonts w:ascii="Barlow Condensed Medium" w:eastAsia="華康儷楷書" w:hAnsi="Barlow Condensed Medium" w:cs="華康儷楷書"/>
+                                  <w:color w:val="000000" w:themeColor="text1"/>
+                                  <w:w w:val="90"/>
+                                  <w:sz w:val="26"/>
+                                  <w:szCs w:val="26"/>
+                                </w:rPr>
+                                <w:t>2:1-10</w:t>
                               </w:r>
                             </w:p>
                           </w:tc>
@@ -10092,27 +9017,25 @@
                                   <w:szCs w:val="26"/>
                                 </w:rPr>
                               </w:pPr>
-                              <w:proofErr w:type="gramStart"/>
                               <w:r>
                                 <w:rPr>
-                                  <w:rFonts w:ascii="Barlow Condensed Medium" w:eastAsia="華康儷楷書" w:hAnsi="Barlow Condensed Medium" w:cs="華康儷楷書" w:hint="eastAsia"/>
+                                  <w:rFonts w:ascii="Barlow Condensed Medium" w:eastAsia="華康儷楷書" w:hAnsi="Barlow Condensed Medium" w:cs="華康儷楷書"/>
                                   <w:color w:val="000000" w:themeColor="text1"/>
                                   <w:w w:val="90"/>
                                   <w:sz w:val="26"/>
                                   <w:szCs w:val="26"/>
                                 </w:rPr>
-                                <w:t>彼前</w:t>
+                                <w:t>羅</w:t>
                               </w:r>
-                              <w:proofErr w:type="gramEnd"/>
                               <w:r>
                                 <w:rPr>
-                                  <w:rFonts w:ascii="Barlow Condensed Medium" w:eastAsia="華康儷楷書" w:hAnsi="Barlow Condensed Medium" w:cs="華康儷楷書" w:hint="eastAsia"/>
+                                  <w:rFonts w:ascii="Barlow Condensed Medium" w:eastAsia="華康儷楷書" w:hAnsi="Barlow Condensed Medium" w:cs="華康儷楷書"/>
                                   <w:color w:val="000000" w:themeColor="text1"/>
                                   <w:w w:val="90"/>
                                   <w:sz w:val="26"/>
                                   <w:szCs w:val="26"/>
                                 </w:rPr>
-                                <w:t>2:9</w:t>
+                                <w:t>2:7</w:t>
                               </w:r>
                             </w:p>
                           </w:tc>
@@ -10189,12 +9112,12 @@
                               </w:pPr>
                               <w:r>
                                 <w:rPr>
-                                  <w:rFonts w:ascii="華康儷楷書" w:eastAsia="華康儷楷書" w:hAnsi="華康儷楷書" w:cs="華康儷楷書" w:hint="eastAsia"/>
+                                  <w:rFonts w:ascii="華康儷楷書" w:eastAsia="華康儷楷書" w:hAnsi="華康儷楷書" w:cs="華康儷楷書"/>
                                   <w:w w:val="90"/>
                                   <w:sz w:val="26"/>
                                   <w:szCs w:val="26"/>
                                 </w:rPr>
-                                <w:t>使徒信經</w:t>
+                                <w:t>十誡</w:t>
                               </w:r>
                             </w:p>
                           </w:tc>
@@ -10223,7 +9146,6 @@
                                   <w:szCs w:val="26"/>
                                 </w:rPr>
                               </w:pPr>
-                              <w:proofErr w:type="gramStart"/>
                               <w:r>
                                 <w:rPr>
                                   <w:rFonts w:ascii="Barlow Condensed Medium" w:eastAsia="華康中黑體" w:hAnsi="Barlow Condensed Medium" w:hint="eastAsia"/>
@@ -10233,7 +9155,6 @@
                                 </w:rPr>
                                 <w:t>啟應</w:t>
                               </w:r>
-                              <w:proofErr w:type="gramEnd"/>
                               <w:r>
                                 <w:rPr>
                                   <w:rFonts w:ascii="Barlow Condensed Medium" w:eastAsia="華康中黑體" w:hAnsi="Barlow Condensed Medium" w:hint="eastAsia"/>
@@ -10276,7 +9197,7 @@
                                   <w:sz w:val="26"/>
                                   <w:szCs w:val="26"/>
                                 </w:rPr>
-                                <w:t>25</w:t>
+                                <w:t>17</w:t>
                               </w:r>
                             </w:p>
                           </w:tc>
@@ -10386,7 +9307,7 @@
                                   <w:sz w:val="26"/>
                                   <w:szCs w:val="26"/>
                                 </w:rPr>
-                                <w:t>27,283,509</w:t>
+                                <w:t>36,282,510</w:t>
                               </w:r>
                             </w:p>
                           </w:tc>
@@ -10396,7 +9317,7 @@
                     </w:txbxContent>
                   </v:textbox>
                 </v:shape>
-                <v:roundrect id="圓角矩形 25" o:spid="_x0000_s1034" style="position:absolute;left:108;width:17869;height:16510;visibility:visible;mso-wrap-style:square;v-text-anchor:middle" arcsize="4542f" o:gfxdata="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" filled="f" strokecolor="#5a5a5a [2109]" strokeweight="2.5pt">
+                <v:roundrect id="圓角矩形 25" o:spid="_x0000_s1034" style="position:absolute;left:108;width:17869;height:16510;visibility:visible;mso-wrap-style:square;v-text-anchor:middle" arcsize="4542f" o:gfxdata="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" filled="f" strokecolor="#5a5a5a [2109]" strokeweight="2.5pt">
                   <v:stroke joinstyle="miter"/>
                 </v:roundrect>
                 <w10:wrap anchorx="page" anchory="page"/>
@@ -10564,7 +9485,7 @@
           </mc:Choice>
           <mc:Fallback>
             <w:pict>
-              <v:shape w14:anchorId="76BD7DFF" id="文字方塊 2" o:spid="_x0000_s1035" type="#_x0000_t202" style="position:absolute;margin-left:31.4pt;margin-top:-54.1pt;width:109.8pt;height:110.6pt;z-index:251667456;visibility:visible;mso-wrap-style:square;mso-width-percent:0;mso-height-percent:200;mso-wrap-distance-left:9pt;mso-wrap-distance-top:3.6pt;mso-wrap-distance-right:9pt;mso-wrap-distance-bottom:3.6pt;mso-position-horizontal:absolute;mso-position-horizontal-relative:text;mso-position-vertical:absolute;mso-position-vertical-relative:text;mso-width-percent:0;mso-height-percent:200;mso-width-relative:margin;mso-height-relative:margin;v-text-anchor:top" o:gfxdata="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" filled="f" stroked="f">
+              <v:shape w14:anchorId="76BD7DFF" id="文字方塊 2" o:spid="_x0000_s1035" type="#_x0000_t202" style="position:absolute;margin-left:31.4pt;margin-top:-54.1pt;width:109.8pt;height:110.6pt;z-index:251667456;visibility:visible;mso-wrap-style:square;mso-width-percent:0;mso-height-percent:200;mso-wrap-distance-left:9pt;mso-wrap-distance-top:3.6pt;mso-wrap-distance-right:9pt;mso-wrap-distance-bottom:3.6pt;mso-position-horizontal:absolute;mso-position-horizontal-relative:text;mso-position-vertical:absolute;mso-position-vertical-relative:text;mso-width-percent:0;mso-height-percent:200;mso-width-relative:margin;mso-height-relative:margin;v-text-anchor:top" o:gfxdata="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" filled="f" stroked="f">
                 <v:textbox style="mso-fit-shape-to-text:t" inset="1mm,1mm,1mm,1mm">
                   <w:txbxContent>
                     <w:p>
@@ -10763,7 +9684,7 @@
           </mc:Choice>
           <mc:Fallback>
             <w:pict>
-              <v:roundrect w14:anchorId="4775AEF3" id="圓角矩形 12" o:spid="_x0000_s1036" style="position:absolute;margin-left:-.9pt;margin-top:16.35pt;width:49.3pt;height:15.45pt;z-index:251646976;visibility:visible;mso-wrap-style:square;mso-width-percent:0;mso-height-percent:0;mso-wrap-distance-left:9pt;mso-wrap-distance-top:0;mso-wrap-distance-right:9pt;mso-wrap-distance-bottom:0;mso-position-horizontal:absolute;mso-position-horizontal-relative:text;mso-position-vertical:absolute;mso-position-vertical-relative:text;mso-width-percent:0;mso-height-percent:0;mso-width-relative:margin;mso-height-relative:margin;v-text-anchor:middle" arcsize="10923f" o:gfxdata="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" fillcolor="#5a5a5a [2109]" stroked="f" strokeweight="1pt">
+              <v:roundrect w14:anchorId="4775AEF3" id="圓角矩形 12" o:spid="_x0000_s1036" style="position:absolute;margin-left:-.9pt;margin-top:16.35pt;width:49.3pt;height:15.45pt;z-index:251646976;visibility:visible;mso-wrap-style:square;mso-width-percent:0;mso-height-percent:0;mso-wrap-distance-left:9pt;mso-wrap-distance-top:0;mso-wrap-distance-right:9pt;mso-wrap-distance-bottom:0;mso-position-horizontal:absolute;mso-position-horizontal-relative:text;mso-position-vertical:absolute;mso-position-vertical-relative:text;mso-width-percent:0;mso-height-percent:0;mso-width-relative:margin;mso-height-relative:margin;v-text-anchor:middle" arcsize="10923f" o:gfxdata="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" fillcolor="#5a5a5a [2109]" stroked="f" strokeweight="1pt">
                 <v:stroke joinstyle="miter"/>
                 <v:textbox inset=".5mm,0,.5mm,0">
                   <w:txbxContent>
@@ -10903,7 +9824,7 @@
           </mc:Choice>
           <mc:Fallback>
             <w:pict>
-              <v:roundrect w14:anchorId="196DC3BF" id="圓角矩形 14" o:spid="_x0000_s1037" style="position:absolute;margin-left:-1.25pt;margin-top:16.7pt;width:83.6pt;height:15.3pt;z-index:251648000;visibility:visible;mso-wrap-style:square;mso-width-percent:0;mso-height-percent:0;mso-wrap-distance-left:9pt;mso-wrap-distance-top:0;mso-wrap-distance-right:9pt;mso-wrap-distance-bottom:0;mso-position-horizontal:absolute;mso-position-horizontal-relative:text;mso-position-vertical:absolute;mso-position-vertical-relative:text;mso-width-percent:0;mso-height-percent:0;mso-width-relative:margin;mso-height-relative:margin;v-text-anchor:middle" arcsize="10923f" o:gfxdata="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" fillcolor="#5a5a5a [2109]" stroked="f" strokeweight="1pt">
+              <v:roundrect w14:anchorId="196DC3BF" id="圓角矩形 14" o:spid="_x0000_s1037" style="position:absolute;margin-left:-1.25pt;margin-top:16.7pt;width:83.6pt;height:15.3pt;z-index:251648000;visibility:visible;mso-wrap-style:square;mso-width-percent:0;mso-height-percent:0;mso-wrap-distance-left:9pt;mso-wrap-distance-top:0;mso-wrap-distance-right:9pt;mso-wrap-distance-bottom:0;mso-position-horizontal:absolute;mso-position-horizontal-relative:text;mso-position-vertical:absolute;mso-position-vertical-relative:text;mso-width-percent:0;mso-height-percent:0;mso-width-relative:margin;mso-height-relative:margin;v-text-anchor:middle" arcsize="10923f" o:gfxdata="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" fillcolor="#5a5a5a [2109]" stroked="f" strokeweight="1pt">
                 <v:stroke joinstyle="miter"/>
                 <v:textbox inset=".5mm,0,.5mm,0">
                   <w:txbxContent>
@@ -11099,7 +10020,7 @@
           </mc:Choice>
           <mc:Fallback>
             <w:pict>
-              <v:roundrect w14:anchorId="1A4DC044" id="圓角矩形 9" o:spid="_x0000_s1038" style="position:absolute;margin-left:-.6pt;margin-top:16.6pt;width:30.35pt;height:15.3pt;z-index:251649024;visibility:visible;mso-wrap-style:square;mso-width-percent:0;mso-height-percent:0;mso-wrap-distance-left:9pt;mso-wrap-distance-top:0;mso-wrap-distance-right:9pt;mso-wrap-distance-bottom:0;mso-position-horizontal:absolute;mso-position-horizontal-relative:text;mso-position-vertical:absolute;mso-position-vertical-relative:text;mso-width-percent:0;mso-height-percent:0;mso-width-relative:margin;mso-height-relative:margin;v-text-anchor:middle" arcsize="10923f" o:gfxdata="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" fillcolor="#5a5a5a [2109]" stroked="f" strokeweight="1pt">
+              <v:roundrect w14:anchorId="1A4DC044" id="圓角矩形 9" o:spid="_x0000_s1038" style="position:absolute;margin-left:-.6pt;margin-top:16.6pt;width:30.35pt;height:15.3pt;z-index:251649024;visibility:visible;mso-wrap-style:square;mso-width-percent:0;mso-height-percent:0;mso-wrap-distance-left:9pt;mso-wrap-distance-top:0;mso-wrap-distance-right:9pt;mso-wrap-distance-bottom:0;mso-position-horizontal:absolute;mso-position-horizontal-relative:text;mso-position-vertical:absolute;mso-position-vertical-relative:text;mso-width-percent:0;mso-height-percent:0;mso-width-relative:margin;mso-height-relative:margin;v-text-anchor:middle" arcsize="10923f" o:gfxdata="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" fillcolor="#5a5a5a [2109]" stroked="f" strokeweight="1pt">
                 <v:stroke joinstyle="miter"/>
                 <v:textbox inset=".5mm,0,.5mm,0">
                   <w:txbxContent>
@@ -11363,7 +10284,7 @@
           </mc:Choice>
           <mc:Fallback>
             <w:pict>
-              <v:roundrect w14:anchorId="03BFD3A3" id="圓角矩形 13" o:spid="_x0000_s1039" style="position:absolute;margin-left:-.4pt;margin-top:16.65pt;width:49.3pt;height:15.3pt;z-index:251650048;visibility:visible;mso-wrap-style:square;mso-width-percent:0;mso-height-percent:0;mso-wrap-distance-left:9pt;mso-wrap-distance-top:0;mso-wrap-distance-right:9pt;mso-wrap-distance-bottom:0;mso-position-horizontal:absolute;mso-position-horizontal-relative:text;mso-position-vertical:absolute;mso-position-vertical-relative:text;mso-width-percent:0;mso-height-percent:0;mso-width-relative:margin;mso-height-relative:margin;v-text-anchor:middle" arcsize="10923f" o:gfxdata="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" fillcolor="#5a5a5a [2109]" stroked="f" strokeweight="1pt">
+              <v:roundrect w14:anchorId="03BFD3A3" id="圓角矩形 13" o:spid="_x0000_s1039" style="position:absolute;margin-left:-.4pt;margin-top:16.65pt;width:49.3pt;height:15.3pt;z-index:251650048;visibility:visible;mso-wrap-style:square;mso-width-percent:0;mso-height-percent:0;mso-wrap-distance-left:9pt;mso-wrap-distance-top:0;mso-wrap-distance-right:9pt;mso-wrap-distance-bottom:0;mso-position-horizontal:absolute;mso-position-horizontal-relative:text;mso-position-vertical:absolute;mso-position-vertical-relative:text;mso-width-percent:0;mso-height-percent:0;mso-width-relative:margin;mso-height-relative:margin;v-text-anchor:middle" arcsize="10923f" o:gfxdata="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" fillcolor="#5a5a5a [2109]" stroked="f" strokeweight="1pt">
                 <v:stroke joinstyle="miter"/>
                 <v:textbox inset=".5mm,0,.5mm,0">
                   <w:txbxContent>
@@ -11400,7 +10321,6 @@
         </w:rPr>
         <w:t xml:space="preserve">       </w:t>
       </w:r>
-      <w:proofErr w:type="gramStart"/>
       <w:r>
         <w:rPr>
           <w:rFonts w:ascii="Barlow Condensed Medium" w:eastAsia="華康中圓體" w:hAnsi="Barlow Condensed Medium"/>
@@ -11408,7 +10328,6 @@
         </w:rPr>
         <w:t>主堂</w:t>
       </w:r>
-      <w:proofErr w:type="gramEnd"/>
       <w:r>
         <w:rPr>
           <w:rFonts w:ascii="Barlow Condensed Medium" w:eastAsia="華康中圓體" w:hAnsi="Barlow Condensed Medium"/>
@@ -11552,7 +10471,6 @@
                                 <w:sz w:val="22"/>
                               </w:rPr>
                             </w:pPr>
-                            <w:proofErr w:type="gramStart"/>
                             <w:r>
                               <w:rPr>
                                 <w:rFonts w:ascii="Barlow Condensed Medium" w:eastAsia="華康儷中黑" w:hAnsi="Barlow Condensed Medium"/>
@@ -11560,7 +10478,6 @@
                               </w:rPr>
                               <w:t>教會臉書</w:t>
                             </w:r>
-                            <w:proofErr w:type="gramEnd"/>
                             <w:r>
                               <w:rPr>
                                 <w:rFonts w:ascii="Barlow Condensed Medium" w:eastAsia="華康儷中黑" w:hAnsi="Barlow Condensed Medium"/>
@@ -11603,7 +10520,7 @@
           </mc:Choice>
           <mc:Fallback>
             <w:pict>
-              <v:shape w14:anchorId="77C1E33A" id="_x0000_s1040" type="#_x0000_t202" style="position:absolute;margin-left:107.25pt;margin-top:6.2pt;width:125.55pt;height:16.3pt;z-index:251666432;visibility:visible;mso-wrap-style:square;mso-width-percent:0;mso-height-percent:0;mso-wrap-distance-left:9pt;mso-wrap-distance-top:3.6pt;mso-wrap-distance-right:9pt;mso-wrap-distance-bottom:3.6pt;mso-position-horizontal:absolute;mso-position-horizontal-relative:text;mso-position-vertical:absolute;mso-position-vertical-relative:text;mso-width-percent:0;mso-height-percent:0;mso-width-relative:margin;mso-height-relative:margin;v-text-anchor:top" o:gfxdata="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" filled="f" stroked="f">
+              <v:shape w14:anchorId="77C1E33A" id="_x0000_s1040" type="#_x0000_t202" style="position:absolute;margin-left:107.25pt;margin-top:6.2pt;width:125.55pt;height:16.3pt;z-index:251666432;visibility:visible;mso-wrap-style:square;mso-width-percent:0;mso-height-percent:0;mso-wrap-distance-left:9pt;mso-wrap-distance-top:3.6pt;mso-wrap-distance-right:9pt;mso-wrap-distance-bottom:3.6pt;mso-position-horizontal:absolute;mso-position-horizontal-relative:text;mso-position-vertical:absolute;mso-position-vertical-relative:text;mso-width-percent:0;mso-height-percent:0;mso-width-relative:margin;mso-height-relative:margin;v-text-anchor:top" o:gfxdata="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" filled="f" stroked="f">
                 <v:textbox inset="0,0,0,0">
                   <w:txbxContent>
                     <w:p>
@@ -11614,7 +10531,6 @@
                           <w:sz w:val="22"/>
                         </w:rPr>
                       </w:pPr>
-                      <w:proofErr w:type="gramStart"/>
                       <w:r>
                         <w:rPr>
                           <w:rFonts w:ascii="Barlow Condensed Medium" w:eastAsia="華康儷中黑" w:hAnsi="Barlow Condensed Medium"/>
@@ -11622,7 +10538,6 @@
                         </w:rPr>
                         <w:t>教會臉書</w:t>
                       </w:r>
-                      <w:proofErr w:type="gramEnd"/>
                       <w:r>
                         <w:rPr>
                           <w:rFonts w:ascii="Barlow Condensed Medium" w:eastAsia="華康儷中黑" w:hAnsi="Barlow Condensed Medium"/>
@@ -11680,19 +10595,8 @@
           <w:sz w:val="28"/>
           <w:szCs w:val="28"/>
         </w:rPr>
-        <w:t xml:space="preserve"> </w:t>
+        <w:t xml:space="preserve"> Weekly</w:t>
       </w:r>
-      <w:proofErr w:type="gramStart"/>
-      <w:r>
-        <w:rPr>
-          <w:rFonts w:ascii="Old English Text MT" w:hAnsi="Old English Text MT"/>
-          <w:color w:val="404040" w:themeColor="text1" w:themeTint="BF"/>
-          <w:sz w:val="28"/>
-          <w:szCs w:val="28"/>
-        </w:rPr>
-        <w:t>Weekly</w:t>
-      </w:r>
-      <w:proofErr w:type="gramEnd"/>
     </w:p>
     <w:p>
       <w:pPr>
@@ -11892,11 +10796,19 @@
             </w:r>
             <w:r>
               <w:rPr>
+                <w:rFonts w:ascii="標楷體" w:eastAsia="標楷體" w:hAnsi="標楷體"/>
+                <w:sz w:val="20"/>
+                <w:szCs w:val="20"/>
+              </w:rPr>
+              <w:t>黃明憲</w:t>
+            </w:r>
+            <w:r>
+              <w:rPr>
                 <w:rFonts w:ascii="標楷體" w:eastAsia="標楷體" w:hAnsi="標楷體" w:hint="eastAsia"/>
                 <w:sz w:val="20"/>
                 <w:szCs w:val="20"/>
               </w:rPr>
-              <w:t>林美惠</w:t>
+              <w:t xml:space="preserve"> </w:t>
             </w:r>
             <w:r>
               <w:rPr>
@@ -11904,7 +10816,7 @@
                 <w:sz w:val="20"/>
                 <w:szCs w:val="20"/>
               </w:rPr>
-              <w:t xml:space="preserve"> 長老</w:t>
+              <w:t>長老</w:t>
             </w:r>
           </w:p>
         </w:tc>
@@ -11960,37 +10872,19 @@
             </w:r>
             <w:r>
               <w:rPr>
+                <w:rFonts w:ascii="標楷體" w:eastAsia="標楷體" w:hAnsi="標楷體"/>
+                <w:sz w:val="20"/>
+                <w:szCs w:val="20"/>
+              </w:rPr>
+              <w:t>張怡婷</w:t>
+            </w:r>
+            <w:r>
+              <w:rPr>
                 <w:rFonts w:ascii="標楷體" w:eastAsia="標楷體" w:hAnsi="標楷體" w:hint="eastAsia"/>
                 <w:sz w:val="20"/>
                 <w:szCs w:val="20"/>
               </w:rPr>
-              <w:t>張思</w:t>
-            </w:r>
-            <w:proofErr w:type="gramStart"/>
-            <w:r>
-              <w:rPr>
-                <w:rFonts w:ascii="標楷體" w:eastAsia="標楷體" w:hAnsi="標楷體" w:hint="eastAsia"/>
-                <w:sz w:val="20"/>
-                <w:szCs w:val="20"/>
-              </w:rPr>
-              <w:t>婗</w:t>
-            </w:r>
-            <w:proofErr w:type="gramEnd"/>
-            <w:r>
-              <w:rPr>
-                <w:rFonts w:ascii="標楷體" w:eastAsia="標楷體" w:hAnsi="標楷體" w:hint="eastAsia"/>
-                <w:sz w:val="20"/>
-                <w:szCs w:val="20"/>
-              </w:rPr>
-              <w:t xml:space="preserve"> </w:t>
-            </w:r>
-            <w:r>
-              <w:rPr>
-                <w:rFonts w:ascii="標楷體" w:eastAsia="標楷體" w:hAnsi="標楷體" w:hint="eastAsia"/>
-                <w:sz w:val="20"/>
-                <w:szCs w:val="20"/>
-              </w:rPr>
-              <w:t>姊妹</w:t>
+              <w:t xml:space="preserve"> 執事</w:t>
             </w:r>
           </w:p>
         </w:tc>
@@ -12582,7 +11476,7 @@
                 </mc:Choice>
                 <mc:Fallback>
                   <w:pict>
-                    <v:rect w14:anchorId="343BC9BA" id="矩形 8" o:spid="_x0000_s1041" style="position:absolute;left:0;text-align:left;margin-left:-.7pt;margin-top:2.7pt;width:18.75pt;height:92.3pt;z-index:251663360;visibility:visible;mso-wrap-style:square;mso-width-percent:0;mso-height-percent:0;mso-wrap-distance-left:9pt;mso-wrap-distance-top:0;mso-wrap-distance-right:9pt;mso-wrap-distance-bottom:0;mso-position-horizontal:absolute;mso-position-horizontal-relative:text;mso-position-vertical:absolute;mso-position-vertical-relative:text;mso-width-percent:0;mso-height-percent:0;mso-width-relative:margin;mso-height-relative:margin;v-text-anchor:middle" o:gfxdata="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" fillcolor="#5a5a5a [2109]" stroked="f" strokeweight="1pt">
+                    <v:rect w14:anchorId="343BC9BA" id="矩形 8" o:spid="_x0000_s1041" style="position:absolute;left:0;text-align:left;margin-left:-.7pt;margin-top:2.7pt;width:18.75pt;height:92.3pt;z-index:251663360;visibility:visible;mso-wrap-style:square;mso-width-percent:0;mso-height-percent:0;mso-wrap-distance-left:9pt;mso-wrap-distance-top:0;mso-wrap-distance-right:9pt;mso-wrap-distance-bottom:0;mso-position-horizontal:absolute;mso-position-horizontal-relative:text;mso-position-vertical:absolute;mso-position-vertical-relative:text;mso-width-percent:0;mso-height-percent:0;mso-width-relative:margin;mso-height-relative:margin;v-text-anchor:middle" o:gfxdata="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" fillcolor="#5a5a5a [2109]" stroked="f" strokeweight="1pt">
                       <v:textbox style="layout-flow:vertical-ideographic" inset="1mm,1mm,1mm,1mm">
                         <w:txbxContent>
                           <w:p>
@@ -12640,7 +11534,6 @@
                 <w:szCs w:val="20"/>
               </w:rPr>
             </w:pPr>
-            <w:proofErr w:type="gramStart"/>
             <w:r>
               <w:rPr>
                 <w:rFonts w:eastAsia="華康儷中黑" w:cstheme="minorHAnsi"/>
@@ -12651,7 +11544,6 @@
               </w:rPr>
               <w:t>序樂</w:t>
             </w:r>
-            <w:proofErr w:type="gramEnd"/>
           </w:p>
         </w:tc>
         <w:tc>
@@ -12787,7 +11679,6 @@
                 <w:szCs w:val="20"/>
               </w:rPr>
             </w:pPr>
-            <w:proofErr w:type="gramStart"/>
             <w:r>
               <w:rPr>
                 <w:rFonts w:eastAsia="華康儷中黑" w:cstheme="minorHAnsi"/>
@@ -12798,7 +11689,6 @@
               </w:rPr>
               <w:t>宣召</w:t>
             </w:r>
-            <w:proofErr w:type="gramEnd"/>
           </w:p>
         </w:tc>
         <w:tc>
@@ -12991,7 +11881,7 @@
                 <w:sz w:val="20"/>
                 <w:szCs w:val="20"/>
               </w:rPr>
-              <w:t>25A</w:t>
+              <w:t>27</w:t>
             </w:r>
             <w:r>
               <w:rPr>
@@ -13150,35 +12040,13 @@
             </w:pPr>
             <w:r>
               <w:rPr>
-                <w:rFonts w:ascii="Bahnschrift SemiBold Condensed" w:eastAsia="標楷體" w:hAnsi="Bahnschrift SemiBold Condensed" w:cstheme="minorHAnsi" w:hint="eastAsia"/>
+                <w:rFonts w:ascii="Bahnschrift SemiBold Condensed" w:eastAsia="標楷體" w:hAnsi="Bahnschrift SemiBold Condensed" w:cstheme="minorHAnsi"/>
                 <w:color w:val="000000" w:themeColor="text1"/>
                 <w:w w:val="125"/>
                 <w:sz w:val="20"/>
                 <w:szCs w:val="20"/>
               </w:rPr>
-              <w:t>新的</w:t>
-            </w:r>
-            <w:proofErr w:type="gramStart"/>
-            <w:r>
-              <w:rPr>
-                <w:rFonts w:ascii="Bahnschrift SemiBold Condensed" w:eastAsia="標楷體" w:hAnsi="Bahnschrift SemiBold Condensed" w:cstheme="minorHAnsi" w:hint="eastAsia"/>
-                <w:color w:val="000000" w:themeColor="text1"/>
-                <w:w w:val="125"/>
-                <w:sz w:val="20"/>
-                <w:szCs w:val="20"/>
-              </w:rPr>
-              <w:t>誡</w:t>
-            </w:r>
-            <w:proofErr w:type="gramEnd"/>
-            <w:r>
-              <w:rPr>
-                <w:rFonts w:ascii="Bahnschrift SemiBold Condensed" w:eastAsia="標楷體" w:hAnsi="Bahnschrift SemiBold Condensed" w:cstheme="minorHAnsi" w:hint="eastAsia"/>
-                <w:color w:val="000000" w:themeColor="text1"/>
-                <w:w w:val="125"/>
-                <w:sz w:val="20"/>
-                <w:szCs w:val="20"/>
-              </w:rPr>
-              <w:t>命</w:t>
+              <w:t>使徒信經</w:t>
             </w:r>
           </w:p>
         </w:tc>
@@ -13276,7 +12144,6 @@
                 <w:szCs w:val="20"/>
               </w:rPr>
             </w:pPr>
-            <w:proofErr w:type="gramStart"/>
             <w:r>
               <w:rPr>
                 <w:rFonts w:eastAsia="華康儷中黑" w:cstheme="minorHAnsi"/>
@@ -13287,7 +12154,6 @@
               </w:rPr>
               <w:t>啟應文</w:t>
             </w:r>
-            <w:proofErr w:type="gramEnd"/>
           </w:p>
         </w:tc>
         <w:tc>
@@ -13335,7 +12201,7 @@
                 <w:sz w:val="20"/>
                 <w:szCs w:val="20"/>
               </w:rPr>
-              <w:t>26</w:t>
+              <w:t>25</w:t>
             </w:r>
             <w:r>
               <w:rPr>
@@ -13534,8 +12400,8 @@
       <w:tblGrid>
         <w:gridCol w:w="642"/>
         <w:gridCol w:w="1138"/>
-        <w:gridCol w:w="2955"/>
-        <w:gridCol w:w="1157"/>
+        <w:gridCol w:w="3097"/>
+        <w:gridCol w:w="1015"/>
       </w:tblGrid>
       <w:tr>
         <w:tc>
@@ -13672,7 +12538,7 @@
                 </mc:Choice>
                 <mc:Fallback>
                   <w:pict>
-                    <v:rect w14:anchorId="363672F5" id="矩形 10" o:spid="_x0000_s1042" style="position:absolute;left:0;text-align:left;margin-left:-.7pt;margin-top:12.9pt;width:19.25pt;height:42.9pt;z-index:251659264;visibility:visible;mso-wrap-style:square;mso-width-percent:0;mso-height-percent:0;mso-wrap-distance-left:9pt;mso-wrap-distance-top:0;mso-wrap-distance-right:9pt;mso-wrap-distance-bottom:0;mso-position-horizontal:absolute;mso-position-horizontal-relative:text;mso-position-vertical:absolute;mso-position-vertical-relative:text;mso-width-percent:0;mso-height-percent:0;mso-width-relative:margin;mso-height-relative:margin;v-text-anchor:middle" o:gfxdata="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" fillcolor="#5a5a5a [2109]" stroked="f" strokeweight="1pt">
+                    <v:rect w14:anchorId="363672F5" id="矩形 10" o:spid="_x0000_s1042" style="position:absolute;left:0;text-align:left;margin-left:-.7pt;margin-top:12.9pt;width:19.25pt;height:42.9pt;z-index:251659264;visibility:visible;mso-wrap-style:square;mso-width-percent:0;mso-height-percent:0;mso-wrap-distance-left:9pt;mso-wrap-distance-top:0;mso-wrap-distance-right:9pt;mso-wrap-distance-bottom:0;mso-position-horizontal:absolute;mso-position-horizontal-relative:text;mso-position-vertical:absolute;mso-position-vertical-relative:text;mso-width-percent:0;mso-height-percent:0;mso-width-relative:margin;mso-height-relative:margin;v-text-anchor:middle" o:gfxdata="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" fillcolor="#5a5a5a [2109]" stroked="f" strokeweight="1pt">
                       <v:textbox style="layout-flow:vertical-ideographic" inset="1mm,1mm,1mm,1mm">
                         <w:txbxContent>
                           <w:p>
@@ -13744,7 +12610,7 @@
         </w:tc>
         <w:tc>
           <w:tcPr>
-            <w:tcW w:w="2955" w:type="dxa"/>
+            <w:tcW w:w="3097" w:type="dxa"/>
             <w:tcBorders>
               <w:top w:val="nil"/>
               <w:left w:val="nil"/>
@@ -13771,21 +12637,11 @@
                 <w:szCs w:val="20"/>
               </w:rPr>
             </w:pPr>
-            <w:r>
-              <w:rPr>
-                <w:rFonts w:ascii="Bahnschrift SemiBold Condensed" w:eastAsia="標楷體" w:hAnsi="Bahnschrift SemiBold Condensed" w:cstheme="minorHAnsi" w:hint="eastAsia"/>
-                <w:bCs/>
-                <w:w w:val="150"/>
-                <w:sz w:val="20"/>
-                <w:szCs w:val="20"/>
-              </w:rPr>
-              <w:t>懇求上帝施恩賜福</w:t>
-            </w:r>
-          </w:p>
-        </w:tc>
-        <w:tc>
-          <w:tcPr>
-            <w:tcW w:w="1157" w:type="dxa"/>
+          </w:p>
+        </w:tc>
+        <w:tc>
+          <w:tcPr>
+            <w:tcW w:w="1015" w:type="dxa"/>
             <w:tcBorders>
               <w:top w:val="nil"/>
               <w:left w:val="nil"/>
@@ -13813,13 +12669,13 @@
             </w:pPr>
             <w:r>
               <w:rPr>
-                <w:rFonts w:ascii="Bahnschrift SemiBold Condensed" w:eastAsia="標楷體" w:hAnsi="Bahnschrift SemiBold Condensed" w:cstheme="minorHAnsi" w:hint="eastAsia"/>
+                <w:rFonts w:ascii="Bahnschrift SemiBold Condensed" w:eastAsia="標楷體" w:hAnsi="Bahnschrift SemiBold Condensed" w:cstheme="minorHAnsi"/>
                 <w:color w:val="000000" w:themeColor="text1"/>
                 <w:w w:val="125"/>
                 <w:sz w:val="20"/>
                 <w:szCs w:val="20"/>
               </w:rPr>
-              <w:t>松年團契</w:t>
+              <w:t>主日學</w:t>
             </w:r>
           </w:p>
         </w:tc>
@@ -13991,7 +12847,7 @@
                 <w:sz w:val="20"/>
                 <w:szCs w:val="20"/>
               </w:rPr>
-              <w:t>13</w:t>
+              <w:t>23</w:t>
             </w:r>
             <w:r>
               <w:rPr>
@@ -14161,28 +13017,15 @@
             </w:pPr>
             <w:r>
               <w:rPr>
-                <w:rFonts w:ascii="標楷體" w:eastAsia="標楷體" w:hAnsi="標楷體" w:cstheme="minorHAnsi" w:hint="eastAsia"/>
+                <w:rFonts w:ascii="標楷體" w:eastAsia="標楷體" w:hAnsi="標楷體" w:cstheme="minorHAnsi"/>
                 <w:bCs/>
                 <w:color w:val="000000" w:themeColor="text1"/>
                 <w:w w:val="150"/>
                 <w:sz w:val="20"/>
                 <w:szCs w:val="20"/>
               </w:rPr>
-              <w:t>懼怕　神</w:t>
-            </w:r>
-            <w:proofErr w:type="gramStart"/>
-            <w:r>
-              <w:rPr>
-                <w:rFonts w:ascii="標楷體" w:eastAsia="標楷體" w:hAnsi="標楷體" w:cstheme="minorHAnsi" w:hint="eastAsia"/>
-                <w:bCs/>
-                <w:color w:val="000000" w:themeColor="text1"/>
-                <w:w w:val="150"/>
-                <w:sz w:val="20"/>
-                <w:szCs w:val="20"/>
-              </w:rPr>
-              <w:t>的約櫃</w:t>
-            </w:r>
-            <w:proofErr w:type="gramEnd"/>
+              <w:t>永遠分別出來</w:t>
+            </w:r>
           </w:p>
         </w:tc>
         <w:tc>
@@ -14499,7 +13342,7 @@
                 </mc:Choice>
                 <mc:Fallback>
                   <w:pict>
-                    <v:rect w14:anchorId="4D37C684" id="矩形 11" o:spid="_x0000_s1043" style="position:absolute;left:0;text-align:left;margin-left:-.7pt;margin-top:1.65pt;width:19.25pt;height:111.25pt;z-index:251656192;visibility:visible;mso-wrap-style:square;mso-width-percent:0;mso-height-percent:0;mso-wrap-distance-left:9pt;mso-wrap-distance-top:0;mso-wrap-distance-right:9pt;mso-wrap-distance-bottom:0;mso-position-horizontal:absolute;mso-position-horizontal-relative:text;mso-position-vertical:absolute;mso-position-vertical-relative:text;mso-width-percent:0;mso-height-percent:0;mso-width-relative:margin;mso-height-relative:margin;v-text-anchor:middle" o:gfxdata="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" fillcolor="#5a5a5a [2109]" stroked="f" strokeweight="1pt">
+                    <v:rect w14:anchorId="4D37C684" id="矩形 11" o:spid="_x0000_s1043" style="position:absolute;left:0;text-align:left;margin-left:-.7pt;margin-top:1.65pt;width:19.25pt;height:111.25pt;z-index:251656192;visibility:visible;mso-wrap-style:square;mso-width-percent:0;mso-height-percent:0;mso-wrap-distance-left:9pt;mso-wrap-distance-top:0;mso-wrap-distance-right:9pt;mso-wrap-distance-bottom:0;mso-position-horizontal:absolute;mso-position-horizontal-relative:text;mso-position-vertical:absolute;mso-position-vertical-relative:text;mso-width-percent:0;mso-height-percent:0;mso-width-relative:margin;mso-height-relative:margin;v-text-anchor:middle" o:gfxdata="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" fillcolor="#5a5a5a [2109]" stroked="f" strokeweight="1pt">
                       <v:textbox style="layout-flow:vertical-ideographic" inset="1mm,1mm,1mm,1mm">
                         <w:txbxContent>
                           <w:p>
@@ -14632,7 +13475,7 @@
                 <w:sz w:val="20"/>
                 <w:szCs w:val="20"/>
               </w:rPr>
-              <w:t>297</w:t>
+              <w:t>283</w:t>
             </w:r>
             <w:r>
               <w:rPr>
@@ -14880,6 +13723,17 @@
             </w:pPr>
             <w:r>
               <w:rPr>
+                <w:rFonts w:ascii="Bahnschrift SemiBold Condensed" w:eastAsia="標楷體" w:hAnsi="Bahnschrift SemiBold Condensed" w:cstheme="minorHAnsi"/>
+                <w:bCs/>
+                <w:color w:val="000000" w:themeColor="text1"/>
+                <w:w w:val="90"/>
+                <w:sz w:val="20"/>
+                <w:szCs w:val="20"/>
+              </w:rPr>
+              <w:t>黃聖耀</w:t>
+            </w:r>
+            <w:r>
+              <w:rPr>
                 <w:rFonts w:ascii="Bahnschrift SemiBold Condensed" w:eastAsia="標楷體" w:hAnsi="Bahnschrift SemiBold Condensed" w:cstheme="minorHAnsi" w:hint="eastAsia"/>
                 <w:bCs/>
                 <w:color w:val="000000" w:themeColor="text1"/>
@@ -14887,29 +13741,18 @@
                 <w:sz w:val="20"/>
                 <w:szCs w:val="20"/>
               </w:rPr>
-              <w:t>劉奕樑</w:t>
-            </w:r>
-            <w:r>
-              <w:rPr>
-                <w:rFonts w:ascii="Bahnschrift SemiBold Condensed" w:eastAsia="標楷體" w:hAnsi="Bahnschrift SemiBold Condensed" w:cstheme="minorHAnsi" w:hint="eastAsia"/>
+              <w:t>,</w:t>
+            </w:r>
+            <w:r>
+              <w:rPr>
+                <w:rFonts w:ascii="Bahnschrift SemiBold Condensed" w:eastAsia="標楷體" w:hAnsi="Bahnschrift SemiBold Condensed" w:cstheme="minorHAnsi"/>
                 <w:bCs/>
                 <w:color w:val="000000" w:themeColor="text1"/>
                 <w:w w:val="90"/>
                 <w:sz w:val="20"/>
                 <w:szCs w:val="20"/>
               </w:rPr>
-              <w:t>,</w:t>
-            </w:r>
-            <w:r>
-              <w:rPr>
-                <w:rFonts w:ascii="Bahnschrift SemiBold Condensed" w:eastAsia="標楷體" w:hAnsi="Bahnschrift SemiBold Condensed" w:cstheme="minorHAnsi" w:hint="eastAsia"/>
-                <w:bCs/>
-                <w:color w:val="000000" w:themeColor="text1"/>
-                <w:w w:val="90"/>
-                <w:sz w:val="20"/>
-                <w:szCs w:val="20"/>
-              </w:rPr>
-              <w:t>黃聖耀</w:t>
+              <w:t>林美惠</w:t>
             </w:r>
           </w:p>
         </w:tc>
@@ -15239,7 +14082,6 @@
                 <w:szCs w:val="20"/>
               </w:rPr>
             </w:pPr>
-            <w:proofErr w:type="gramStart"/>
             <w:r>
               <w:rPr>
                 <w:rFonts w:eastAsia="華康儷中黑" w:cstheme="minorHAnsi" w:hint="eastAsia"/>
@@ -15250,7 +14092,6 @@
               </w:rPr>
               <w:t>公禱</w:t>
             </w:r>
-            <w:proofErr w:type="gramEnd"/>
           </w:p>
         </w:tc>
         <w:tc>
@@ -15386,7 +14227,6 @@
                 <w:szCs w:val="20"/>
               </w:rPr>
             </w:pPr>
-            <w:proofErr w:type="gramStart"/>
             <w:r>
               <w:rPr>
                 <w:rFonts w:eastAsia="華康儷中黑" w:cstheme="minorHAnsi"/>
@@ -15397,7 +14237,6 @@
               </w:rPr>
               <w:t>頌榮</w:t>
             </w:r>
-            <w:proofErr w:type="gramEnd"/>
           </w:p>
         </w:tc>
         <w:tc>
@@ -15445,7 +14284,7 @@
                 <w:sz w:val="20"/>
                 <w:szCs w:val="20"/>
               </w:rPr>
-              <w:t>508</w:t>
+              <w:t>509</w:t>
             </w:r>
             <w:r>
               <w:rPr>
@@ -15620,7 +14459,6 @@
               </w:rPr>
               <w:t xml:space="preserve">: </w:t>
             </w:r>
-            <w:proofErr w:type="gramStart"/>
             <w:r>
               <w:rPr>
                 <w:rFonts w:ascii="Bahnschrift SemiBold Condensed" w:eastAsia="標楷體" w:hAnsi="Bahnschrift SemiBold Condensed" w:cstheme="minorHAnsi" w:hint="eastAsia"/>
@@ -15630,7 +14468,6 @@
               </w:rPr>
               <w:t>阿們頌</w:t>
             </w:r>
-            <w:proofErr w:type="gramEnd"/>
           </w:p>
         </w:tc>
         <w:tc>
@@ -15727,7 +14564,6 @@
                 <w:szCs w:val="20"/>
               </w:rPr>
             </w:pPr>
-            <w:proofErr w:type="gramStart"/>
             <w:r>
               <w:rPr>
                 <w:rFonts w:eastAsia="華康儷中黑" w:cstheme="minorHAnsi" w:hint="eastAsia"/>
@@ -15738,7 +14574,6 @@
               </w:rPr>
               <w:t>殿樂</w:t>
             </w:r>
-            <w:proofErr w:type="gramEnd"/>
           </w:p>
         </w:tc>
         <w:tc>
@@ -16263,7 +15098,7 @@
           </mc:Choice>
           <mc:Fallback>
             <w:pict>
-              <v:line w14:anchorId="17A352D7" id="直線接點 2" o:spid="_x0000_s1026" style="position:absolute;z-index:251653120;visibility:visible;mso-wrap-style:square;mso-height-percent:0;mso-wrap-distance-left:9pt;mso-wrap-distance-top:0;mso-wrap-distance-right:9pt;mso-wrap-distance-bottom:0;mso-position-horizontal:absolute;mso-position-horizontal-relative:page;mso-position-vertical:absolute;mso-position-vertical-relative:page;mso-height-percent:0;mso-height-relative:margin" from="687.75pt,19.85pt" to="687.75pt,709.8pt" o:gfxdata="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" strokecolor="black [3213]" strokeweight=".5pt">
+              <v:line w14:anchorId="4806315C" id="直線接點 2" o:spid="_x0000_s1026" style="position:absolute;z-index:251653120;visibility:visible;mso-wrap-style:square;mso-height-percent:0;mso-wrap-distance-left:9pt;mso-wrap-distance-top:0;mso-wrap-distance-right:9pt;mso-wrap-distance-bottom:0;mso-position-horizontal:absolute;mso-position-horizontal-relative:page;mso-position-vertical:absolute;mso-position-vertical-relative:page;mso-height-percent:0;mso-height-relative:margin" from="687.75pt,19.85pt" to="687.75pt,709.8pt" o:gfxdata="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" strokecolor="black [3213]" strokeweight=".5pt">
                 <v:stroke dashstyle="3 1" joinstyle="miter"/>
                 <w10:wrap anchorx="page" anchory="page"/>
               </v:line>
@@ -16287,31 +15122,21 @@
         </w:rPr>
         <w:t>(</w:t>
       </w:r>
-      <w:proofErr w:type="gramStart"/>
       <w:r>
         <w:rPr>
-          <w:rFonts w:ascii="Barlow Condensed Medium" w:eastAsia="華康中黑體" w:hAnsi="Barlow Condensed Medium" w:cs="Calibri" w:hint="eastAsia"/>
+          <w:rFonts w:ascii="Barlow Condensed Medium" w:eastAsia="華康中黑體" w:hAnsi="Barlow Condensed Medium" w:cs="Calibri"/>
           <w:color w:val="000000"/>
           <w:szCs w:val="24"/>
         </w:rPr>
-        <w:t>約</w:t>
+        <w:t>彼得前書</w:t>
       </w:r>
       <w:r>
         <w:rPr>
-          <w:rFonts w:ascii="Barlow Condensed Medium" w:eastAsia="華康中黑體" w:hAnsi="Barlow Condensed Medium" w:cs="Calibri" w:hint="eastAsia"/>
+          <w:rFonts w:ascii="Barlow Condensed Medium" w:eastAsia="華康中黑體" w:hAnsi="Barlow Condensed Medium" w:cs="Calibri"/>
           <w:color w:val="000000"/>
           <w:szCs w:val="24"/>
         </w:rPr>
-        <w:t>翰壹書</w:t>
-      </w:r>
-      <w:proofErr w:type="gramEnd"/>
-      <w:r>
-        <w:rPr>
-          <w:rFonts w:ascii="Barlow Condensed Medium" w:eastAsia="華康中黑體" w:hAnsi="Barlow Condensed Medium" w:cs="Calibri" w:hint="eastAsia"/>
-          <w:color w:val="000000"/>
-          <w:szCs w:val="24"/>
-        </w:rPr>
-        <w:t>4</w:t>
+        <w:t>2</w:t>
       </w:r>
       <w:r>
         <w:rPr>
@@ -16327,7 +15152,7 @@
           <w:color w:val="000000"/>
           <w:szCs w:val="24"/>
         </w:rPr>
-        <w:t>18</w:t>
+        <w:t>9</w:t>
       </w:r>
       <w:r>
         <w:rPr>
@@ -16403,7 +15228,15 @@
         </w:rPr>
         <w:t xml:space="preserve"> </w:t>
       </w:r>
-      <w:proofErr w:type="gramStart"/>
+      <w:r>
+        <w:rPr>
+          <w:rFonts w:ascii="標楷體" w:eastAsia="標楷體" w:hAnsi="標楷體" w:cs="Arial"/>
+          <w:w w:val="80"/>
+          <w:sz w:val="26"/>
+          <w:szCs w:val="26"/>
+        </w:rPr>
+        <w:t>獨獨恁是揀選的族，是王也是祭司，是聖的邦國，是上帝家己的百姓，互恁傳報彼個召恁出黑暗入伊美妙的光者的好德</w:t>
+      </w:r>
       <w:r>
         <w:rPr>
           <w:rFonts w:ascii="標楷體" w:eastAsia="標楷體" w:hAnsi="標楷體" w:cs="Arial" w:hint="eastAsia"/>
@@ -16411,57 +15244,7 @@
           <w:sz w:val="26"/>
           <w:szCs w:val="26"/>
         </w:rPr>
-        <w:t>佇</w:t>
-      </w:r>
-      <w:proofErr w:type="gramEnd"/>
-      <w:r>
-        <w:rPr>
-          <w:rFonts w:ascii="標楷體" w:eastAsia="標楷體" w:hAnsi="標楷體" w:cs="Arial" w:hint="eastAsia"/>
-          <w:w w:val="80"/>
-          <w:sz w:val="26"/>
-          <w:szCs w:val="26"/>
-        </w:rPr>
-        <w:t>疼的內面無驚惶；獨獨齊全的疼，趕出驚惶。因為驚惶就有刑罰，</w:t>
-      </w:r>
-      <w:proofErr w:type="gramStart"/>
-      <w:r>
-        <w:rPr>
-          <w:rFonts w:ascii="標楷體" w:eastAsia="標楷體" w:hAnsi="標楷體" w:cs="Arial" w:hint="eastAsia"/>
-          <w:w w:val="80"/>
-          <w:sz w:val="26"/>
-          <w:szCs w:val="26"/>
-        </w:rPr>
-        <w:t>見若驚惶</w:t>
-      </w:r>
-      <w:proofErr w:type="gramEnd"/>
-      <w:r>
-        <w:rPr>
-          <w:rFonts w:ascii="標楷體" w:eastAsia="標楷體" w:hAnsi="標楷體" w:cs="Arial" w:hint="eastAsia"/>
-          <w:w w:val="80"/>
-          <w:sz w:val="26"/>
-          <w:szCs w:val="26"/>
-        </w:rPr>
-        <w:t>的</w:t>
-      </w:r>
-      <w:proofErr w:type="gramStart"/>
-      <w:r>
-        <w:rPr>
-          <w:rFonts w:ascii="標楷體" w:eastAsia="標楷體" w:hAnsi="標楷體" w:cs="Arial" w:hint="eastAsia"/>
-          <w:w w:val="80"/>
-          <w:sz w:val="26"/>
-          <w:szCs w:val="26"/>
-        </w:rPr>
-        <w:t>佇疼未</w:t>
-      </w:r>
-      <w:proofErr w:type="gramEnd"/>
-      <w:r>
-        <w:rPr>
-          <w:rFonts w:ascii="標楷體" w:eastAsia="標楷體" w:hAnsi="標楷體" w:cs="Arial" w:hint="eastAsia"/>
-          <w:w w:val="80"/>
-          <w:sz w:val="26"/>
-          <w:szCs w:val="26"/>
-        </w:rPr>
-        <w:t>有齊全。</w:t>
+        <w:t>。</w:t>
       </w:r>
     </w:p>
     <w:p>
@@ -16536,15 +15319,14 @@
       </w:r>
       <w:r>
         <w:rPr>
-          <w:rFonts w:ascii="Calibri" w:eastAsia="華康中黑體" w:hAnsi="Calibri" w:cs="Calibri" w:hint="eastAsia"/>
+          <w:rFonts w:ascii="Calibri" w:eastAsia="華康中黑體" w:hAnsi="Calibri" w:cs="Calibri"/>
           <w:color w:val="000000"/>
           <w:w w:val="80"/>
           <w:sz w:val="26"/>
           <w:szCs w:val="26"/>
         </w:rPr>
-        <w:t>愛裡沒有懼怕．</w:t>
+        <w:t>惟有你們是被揀選的族類、是有君尊的祭司、是聖潔的國度、是屬　神的子民、要叫你們宣揚那召你們出黑暗入奇妙光明者的美德</w:t>
       </w:r>
-      <w:proofErr w:type="gramStart"/>
       <w:r>
         <w:rPr>
           <w:rFonts w:ascii="Calibri" w:eastAsia="華康中黑體" w:hAnsi="Calibri" w:cs="Calibri" w:hint="eastAsia"/>
@@ -16553,18 +15335,7 @@
           <w:sz w:val="26"/>
           <w:szCs w:val="26"/>
         </w:rPr>
-        <w:t>愛既完全</w:t>
-      </w:r>
-      <w:proofErr w:type="gramEnd"/>
-      <w:r>
-        <w:rPr>
-          <w:rFonts w:ascii="Calibri" w:eastAsia="華康中黑體" w:hAnsi="Calibri" w:cs="Calibri" w:hint="eastAsia"/>
-          <w:color w:val="000000"/>
-          <w:w w:val="80"/>
-          <w:sz w:val="26"/>
-          <w:szCs w:val="26"/>
-        </w:rPr>
-        <w:t>、就把懼怕除去．因為懼怕裡含著刑罰．懼怕的人在愛裡未得完全。</w:t>
+        <w:t>。</w:t>
       </w:r>
     </w:p>
     <w:p>
@@ -16684,7 +15455,6 @@
                 <w:w w:val="80"/>
               </w:rPr>
             </w:pPr>
-            <w:proofErr w:type="gramStart"/>
             <w:r>
               <w:rPr>
                 <w:rFonts w:ascii="Barlow Condensed Medium" w:eastAsia="華康中黑體" w:hAnsi="Barlow Condensed Medium" w:cstheme="minorHAnsi"/>
@@ -16692,7 +15462,6 @@
               </w:rPr>
               <w:t>主日事奉</w:t>
             </w:r>
-            <w:proofErr w:type="gramEnd"/>
           </w:p>
         </w:tc>
         <w:tc>
@@ -16723,17 +15492,8 @@
                 <w:rFonts w:ascii="Barlow Condensed Medium" w:eastAsia="華康中黑體" w:hAnsi="Barlow Condensed Medium" w:cstheme="minorHAnsi"/>
                 <w:w w:val="66"/>
               </w:rPr>
-              <w:t>本</w:t>
-            </w:r>
-            <w:proofErr w:type="gramStart"/>
-            <w:r>
-              <w:rPr>
-                <w:rFonts w:ascii="Barlow Condensed Medium" w:eastAsia="華康中黑體" w:hAnsi="Barlow Condensed Medium" w:cstheme="minorHAnsi"/>
-                <w:w w:val="66"/>
-              </w:rPr>
-              <w:t>週</w:t>
-            </w:r>
-            <w:proofErr w:type="gramEnd"/>
+              <w:t>本週</w:t>
+            </w:r>
             <w:r>
               <w:rPr>
                 <w:rFonts w:ascii="Barlow Condensed Medium" w:eastAsia="華康儷中黑" w:hAnsi="Barlow Condensed Medium" w:cstheme="minorHAnsi"/>
@@ -16843,17 +15603,8 @@
                 <w:rFonts w:ascii="Barlow Condensed Medium" w:eastAsia="華康中黑體" w:hAnsi="Barlow Condensed Medium" w:cstheme="minorHAnsi"/>
                 <w:w w:val="66"/>
               </w:rPr>
-              <w:t>下</w:t>
-            </w:r>
-            <w:proofErr w:type="gramStart"/>
-            <w:r>
-              <w:rPr>
-                <w:rFonts w:ascii="Barlow Condensed Medium" w:eastAsia="華康中黑體" w:hAnsi="Barlow Condensed Medium" w:cstheme="minorHAnsi"/>
-                <w:w w:val="66"/>
-              </w:rPr>
-              <w:t>週</w:t>
-            </w:r>
-            <w:proofErr w:type="gramEnd"/>
+              <w:t>下週</w:t>
+            </w:r>
             <w:r>
               <w:rPr>
                 <w:rFonts w:ascii="Barlow Condensed Medium" w:eastAsia="華康儷中黑" w:hAnsi="Barlow Condensed Medium" w:cstheme="minorHAnsi"/>
@@ -17298,7 +16049,6 @@
                 <w:szCs w:val="28"/>
               </w:rPr>
             </w:pPr>
-            <w:proofErr w:type="gramStart"/>
             <w:r>
               <w:rPr>
                 <w:rFonts w:ascii="Barlow Condensed Medium" w:eastAsia="華康正顏楷體W9" w:hAnsi="Barlow Condensed Medium" w:cstheme="minorHAnsi"/>
@@ -17308,7 +16058,6 @@
               </w:rPr>
               <w:t>月值月長執</w:t>
             </w:r>
-            <w:proofErr w:type="gramEnd"/>
             <w:r>
               <w:rPr>
                 <w:rFonts w:ascii="Barlow Condensed Medium" w:eastAsia="標楷體" w:hAnsi="Barlow Condensed Medium" w:cstheme="minorHAnsi"/>
@@ -17573,14 +16322,7 @@
                 <w:rFonts w:ascii="Barlow Condensed Medium" w:eastAsia="標楷體" w:hAnsi="Barlow Condensed Medium" w:cstheme="minorHAnsi" w:hint="eastAsia"/>
                 <w:w w:val="80"/>
               </w:rPr>
-              <w:t>6</w:t>
-            </w:r>
-            <w:r>
-              <w:rPr>
-                <w:rFonts w:ascii="Barlow Condensed Medium" w:eastAsia="標楷體" w:hAnsi="Barlow Condensed Medium" w:cstheme="minorHAnsi" w:hint="eastAsia"/>
-                <w:w w:val="80"/>
-              </w:rPr>
-              <w:t>2</w:t>
+              <w:t>62</w:t>
             </w:r>
           </w:p>
         </w:tc>
@@ -17664,7 +16406,7 @@
                 <w:rFonts w:ascii="標楷體" w:eastAsia="標楷體" w:hAnsi="標楷體" w:cstheme="majorBidi" w:hint="eastAsia"/>
                 <w:szCs w:val="24"/>
               </w:rPr>
-              <w:t>林美惠</w:t>
+              <w:t>黃明憲</w:t>
             </w:r>
           </w:p>
         </w:tc>
@@ -17694,7 +16436,7 @@
                 <w:rFonts w:ascii="標楷體" w:eastAsia="標楷體" w:hAnsi="標楷體" w:cstheme="majorBidi" w:hint="eastAsia"/>
                 <w:szCs w:val="24"/>
               </w:rPr>
-              <w:t>黃明憲</w:t>
+              <w:t>林惠娟</w:t>
             </w:r>
           </w:p>
         </w:tc>
@@ -17860,14 +16602,7 @@
                 <w:rFonts w:ascii="Barlow Condensed Medium" w:eastAsia="標楷體" w:hAnsi="Barlow Condensed Medium" w:cstheme="minorHAnsi" w:hint="eastAsia"/>
                 <w:w w:val="80"/>
               </w:rPr>
-              <w:t>1</w:t>
-            </w:r>
-            <w:r>
-              <w:rPr>
-                <w:rFonts w:ascii="Barlow Condensed Medium" w:eastAsia="標楷體" w:hAnsi="Barlow Condensed Medium" w:cstheme="minorHAnsi" w:hint="eastAsia"/>
-                <w:w w:val="80"/>
-              </w:rPr>
-              <w:t>4</w:t>
+              <w:t>14</w:t>
             </w:r>
           </w:p>
         </w:tc>
@@ -17951,17 +16686,8 @@
                 <w:rFonts w:ascii="標楷體" w:eastAsia="標楷體" w:hAnsi="標楷體" w:hint="eastAsia"/>
                 <w:szCs w:val="24"/>
               </w:rPr>
-              <w:t>張思</w:t>
-            </w:r>
-            <w:proofErr w:type="gramStart"/>
-            <w:r>
-              <w:rPr>
-                <w:rFonts w:ascii="標楷體" w:eastAsia="標楷體" w:hAnsi="標楷體" w:hint="eastAsia"/>
-                <w:szCs w:val="24"/>
-              </w:rPr>
-              <w:t>婗</w:t>
-            </w:r>
-            <w:proofErr w:type="gramEnd"/>
+              <w:t>張怡婷</w:t>
+            </w:r>
           </w:p>
         </w:tc>
         <w:tc>
@@ -17990,7 +16716,7 @@
                 <w:rFonts w:ascii="標楷體" w:eastAsia="標楷體" w:hAnsi="標楷體" w:hint="eastAsia"/>
                 <w:szCs w:val="24"/>
               </w:rPr>
-              <w:t>張怡婷</w:t>
+              <w:t>黃聖耀</w:t>
             </w:r>
           </w:p>
         </w:tc>
@@ -18233,7 +16959,7 @@
                 <w:rFonts w:ascii="標楷體" w:eastAsia="標楷體" w:hAnsi="標楷體" w:hint="eastAsia"/>
                 <w:szCs w:val="24"/>
               </w:rPr>
-              <w:t>劉奕樑</w:t>
+              <w:t>張宗雄</w:t>
             </w:r>
           </w:p>
         </w:tc>
@@ -18260,10 +16986,10 @@
             </w:pPr>
             <w:r>
               <w:rPr>
-                <w:rFonts w:ascii="標楷體" w:eastAsia="標楷體" w:hAnsi="標楷體" w:hint="eastAsia"/>
+                <w:rFonts w:ascii="標楷體" w:eastAsia="標楷體" w:hAnsi="標楷體" w:cstheme="majorBidi" w:hint="eastAsia"/>
                 <w:szCs w:val="24"/>
               </w:rPr>
-              <w:t>張宗雄</w:t>
+              <w:t>蔡憲逸</w:t>
             </w:r>
           </w:p>
         </w:tc>
@@ -18479,7 +17205,6 @@
                 <w:w w:val="80"/>
               </w:rPr>
             </w:pPr>
-            <w:proofErr w:type="gramStart"/>
             <w:r>
               <w:rPr>
                 <w:rFonts w:ascii="Barlow Condensed Medium" w:eastAsia="華康中黑體" w:hAnsi="Barlow Condensed Medium" w:cstheme="minorHAnsi"/>
@@ -18487,7 +17212,6 @@
               </w:rPr>
               <w:t>司獻</w:t>
             </w:r>
-            <w:proofErr w:type="gramEnd"/>
           </w:p>
         </w:tc>
         <w:tc>
@@ -18517,7 +17241,7 @@
                 <w:rFonts w:ascii="標楷體" w:eastAsia="標楷體" w:hAnsi="標楷體" w:cstheme="majorBidi" w:hint="eastAsia"/>
                 <w:szCs w:val="24"/>
               </w:rPr>
-              <w:t>劉奕樑</w:t>
+              <w:t>黃聖耀</w:t>
             </w:r>
           </w:p>
         </w:tc>
@@ -18548,7 +17272,7 @@
                 <w:rFonts w:ascii="標楷體" w:eastAsia="標楷體" w:hAnsi="標楷體" w:cstheme="majorBidi" w:hint="eastAsia"/>
                 <w:szCs w:val="24"/>
               </w:rPr>
-              <w:t>黃聖耀</w:t>
+              <w:t>林美惠</w:t>
             </w:r>
           </w:p>
         </w:tc>
@@ -18706,14 +17430,7 @@
                 <w:rFonts w:ascii="Barlow Condensed Medium" w:eastAsia="標楷體" w:hAnsi="Barlow Condensed Medium" w:cstheme="minorHAnsi" w:hint="eastAsia"/>
                 <w:w w:val="80"/>
               </w:rPr>
-              <w:t>1</w:t>
-            </w:r>
-            <w:r>
-              <w:rPr>
-                <w:rFonts w:ascii="Barlow Condensed Medium" w:eastAsia="標楷體" w:hAnsi="Barlow Condensed Medium" w:cstheme="minorHAnsi" w:hint="eastAsia"/>
-                <w:w w:val="80"/>
-              </w:rPr>
-              <w:t>5</w:t>
+              <w:t>15</w:t>
             </w:r>
           </w:p>
         </w:tc>
@@ -18790,10 +17507,10 @@
             </w:pPr>
             <w:r>
               <w:rPr>
-                <w:rFonts w:ascii="標楷體" w:eastAsia="標楷體" w:hAnsi="標楷體" w:cs="標楷體" w:hint="eastAsia"/>
+                <w:rFonts w:ascii="標楷體" w:eastAsia="標楷體" w:hAnsi="標楷體" w:cstheme="majorBidi" w:hint="eastAsia"/>
                 <w:szCs w:val="24"/>
               </w:rPr>
-              <w:t>黃聖耀</w:t>
+              <w:t>林美惠</w:t>
             </w:r>
           </w:p>
         </w:tc>
@@ -18824,7 +17541,7 @@
                 <w:rFonts w:ascii="標楷體" w:eastAsia="標楷體" w:hAnsi="標楷體" w:cstheme="majorBidi" w:hint="eastAsia"/>
                 <w:szCs w:val="24"/>
               </w:rPr>
-              <w:t>林美惠</w:t>
+              <w:t>黃明憲</w:t>
             </w:r>
           </w:p>
         </w:tc>
@@ -18982,14 +17699,7 @@
                 <w:rFonts w:ascii="Barlow Condensed Medium" w:eastAsia="標楷體" w:hAnsi="Barlow Condensed Medium" w:cstheme="minorHAnsi" w:hint="eastAsia"/>
                 <w:w w:val="80"/>
               </w:rPr>
-              <w:t>1</w:t>
-            </w:r>
-            <w:r>
-              <w:rPr>
-                <w:rFonts w:ascii="Barlow Condensed Medium" w:eastAsia="標楷體" w:hAnsi="Barlow Condensed Medium" w:cstheme="minorHAnsi" w:hint="eastAsia"/>
-                <w:w w:val="80"/>
-              </w:rPr>
-              <w:t>5</w:t>
+              <w:t>15</w:t>
             </w:r>
           </w:p>
         </w:tc>
@@ -19073,22 +17783,12 @@
             </w:pPr>
             <w:r>
               <w:rPr>
-                <w:rFonts w:ascii="標楷體" w:eastAsia="標楷體" w:hAnsi="標楷體" w:cs="標楷體" w:hint="eastAsia"/>
+                <w:rFonts w:ascii="標楷體" w:eastAsia="標楷體" w:hAnsi="標楷體" w:cstheme="majorBidi" w:hint="eastAsia"/>
                 <w:szCs w:val="24"/>
                 <w:lang w:eastAsia="zh-HK"/>
               </w:rPr>
-              <w:t>孫翠</w:t>
-            </w:r>
-            <w:proofErr w:type="gramStart"/>
-            <w:r>
-              <w:rPr>
-                <w:rFonts w:ascii="標楷體" w:eastAsia="標楷體" w:hAnsi="標楷體" w:cs="標楷體" w:hint="eastAsia"/>
-                <w:szCs w:val="24"/>
-                <w:lang w:eastAsia="zh-HK"/>
-              </w:rPr>
-              <w:t>璘</w:t>
-            </w:r>
-            <w:proofErr w:type="gramEnd"/>
+              <w:t>林惠娟</w:t>
+            </w:r>
           </w:p>
         </w:tc>
         <w:tc>
@@ -19119,7 +17819,7 @@
                 <w:szCs w:val="24"/>
                 <w:lang w:eastAsia="zh-HK"/>
               </w:rPr>
-              <w:t>林惠娟</w:t>
+              <w:t>林美惠</w:t>
             </w:r>
           </w:p>
         </w:tc>
@@ -19264,11 +17964,11 @@
             </w:pPr>
             <w:r>
               <w:rPr>
-                <w:rFonts w:ascii="標楷體" w:eastAsia="標楷體" w:hAnsi="標楷體" w:cs="標楷體" w:hint="eastAsia"/>
+                <w:rFonts w:ascii="標楷體" w:eastAsia="標楷體" w:hAnsi="標楷體" w:cstheme="majorBidi" w:hint="eastAsia"/>
                 <w:szCs w:val="24"/>
                 <w:lang w:eastAsia="zh-HK"/>
               </w:rPr>
-              <w:t>高玉華</w:t>
+              <w:t>宋素珠</w:t>
             </w:r>
           </w:p>
         </w:tc>
@@ -19300,7 +18000,7 @@
                 <w:szCs w:val="24"/>
                 <w:lang w:eastAsia="zh-HK"/>
               </w:rPr>
-              <w:t>宋素珠</w:t>
+              <w:t>黃麗卿</w:t>
             </w:r>
           </w:p>
         </w:tc>
@@ -19537,11 +18237,11 @@
             </w:pPr>
             <w:r>
               <w:rPr>
-                <w:rFonts w:ascii="標楷體" w:eastAsia="標楷體" w:hAnsi="標楷體" w:cs="標楷體" w:hint="eastAsia"/>
+                <w:rFonts w:ascii="標楷體" w:eastAsia="標楷體" w:hAnsi="標楷體" w:cstheme="majorBidi" w:hint="eastAsia"/>
                 <w:szCs w:val="24"/>
                 <w:lang w:eastAsia="zh-HK"/>
               </w:rPr>
-              <w:t>楊錫昌</w:t>
+              <w:t>黃耀宗</w:t>
             </w:r>
           </w:p>
         </w:tc>
@@ -19575,7 +18275,7 @@
                 <w:szCs w:val="24"/>
                 <w:lang w:eastAsia="zh-HK"/>
               </w:rPr>
-              <w:t>黃耀宗</w:t>
+              <w:t>胡瑞榮</w:t>
             </w:r>
           </w:p>
         </w:tc>
@@ -19601,21 +18301,12 @@
                 <w:w w:val="80"/>
               </w:rPr>
             </w:pPr>
-            <w:proofErr w:type="gramStart"/>
             <w:r>
               <w:rPr>
                 <w:rFonts w:ascii="標楷體" w:eastAsia="標楷體" w:hAnsi="標楷體" w:cs="華康儷楷書" w:hint="eastAsia"/>
                 <w:w w:val="80"/>
               </w:rPr>
-              <w:t>拿細耳</w:t>
-            </w:r>
-            <w:proofErr w:type="gramEnd"/>
-            <w:r>
-              <w:rPr>
-                <w:rFonts w:ascii="標楷體" w:eastAsia="標楷體" w:hAnsi="標楷體" w:cs="華康儷楷書" w:hint="eastAsia"/>
-                <w:w w:val="80"/>
-              </w:rPr>
-              <w:t>小組</w:t>
+              <w:t>拿細耳小組</w:t>
             </w:r>
           </w:p>
         </w:tc>
@@ -19827,15 +18518,13 @@
                 <w:szCs w:val="24"/>
               </w:rPr>
             </w:pPr>
-            <w:proofErr w:type="gramStart"/>
-            <w:r>
-              <w:rPr>
-                <w:rFonts w:ascii="標楷體" w:eastAsia="標楷體" w:hAnsi="標楷體" w:cs="標楷體" w:hint="eastAsia"/>
+            <w:r>
+              <w:rPr>
+                <w:rFonts w:ascii="標楷體" w:eastAsia="標楷體" w:hAnsi="標楷體" w:cstheme="majorBidi" w:hint="eastAsia"/>
                 <w:szCs w:val="24"/>
               </w:rPr>
-              <w:t>楊竣傑</w:t>
-            </w:r>
-            <w:proofErr w:type="gramEnd"/>
+              <w:t>王新依</w:t>
+            </w:r>
           </w:p>
         </w:tc>
         <w:tc>
@@ -19862,15 +18551,13 @@
                 <w:szCs w:val="24"/>
               </w:rPr>
             </w:pPr>
-            <w:proofErr w:type="gramStart"/>
             <w:r>
               <w:rPr>
                 <w:rFonts w:ascii="標楷體" w:eastAsia="標楷體" w:hAnsi="標楷體" w:cstheme="majorBidi" w:hint="eastAsia"/>
                 <w:szCs w:val="24"/>
               </w:rPr>
-              <w:t>王新依</w:t>
-            </w:r>
-            <w:proofErr w:type="gramEnd"/>
+              <w:t>張麗君</w:t>
+            </w:r>
           </w:p>
         </w:tc>
         <w:tc>
@@ -20107,7 +18794,7 @@
                 <w:rFonts w:ascii="標楷體" w:eastAsia="標楷體" w:hAnsi="標楷體" w:cstheme="majorBidi" w:hint="eastAsia"/>
                 <w:szCs w:val="24"/>
               </w:rPr>
-              <w:t>張昭立</w:t>
+              <w:t>張思婗</w:t>
             </w:r>
           </w:p>
         </w:tc>
@@ -20140,17 +18827,8 @@
                 <w:rFonts w:ascii="標楷體" w:eastAsia="標楷體" w:hAnsi="標楷體" w:cstheme="majorBidi" w:hint="eastAsia"/>
                 <w:szCs w:val="24"/>
               </w:rPr>
-              <w:t>張思</w:t>
-            </w:r>
-            <w:proofErr w:type="gramStart"/>
-            <w:r>
-              <w:rPr>
-                <w:rFonts w:ascii="標楷體" w:eastAsia="標楷體" w:hAnsi="標楷體" w:cstheme="majorBidi" w:hint="eastAsia"/>
-                <w:szCs w:val="24"/>
-              </w:rPr>
-              <w:t>婗</w:t>
-            </w:r>
-            <w:proofErr w:type="gramEnd"/>
+              <w:t>葉文蒂</w:t>
+            </w:r>
           </w:p>
         </w:tc>
         <w:tc>
@@ -20394,9 +19072,9 @@
             <w:r>
               <w:rPr>
                 <w:rFonts w:ascii="標楷體" w:eastAsia="標楷體" w:hAnsi="標楷體" w:hint="eastAsia"/>
-                <w:sz w:val="22"/>
-              </w:rPr>
-              <w:t>松年團契</w:t>
+                <w:szCs w:val="24"/>
+              </w:rPr>
+              <w:t>主日學</w:t>
             </w:r>
           </w:p>
         </w:tc>
@@ -20406,7 +19084,6 @@
             <w:tcBorders>
               <w:top w:val="single" w:sz="4" w:space="0" w:color="auto"/>
               <w:left w:val="single" w:sz="4" w:space="0" w:color="000000"/>
-              <w:bottom w:val="single" w:sz="4" w:space="0" w:color="000000"/>
               <w:right w:val="single" w:sz="4" w:space="0" w:color="000000"/>
             </w:tcBorders>
             <w:tcMar>
@@ -20430,7 +19107,7 @@
                 <w:rFonts w:ascii="標楷體" w:eastAsia="標楷體" w:hAnsi="標楷體" w:hint="eastAsia"/>
                 <w:szCs w:val="24"/>
               </w:rPr>
-              <w:t>主日學</w:t>
+              <w:t>聖歌隊</w:t>
             </w:r>
           </w:p>
         </w:tc>
@@ -20677,7 +19354,7 @@
                 <w:rFonts w:ascii="標楷體" w:eastAsia="標楷體" w:hAnsi="標楷體" w:cstheme="majorBidi" w:hint="eastAsia"/>
                 <w:szCs w:val="24"/>
               </w:rPr>
-              <w:t>張燕芬</w:t>
+              <w:t>詹雯婷</w:t>
             </w:r>
           </w:p>
         </w:tc>
@@ -20685,7 +19362,6 @@
           <w:tcPr>
             <w:tcW w:w="1001" w:type="dxa"/>
             <w:tcBorders>
-              <w:top w:val="single" w:sz="4" w:space="0" w:color="000000"/>
               <w:left w:val="single" w:sz="4" w:space="0" w:color="000000"/>
               <w:bottom w:val="single" w:sz="4" w:space="0" w:color="000000"/>
               <w:right w:val="single" w:sz="4" w:space="0" w:color="000000"/>
@@ -20710,7 +19386,7 @@
                 <w:rFonts w:ascii="標楷體" w:eastAsia="標楷體" w:hAnsi="標楷體" w:cstheme="majorBidi" w:hint="eastAsia"/>
                 <w:szCs w:val="24"/>
               </w:rPr>
-              <w:t>詹雯婷</w:t>
+              <w:t>周庭羽</w:t>
             </w:r>
           </w:p>
         </w:tc>
@@ -20953,14 +19629,13 @@
                 <w:szCs w:val="24"/>
               </w:rPr>
             </w:pPr>
-            <w:proofErr w:type="gramStart"/>
-            <w:r>
-              <w:rPr>
-                <w:rFonts w:ascii="標楷體" w:eastAsia="標楷體" w:hAnsi="標楷體" w:hint="eastAsia"/>
-              </w:rPr>
-              <w:t>王新依</w:t>
-            </w:r>
-            <w:proofErr w:type="gramEnd"/>
+            <w:r>
+              <w:rPr>
+                <w:rFonts w:ascii="標楷體" w:eastAsia="標楷體" w:hAnsi="標楷體" w:cstheme="majorBidi" w:hint="eastAsia"/>
+                <w:szCs w:val="24"/>
+              </w:rPr>
+              <w:t>林錫純</w:t>
+            </w:r>
           </w:p>
         </w:tc>
         <w:tc>
@@ -20991,7 +19666,7 @@
                 <w:rFonts w:ascii="標楷體" w:eastAsia="標楷體" w:hAnsi="標楷體" w:cstheme="majorBidi" w:hint="eastAsia"/>
                 <w:szCs w:val="24"/>
               </w:rPr>
-              <w:t>林錫純</w:t>
+              <w:t>蕭國鎮</w:t>
             </w:r>
           </w:p>
         </w:tc>
@@ -21229,11 +19904,10 @@
             </w:pPr>
             <w:r>
               <w:rPr>
-                <w:rFonts w:ascii="標楷體" w:eastAsia="標楷體" w:hAnsi="標楷體" w:hint="eastAsia"/>
+                <w:rFonts w:ascii="標楷體" w:eastAsia="標楷體" w:hAnsi="標楷體" w:cstheme="majorBidi" w:hint="eastAsia"/>
                 <w:szCs w:val="24"/>
-                <w:lang w:val="en-GB"/>
-              </w:rPr>
-              <w:t>黃聖耀</w:t>
+              </w:rPr>
+              <w:t>蕭國鎮</w:t>
             </w:r>
           </w:p>
         </w:tc>
@@ -21260,10 +19934,9 @@
             </w:pPr>
             <w:r>
               <w:rPr>
-                <w:rFonts w:ascii="標楷體" w:eastAsia="標楷體" w:hAnsi="標楷體" w:cstheme="majorBidi" w:hint="eastAsia"/>
-                <w:szCs w:val="24"/>
-              </w:rPr>
-              <w:t>蕭國鎮</w:t>
+                <w:rFonts w:ascii="標楷體" w:eastAsia="標楷體" w:hAnsi="標楷體" w:hint="eastAsia"/>
+              </w:rPr>
+              <w:t>林金城</w:t>
             </w:r>
           </w:p>
         </w:tc>
@@ -21493,7 +20166,6 @@
                 <w:w w:val="80"/>
               </w:rPr>
             </w:pPr>
-            <w:proofErr w:type="gramStart"/>
             <w:r>
               <w:rPr>
                 <w:rFonts w:ascii="Barlow Condensed Medium" w:eastAsia="華康中黑體" w:hAnsi="Barlow Condensed Medium" w:cstheme="minorHAnsi" w:hint="eastAsia"/>
@@ -21501,7 +20173,6 @@
               </w:rPr>
               <w:t>愛宴</w:t>
             </w:r>
-            <w:proofErr w:type="gramEnd"/>
           </w:p>
         </w:tc>
         <w:tc>
@@ -21526,15 +20197,20 @@
                 <w:rFonts w:ascii="標楷體" w:eastAsia="標楷體" w:hAnsi="標楷體" w:cs="華康儷楷書"/>
               </w:rPr>
             </w:pPr>
-            <w:proofErr w:type="gramStart"/>
-            <w:r>
-              <w:rPr>
-                <w:rFonts w:ascii="標楷體" w:eastAsia="標楷體" w:hAnsi="標楷體" w:cs="華康儷楷書" w:hint="eastAsia"/>
-                <w:szCs w:val="24"/>
-              </w:rPr>
-              <w:t>游陵珠</w:t>
-            </w:r>
-            <w:proofErr w:type="gramEnd"/>
+            <w:r>
+              <w:rPr>
+                <w:rFonts w:ascii="標楷體" w:eastAsia="標楷體" w:hAnsi="標楷體" w:hint="eastAsia"/>
+                <w:sz w:val="22"/>
+              </w:rPr>
+              <w:t>社青</w:t>
+            </w:r>
+            <w:r>
+              <w:rPr>
+                <w:rFonts w:ascii="標楷體" w:eastAsia="標楷體" w:hAnsi="標楷體" w:hint="eastAsia"/>
+                <w:sz w:val="22"/>
+              </w:rPr>
+              <w:t>團契</w:t>
+            </w:r>
           </w:p>
         </w:tc>
         <w:tc>
@@ -21559,22 +20235,13 @@
                 <w:szCs w:val="24"/>
               </w:rPr>
             </w:pPr>
-            <w:proofErr w:type="gramStart"/>
-            <w:r>
-              <w:rPr>
-                <w:rFonts w:ascii="標楷體" w:eastAsia="標楷體" w:hAnsi="標楷體" w:hint="eastAsia"/>
-                <w:sz w:val="22"/>
-              </w:rPr>
-              <w:t>社青</w:t>
-            </w:r>
-            <w:r>
-              <w:rPr>
-                <w:rFonts w:ascii="標楷體" w:eastAsia="標楷體" w:hAnsi="標楷體" w:hint="eastAsia"/>
-                <w:sz w:val="22"/>
-              </w:rPr>
-              <w:t>團契</w:t>
-            </w:r>
-            <w:proofErr w:type="gramEnd"/>
+            <w:r>
+              <w:rPr>
+                <w:rFonts w:ascii="標楷體" w:eastAsia="標楷體" w:hAnsi="標楷體" w:cs="華康儷楷書" w:hint="eastAsia"/>
+                <w:szCs w:val="24"/>
+              </w:rPr>
+              <w:t>詹素蘭</w:t>
+            </w:r>
           </w:p>
         </w:tc>
         <w:tc>
@@ -21678,7 +20345,6 @@
                 <w:w w:val="80"/>
               </w:rPr>
             </w:pPr>
-            <w:proofErr w:type="gramStart"/>
             <w:r>
               <w:rPr>
                 <w:rFonts w:ascii="Barlow Condensed Medium" w:eastAsia="華康中黑體" w:hAnsi="Barlow Condensed Medium" w:cstheme="minorHAnsi" w:hint="eastAsia"/>
@@ -21686,12 +20352,12 @@
               </w:rPr>
               <w:t>愛宴清洗</w:t>
             </w:r>
-            <w:proofErr w:type="gramEnd"/>
           </w:p>
         </w:tc>
         <w:tc>
           <w:tcPr>
             <w:tcW w:w="1000" w:type="dxa"/>
+            <w:vMerge w:val="restart"/>
             <w:tcBorders>
               <w:left w:val="single" w:sz="4" w:space="0" w:color="000000"/>
             </w:tcBorders>
@@ -21712,16 +20378,15 @@
             <w:r>
               <w:rPr>
                 <w:rFonts w:ascii="標楷體" w:eastAsia="標楷體" w:hAnsi="標楷體" w:cs="華康儷楷書" w:hint="eastAsia"/>
-                <w:szCs w:val="24"/>
-              </w:rPr>
-              <w:t>張淑敏</w:t>
+                <w:sz w:val="22"/>
+              </w:rPr>
+              <w:t>社青團契</w:t>
             </w:r>
           </w:p>
         </w:tc>
         <w:tc>
           <w:tcPr>
             <w:tcW w:w="1001" w:type="dxa"/>
-            <w:vMerge w:val="restart"/>
             <w:tcBorders>
               <w:right w:val="double" w:sz="12" w:space="0" w:color="auto"/>
             </w:tcBorders>
@@ -21737,18 +20402,16 @@
               <w:jc w:val="center"/>
               <w:rPr>
                 <w:rFonts w:ascii="標楷體" w:eastAsia="標楷體" w:hAnsi="標楷體" w:cs="華康儷楷書"/>
-                <w:sz w:val="22"/>
-              </w:rPr>
-            </w:pPr>
-            <w:proofErr w:type="gramStart"/>
-            <w:r>
-              <w:rPr>
-                <w:rFonts w:ascii="標楷體" w:eastAsia="標楷體" w:hAnsi="標楷體" w:cs="華康儷楷書" w:hint="eastAsia"/>
-                <w:sz w:val="22"/>
-              </w:rPr>
-              <w:t>社青團契</w:t>
-            </w:r>
-            <w:proofErr w:type="gramEnd"/>
+                <w:szCs w:val="24"/>
+              </w:rPr>
+            </w:pPr>
+            <w:r>
+              <w:rPr>
+                <w:rFonts w:ascii="標楷體" w:eastAsia="標楷體" w:hAnsi="標楷體" w:cs="華康儷楷書"/>
+                <w:szCs w:val="24"/>
+              </w:rPr>
+              <w:t>葉文蒂</w:t>
+            </w:r>
           </w:p>
         </w:tc>
         <w:tc>
@@ -21843,6 +20506,7 @@
         <w:tc>
           <w:tcPr>
             <w:tcW w:w="1000" w:type="dxa"/>
+            <w:vMerge/>
             <w:tcBorders>
               <w:left w:val="single" w:sz="4" w:space="0" w:color="000000"/>
             </w:tcBorders>
@@ -21861,19 +20525,11 @@
                 <w:szCs w:val="24"/>
               </w:rPr>
             </w:pPr>
-            <w:r>
-              <w:rPr>
-                <w:rFonts w:ascii="標楷體" w:eastAsia="標楷體" w:hAnsi="標楷體" w:cs="華康儷楷書" w:hint="eastAsia"/>
-                <w:szCs w:val="24"/>
-              </w:rPr>
-              <w:t>卓滿惠</w:t>
-            </w:r>
           </w:p>
         </w:tc>
         <w:tc>
           <w:tcPr>
             <w:tcW w:w="1001" w:type="dxa"/>
-            <w:vMerge/>
             <w:tcBorders>
               <w:right w:val="double" w:sz="12" w:space="0" w:color="auto"/>
             </w:tcBorders>
@@ -21892,6 +20548,13 @@
                 <w:szCs w:val="24"/>
               </w:rPr>
             </w:pPr>
+            <w:r>
+              <w:rPr>
+                <w:rFonts w:ascii="Barlow Condensed Medium" w:eastAsia="標楷體" w:hAnsi="Barlow Condensed Medium" w:cs="華康儷楷書"/>
+                <w:szCs w:val="24"/>
+              </w:rPr>
+              <w:t>張梅足</w:t>
+            </w:r>
           </w:p>
         </w:tc>
         <w:tc>
@@ -21970,6 +20633,12 @@
                 <w:rFonts w:ascii="標楷體" w:eastAsia="標楷體" w:hAnsi="標楷體" w:cs="華康儷楷書"/>
               </w:rPr>
             </w:pPr>
+            <w:r>
+              <w:rPr>
+                <w:rFonts w:ascii="標楷體" w:eastAsia="標楷體" w:hAnsi="標楷體" w:cs="華康儷楷書"/>
+              </w:rPr>
+              <w:t>黃明憲</w:t>
+            </w:r>
           </w:p>
         </w:tc>
         <w:tc>
@@ -21995,10 +20664,10 @@
             </w:pPr>
             <w:r>
               <w:rPr>
-                <w:rFonts w:ascii="Barlow Condensed Medium" w:eastAsia="標楷體" w:hAnsi="Barlow Condensed Medium" w:cs="華康儷楷書" w:hint="eastAsia"/>
+                <w:rFonts w:ascii="Barlow Condensed Medium" w:eastAsia="標楷體" w:hAnsi="Barlow Condensed Medium" w:cs="華康儷楷書"/>
                 <w:szCs w:val="24"/>
               </w:rPr>
-              <w:t>黃明憲</w:t>
+              <w:t>胡瑞榮</w:t>
             </w:r>
           </w:p>
         </w:tc>
@@ -23711,6 +22380,157 @@
                 <w:szCs w:val="24"/>
               </w:rPr>
             </w:pPr>
+          </w:p>
+        </w:tc>
+        <w:tc>
+          <w:tcPr>
+            <w:tcW w:w="685" w:type="dxa"/>
+            <w:tcMar>
+              <w:left w:w="28" w:type="dxa"/>
+              <w:right w:w="28" w:type="dxa"/>
+            </w:tcMar>
+            <w:vAlign w:val="center"/>
+          </w:tcPr>
+          <w:p>
+            <w:pPr>
+              <w:snapToGrid w:val="0"/>
+              <w:jc w:val="right"/>
+              <w:rPr>
+                <w:rFonts w:ascii="Barlow Condensed Medium" w:eastAsia="標楷體" w:hAnsi="Barlow Condensed Medium" w:cstheme="minorHAnsi"/>
+                <w:w w:val="80"/>
+                <w:szCs w:val="24"/>
+              </w:rPr>
+            </w:pPr>
+          </w:p>
+        </w:tc>
+        <w:tc>
+          <w:tcPr>
+            <w:tcW w:w="685" w:type="dxa"/>
+            <w:tcMar>
+              <w:left w:w="113" w:type="dxa"/>
+              <w:right w:w="28" w:type="dxa"/>
+            </w:tcMar>
+            <w:vAlign w:val="center"/>
+          </w:tcPr>
+          <w:p>
+            <w:pPr>
+              <w:snapToGrid w:val="0"/>
+              <w:ind w:leftChars="-2" w:left="-5" w:rightChars="-3" w:right="-7"/>
+              <w:rPr>
+                <w:rFonts w:ascii="Barlow Condensed Medium" w:eastAsia="標楷體" w:hAnsi="Barlow Condensed Medium" w:cstheme="minorHAnsi"/>
+                <w:w w:val="80"/>
+                <w:szCs w:val="24"/>
+              </w:rPr>
+            </w:pPr>
+          </w:p>
+        </w:tc>
+        <w:tc>
+          <w:tcPr>
+            <w:tcW w:w="686" w:type="dxa"/>
+            <w:tcMar>
+              <w:left w:w="28" w:type="dxa"/>
+              <w:right w:w="28" w:type="dxa"/>
+            </w:tcMar>
+            <w:vAlign w:val="center"/>
+          </w:tcPr>
+          <w:p>
+            <w:pPr>
+              <w:snapToGrid w:val="0"/>
+              <w:jc w:val="right"/>
+              <w:rPr>
+                <w:rFonts w:ascii="Barlow Condensed Medium" w:eastAsia="標楷體" w:hAnsi="Barlow Condensed Medium" w:cstheme="minorHAnsi"/>
+                <w:w w:val="80"/>
+                <w:szCs w:val="24"/>
+              </w:rPr>
+            </w:pPr>
+          </w:p>
+        </w:tc>
+        <w:tc>
+          <w:tcPr>
+            <w:tcW w:w="682" w:type="dxa"/>
+            <w:gridSpan w:val="2"/>
+            <w:tcMar>
+              <w:left w:w="113" w:type="dxa"/>
+              <w:right w:w="28" w:type="dxa"/>
+            </w:tcMar>
+            <w:vAlign w:val="center"/>
+          </w:tcPr>
+          <w:p>
+            <w:pPr>
+              <w:snapToGrid w:val="0"/>
+              <w:rPr>
+                <w:rFonts w:ascii="Barlow Condensed Medium" w:eastAsia="標楷體" w:hAnsi="Barlow Condensed Medium" w:cstheme="minorHAnsi"/>
+                <w:w w:val="80"/>
+                <w:szCs w:val="24"/>
+              </w:rPr>
+            </w:pPr>
+          </w:p>
+        </w:tc>
+        <w:tc>
+          <w:tcPr>
+            <w:tcW w:w="683" w:type="dxa"/>
+            <w:gridSpan w:val="2"/>
+            <w:tcMar>
+              <w:left w:w="28" w:type="dxa"/>
+              <w:right w:w="28" w:type="dxa"/>
+            </w:tcMar>
+            <w:vAlign w:val="center"/>
+          </w:tcPr>
+          <w:p>
+            <w:pPr>
+              <w:snapToGrid w:val="0"/>
+              <w:jc w:val="right"/>
+              <w:rPr>
+                <w:rFonts w:ascii="Barlow Condensed Medium" w:eastAsia="標楷體" w:hAnsi="Barlow Condensed Medium" w:cstheme="minorHAnsi"/>
+                <w:w w:val="80"/>
+                <w:szCs w:val="24"/>
+              </w:rPr>
+            </w:pPr>
+          </w:p>
+        </w:tc>
+        <w:tc>
+          <w:tcPr>
+            <w:tcW w:w="683" w:type="dxa"/>
+            <w:tcMar>
+              <w:left w:w="113" w:type="dxa"/>
+              <w:right w:w="28" w:type="dxa"/>
+            </w:tcMar>
+            <w:vAlign w:val="center"/>
+          </w:tcPr>
+          <w:p>
+            <w:pPr>
+              <w:snapToGrid w:val="0"/>
+              <w:rPr>
+                <w:rFonts w:ascii="Barlow Condensed Medium" w:eastAsia="標楷體" w:hAnsi="Barlow Condensed Medium" w:cstheme="minorHAnsi"/>
+                <w:w w:val="80"/>
+                <w:szCs w:val="24"/>
+              </w:rPr>
+            </w:pPr>
+          </w:p>
+        </w:tc>
+      </w:tr>
+      <w:tr>
+        <w:trPr>
+          <w:trHeight w:hRule="exact" w:val="340"/>
+        </w:trPr>
+        <w:tc>
+          <w:tcPr>
+            <w:tcW w:w="1622" w:type="dxa"/>
+            <w:tcMar>
+              <w:left w:w="28" w:type="dxa"/>
+              <w:right w:w="28" w:type="dxa"/>
+            </w:tcMar>
+            <w:vAlign w:val="center"/>
+          </w:tcPr>
+          <w:p>
+            <w:pPr>
+              <w:snapToGrid w:val="0"/>
+              <w:rPr>
+                <w:rFonts w:ascii="Barlow Condensed Medium" w:eastAsia="華康中黑體" w:hAnsi="Barlow Condensed Medium" w:cstheme="minorHAnsi"/>
+                <w:w w:val="80"/>
+                <w:szCs w:val="24"/>
+              </w:rPr>
+            </w:pPr>
             <w:r>
               <w:rPr>
                 <w:rFonts w:ascii="Barlow Condensed Medium" w:eastAsia="華康中黑體" w:hAnsi="Barlow Condensed Medium" w:cstheme="minorHAnsi"/>
@@ -23978,6 +22798,173 @@
               </w:rPr>
               <w:t>,000</w:t>
             </w:r>
+          </w:p>
+        </w:tc>
+      </w:tr>
+      <w:tr>
+        <w:trPr>
+          <w:trHeight w:hRule="exact" w:val="340"/>
+        </w:trPr>
+        <w:tc>
+          <w:tcPr>
+            <w:tcW w:w="1622" w:type="dxa"/>
+            <w:tcMar>
+              <w:left w:w="28" w:type="dxa"/>
+              <w:right w:w="28" w:type="dxa"/>
+            </w:tcMar>
+            <w:vAlign w:val="center"/>
+          </w:tcPr>
+          <w:p>
+            <w:pPr>
+              <w:snapToGrid w:val="0"/>
+              <w:rPr>
+                <w:rFonts w:ascii="Barlow Condensed Medium" w:eastAsia="華康中黑體" w:hAnsi="Barlow Condensed Medium" w:cstheme="minorHAnsi"/>
+                <w:w w:val="80"/>
+                <w:szCs w:val="24"/>
+              </w:rPr>
+            </w:pPr>
+          </w:p>
+        </w:tc>
+        <w:tc>
+          <w:tcPr>
+            <w:tcW w:w="685" w:type="dxa"/>
+            <w:tcMar>
+              <w:left w:w="28" w:type="dxa"/>
+              <w:right w:w="28" w:type="dxa"/>
+            </w:tcMar>
+            <w:vAlign w:val="center"/>
+          </w:tcPr>
+          <w:p>
+            <w:pPr>
+              <w:snapToGrid w:val="0"/>
+              <w:jc w:val="right"/>
+              <w:rPr>
+                <w:rFonts w:ascii="Barlow Condensed Medium" w:eastAsia="標楷體" w:hAnsi="Barlow Condensed Medium" w:cstheme="minorHAnsi"/>
+                <w:w w:val="80"/>
+                <w:szCs w:val="24"/>
+              </w:rPr>
+            </w:pPr>
+            <w:r>
+              <w:rPr>
+                <w:rFonts w:ascii="Barlow Condensed Medium" w:eastAsia="標楷體" w:hAnsi="Barlow Condensed Medium" w:cstheme="minorHAnsi" w:hint="eastAsia"/>
+                <w:w w:val="80"/>
+                <w:szCs w:val="24"/>
+              </w:rPr>
+              <w:t>有志</w:t>
+            </w:r>
+          </w:p>
+        </w:tc>
+        <w:tc>
+          <w:tcPr>
+            <w:tcW w:w="685" w:type="dxa"/>
+            <w:tcMar>
+              <w:left w:w="113" w:type="dxa"/>
+              <w:right w:w="28" w:type="dxa"/>
+            </w:tcMar>
+            <w:vAlign w:val="center"/>
+          </w:tcPr>
+          <w:p>
+            <w:pPr>
+              <w:snapToGrid w:val="0"/>
+              <w:ind w:leftChars="-2" w:left="-5" w:rightChars="-3" w:right="-7"/>
+              <w:rPr>
+                <w:rFonts w:ascii="Barlow Condensed Medium" w:eastAsia="標楷體" w:hAnsi="Barlow Condensed Medium" w:cstheme="minorHAnsi" w:hint="eastAsia"/>
+                <w:w w:val="80"/>
+                <w:szCs w:val="24"/>
+              </w:rPr>
+            </w:pPr>
+            <w:r>
+              <w:rPr>
+                <w:rFonts w:ascii="Barlow Condensed Medium" w:eastAsia="標楷體" w:hAnsi="Barlow Condensed Medium" w:cstheme="minorHAnsi" w:hint="eastAsia"/>
+                <w:w w:val="80"/>
+                <w:szCs w:val="24"/>
+              </w:rPr>
+              <w:t>100</w:t>
+            </w:r>
+          </w:p>
+        </w:tc>
+        <w:tc>
+          <w:tcPr>
+            <w:tcW w:w="686" w:type="dxa"/>
+            <w:tcMar>
+              <w:left w:w="28" w:type="dxa"/>
+              <w:right w:w="28" w:type="dxa"/>
+            </w:tcMar>
+            <w:vAlign w:val="center"/>
+          </w:tcPr>
+          <w:p>
+            <w:pPr>
+              <w:snapToGrid w:val="0"/>
+              <w:jc w:val="right"/>
+              <w:rPr>
+                <w:rFonts w:ascii="Barlow Condensed Medium" w:eastAsia="標楷體" w:hAnsi="Barlow Condensed Medium" w:cstheme="minorHAnsi"/>
+                <w:w w:val="80"/>
+                <w:szCs w:val="24"/>
+              </w:rPr>
+            </w:pPr>
+          </w:p>
+        </w:tc>
+        <w:tc>
+          <w:tcPr>
+            <w:tcW w:w="682" w:type="dxa"/>
+            <w:gridSpan w:val="2"/>
+            <w:tcMar>
+              <w:left w:w="113" w:type="dxa"/>
+              <w:right w:w="28" w:type="dxa"/>
+            </w:tcMar>
+            <w:vAlign w:val="center"/>
+          </w:tcPr>
+          <w:p>
+            <w:pPr>
+              <w:snapToGrid w:val="0"/>
+              <w:rPr>
+                <w:rFonts w:ascii="Barlow Condensed Medium" w:eastAsia="標楷體" w:hAnsi="Barlow Condensed Medium" w:cstheme="minorHAnsi"/>
+                <w:w w:val="80"/>
+                <w:szCs w:val="24"/>
+              </w:rPr>
+            </w:pPr>
+          </w:p>
+        </w:tc>
+        <w:tc>
+          <w:tcPr>
+            <w:tcW w:w="683" w:type="dxa"/>
+            <w:gridSpan w:val="2"/>
+            <w:tcMar>
+              <w:left w:w="28" w:type="dxa"/>
+              <w:right w:w="28" w:type="dxa"/>
+            </w:tcMar>
+            <w:vAlign w:val="center"/>
+          </w:tcPr>
+          <w:p>
+            <w:pPr>
+              <w:snapToGrid w:val="0"/>
+              <w:jc w:val="right"/>
+              <w:rPr>
+                <w:rFonts w:ascii="Barlow Condensed Medium" w:eastAsia="標楷體" w:hAnsi="Barlow Condensed Medium" w:cstheme="minorHAnsi"/>
+                <w:w w:val="80"/>
+                <w:szCs w:val="24"/>
+              </w:rPr>
+            </w:pPr>
+          </w:p>
+        </w:tc>
+        <w:tc>
+          <w:tcPr>
+            <w:tcW w:w="683" w:type="dxa"/>
+            <w:tcMar>
+              <w:left w:w="113" w:type="dxa"/>
+              <w:right w:w="28" w:type="dxa"/>
+            </w:tcMar>
+            <w:vAlign w:val="center"/>
+          </w:tcPr>
+          <w:p>
+            <w:pPr>
+              <w:snapToGrid w:val="0"/>
+              <w:rPr>
+                <w:rFonts w:ascii="Barlow Condensed Medium" w:eastAsia="標楷體" w:hAnsi="Barlow Condensed Medium" w:cstheme="minorHAnsi"/>
+                <w:w w:val="80"/>
+                <w:szCs w:val="24"/>
+              </w:rPr>
+            </w:pPr>
           </w:p>
         </w:tc>
       </w:tr>
@@ -24189,7 +23176,6 @@
                       <w:rFonts w:ascii="Barlow Condensed Medium" w:eastAsia="華康中黑體" w:hAnsi="Barlow Condensed Medium" w:cstheme="minorHAnsi"/>
                       <w:w w:val="80"/>
                       <w:szCs w:val="24"/>
-                      <w:highlight w:val="yellow"/>
                     </w:rPr>
                   </w:pPr>
                   <w:r>
@@ -24197,7 +23183,6 @@
                       <w:rFonts w:ascii="Barlow Condensed Medium" w:eastAsia="華康中黑體" w:hAnsi="Barlow Condensed Medium" w:cstheme="minorHAnsi"/>
                       <w:w w:val="80"/>
                       <w:szCs w:val="24"/>
-                      <w:highlight w:val="yellow"/>
                     </w:rPr>
                     <w:sym w:font="Wingdings 2" w:char="F0AE"/>
                   </w:r>
@@ -24206,7 +23191,6 @@
                       <w:rFonts w:ascii="Barlow Condensed Medium" w:eastAsia="華康中黑體" w:hAnsi="Barlow Condensed Medium" w:cstheme="minorHAnsi" w:hint="eastAsia"/>
                       <w:w w:val="80"/>
                       <w:szCs w:val="24"/>
-                      <w:highlight w:val="yellow"/>
                       <w:lang w:eastAsia="zh-HK"/>
                     </w:rPr>
                     <w:t>為松年團契奉</w:t>
@@ -24216,7 +23200,6 @@
                       <w:rFonts w:ascii="Barlow Condensed Medium" w:eastAsia="華康中黑體" w:hAnsi="Barlow Condensed Medium" w:cstheme="minorHAnsi"/>
                       <w:w w:val="80"/>
                       <w:szCs w:val="24"/>
-                      <w:highlight w:val="yellow"/>
                     </w:rPr>
                     <w:t>獻</w:t>
                   </w:r>
@@ -24225,7 +23208,6 @@
                       <w:rFonts w:ascii="Barlow Condensed Medium" w:eastAsia="華康中黑體" w:hAnsi="Barlow Condensed Medium" w:cstheme="minorHAnsi"/>
                       <w:w w:val="80"/>
                       <w:szCs w:val="24"/>
-                      <w:highlight w:val="yellow"/>
                     </w:rPr>
                     <w:t>:</w:t>
                   </w:r>
@@ -24248,7 +23230,6 @@
                       <w:rFonts w:ascii="Barlow Condensed Medium" w:eastAsia="標楷體" w:hAnsi="Barlow Condensed Medium" w:cstheme="minorHAnsi"/>
                       <w:w w:val="80"/>
                       <w:szCs w:val="24"/>
-                      <w:highlight w:val="yellow"/>
                     </w:rPr>
                   </w:pPr>
                   <w:r>
@@ -24256,7 +23237,6 @@
                       <w:rFonts w:ascii="Barlow Condensed Medium" w:eastAsia="標楷體" w:hAnsi="Barlow Condensed Medium" w:cstheme="minorHAnsi" w:hint="eastAsia"/>
                       <w:w w:val="80"/>
                       <w:szCs w:val="24"/>
-                      <w:highlight w:val="yellow"/>
                       <w:lang w:eastAsia="zh-HK"/>
                     </w:rPr>
                     <w:t>49</w:t>
@@ -24266,7 +23246,6 @@
                       <w:rFonts w:ascii="Barlow Condensed Medium" w:eastAsia="標楷體" w:hAnsi="Barlow Condensed Medium" w:cstheme="minorHAnsi" w:hint="eastAsia"/>
                       <w:w w:val="80"/>
                       <w:szCs w:val="24"/>
-                      <w:highlight w:val="yellow"/>
                       <w:lang w:eastAsia="zh-HK"/>
                     </w:rPr>
                     <w:t>號</w:t>
@@ -24290,7 +23269,6 @@
                       <w:rFonts w:ascii="Barlow Condensed Medium" w:eastAsia="標楷體" w:hAnsi="Barlow Condensed Medium" w:cstheme="minorHAnsi"/>
                       <w:w w:val="80"/>
                       <w:szCs w:val="24"/>
-                      <w:highlight w:val="yellow"/>
                     </w:rPr>
                   </w:pPr>
                   <w:r>
@@ -24298,7 +23276,6 @@
                       <w:rFonts w:ascii="Barlow Condensed Medium" w:eastAsia="標楷體" w:hAnsi="Barlow Condensed Medium" w:cstheme="minorHAnsi"/>
                       <w:w w:val="80"/>
                       <w:szCs w:val="24"/>
-                      <w:highlight w:val="yellow"/>
                     </w:rPr>
                     <w:t>1,000</w:t>
                   </w:r>
@@ -24321,7 +23298,6 @@
                       <w:rFonts w:ascii="Barlow Condensed Medium" w:eastAsia="標楷體" w:hAnsi="Barlow Condensed Medium" w:cstheme="minorHAnsi"/>
                       <w:w w:val="80"/>
                       <w:szCs w:val="24"/>
-                      <w:highlight w:val="yellow"/>
                     </w:rPr>
                   </w:pPr>
                 </w:p>
@@ -24342,7 +23318,6 @@
                       <w:rFonts w:ascii="Barlow Condensed Medium" w:eastAsia="標楷體" w:hAnsi="Barlow Condensed Medium" w:cstheme="minorHAnsi"/>
                       <w:w w:val="80"/>
                       <w:szCs w:val="24"/>
-                      <w:highlight w:val="yellow"/>
                     </w:rPr>
                   </w:pPr>
                 </w:p>
@@ -24364,7 +23339,6 @@
                       <w:rFonts w:ascii="Barlow Condensed Medium" w:eastAsia="標楷體" w:hAnsi="Barlow Condensed Medium" w:cstheme="minorHAnsi"/>
                       <w:w w:val="80"/>
                       <w:szCs w:val="24"/>
-                      <w:highlight w:val="yellow"/>
                     </w:rPr>
                   </w:pPr>
                 </w:p>
@@ -24385,7 +23359,6 @@
                       <w:rFonts w:ascii="Barlow Condensed Medium" w:eastAsia="標楷體" w:hAnsi="Barlow Condensed Medium" w:cstheme="minorHAnsi"/>
                       <w:w w:val="80"/>
                       <w:szCs w:val="24"/>
-                      <w:highlight w:val="yellow"/>
                     </w:rPr>
                   </w:pPr>
                 </w:p>
@@ -24427,7 +23400,6 @@
                 <w:rFonts w:ascii="Barlow Condensed Medium" w:eastAsia="標楷體" w:hAnsi="Barlow Condensed Medium" w:cstheme="minorHAnsi"/>
                 <w:w w:val="80"/>
                 <w:szCs w:val="24"/>
-                <w:highlight w:val="yellow"/>
                 <w:lang w:eastAsia="zh-HK"/>
               </w:rPr>
               <w:t>27</w:t>
@@ -24437,7 +23409,6 @@
                 <w:rFonts w:ascii="Barlow Condensed Medium" w:eastAsia="標楷體" w:hAnsi="Barlow Condensed Medium" w:cstheme="minorHAnsi" w:hint="eastAsia"/>
                 <w:w w:val="80"/>
                 <w:szCs w:val="24"/>
-                <w:highlight w:val="yellow"/>
                 <w:lang w:eastAsia="zh-HK"/>
               </w:rPr>
               <w:t>號</w:t>
@@ -24468,18 +23439,8 @@
                 <w:rFonts w:ascii="Barlow Condensed Medium" w:eastAsia="標楷體" w:hAnsi="Barlow Condensed Medium" w:cstheme="minorHAnsi"/>
                 <w:w w:val="80"/>
                 <w:szCs w:val="24"/>
-                <w:highlight w:val="yellow"/>
-              </w:rPr>
-              <w:t>2</w:t>
-            </w:r>
-            <w:r>
-              <w:rPr>
-                <w:rFonts w:ascii="Barlow Condensed Medium" w:eastAsia="標楷體" w:hAnsi="Barlow Condensed Medium" w:cstheme="minorHAnsi"/>
-                <w:w w:val="80"/>
-                <w:szCs w:val="24"/>
-                <w:highlight w:val="yellow"/>
-              </w:rPr>
-              <w:t>,000</w:t>
+              </w:rPr>
+              <w:t>2,000</w:t>
             </w:r>
           </w:p>
         </w:tc>
@@ -24507,7 +23468,6 @@
                 <w:rFonts w:ascii="Barlow Condensed Medium" w:eastAsia="標楷體" w:hAnsi="Barlow Condensed Medium" w:cstheme="minorHAnsi"/>
                 <w:w w:val="80"/>
                 <w:szCs w:val="24"/>
-                <w:highlight w:val="yellow"/>
                 <w:lang w:eastAsia="zh-HK"/>
               </w:rPr>
               <w:t>49</w:t>
@@ -24517,7 +23477,6 @@
                 <w:rFonts w:ascii="Barlow Condensed Medium" w:eastAsia="標楷體" w:hAnsi="Barlow Condensed Medium" w:cstheme="minorHAnsi" w:hint="eastAsia"/>
                 <w:w w:val="80"/>
                 <w:szCs w:val="24"/>
-                <w:highlight w:val="yellow"/>
                 <w:lang w:eastAsia="zh-HK"/>
               </w:rPr>
               <w:t>號</w:t>
@@ -24548,18 +23507,8 @@
                 <w:rFonts w:ascii="Barlow Condensed Medium" w:eastAsia="標楷體" w:hAnsi="Barlow Condensed Medium" w:cstheme="minorHAnsi"/>
                 <w:w w:val="80"/>
                 <w:szCs w:val="24"/>
-                <w:highlight w:val="yellow"/>
-              </w:rPr>
-              <w:t>1</w:t>
-            </w:r>
-            <w:r>
-              <w:rPr>
-                <w:rFonts w:ascii="Barlow Condensed Medium" w:eastAsia="標楷體" w:hAnsi="Barlow Condensed Medium" w:cstheme="minorHAnsi"/>
-                <w:w w:val="80"/>
-                <w:szCs w:val="24"/>
-                <w:highlight w:val="yellow"/>
-              </w:rPr>
-              <w:t>,000</w:t>
+              </w:rPr>
+              <w:t>1,000</w:t>
             </w:r>
           </w:p>
         </w:tc>
@@ -24784,7 +23733,6 @@
                 <w:rFonts w:ascii="Barlow Condensed Medium" w:eastAsia="華康中黑體" w:hAnsi="Barlow Condensed Medium" w:cstheme="minorHAnsi"/>
                 <w:w w:val="80"/>
                 <w:szCs w:val="24"/>
-                <w:highlight w:val="yellow"/>
               </w:rPr>
               <w:sym w:font="Wingdings 2" w:char="F0AE"/>
             </w:r>
@@ -24793,7 +23741,6 @@
                 <w:rFonts w:ascii="Barlow Condensed Medium" w:eastAsia="華康中黑體" w:hAnsi="Barlow Condensed Medium" w:cstheme="minorHAnsi" w:hint="eastAsia"/>
                 <w:w w:val="80"/>
                 <w:szCs w:val="24"/>
-                <w:highlight w:val="yellow"/>
                 <w:lang w:eastAsia="zh-HK"/>
               </w:rPr>
               <w:t>為聖歌隊奉</w:t>
@@ -24803,7 +23750,6 @@
                 <w:rFonts w:ascii="Barlow Condensed Medium" w:eastAsia="華康中黑體" w:hAnsi="Barlow Condensed Medium" w:cstheme="minorHAnsi"/>
                 <w:w w:val="80"/>
                 <w:szCs w:val="24"/>
-                <w:highlight w:val="yellow"/>
               </w:rPr>
               <w:t>獻</w:t>
             </w:r>
@@ -24812,7 +23758,6 @@
                 <w:rFonts w:ascii="Barlow Condensed Medium" w:eastAsia="華康中黑體" w:hAnsi="Barlow Condensed Medium" w:cstheme="minorHAnsi"/>
                 <w:w w:val="80"/>
                 <w:szCs w:val="24"/>
-                <w:highlight w:val="yellow"/>
               </w:rPr>
               <w:t>:</w:t>
             </w:r>
@@ -24842,7 +23787,6 @@
                 <w:rFonts w:ascii="Barlow Condensed Medium" w:eastAsia="標楷體" w:hAnsi="Barlow Condensed Medium" w:cstheme="minorHAnsi" w:hint="eastAsia"/>
                 <w:w w:val="80"/>
                 <w:szCs w:val="24"/>
-                <w:highlight w:val="yellow"/>
                 <w:lang w:eastAsia="zh-HK"/>
               </w:rPr>
               <w:t>62</w:t>
@@ -24852,7 +23796,6 @@
                 <w:rFonts w:ascii="Barlow Condensed Medium" w:eastAsia="標楷體" w:hAnsi="Barlow Condensed Medium" w:cstheme="minorHAnsi" w:hint="eastAsia"/>
                 <w:w w:val="80"/>
                 <w:szCs w:val="24"/>
-                <w:highlight w:val="yellow"/>
                 <w:lang w:eastAsia="zh-HK"/>
               </w:rPr>
               <w:t>號</w:t>
@@ -24883,7 +23826,6 @@
                 <w:rFonts w:ascii="Barlow Condensed Medium" w:eastAsia="標楷體" w:hAnsi="Barlow Condensed Medium" w:cstheme="minorHAnsi"/>
                 <w:w w:val="80"/>
                 <w:szCs w:val="24"/>
-                <w:highlight w:val="yellow"/>
               </w:rPr>
               <w:t>2,000</w:t>
             </w:r>
@@ -25152,7 +24094,6 @@
                 <w:rFonts w:ascii="Barlow Condensed Medium" w:eastAsia="華康中黑體" w:hAnsi="Barlow Condensed Medium" w:cstheme="minorHAnsi"/>
                 <w:w w:val="80"/>
                 <w:szCs w:val="24"/>
-                <w:highlight w:val="yellow"/>
               </w:rPr>
               <w:sym w:font="Wingdings 2" w:char="F0AE"/>
             </w:r>
@@ -25161,7 +24102,6 @@
                 <w:rFonts w:ascii="Barlow Condensed Medium" w:eastAsia="華康中黑體" w:hAnsi="Barlow Condensed Medium" w:cstheme="minorHAnsi" w:hint="eastAsia"/>
                 <w:w w:val="80"/>
                 <w:szCs w:val="24"/>
-                <w:highlight w:val="yellow"/>
                 <w:lang w:eastAsia="zh-HK"/>
               </w:rPr>
               <w:t>為主日獻花奉</w:t>
@@ -25171,7 +24111,6 @@
                 <w:rFonts w:ascii="Barlow Condensed Medium" w:eastAsia="華康中黑體" w:hAnsi="Barlow Condensed Medium" w:cstheme="minorHAnsi"/>
                 <w:w w:val="80"/>
                 <w:szCs w:val="24"/>
-                <w:highlight w:val="yellow"/>
               </w:rPr>
               <w:t>獻</w:t>
             </w:r>
@@ -25180,7 +24119,6 @@
                 <w:rFonts w:ascii="Barlow Condensed Medium" w:eastAsia="華康中黑體" w:hAnsi="Barlow Condensed Medium" w:cstheme="minorHAnsi"/>
                 <w:w w:val="80"/>
                 <w:szCs w:val="24"/>
-                <w:highlight w:val="yellow"/>
               </w:rPr>
               <w:t>:</w:t>
             </w:r>
@@ -25210,7 +24148,6 @@
                 <w:rFonts w:ascii="Barlow Condensed Medium" w:eastAsia="標楷體" w:hAnsi="Barlow Condensed Medium" w:cstheme="minorHAnsi"/>
                 <w:w w:val="80"/>
                 <w:szCs w:val="24"/>
-                <w:highlight w:val="yellow"/>
                 <w:lang w:eastAsia="zh-HK"/>
               </w:rPr>
               <w:t>56</w:t>
@@ -25220,7 +24157,6 @@
                 <w:rFonts w:ascii="Barlow Condensed Medium" w:eastAsia="標楷體" w:hAnsi="Barlow Condensed Medium" w:cstheme="minorHAnsi" w:hint="eastAsia"/>
                 <w:w w:val="80"/>
                 <w:szCs w:val="24"/>
-                <w:highlight w:val="yellow"/>
                 <w:lang w:eastAsia="zh-HK"/>
               </w:rPr>
               <w:t>號</w:t>
@@ -25251,7 +24187,6 @@
                 <w:rFonts w:ascii="Barlow Condensed Medium" w:eastAsia="標楷體" w:hAnsi="Barlow Condensed Medium" w:cstheme="minorHAnsi"/>
                 <w:w w:val="80"/>
                 <w:szCs w:val="24"/>
-                <w:highlight w:val="yellow"/>
               </w:rPr>
               <w:t>1,000</w:t>
             </w:r>
@@ -25281,7 +24216,6 @@
                 <w:rFonts w:ascii="Barlow Condensed Medium" w:eastAsia="標楷體" w:hAnsi="Barlow Condensed Medium" w:cstheme="minorHAnsi" w:hint="eastAsia"/>
                 <w:w w:val="80"/>
                 <w:szCs w:val="24"/>
-                <w:highlight w:val="yellow"/>
                 <w:lang w:eastAsia="zh-HK"/>
               </w:rPr>
               <w:t>62</w:t>
@@ -25291,7 +24225,6 @@
                 <w:rFonts w:ascii="Barlow Condensed Medium" w:eastAsia="標楷體" w:hAnsi="Barlow Condensed Medium" w:cstheme="minorHAnsi"/>
                 <w:w w:val="80"/>
                 <w:szCs w:val="24"/>
-                <w:highlight w:val="yellow"/>
                 <w:lang w:eastAsia="zh-HK"/>
               </w:rPr>
               <w:t>-1</w:t>
@@ -25301,7 +24234,6 @@
                 <w:rFonts w:ascii="Barlow Condensed Medium" w:eastAsia="標楷體" w:hAnsi="Barlow Condensed Medium" w:cstheme="minorHAnsi" w:hint="eastAsia"/>
                 <w:w w:val="80"/>
                 <w:szCs w:val="24"/>
-                <w:highlight w:val="yellow"/>
                 <w:lang w:eastAsia="zh-HK"/>
               </w:rPr>
               <w:t>號</w:t>
@@ -25332,20 +24264,8 @@
                 <w:rFonts w:ascii="Barlow Condensed Medium" w:eastAsia="標楷體" w:hAnsi="Barlow Condensed Medium" w:cstheme="minorHAnsi"/>
                 <w:w w:val="80"/>
                 <w:szCs w:val="24"/>
-                <w:highlight w:val="yellow"/>
-              </w:rPr>
-              <w:t>1</w:t>
-            </w:r>
-            <w:bookmarkStart w:id="6" w:name="_GoBack"/>
-            <w:bookmarkEnd w:id="6"/>
-            <w:r>
-              <w:rPr>
-                <w:rFonts w:ascii="Barlow Condensed Medium" w:eastAsia="標楷體" w:hAnsi="Barlow Condensed Medium" w:cstheme="minorHAnsi"/>
-                <w:w w:val="80"/>
-                <w:szCs w:val="24"/>
-                <w:highlight w:val="yellow"/>
-              </w:rPr>
-              <w:t>,000</w:t>
+              </w:rPr>
+              <w:t>1,000</w:t>
             </w:r>
           </w:p>
         </w:tc>
@@ -25797,7 +24717,6 @@
                 <w:szCs w:val="20"/>
               </w:rPr>
             </w:pPr>
-            <w:proofErr w:type="gramStart"/>
             <w:r>
               <w:rPr>
                 <w:rFonts w:ascii="Yanone Kaffeesatz Regular" w:eastAsia="華康儷中黑" w:hAnsi="Yanone Kaffeesatz Regular" w:cs="DaunPenh" w:hint="eastAsia"/>
@@ -25809,7 +24728,6 @@
               </w:rPr>
               <w:t>代上</w:t>
             </w:r>
-            <w:proofErr w:type="gramEnd"/>
             <w:r>
               <w:rPr>
                 <w:rFonts w:ascii="Yanone Kaffeesatz Regular" w:eastAsia="華康儷中黑" w:hAnsi="Yanone Kaffeesatz Regular" w:cs="DaunPenh"/>
@@ -25848,7 +24766,6 @@
                 <w:szCs w:val="20"/>
               </w:rPr>
             </w:pPr>
-            <w:proofErr w:type="gramStart"/>
             <w:r>
               <w:rPr>
                 <w:rFonts w:ascii="Barlow Condensed Medium" w:eastAsia="華康儷中黑" w:hAnsi="Barlow Condensed Medium" w:cstheme="minorHAnsi"/>
@@ -25858,7 +24775,6 @@
               </w:rPr>
               <w:t>一</w:t>
             </w:r>
-            <w:proofErr w:type="gramEnd"/>
             <w:r>
               <w:rPr>
                 <w:rFonts w:ascii="Barlow Condensed Medium" w:eastAsia="華康儷中黑" w:hAnsi="Barlow Condensed Medium" w:cstheme="minorHAnsi"/>
@@ -26211,7 +25127,6 @@
                 <w:szCs w:val="20"/>
               </w:rPr>
             </w:pPr>
-            <w:proofErr w:type="gramStart"/>
             <w:r>
               <w:rPr>
                 <w:rFonts w:ascii="Barlow Condensed Medium" w:eastAsia="華康儷中黑" w:hAnsi="Barlow Condensed Medium" w:cstheme="minorHAnsi"/>
@@ -26221,7 +25136,6 @@
               </w:rPr>
               <w:t>三</w:t>
             </w:r>
-            <w:proofErr w:type="gramEnd"/>
             <w:r>
               <w:rPr>
                 <w:rFonts w:ascii="Barlow Condensed Medium" w:eastAsia="華康儷中黑" w:hAnsi="Barlow Condensed Medium" w:cstheme="minorHAnsi"/>
@@ -26970,7 +25884,6 @@
           </wp:anchor>
         </w:drawing>
       </w:r>
-      <w:proofErr w:type="gramStart"/>
       <w:r>
         <w:rPr>
           <w:rFonts w:ascii="Yanone Kaffeesatz Regular" w:eastAsia="華康儷中黑" w:hAnsi="Yanone Kaffeesatz Regular" w:cs="Arial"/>
@@ -26980,7 +25893,6 @@
         </w:rPr>
         <w:t>註</w:t>
       </w:r>
-      <w:proofErr w:type="gramEnd"/>
       <w:r>
         <w:rPr>
           <w:rFonts w:ascii="Yanone Kaffeesatz Regular" w:eastAsia="華康儷中黑" w:hAnsi="Yanone Kaffeesatz Regular" w:cs="Arial" w:hint="eastAsia"/>
@@ -27147,7 +26059,6 @@
         </w:rPr>
         <w:t>，</w:t>
       </w:r>
-      <w:proofErr w:type="gramStart"/>
       <w:r>
         <w:rPr>
           <w:rFonts w:ascii="Yanone Kaffeesatz Regular" w:eastAsia="華康儷中黑" w:hAnsi="Yanone Kaffeesatz Regular" w:cs="Arial" w:hint="eastAsia"/>
@@ -27173,17 +26084,7 @@
           <w:sz w:val="26"/>
           <w:szCs w:val="26"/>
         </w:rPr>
-        <w:t>省略</w:t>
-      </w:r>
-      <w:proofErr w:type="gramEnd"/>
-      <w:r>
-        <w:rPr>
-          <w:rFonts w:ascii="Yanone Kaffeesatz Regular" w:eastAsia="華康儷中黑" w:hAnsi="Yanone Kaffeesatz Regular" w:cs="Arial" w:hint="eastAsia"/>
-          <w:w w:val="60"/>
-          <w:sz w:val="26"/>
-          <w:szCs w:val="26"/>
-        </w:rPr>
-        <w:t>章</w:t>
+        <w:t>省略章</w:t>
       </w:r>
       <w:r>
         <w:rPr>
@@ -27332,7 +26233,6 @@
           <w:szCs w:val="26"/>
         </w:rPr>
       </w:pPr>
-      <w:proofErr w:type="gramStart"/>
       <w:r>
         <w:rPr>
           <w:rFonts w:ascii="Barlow Condensed Medium" w:eastAsia="華康儷中黑" w:hAnsi="Barlow Condensed Medium" w:cs="Arial" w:hint="eastAsia"/>
@@ -27340,17 +26240,7 @@
           <w:sz w:val="26"/>
           <w:szCs w:val="26"/>
         </w:rPr>
-        <w:t>鑰</w:t>
-      </w:r>
-      <w:proofErr w:type="gramEnd"/>
-      <w:r>
-        <w:rPr>
-          <w:rFonts w:ascii="Barlow Condensed Medium" w:eastAsia="華康儷中黑" w:hAnsi="Barlow Condensed Medium" w:cs="Arial" w:hint="eastAsia"/>
-          <w:w w:val="80"/>
-          <w:sz w:val="26"/>
-          <w:szCs w:val="26"/>
-        </w:rPr>
-        <w:t>節</w:t>
+        <w:t>鑰節</w:t>
       </w:r>
       <w:r>
         <w:rPr>
@@ -27414,55 +26304,7 @@
           <w:sz w:val="26"/>
           <w:szCs w:val="26"/>
         </w:rPr>
-        <w:t>神的</w:t>
-      </w:r>
-      <w:proofErr w:type="gramStart"/>
-      <w:r>
-        <w:rPr>
-          <w:rFonts w:ascii="華康古印體" w:eastAsia="華康古印體" w:hAnsi="Barlow Condensed Medium" w:cs="Arial" w:hint="eastAsia"/>
-          <w:b/>
-          <w:bCs/>
-          <w:w w:val="70"/>
-          <w:sz w:val="26"/>
-          <w:szCs w:val="26"/>
-        </w:rPr>
-        <w:t>約櫃怎</w:t>
-      </w:r>
-      <w:proofErr w:type="gramEnd"/>
-      <w:r>
-        <w:rPr>
-          <w:rFonts w:ascii="華康古印體" w:eastAsia="華康古印體" w:hAnsi="Barlow Condensed Medium" w:cs="Arial" w:hint="eastAsia"/>
-          <w:b/>
-          <w:bCs/>
-          <w:w w:val="70"/>
-          <w:sz w:val="26"/>
-          <w:szCs w:val="26"/>
-        </w:rPr>
-        <w:t>可運到我這</w:t>
-      </w:r>
-      <w:proofErr w:type="gramStart"/>
-      <w:r>
-        <w:rPr>
-          <w:rFonts w:ascii="華康古印體" w:eastAsia="華康古印體" w:hAnsi="Barlow Condensed Medium" w:cs="Arial" w:hint="eastAsia"/>
-          <w:b/>
-          <w:bCs/>
-          <w:w w:val="70"/>
-          <w:sz w:val="26"/>
-          <w:szCs w:val="26"/>
-        </w:rPr>
-        <w:t>裏</w:t>
-      </w:r>
-      <w:proofErr w:type="gramEnd"/>
-      <w:r>
-        <w:rPr>
-          <w:rFonts w:ascii="華康古印體" w:eastAsia="華康古印體" w:hAnsi="Barlow Condensed Medium" w:cs="Arial" w:hint="eastAsia"/>
-          <w:b/>
-          <w:bCs/>
-          <w:w w:val="70"/>
-          <w:sz w:val="26"/>
-          <w:szCs w:val="26"/>
-        </w:rPr>
-        <w:t>來？」</w:t>
+        <w:t>神的約櫃怎可運到我這裏來？」</w:t>
       </w:r>
       <w:r>
         <w:rPr>
@@ -27474,7 +26316,6 @@
         </w:rPr>
         <w:t>(</w:t>
       </w:r>
-      <w:proofErr w:type="gramStart"/>
       <w:r>
         <w:rPr>
           <w:rFonts w:ascii="Barlow Condensed Medium" w:eastAsia="華康儷中黑" w:hAnsi="Barlow Condensed Medium" w:cs="Calibri" w:hint="eastAsia"/>
@@ -27485,7 +26326,6 @@
         </w:rPr>
         <w:t>代上</w:t>
       </w:r>
-      <w:proofErr w:type="gramEnd"/>
       <w:r>
         <w:rPr>
           <w:rFonts w:ascii="Barlow Condensed Medium" w:eastAsia="華康儷中黑" w:hAnsi="Barlow Condensed Medium" w:cs="Calibri" w:hint="eastAsia"/>
@@ -27636,9 +26476,8 @@
                 <w:sz w:val="26"/>
                 <w:szCs w:val="26"/>
               </w:rPr>
-              <w:t>大衛為何要迎回　神的</w:t>
-            </w:r>
-            <w:proofErr w:type="gramStart"/>
+              <w:t>大衛為何要迎回　神的約櫃</w:t>
+            </w:r>
             <w:r>
               <w:rPr>
                 <w:rFonts w:ascii="Barlow Condensed Medium" w:eastAsia="華康中黑體" w:hAnsi="Barlow Condensed Medium" w:cs="Arial" w:hint="eastAsia"/>
@@ -27646,8 +26485,62 @@
                 <w:sz w:val="26"/>
                 <w:szCs w:val="26"/>
               </w:rPr>
-              <w:t>約櫃</w:t>
-            </w:r>
+              <w:t>?</w:t>
+            </w:r>
+          </w:p>
+        </w:tc>
+      </w:tr>
+      <w:tr>
+        <w:tc>
+          <w:tcPr>
+            <w:tcW w:w="238" w:type="dxa"/>
+            <w:tcMar>
+              <w:left w:w="28" w:type="dxa"/>
+              <w:right w:w="28" w:type="dxa"/>
+            </w:tcMar>
+          </w:tcPr>
+          <w:p>
+            <w:pPr>
+              <w:snapToGrid w:val="0"/>
+              <w:spacing w:line="300" w:lineRule="exact"/>
+              <w:rPr>
+                <w:rFonts w:ascii="Barlow Condensed Medium" w:eastAsia="華康細黑體" w:hAnsi="Barlow Condensed Medium" w:cs="Arial"/>
+                <w:w w:val="75"/>
+                <w:sz w:val="26"/>
+                <w:szCs w:val="26"/>
+              </w:rPr>
+            </w:pPr>
+            <w:r>
+              <w:rPr>
+                <w:rFonts w:ascii="Barlow Condensed Medium" w:eastAsia="華康細黑體" w:hAnsi="Barlow Condensed Medium" w:cs="Arial"/>
+                <w:w w:val="75"/>
+                <w:sz w:val="26"/>
+                <w:szCs w:val="26"/>
+              </w:rPr>
+              <w:t>2.</w:t>
+            </w:r>
+          </w:p>
+        </w:tc>
+        <w:tc>
+          <w:tcPr>
+            <w:tcW w:w="2607" w:type="dxa"/>
+            <w:tcMar>
+              <w:left w:w="57" w:type="dxa"/>
+              <w:right w:w="57" w:type="dxa"/>
+            </w:tcMar>
+          </w:tcPr>
+          <w:p>
+            <w:pPr>
+              <w:snapToGrid w:val="0"/>
+              <w:spacing w:line="300" w:lineRule="exact"/>
+              <w:jc w:val="both"/>
+              <w:rPr>
+                <w:rFonts w:ascii="Barlow Condensed Medium" w:eastAsia="華康中黑體" w:hAnsi="Barlow Condensed Medium" w:cs="Arial"/>
+                <w:w w:val="75"/>
+                <w:sz w:val="26"/>
+                <w:szCs w:val="26"/>
+              </w:rPr>
+            </w:pPr>
             <w:r>
               <w:rPr>
                 <w:rFonts w:ascii="Barlow Condensed Medium" w:eastAsia="華康中黑體" w:hAnsi="Barlow Condensed Medium" w:cs="Arial" w:hint="eastAsia"/>
@@ -27655,9 +26548,17 @@
                 <w:sz w:val="26"/>
                 <w:szCs w:val="26"/>
               </w:rPr>
+              <w:t>為何運約櫃的牛在禾場失蹄</w:t>
+            </w:r>
+            <w:r>
+              <w:rPr>
+                <w:rFonts w:ascii="Barlow Condensed Medium" w:eastAsia="華康中黑體" w:hAnsi="Barlow Condensed Medium" w:cs="Arial" w:hint="eastAsia"/>
+                <w:w w:val="75"/>
+                <w:sz w:val="26"/>
+                <w:szCs w:val="26"/>
+              </w:rPr>
               <w:t>?</w:t>
             </w:r>
-            <w:proofErr w:type="gramEnd"/>
           </w:p>
         </w:tc>
       </w:tr>
@@ -27688,7 +26589,7 @@
                 <w:sz w:val="26"/>
                 <w:szCs w:val="26"/>
               </w:rPr>
-              <w:t>2.</w:t>
+              <w:t>3.</w:t>
             </w:r>
           </w:p>
         </w:tc>
@@ -27719,122 +26620,8 @@
                 <w:sz w:val="26"/>
                 <w:szCs w:val="26"/>
               </w:rPr>
-              <w:t>為何</w:t>
-            </w:r>
-            <w:proofErr w:type="gramStart"/>
-            <w:r>
-              <w:rPr>
-                <w:rFonts w:ascii="Barlow Condensed Medium" w:eastAsia="華康中黑體" w:hAnsi="Barlow Condensed Medium" w:cs="Arial" w:hint="eastAsia"/>
-                <w:w w:val="75"/>
-                <w:sz w:val="26"/>
-                <w:szCs w:val="26"/>
-              </w:rPr>
-              <w:t>運約櫃的</w:t>
-            </w:r>
-            <w:proofErr w:type="gramEnd"/>
-            <w:r>
-              <w:rPr>
-                <w:rFonts w:ascii="Barlow Condensed Medium" w:eastAsia="華康中黑體" w:hAnsi="Barlow Condensed Medium" w:cs="Arial" w:hint="eastAsia"/>
-                <w:w w:val="75"/>
-                <w:sz w:val="26"/>
-                <w:szCs w:val="26"/>
-              </w:rPr>
-              <w:t>牛在禾</w:t>
-            </w:r>
-            <w:proofErr w:type="gramStart"/>
-            <w:r>
-              <w:rPr>
-                <w:rFonts w:ascii="Barlow Condensed Medium" w:eastAsia="華康中黑體" w:hAnsi="Barlow Condensed Medium" w:cs="Arial" w:hint="eastAsia"/>
-                <w:w w:val="75"/>
-                <w:sz w:val="26"/>
-                <w:szCs w:val="26"/>
-              </w:rPr>
-              <w:t>場失蹄</w:t>
-            </w:r>
-            <w:proofErr w:type="gramEnd"/>
-            <w:r>
-              <w:rPr>
-                <w:rFonts w:ascii="Barlow Condensed Medium" w:eastAsia="華康中黑體" w:hAnsi="Barlow Condensed Medium" w:cs="Arial" w:hint="eastAsia"/>
-                <w:w w:val="75"/>
-                <w:sz w:val="26"/>
-                <w:szCs w:val="26"/>
-              </w:rPr>
-              <w:t>?</w:t>
-            </w:r>
-          </w:p>
-        </w:tc>
-      </w:tr>
-      <w:tr>
-        <w:tc>
-          <w:tcPr>
-            <w:tcW w:w="238" w:type="dxa"/>
-            <w:tcMar>
-              <w:left w:w="28" w:type="dxa"/>
-              <w:right w:w="28" w:type="dxa"/>
-            </w:tcMar>
-          </w:tcPr>
-          <w:p>
-            <w:pPr>
-              <w:snapToGrid w:val="0"/>
-              <w:spacing w:line="300" w:lineRule="exact"/>
-              <w:rPr>
-                <w:rFonts w:ascii="Barlow Condensed Medium" w:eastAsia="華康細黑體" w:hAnsi="Barlow Condensed Medium" w:cs="Arial"/>
-                <w:w w:val="75"/>
-                <w:sz w:val="26"/>
-                <w:szCs w:val="26"/>
-              </w:rPr>
-            </w:pPr>
-            <w:r>
-              <w:rPr>
-                <w:rFonts w:ascii="Barlow Condensed Medium" w:eastAsia="華康細黑體" w:hAnsi="Barlow Condensed Medium" w:cs="Arial"/>
-                <w:w w:val="75"/>
-                <w:sz w:val="26"/>
-                <w:szCs w:val="26"/>
-              </w:rPr>
-              <w:t>3.</w:t>
-            </w:r>
-          </w:p>
-        </w:tc>
-        <w:tc>
-          <w:tcPr>
-            <w:tcW w:w="2607" w:type="dxa"/>
-            <w:tcMar>
-              <w:left w:w="57" w:type="dxa"/>
-              <w:right w:w="57" w:type="dxa"/>
-            </w:tcMar>
-          </w:tcPr>
-          <w:p>
-            <w:pPr>
-              <w:snapToGrid w:val="0"/>
-              <w:spacing w:line="300" w:lineRule="exact"/>
-              <w:jc w:val="both"/>
-              <w:rPr>
-                <w:rFonts w:ascii="Barlow Condensed Medium" w:eastAsia="華康中黑體" w:hAnsi="Barlow Condensed Medium" w:cs="Arial"/>
-                <w:w w:val="75"/>
-                <w:sz w:val="26"/>
-                <w:szCs w:val="26"/>
-              </w:rPr>
-            </w:pPr>
-            <w:r>
-              <w:rPr>
-                <w:rFonts w:ascii="Barlow Condensed Medium" w:eastAsia="華康中黑體" w:hAnsi="Barlow Condensed Medium" w:cs="Arial" w:hint="eastAsia"/>
-                <w:w w:val="75"/>
-                <w:sz w:val="26"/>
-                <w:szCs w:val="26"/>
-              </w:rPr>
-              <w:t xml:space="preserve">烏撒為何被　</w:t>
-            </w:r>
-            <w:proofErr w:type="gramStart"/>
-            <w:r>
-              <w:rPr>
-                <w:rFonts w:ascii="Barlow Condensed Medium" w:eastAsia="華康中黑體" w:hAnsi="Barlow Condensed Medium" w:cs="Arial" w:hint="eastAsia"/>
-                <w:w w:val="75"/>
-                <w:sz w:val="26"/>
-                <w:szCs w:val="26"/>
-              </w:rPr>
-              <w:t>神擊殺</w:t>
-            </w:r>
-            <w:proofErr w:type="gramEnd"/>
+              <w:t>烏撒為何被　神擊殺</w:t>
+            </w:r>
             <w:r>
               <w:rPr>
                 <w:rFonts w:ascii="Barlow Condensed Medium" w:eastAsia="華康中黑體" w:hAnsi="Barlow Condensed Medium" w:cs="Arial" w:hint="eastAsia"/>
@@ -28034,7 +26821,7 @@
           </mc:Choice>
           <mc:Fallback>
             <w:pict>
-              <v:line w14:anchorId="799C3948" id="直線接點 6" o:spid="_x0000_s1026" style="position:absolute;z-index:251665408;visibility:visible;mso-wrap-style:square;mso-width-percent:0;mso-height-percent:0;mso-wrap-distance-left:9pt;mso-wrap-distance-top:0;mso-wrap-distance-right:9pt;mso-wrap-distance-bottom:0;mso-position-horizontal:absolute;mso-position-horizontal-relative:page;mso-position-vertical:absolute;mso-position-vertical-relative:page;mso-width-percent:0;mso-height-percent:0;mso-width-relative:margin;mso-height-relative:margin" from="343.9pt,19.85pt" to="345.05pt,710.95pt" o:gfxdata="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" strokecolor="black [3213]" strokeweight=".5pt">
+              <v:line w14:anchorId="3018BD89" id="直線接點 6" o:spid="_x0000_s1026" style="position:absolute;z-index:251665408;visibility:visible;mso-wrap-style:square;mso-width-percent:0;mso-height-percent:0;mso-wrap-distance-left:9pt;mso-wrap-distance-top:0;mso-wrap-distance-right:9pt;mso-wrap-distance-bottom:0;mso-position-horizontal:absolute;mso-position-horizontal-relative:page;mso-position-vertical:absolute;mso-position-vertical-relative:page;mso-width-percent:0;mso-height-percent:0;mso-width-relative:margin;mso-height-relative:margin" from="343.9pt,19.85pt" to="345.05pt,710.95pt" o:gfxdata="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" strokecolor="black [3213]" strokeweight=".5pt">
                 <v:stroke dashstyle="3 1" joinstyle="miter"/>
                 <w10:wrap anchorx="page" anchory="page"/>
               </v:line>
@@ -28111,7 +26898,7 @@
           </mc:Choice>
           <mc:Fallback>
             <w:pict>
-              <v:line w14:anchorId="39A70733" id="直線接點 4" o:spid="_x0000_s1026" style="position:absolute;z-index:251661312;visibility:visible;mso-wrap-style:square;mso-width-percent:0;mso-height-percent:0;mso-wrap-distance-left:9pt;mso-wrap-distance-top:0;mso-wrap-distance-right:9pt;mso-wrap-distance-bottom:0;mso-position-horizontal:absolute;mso-position-horizontal-relative:page;mso-position-vertical:absolute;mso-position-vertical-relative:page;mso-width-percent:0;mso-height-percent:0;mso-width-relative:margin;mso-height-relative:margin" from="343.9pt,19.85pt" to="345.05pt,710.95pt" o:gfxdata="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" strokecolor="black [3213]" strokeweight=".5pt">
+              <v:line w14:anchorId="2B3F8CA1" id="直線接點 4" o:spid="_x0000_s1026" style="position:absolute;z-index:251661312;visibility:visible;mso-wrap-style:square;mso-width-percent:0;mso-height-percent:0;mso-wrap-distance-left:9pt;mso-wrap-distance-top:0;mso-wrap-distance-right:9pt;mso-wrap-distance-bottom:0;mso-position-horizontal:absolute;mso-position-horizontal-relative:page;mso-position-vertical:absolute;mso-position-vertical-relative:page;mso-width-percent:0;mso-height-percent:0;mso-width-relative:margin;mso-height-relative:margin" from="343.9pt,19.85pt" to="345.05pt,710.95pt" o:gfxdata="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" strokecolor="black [3213]" strokeweight=".5pt">
                 <v:stroke dashstyle="3 1" joinstyle="miter"/>
                 <w10:wrap anchorx="page" anchory="page"/>
               </v:line>
@@ -28133,7 +26920,6 @@
         </w:rPr>
         <w:t>本</w:t>
       </w:r>
-      <w:proofErr w:type="gramStart"/>
       <w:r>
         <w:rPr>
           <w:rFonts w:ascii="Barlow Condensed Medium" w:eastAsia="華康正顏楷體W9" w:hAnsi="Barlow Condensed Medium" w:cstheme="minorHAnsi"/>
@@ -28141,7 +26927,6 @@
         </w:rPr>
         <w:t>週講章</w:t>
       </w:r>
-      <w:proofErr w:type="gramEnd"/>
       <w:r>
         <w:rPr>
           <w:rFonts w:ascii="Barlow Condensed Medium" w:eastAsia="華康正顏楷體W9" w:hAnsi="Barlow Condensed Medium" w:cstheme="minorHAnsi"/>
@@ -28380,7 +27165,6 @@
               </w:rPr>
               <w:t xml:space="preserve"> </w:t>
             </w:r>
-            <w:proofErr w:type="gramStart"/>
             <w:r>
               <w:rPr>
                 <w:rFonts w:ascii="Barlow Condensed Medium" w:eastAsia="華康儷中黑" w:hAnsi="Barlow Condensed Medium" w:cs="Calibri" w:hint="eastAsia"/>
@@ -28390,7 +27174,6 @@
               </w:rPr>
               <w:t>代上</w:t>
             </w:r>
-            <w:proofErr w:type="gramEnd"/>
             <w:r>
               <w:rPr>
                 <w:rFonts w:ascii="Barlow Condensed Medium" w:eastAsia="華康儷中黑" w:hAnsi="Barlow Condensed Medium" w:cs="Calibri" w:hint="eastAsia"/>
@@ -28469,87 +27252,7 @@
           <w:sz w:val="26"/>
           <w:szCs w:val="26"/>
         </w:rPr>
-        <w:t>大衛自己常常尋求　神。</w:t>
-      </w:r>
-      <w:proofErr w:type="gramStart"/>
-      <w:r>
-        <w:rPr>
-          <w:rFonts w:ascii="Barlow Condensed Medium" w:eastAsia="華康儷中黑" w:hAnsi="Barlow Condensed Medium" w:hint="eastAsia"/>
-          <w:w w:val="70"/>
-          <w:sz w:val="26"/>
-          <w:szCs w:val="26"/>
-        </w:rPr>
-        <w:t>如今作王</w:t>
-      </w:r>
-      <w:proofErr w:type="gramEnd"/>
-      <w:r>
-        <w:rPr>
-          <w:rFonts w:ascii="Barlow Condensed Medium" w:eastAsia="華康儷中黑" w:hAnsi="Barlow Condensed Medium" w:hint="eastAsia"/>
-          <w:w w:val="70"/>
-          <w:sz w:val="26"/>
-          <w:szCs w:val="26"/>
-        </w:rPr>
-        <w:t>，迎回</w:t>
-      </w:r>
-      <w:proofErr w:type="gramStart"/>
-      <w:r>
-        <w:rPr>
-          <w:rFonts w:ascii="Barlow Condensed Medium" w:eastAsia="華康儷中黑" w:hAnsi="Barlow Condensed Medium" w:hint="eastAsia"/>
-          <w:w w:val="70"/>
-          <w:sz w:val="26"/>
-          <w:szCs w:val="26"/>
-        </w:rPr>
-        <w:t>約櫃，</w:t>
-      </w:r>
-      <w:proofErr w:type="gramEnd"/>
-      <w:r>
-        <w:rPr>
-          <w:rFonts w:ascii="Barlow Condensed Medium" w:eastAsia="華康儷中黑" w:hAnsi="Barlow Condensed Medium" w:hint="eastAsia"/>
-          <w:w w:val="70"/>
-          <w:sz w:val="26"/>
-          <w:szCs w:val="26"/>
-        </w:rPr>
-        <w:t>一</w:t>
-      </w:r>
-      <w:proofErr w:type="gramStart"/>
-      <w:r>
-        <w:rPr>
-          <w:rFonts w:ascii="Barlow Condensed Medium" w:eastAsia="華康儷中黑" w:hAnsi="Barlow Condensed Medium" w:hint="eastAsia"/>
-          <w:w w:val="70"/>
-          <w:sz w:val="26"/>
-          <w:szCs w:val="26"/>
-        </w:rPr>
-        <w:t>是要尊榮</w:t>
-      </w:r>
-      <w:proofErr w:type="gramEnd"/>
-      <w:r>
-        <w:rPr>
-          <w:rFonts w:ascii="Barlow Condensed Medium" w:eastAsia="華康儷中黑" w:hAnsi="Barlow Condensed Medium" w:hint="eastAsia"/>
-          <w:w w:val="70"/>
-          <w:sz w:val="26"/>
-          <w:szCs w:val="26"/>
-        </w:rPr>
-        <w:t xml:space="preserve">　神，二則希望百姓也能認識和尋求　神。</w:t>
-      </w:r>
-      <w:proofErr w:type="gramStart"/>
-      <w:r>
-        <w:rPr>
-          <w:rFonts w:ascii="Barlow Condensed Medium" w:eastAsia="華康儷中黑" w:hAnsi="Barlow Condensed Medium" w:hint="eastAsia"/>
-          <w:w w:val="70"/>
-          <w:sz w:val="26"/>
-          <w:szCs w:val="26"/>
-        </w:rPr>
-        <w:t>因此召聚領袖</w:t>
-      </w:r>
-      <w:proofErr w:type="gramEnd"/>
-      <w:r>
-        <w:rPr>
-          <w:rFonts w:ascii="Barlow Condensed Medium" w:eastAsia="華康儷中黑" w:hAnsi="Barlow Condensed Medium" w:hint="eastAsia"/>
-          <w:w w:val="70"/>
-          <w:sz w:val="26"/>
-          <w:szCs w:val="26"/>
-        </w:rPr>
-        <w:t>商議，取得共識，乃是英明領袖的風範。</w:t>
+        <w:t>大衛自己常常尋求　神。如今作王，迎回約櫃，一是要尊榮　神，二則希望百姓也能認識和尋求　神。因此召聚領袖商議，取得共識，乃是英明領袖的風範。</w:t>
       </w:r>
       <w:r>
         <w:rPr>
@@ -28558,127 +27261,7 @@
           <w:sz w:val="26"/>
           <w:szCs w:val="26"/>
         </w:rPr>
-        <w:t>實踐一個信念可以驗證信念的價值，比如助人為快樂之本，人必須從親身的助人去體驗這樣的快樂，然後這信念因為被證實，就加深了人的信心。信仰也是一樣，大衛因為經驗　神的話的實現，真如　神的預言，他被全以色列</w:t>
-      </w:r>
-      <w:proofErr w:type="gramStart"/>
-      <w:r>
-        <w:rPr>
-          <w:rFonts w:ascii="Barlow Condensed Medium" w:eastAsia="華康細黑體" w:hAnsi="Barlow Condensed Medium" w:cs="微軟正黑體" w:hint="eastAsia"/>
-          <w:w w:val="70"/>
-          <w:sz w:val="26"/>
-          <w:szCs w:val="26"/>
-        </w:rPr>
-        <w:t>人膏立</w:t>
-      </w:r>
-      <w:proofErr w:type="gramEnd"/>
-      <w:r>
-        <w:rPr>
-          <w:rFonts w:ascii="Barlow Condensed Medium" w:eastAsia="華康細黑體" w:hAnsi="Barlow Condensed Medium" w:cs="微軟正黑體" w:hint="eastAsia"/>
-          <w:w w:val="70"/>
-          <w:sz w:val="26"/>
-          <w:szCs w:val="26"/>
-        </w:rPr>
-        <w:t>為王。和過去總</w:t>
-      </w:r>
-      <w:proofErr w:type="gramStart"/>
-      <w:r>
-        <w:rPr>
-          <w:rFonts w:ascii="Barlow Condensed Medium" w:eastAsia="華康細黑體" w:hAnsi="Barlow Condensed Medium" w:cs="微軟正黑體" w:hint="eastAsia"/>
-          <w:w w:val="70"/>
-          <w:sz w:val="26"/>
-          <w:szCs w:val="26"/>
-        </w:rPr>
-        <w:t>總</w:t>
-      </w:r>
-      <w:proofErr w:type="gramEnd"/>
-      <w:r>
-        <w:rPr>
-          <w:rFonts w:ascii="Barlow Condensed Medium" w:eastAsia="華康細黑體" w:hAnsi="Barlow Condensed Medium" w:cs="微軟正黑體" w:hint="eastAsia"/>
-          <w:w w:val="70"/>
-          <w:sz w:val="26"/>
-          <w:szCs w:val="26"/>
-        </w:rPr>
-        <w:t>出生入死的爭戰，都有　神的帶領和守護。因此，為了凝聚以色列人的心，大衛希望百姓能認識和同</w:t>
-      </w:r>
-      <w:proofErr w:type="gramStart"/>
-      <w:r>
-        <w:rPr>
-          <w:rFonts w:ascii="Barlow Condensed Medium" w:eastAsia="華康細黑體" w:hAnsi="Barlow Condensed Medium" w:cs="微軟正黑體" w:hint="eastAsia"/>
-          <w:w w:val="70"/>
-          <w:sz w:val="26"/>
-          <w:szCs w:val="26"/>
-        </w:rPr>
-        <w:t>共事奉這位</w:t>
-      </w:r>
-      <w:proofErr w:type="gramEnd"/>
-      <w:r>
-        <w:rPr>
-          <w:rFonts w:ascii="Barlow Condensed Medium" w:eastAsia="華康細黑體" w:hAnsi="Barlow Condensed Medium" w:cs="微軟正黑體" w:hint="eastAsia"/>
-          <w:w w:val="70"/>
-          <w:sz w:val="26"/>
-          <w:szCs w:val="26"/>
-        </w:rPr>
-        <w:t>，以色列的祖先的　神耶和華。但是，</w:t>
-      </w:r>
-      <w:proofErr w:type="gramStart"/>
-      <w:r>
-        <w:rPr>
-          <w:rFonts w:ascii="Barlow Condensed Medium" w:eastAsia="華康細黑體" w:hAnsi="Barlow Condensed Medium" w:cs="微軟正黑體" w:hint="eastAsia"/>
-          <w:w w:val="70"/>
-          <w:sz w:val="26"/>
-          <w:szCs w:val="26"/>
-        </w:rPr>
-        <w:t>一</w:t>
-      </w:r>
-      <w:proofErr w:type="gramEnd"/>
-      <w:r>
-        <w:rPr>
-          <w:rFonts w:ascii="Barlow Condensed Medium" w:eastAsia="華康細黑體" w:hAnsi="Barlow Condensed Medium" w:cs="微軟正黑體" w:hint="eastAsia"/>
-          <w:w w:val="70"/>
-          <w:sz w:val="26"/>
-          <w:szCs w:val="26"/>
-        </w:rPr>
-        <w:t>個人信容易選擇，眾人要信就不是獨裁獨斷能改變的人心。就像自己的錢愛怎麼花就怎麼花，但是眾人公家的錢就必須遵守一定的矩</w:t>
-      </w:r>
-      <w:proofErr w:type="gramStart"/>
-      <w:r>
-        <w:rPr>
-          <w:rFonts w:ascii="Barlow Condensed Medium" w:eastAsia="華康細黑體" w:hAnsi="Barlow Condensed Medium" w:cs="微軟正黑體" w:hint="eastAsia"/>
-          <w:w w:val="70"/>
-          <w:sz w:val="26"/>
-          <w:szCs w:val="26"/>
-        </w:rPr>
-        <w:t>規</w:t>
-      </w:r>
-      <w:proofErr w:type="gramEnd"/>
-      <w:r>
-        <w:rPr>
-          <w:rFonts w:ascii="Barlow Condensed Medium" w:eastAsia="華康細黑體" w:hAnsi="Barlow Condensed Medium" w:cs="微軟正黑體" w:hint="eastAsia"/>
-          <w:w w:val="70"/>
-          <w:sz w:val="26"/>
-          <w:szCs w:val="26"/>
-        </w:rPr>
-        <w:t>和法度，不然就會有貪污的問題。不像獨裁政權下，有權力就能貪污，失去權力，沒貪污的都會被判貪污。而令人讚賞的是，君王雖是獨裁制，大衛卻願意用族長和領袖的共識來決議迎回</w:t>
-      </w:r>
-      <w:proofErr w:type="gramStart"/>
-      <w:r>
-        <w:rPr>
-          <w:rFonts w:ascii="Barlow Condensed Medium" w:eastAsia="華康細黑體" w:hAnsi="Barlow Condensed Medium" w:cs="微軟正黑體" w:hint="eastAsia"/>
-          <w:w w:val="70"/>
-          <w:sz w:val="26"/>
-          <w:szCs w:val="26"/>
-        </w:rPr>
-        <w:t>約櫃，</w:t>
-      </w:r>
-      <w:proofErr w:type="gramEnd"/>
-      <w:r>
-        <w:rPr>
-          <w:rFonts w:ascii="Barlow Condensed Medium" w:eastAsia="華康細黑體" w:hAnsi="Barlow Condensed Medium" w:cs="微軟正黑體" w:hint="eastAsia"/>
-          <w:w w:val="70"/>
-          <w:sz w:val="26"/>
-          <w:szCs w:val="26"/>
-        </w:rPr>
-        <w:t>而由王決策來承擔責任。今日基督徒在會議中尋求在聖靈中的共識也是如此，永遠　神的</w:t>
+        <w:t>實踐一個信念可以驗證信念的價值，比如助人為快樂之本，人必須從親身的助人去體驗這樣的快樂，然後這信念因為被證實，就加深了人的信心。信仰也是一樣，大衛因為經驗　神的話的實現，真如　神的預言，他被全以色列人膏立為王。和過去總總出生入死的爭戰，都有　神的帶領和守護。因此，為了凝聚以色列人的心，大衛希望百姓能認識和同共事奉這位，以色列的祖先的　神耶和華。但是，一個人信容易選擇，眾人要信就不是獨裁獨斷能改變的人心。就像自己的錢愛怎麼花就怎麼花，但是眾人公家的錢就必須遵守一定的矩規和法度，不然就會有貪污的問題。不像獨裁政權下，有權力就能貪污，失去權力，沒貪污的都會被判貪污。而令人讚賞的是，君王雖是獨裁制，大衛卻願意用族長和領袖的共識來決議迎回約櫃，而由王決策來承擔責任。今日基督徒在會議中尋求在聖靈中的共識也是如此，永遠　神的</w:t>
       </w:r>
       <w:r>
         <w:rPr>
@@ -28712,7 +27295,6 @@
           <w:szCs w:val="26"/>
         </w:rPr>
       </w:pPr>
-      <w:proofErr w:type="gramStart"/>
       <w:r>
         <w:rPr>
           <w:rFonts w:ascii="Barlow Condensed Medium" w:eastAsia="華康儷中黑" w:hAnsi="Barlow Condensed Medium" w:hint="eastAsia"/>
@@ -28720,57 +27302,7 @@
           <w:sz w:val="26"/>
           <w:szCs w:val="26"/>
         </w:rPr>
-        <w:t>自約櫃被</w:t>
-      </w:r>
-      <w:proofErr w:type="gramEnd"/>
-      <w:r>
-        <w:rPr>
-          <w:rFonts w:ascii="Barlow Condensed Medium" w:eastAsia="華康儷中黑" w:hAnsi="Barlow Condensed Medium" w:hint="eastAsia"/>
-          <w:w w:val="70"/>
-          <w:sz w:val="26"/>
-          <w:szCs w:val="26"/>
-        </w:rPr>
-        <w:t>非利士人擄走，後來停在基列</w:t>
-      </w:r>
-      <w:proofErr w:type="gramStart"/>
-      <w:r>
-        <w:rPr>
-          <w:rFonts w:ascii="Barlow Condensed Medium" w:eastAsia="華康儷中黑" w:hAnsi="Barlow Condensed Medium" w:hint="eastAsia"/>
-          <w:w w:val="70"/>
-          <w:sz w:val="26"/>
-          <w:szCs w:val="26"/>
-        </w:rPr>
-        <w:t>‧耶琳</w:t>
-      </w:r>
-      <w:proofErr w:type="gramEnd"/>
-      <w:r>
-        <w:rPr>
-          <w:rFonts w:ascii="Barlow Condensed Medium" w:eastAsia="華康儷中黑" w:hAnsi="Barlow Condensed Medium" w:hint="eastAsia"/>
-          <w:w w:val="70"/>
-          <w:sz w:val="26"/>
-          <w:szCs w:val="26"/>
-        </w:rPr>
-        <w:t>到</w:t>
-      </w:r>
-      <w:proofErr w:type="gramStart"/>
-      <w:r>
-        <w:rPr>
-          <w:rFonts w:ascii="Barlow Condensed Medium" w:eastAsia="華康儷中黑" w:hAnsi="Barlow Condensed Medium" w:hint="eastAsia"/>
-          <w:w w:val="70"/>
-          <w:sz w:val="26"/>
-          <w:szCs w:val="26"/>
-        </w:rPr>
-        <w:t>大衛作王約</w:t>
-      </w:r>
-      <w:proofErr w:type="gramEnd"/>
-      <w:r>
-        <w:rPr>
-          <w:rFonts w:ascii="Barlow Condensed Medium" w:eastAsia="華康儷中黑" w:hAnsi="Barlow Condensed Medium" w:hint="eastAsia"/>
-          <w:w w:val="70"/>
-          <w:sz w:val="26"/>
-          <w:szCs w:val="26"/>
-        </w:rPr>
-        <w:t>過了</w:t>
+        <w:t>自約櫃被非利士人擄走，後來停在基列‧耶琳到大衛作王約過了</w:t>
       </w:r>
       <w:r>
         <w:rPr>
@@ -28788,67 +27320,7 @@
           <w:sz w:val="26"/>
           <w:szCs w:val="26"/>
         </w:rPr>
-        <w:t>年，搬遷的規矩可能被多數人遺忘，包括利</w:t>
-      </w:r>
-      <w:proofErr w:type="gramStart"/>
-      <w:r>
-        <w:rPr>
-          <w:rFonts w:ascii="Barlow Condensed Medium" w:eastAsia="華康儷中黑" w:hAnsi="Barlow Condensed Medium" w:hint="eastAsia"/>
-          <w:w w:val="70"/>
-          <w:sz w:val="26"/>
-          <w:szCs w:val="26"/>
-        </w:rPr>
-        <w:t>未人鳥撒。</w:t>
-      </w:r>
-      <w:proofErr w:type="gramEnd"/>
-      <w:r>
-        <w:rPr>
-          <w:rFonts w:ascii="Barlow Condensed Medium" w:eastAsia="華康儷中黑" w:hAnsi="Barlow Condensed Medium" w:hint="eastAsia"/>
-          <w:w w:val="70"/>
-          <w:sz w:val="26"/>
-          <w:szCs w:val="26"/>
-        </w:rPr>
-        <w:t xml:space="preserve">　神</w:t>
-      </w:r>
-      <w:proofErr w:type="gramStart"/>
-      <w:r>
-        <w:rPr>
-          <w:rFonts w:ascii="Barlow Condensed Medium" w:eastAsia="華康儷中黑" w:hAnsi="Barlow Condensed Medium" w:hint="eastAsia"/>
-          <w:w w:val="70"/>
-          <w:sz w:val="26"/>
-          <w:szCs w:val="26"/>
-        </w:rPr>
-        <w:t>憤怒，</w:t>
-      </w:r>
-      <w:proofErr w:type="gramEnd"/>
-      <w:r>
-        <w:rPr>
-          <w:rFonts w:ascii="Barlow Condensed Medium" w:eastAsia="華康儷中黑" w:hAnsi="Barlow Condensed Medium" w:hint="eastAsia"/>
-          <w:w w:val="70"/>
-          <w:sz w:val="26"/>
-          <w:szCs w:val="26"/>
-        </w:rPr>
-        <w:t>故意讓牛在</w:t>
-      </w:r>
-      <w:proofErr w:type="gramStart"/>
-      <w:r>
-        <w:rPr>
-          <w:rFonts w:ascii="Barlow Condensed Medium" w:eastAsia="華康儷中黑" w:hAnsi="Barlow Condensed Medium" w:hint="eastAsia"/>
-          <w:w w:val="70"/>
-          <w:sz w:val="26"/>
-          <w:szCs w:val="26"/>
-        </w:rPr>
-        <w:t>平地失蹄</w:t>
-      </w:r>
-      <w:proofErr w:type="gramEnd"/>
-      <w:r>
-        <w:rPr>
-          <w:rFonts w:ascii="Barlow Condensed Medium" w:eastAsia="華康儷中黑" w:hAnsi="Barlow Condensed Medium" w:hint="eastAsia"/>
-          <w:w w:val="70"/>
-          <w:sz w:val="26"/>
-          <w:szCs w:val="26"/>
-        </w:rPr>
-        <w:t>。</w:t>
+        <w:t>年，搬遷的規矩可能被多數人遺忘，包括利未人鳥撒。　神憤怒，故意讓牛在平地失蹄。</w:t>
       </w:r>
       <w:r>
         <w:rPr>
@@ -28866,67 +27338,7 @@
           <w:sz w:val="26"/>
           <w:szCs w:val="26"/>
         </w:rPr>
-        <w:t>就是請鬼拿藥單，沒有鬼才怪（所有的鬼都是人在搞鬼）。因此，當時大衛身邊的</w:t>
-      </w:r>
-      <w:proofErr w:type="gramStart"/>
-      <w:r>
-        <w:rPr>
-          <w:rFonts w:ascii="Barlow Condensed Medium" w:eastAsia="華康細黑體" w:hAnsi="Barlow Condensed Medium" w:cs="微軟正黑體" w:hint="eastAsia"/>
-          <w:w w:val="70"/>
-          <w:sz w:val="26"/>
-          <w:szCs w:val="26"/>
-        </w:rPr>
-        <w:t>利未人顯然</w:t>
-      </w:r>
-      <w:proofErr w:type="gramEnd"/>
-      <w:r>
-        <w:rPr>
-          <w:rFonts w:ascii="Barlow Condensed Medium" w:eastAsia="華康細黑體" w:hAnsi="Barlow Condensed Medium" w:cs="微軟正黑體" w:hint="eastAsia"/>
-          <w:w w:val="70"/>
-          <w:sz w:val="26"/>
-          <w:szCs w:val="26"/>
-        </w:rPr>
-        <w:t>是失業太久，自己的本業都搞不清楚，才會讓</w:t>
-      </w:r>
-      <w:proofErr w:type="gramStart"/>
-      <w:r>
-        <w:rPr>
-          <w:rFonts w:ascii="Barlow Condensed Medium" w:eastAsia="華康細黑體" w:hAnsi="Barlow Condensed Medium" w:cs="微軟正黑體" w:hint="eastAsia"/>
-          <w:w w:val="70"/>
-          <w:sz w:val="26"/>
-          <w:szCs w:val="26"/>
-        </w:rPr>
-        <w:t>接約櫃熱鬧</w:t>
-      </w:r>
-      <w:proofErr w:type="gramEnd"/>
-      <w:r>
-        <w:rPr>
-          <w:rFonts w:ascii="Barlow Condensed Medium" w:eastAsia="華康細黑體" w:hAnsi="Barlow Condensed Medium" w:cs="微軟正黑體" w:hint="eastAsia"/>
-          <w:w w:val="70"/>
-          <w:sz w:val="26"/>
-          <w:szCs w:val="26"/>
-        </w:rPr>
-        <w:t>風光的氣氛瞬間變成送喪的憂愁。按摩西律法，</w:t>
-      </w:r>
-      <w:proofErr w:type="gramStart"/>
-      <w:r>
-        <w:rPr>
-          <w:rFonts w:ascii="Barlow Condensed Medium" w:eastAsia="華康細黑體" w:hAnsi="Barlow Condensed Medium" w:cs="微軟正黑體" w:hint="eastAsia"/>
-          <w:w w:val="70"/>
-          <w:sz w:val="26"/>
-          <w:szCs w:val="26"/>
-        </w:rPr>
-        <w:t>約櫃只</w:t>
-      </w:r>
-      <w:proofErr w:type="gramEnd"/>
-      <w:r>
-        <w:rPr>
-          <w:rFonts w:ascii="Barlow Condensed Medium" w:eastAsia="華康細黑體" w:hAnsi="Barlow Condensed Medium" w:cs="微軟正黑體" w:hint="eastAsia"/>
-          <w:w w:val="70"/>
-          <w:sz w:val="26"/>
-          <w:szCs w:val="26"/>
-        </w:rPr>
-        <w:t>能由專職</w:t>
+        <w:t>就是請鬼拿藥單，沒有鬼才怪（所有的鬼都是人在搞鬼）。因此，當時大衛身邊的利未人顯然是失業太久，自己的本業都搞不清楚，才會讓接約櫃熱鬧風光的氣氛瞬間變成送喪的憂愁。按摩西律法，約櫃只能由專職</w:t>
       </w:r>
       <w:r>
         <w:rPr>
@@ -28935,17 +27347,7 @@
           <w:sz w:val="26"/>
           <w:szCs w:val="26"/>
         </w:rPr>
-        <w:t>的利</w:t>
-      </w:r>
-      <w:proofErr w:type="gramStart"/>
-      <w:r>
-        <w:rPr>
-          <w:rFonts w:ascii="Barlow Condensed Medium" w:eastAsia="華康細黑體" w:hAnsi="Barlow Condensed Medium" w:cs="微軟正黑體" w:hint="eastAsia"/>
-          <w:w w:val="70"/>
-          <w:sz w:val="26"/>
-          <w:szCs w:val="26"/>
-        </w:rPr>
-        <w:t>未人</w:t>
+        <w:t>的利未人</w:t>
       </w:r>
       <w:r>
         <w:rPr>
@@ -28954,157 +27356,7 @@
           <w:sz w:val="26"/>
           <w:szCs w:val="26"/>
         </w:rPr>
-        <w:t>用槓子抬</w:t>
-      </w:r>
-      <w:proofErr w:type="gramEnd"/>
-      <w:r>
-        <w:rPr>
-          <w:rFonts w:ascii="Barlow Condensed Medium" w:eastAsia="華康細黑體" w:hAnsi="Barlow Condensed Medium" w:cs="微軟正黑體" w:hint="eastAsia"/>
-          <w:w w:val="70"/>
-          <w:sz w:val="26"/>
-          <w:szCs w:val="26"/>
-        </w:rPr>
-        <w:t>，絕對不能用手碰。而初次</w:t>
-      </w:r>
-      <w:proofErr w:type="gramStart"/>
-      <w:r>
-        <w:rPr>
-          <w:rFonts w:ascii="Barlow Condensed Medium" w:eastAsia="華康細黑體" w:hAnsi="Barlow Condensed Medium" w:cs="微軟正黑體" w:hint="eastAsia"/>
-          <w:w w:val="70"/>
-          <w:sz w:val="26"/>
-          <w:szCs w:val="26"/>
-        </w:rPr>
-        <w:t>迎約櫃第</w:t>
-      </w:r>
-      <w:proofErr w:type="gramEnd"/>
-      <w:r>
-        <w:rPr>
-          <w:rFonts w:ascii="Barlow Condensed Medium" w:eastAsia="華康細黑體" w:hAnsi="Barlow Condensed Medium" w:cs="微軟正黑體" w:hint="eastAsia"/>
-          <w:w w:val="70"/>
-          <w:sz w:val="26"/>
-          <w:szCs w:val="26"/>
-        </w:rPr>
-        <w:t>一個錯就是用牛車</w:t>
-      </w:r>
-      <w:proofErr w:type="gramStart"/>
-      <w:r>
-        <w:rPr>
-          <w:rFonts w:ascii="Barlow Condensed Medium" w:eastAsia="華康細黑體" w:hAnsi="Barlow Condensed Medium" w:cs="微軟正黑體" w:hint="eastAsia"/>
-          <w:w w:val="70"/>
-          <w:sz w:val="26"/>
-          <w:szCs w:val="26"/>
-        </w:rPr>
-        <w:t>載約櫃，</w:t>
-      </w:r>
-      <w:proofErr w:type="gramEnd"/>
-      <w:r>
-        <w:rPr>
-          <w:rFonts w:ascii="Barlow Condensed Medium" w:eastAsia="華康細黑體" w:hAnsi="Barlow Condensed Medium" w:cs="微軟正黑體" w:hint="eastAsia"/>
-          <w:w w:val="70"/>
-          <w:sz w:val="26"/>
-          <w:szCs w:val="26"/>
-        </w:rPr>
-        <w:t>而第二</w:t>
-      </w:r>
-      <w:proofErr w:type="gramStart"/>
-      <w:r>
-        <w:rPr>
-          <w:rFonts w:ascii="Barlow Condensed Medium" w:eastAsia="華康細黑體" w:hAnsi="Barlow Condensed Medium" w:cs="微軟正黑體" w:hint="eastAsia"/>
-          <w:w w:val="70"/>
-          <w:sz w:val="26"/>
-          <w:szCs w:val="26"/>
-        </w:rPr>
-        <w:t>個</w:t>
-      </w:r>
-      <w:proofErr w:type="gramEnd"/>
-      <w:r>
-        <w:rPr>
-          <w:rFonts w:ascii="Barlow Condensed Medium" w:eastAsia="華康細黑體" w:hAnsi="Barlow Condensed Medium" w:cs="微軟正黑體" w:hint="eastAsia"/>
-          <w:w w:val="70"/>
-          <w:sz w:val="26"/>
-          <w:szCs w:val="26"/>
-        </w:rPr>
-        <w:t>錯卻答錯了　神出的考題。就是一路上都是上下起伏的山路，為何偏偏到了平坦的基</w:t>
-      </w:r>
-      <w:proofErr w:type="gramStart"/>
-      <w:r>
-        <w:rPr>
-          <w:rFonts w:ascii="Barlow Condensed Medium" w:eastAsia="華康細黑體" w:hAnsi="Barlow Condensed Medium" w:cs="微軟正黑體" w:hint="eastAsia"/>
-          <w:w w:val="70"/>
-          <w:sz w:val="26"/>
-          <w:szCs w:val="26"/>
-        </w:rPr>
-        <w:t>頓禾場牛才失蹄</w:t>
-      </w:r>
-      <w:proofErr w:type="gramEnd"/>
-      <w:r>
-        <w:rPr>
-          <w:rFonts w:ascii="Barlow Condensed Medium" w:eastAsia="華康細黑體" w:hAnsi="Barlow Condensed Medium" w:cs="微軟正黑體" w:hint="eastAsia"/>
-          <w:w w:val="70"/>
-          <w:sz w:val="26"/>
-          <w:szCs w:val="26"/>
-        </w:rPr>
-        <w:t>。</w:t>
-      </w:r>
-      <w:proofErr w:type="gramStart"/>
-      <w:r>
-        <w:rPr>
-          <w:rFonts w:ascii="Barlow Condensed Medium" w:eastAsia="華康細黑體" w:hAnsi="Barlow Condensed Medium" w:cs="微軟正黑體" w:hint="eastAsia"/>
-          <w:w w:val="70"/>
-          <w:sz w:val="26"/>
-          <w:szCs w:val="26"/>
-        </w:rPr>
-        <w:t>而鳥撒不是</w:t>
-      </w:r>
-      <w:proofErr w:type="gramEnd"/>
-      <w:r>
-        <w:rPr>
-          <w:rFonts w:ascii="Barlow Condensed Medium" w:eastAsia="華康細黑體" w:hAnsi="Barlow Condensed Medium" w:cs="微軟正黑體" w:hint="eastAsia"/>
-          <w:w w:val="70"/>
-          <w:sz w:val="26"/>
-          <w:szCs w:val="26"/>
-        </w:rPr>
-        <w:t>不懂規矩，就是不信任定規矩的　神會為自己負責。也就是說，</w:t>
-      </w:r>
-      <w:proofErr w:type="gramStart"/>
-      <w:r>
-        <w:rPr>
-          <w:rFonts w:ascii="Barlow Condensed Medium" w:eastAsia="華康細黑體" w:hAnsi="Barlow Condensed Medium" w:cs="微軟正黑體" w:hint="eastAsia"/>
-          <w:w w:val="70"/>
-          <w:sz w:val="26"/>
-          <w:szCs w:val="26"/>
-        </w:rPr>
-        <w:t>約櫃掉下來</w:t>
-      </w:r>
-      <w:proofErr w:type="gramEnd"/>
-      <w:r>
-        <w:rPr>
-          <w:rFonts w:ascii="Barlow Condensed Medium" w:eastAsia="華康細黑體" w:hAnsi="Barlow Condensed Medium" w:cs="微軟正黑體" w:hint="eastAsia"/>
-          <w:w w:val="70"/>
-          <w:sz w:val="26"/>
-          <w:szCs w:val="26"/>
-        </w:rPr>
-        <w:t xml:space="preserve">，　神必然有能力自己救它。而這個專業的失誤，就是不夠信任　</w:t>
-      </w:r>
-      <w:proofErr w:type="gramStart"/>
-      <w:r>
-        <w:rPr>
-          <w:rFonts w:ascii="Barlow Condensed Medium" w:eastAsia="華康細黑體" w:hAnsi="Barlow Condensed Medium" w:cs="微軟正黑體" w:hint="eastAsia"/>
-          <w:w w:val="70"/>
-          <w:sz w:val="26"/>
-          <w:szCs w:val="26"/>
-        </w:rPr>
-        <w:t>神且用</w:t>
-      </w:r>
-      <w:proofErr w:type="gramEnd"/>
-      <w:r>
-        <w:rPr>
-          <w:rFonts w:ascii="Barlow Condensed Medium" w:eastAsia="華康細黑體" w:hAnsi="Barlow Condensed Medium" w:cs="微軟正黑體" w:hint="eastAsia"/>
-          <w:w w:val="70"/>
-          <w:sz w:val="26"/>
-          <w:szCs w:val="26"/>
-        </w:rPr>
-        <w:t>聖潔的規矩來維護　神的聖潔。</w:t>
+        <w:t>用槓子抬，絕對不能用手碰。而初次迎約櫃第一個錯就是用牛車載約櫃，而第二個錯卻答錯了　神出的考題。就是一路上都是上下起伏的山路，為何偏偏到了平坦的基頓禾場牛才失蹄。而鳥撒不是不懂規矩，就是不信任定規矩的　神會為自己負責。也就是說，約櫃掉下來，　神必然有能力自己救它。而這個專業的失誤，就是不夠信任　神且用聖潔的規矩來維護　神的聖潔。</w:t>
       </w:r>
     </w:p>
     <w:p>
@@ -29127,107 +27379,7 @@
           <w:sz w:val="26"/>
           <w:szCs w:val="26"/>
         </w:rPr>
-        <w:t>大衛為</w:t>
-      </w:r>
-      <w:proofErr w:type="gramStart"/>
-      <w:r>
-        <w:rPr>
-          <w:rFonts w:ascii="Barlow Condensed Medium" w:eastAsia="華康儷中黑" w:hAnsi="Barlow Condensed Medium" w:hint="eastAsia"/>
-          <w:w w:val="70"/>
-          <w:sz w:val="26"/>
-          <w:szCs w:val="26"/>
-        </w:rPr>
-        <w:t>烏撒用手</w:t>
-      </w:r>
-      <w:proofErr w:type="gramEnd"/>
-      <w:r>
-        <w:rPr>
-          <w:rFonts w:ascii="Barlow Condensed Medium" w:eastAsia="華康儷中黑" w:hAnsi="Barlow Condensed Medium" w:hint="eastAsia"/>
-          <w:w w:val="70"/>
-          <w:sz w:val="26"/>
-          <w:szCs w:val="26"/>
-        </w:rPr>
-        <w:t>扶</w:t>
-      </w:r>
-      <w:proofErr w:type="gramStart"/>
-      <w:r>
-        <w:rPr>
-          <w:rFonts w:ascii="Barlow Condensed Medium" w:eastAsia="華康儷中黑" w:hAnsi="Barlow Condensed Medium" w:hint="eastAsia"/>
-          <w:w w:val="70"/>
-          <w:sz w:val="26"/>
-          <w:szCs w:val="26"/>
-        </w:rPr>
-        <w:t>了約櫃被</w:t>
-      </w:r>
-      <w:proofErr w:type="gramEnd"/>
-      <w:r>
-        <w:rPr>
-          <w:rFonts w:ascii="Barlow Condensed Medium" w:eastAsia="華康儷中黑" w:hAnsi="Barlow Condensed Medium" w:hint="eastAsia"/>
-          <w:w w:val="70"/>
-          <w:sz w:val="26"/>
-          <w:szCs w:val="26"/>
-        </w:rPr>
-        <w:t xml:space="preserve">　</w:t>
-      </w:r>
-      <w:proofErr w:type="gramStart"/>
-      <w:r>
-        <w:rPr>
-          <w:rFonts w:ascii="Barlow Condensed Medium" w:eastAsia="華康儷中黑" w:hAnsi="Barlow Condensed Medium" w:hint="eastAsia"/>
-          <w:w w:val="70"/>
-          <w:sz w:val="26"/>
-          <w:szCs w:val="26"/>
-        </w:rPr>
-        <w:t>神擊殺</w:t>
-      </w:r>
-      <w:proofErr w:type="gramEnd"/>
-      <w:r>
-        <w:rPr>
-          <w:rFonts w:ascii="Barlow Condensed Medium" w:eastAsia="華康儷中黑" w:hAnsi="Barlow Condensed Medium" w:hint="eastAsia"/>
-          <w:w w:val="70"/>
-          <w:sz w:val="26"/>
-          <w:szCs w:val="26"/>
-        </w:rPr>
-        <w:t>而自責，因為用人的想法事奉　神，卻造成　神的不悅。這讓大衛戒慎恐懼，停止遷移</w:t>
-      </w:r>
-      <w:proofErr w:type="gramStart"/>
-      <w:r>
-        <w:rPr>
-          <w:rFonts w:ascii="Barlow Condensed Medium" w:eastAsia="華康儷中黑" w:hAnsi="Barlow Condensed Medium" w:hint="eastAsia"/>
-          <w:w w:val="70"/>
-          <w:sz w:val="26"/>
-          <w:szCs w:val="26"/>
-        </w:rPr>
-        <w:t>約櫃，</w:t>
-      </w:r>
-      <w:proofErr w:type="gramEnd"/>
-      <w:r>
-        <w:rPr>
-          <w:rFonts w:ascii="Barlow Condensed Medium" w:eastAsia="華康儷中黑" w:hAnsi="Barlow Condensed Medium" w:hint="eastAsia"/>
-          <w:w w:val="70"/>
-          <w:sz w:val="26"/>
-          <w:szCs w:val="26"/>
-        </w:rPr>
-        <w:t xml:space="preserve">要重新確認　</w:t>
-      </w:r>
-      <w:proofErr w:type="gramStart"/>
-      <w:r>
-        <w:rPr>
-          <w:rFonts w:ascii="Barlow Condensed Medium" w:eastAsia="華康儷中黑" w:hAnsi="Barlow Condensed Medium" w:hint="eastAsia"/>
-          <w:w w:val="70"/>
-          <w:sz w:val="26"/>
-          <w:szCs w:val="26"/>
-        </w:rPr>
-        <w:t>神定的</w:t>
-      </w:r>
-      <w:proofErr w:type="gramEnd"/>
-      <w:r>
-        <w:rPr>
-          <w:rFonts w:ascii="Barlow Condensed Medium" w:eastAsia="華康儷中黑" w:hAnsi="Barlow Condensed Medium" w:hint="eastAsia"/>
-          <w:w w:val="70"/>
-          <w:sz w:val="26"/>
-          <w:szCs w:val="26"/>
-        </w:rPr>
-        <w:t>規矩。</w:t>
+        <w:t>大衛為烏撒用手扶了約櫃被　神擊殺而自責，因為用人的想法事奉　神，卻造成　神的不悅。這讓大衛戒慎恐懼，停止遷移約櫃，要重新確認　神定的規矩。</w:t>
       </w:r>
       <w:r>
         <w:rPr>
@@ -29236,147 +27388,7 @@
           <w:sz w:val="26"/>
           <w:szCs w:val="26"/>
         </w:rPr>
-        <w:t>任何人的死都令人憂傷，不過烏撒是死於輕忽了自己的專業，所以那地被稱為「</w:t>
-      </w:r>
-      <w:proofErr w:type="gramStart"/>
-      <w:r>
-        <w:rPr>
-          <w:rFonts w:ascii="Barlow Condensed Medium" w:eastAsia="華康細黑體" w:hAnsi="Barlow Condensed Medium" w:cs="微軟正黑體" w:hint="eastAsia"/>
-          <w:w w:val="70"/>
-          <w:sz w:val="26"/>
-          <w:szCs w:val="26"/>
-        </w:rPr>
-        <w:t>毗</w:t>
-      </w:r>
-      <w:proofErr w:type="gramEnd"/>
-      <w:r>
-        <w:rPr>
-          <w:rFonts w:ascii="Barlow Condensed Medium" w:eastAsia="華康細黑體" w:hAnsi="Barlow Condensed Medium" w:cs="微軟正黑體" w:hint="eastAsia"/>
-          <w:w w:val="70"/>
-          <w:sz w:val="26"/>
-          <w:szCs w:val="26"/>
-        </w:rPr>
-        <w:t>列斯</w:t>
-      </w:r>
-      <w:proofErr w:type="gramStart"/>
-      <w:r>
-        <w:rPr>
-          <w:rFonts w:ascii="Barlow Condensed Medium" w:eastAsia="華康細黑體" w:hAnsi="Barlow Condensed Medium" w:cs="微軟正黑體" w:hint="eastAsia"/>
-          <w:w w:val="70"/>
-          <w:sz w:val="26"/>
-          <w:szCs w:val="26"/>
-        </w:rPr>
-        <w:t>‧</w:t>
-      </w:r>
-      <w:proofErr w:type="gramEnd"/>
-      <w:r>
-        <w:rPr>
-          <w:rFonts w:ascii="Barlow Condensed Medium" w:eastAsia="華康細黑體" w:hAnsi="Barlow Condensed Medium" w:cs="微軟正黑體" w:hint="eastAsia"/>
-          <w:w w:val="70"/>
-          <w:sz w:val="26"/>
-          <w:szCs w:val="26"/>
-        </w:rPr>
-        <w:t>烏撒」，就是「衝殺烏撒」，意思就是</w:t>
-      </w:r>
-      <w:proofErr w:type="gramStart"/>
-      <w:r>
-        <w:rPr>
-          <w:rFonts w:ascii="Barlow Condensed Medium" w:eastAsia="華康細黑體" w:hAnsi="Barlow Condensed Medium" w:cs="微軟正黑體" w:hint="eastAsia"/>
-          <w:w w:val="70"/>
-          <w:sz w:val="26"/>
-          <w:szCs w:val="26"/>
-        </w:rPr>
-        <w:t>秒殺烏</w:t>
-      </w:r>
-      <w:proofErr w:type="gramEnd"/>
-      <w:r>
-        <w:rPr>
-          <w:rFonts w:ascii="Barlow Condensed Medium" w:eastAsia="華康細黑體" w:hAnsi="Barlow Condensed Medium" w:cs="微軟正黑體" w:hint="eastAsia"/>
-          <w:w w:val="70"/>
-          <w:sz w:val="26"/>
-          <w:szCs w:val="26"/>
-        </w:rPr>
-        <w:t>撒，這比心肌梗塞走的還快，也算好走。又經文譯作大衛生氣，應該是生自己的氣，到底是哪裡搞錯，得罪了　神。這對大衛是全新的信仰經驗，拯救人的　神</w:t>
-      </w:r>
-      <w:proofErr w:type="gramStart"/>
-      <w:r>
-        <w:rPr>
-          <w:rFonts w:ascii="Barlow Condensed Medium" w:eastAsia="華康細黑體" w:hAnsi="Barlow Condensed Medium" w:cs="微軟正黑體" w:hint="eastAsia"/>
-          <w:w w:val="70"/>
-          <w:sz w:val="26"/>
-          <w:szCs w:val="26"/>
-        </w:rPr>
-        <w:t>為何要擊殺</w:t>
-      </w:r>
-      <w:proofErr w:type="gramEnd"/>
-      <w:r>
-        <w:rPr>
-          <w:rFonts w:ascii="Barlow Condensed Medium" w:eastAsia="華康細黑體" w:hAnsi="Barlow Condensed Medium" w:cs="微軟正黑體" w:hint="eastAsia"/>
-          <w:w w:val="70"/>
-          <w:sz w:val="26"/>
-          <w:szCs w:val="26"/>
-        </w:rPr>
-        <w:t>沒有惡意的人。擊殺不是惡的報應，而是</w:t>
-      </w:r>
-      <w:proofErr w:type="gramStart"/>
-      <w:r>
-        <w:rPr>
-          <w:rFonts w:ascii="Barlow Condensed Medium" w:eastAsia="華康細黑體" w:hAnsi="Barlow Condensed Medium" w:cs="微軟正黑體" w:hint="eastAsia"/>
-          <w:w w:val="70"/>
-          <w:sz w:val="26"/>
-          <w:szCs w:val="26"/>
-        </w:rPr>
-        <w:t>不潔與</w:t>
-      </w:r>
-      <w:proofErr w:type="gramEnd"/>
-      <w:r>
-        <w:rPr>
-          <w:rFonts w:ascii="Barlow Condensed Medium" w:eastAsia="華康細黑體" w:hAnsi="Barlow Condensed Medium" w:cs="微軟正黑體" w:hint="eastAsia"/>
-          <w:w w:val="70"/>
-          <w:sz w:val="26"/>
-          <w:szCs w:val="26"/>
-        </w:rPr>
-        <w:t>聖潔不能共存的事實。就是用人的想法想取代　神高標準的道德或是態度的要求是行不通的。因此，大衛害怕　神，因為</w:t>
-      </w:r>
-      <w:proofErr w:type="gramStart"/>
-      <w:r>
-        <w:rPr>
-          <w:rFonts w:ascii="Barlow Condensed Medium" w:eastAsia="華康細黑體" w:hAnsi="Barlow Condensed Medium" w:cs="微軟正黑體" w:hint="eastAsia"/>
-          <w:w w:val="70"/>
-          <w:sz w:val="26"/>
-          <w:szCs w:val="26"/>
-        </w:rPr>
-        <w:t>這約櫃象徵</w:t>
-      </w:r>
-      <w:proofErr w:type="gramEnd"/>
-      <w:r>
-        <w:rPr>
-          <w:rFonts w:ascii="Barlow Condensed Medium" w:eastAsia="華康細黑體" w:hAnsi="Barlow Condensed Medium" w:cs="微軟正黑體" w:hint="eastAsia"/>
-          <w:w w:val="70"/>
-          <w:sz w:val="26"/>
-          <w:szCs w:val="26"/>
-        </w:rPr>
-        <w:t xml:space="preserve">　神的同在，卻不是人可以任意操控的，而是被　神聖潔的律法所限定的，一旦出錯，就有人無法承擔的災禍。因為　</w:t>
-      </w:r>
-      <w:proofErr w:type="gramStart"/>
-      <w:r>
-        <w:rPr>
-          <w:rFonts w:ascii="Barlow Condensed Medium" w:eastAsia="華康細黑體" w:hAnsi="Barlow Condensed Medium" w:cs="微軟正黑體" w:hint="eastAsia"/>
-          <w:w w:val="70"/>
-          <w:sz w:val="26"/>
-          <w:szCs w:val="26"/>
-        </w:rPr>
-        <w:t>神是活的</w:t>
-      </w:r>
-      <w:proofErr w:type="gramEnd"/>
-      <w:r>
-        <w:rPr>
-          <w:rFonts w:ascii="Barlow Condensed Medium" w:eastAsia="華康細黑體" w:hAnsi="Barlow Condensed Medium" w:cs="微軟正黑體" w:hint="eastAsia"/>
-          <w:w w:val="70"/>
-          <w:sz w:val="26"/>
-          <w:szCs w:val="26"/>
-        </w:rPr>
-        <w:t>，不能被操控。</w:t>
+        <w:t>任何人的死都令人憂傷，不過烏撒是死於輕忽了自己的專業，所以那地被稱為「毗列斯‧烏撒」，就是「衝殺烏撒」，意思就是秒殺烏撒，這比心肌梗塞走的還快，也算好走。又經文譯作大衛生氣，應該是生自己的氣，到底是哪裡搞錯，得罪了　神。這對大衛是全新的信仰經驗，拯救人的　神為何要擊殺沒有惡意的人。擊殺不是惡的報應，而是不潔與聖潔不能共存的事實。就是用人的想法想取代　神高標準的道德或是態度的要求是行不通的。因此，大衛害怕　神，因為這約櫃象徵　神的同在，卻不是人可以任意操控的，而是被　神聖潔的律法所限定的，一旦出錯，就有人無法承擔的災禍。因為　神是活的，不能被操控。</w:t>
       </w:r>
     </w:p>
     <w:p>
@@ -29443,27 +27455,7 @@
           <w:sz w:val="26"/>
           <w:szCs w:val="26"/>
         </w:rPr>
-        <w:t>耶穌說：「你們若奉我的名向我求</w:t>
-      </w:r>
-      <w:proofErr w:type="gramStart"/>
-      <w:r>
-        <w:rPr>
-          <w:rFonts w:ascii="Cambria" w:eastAsia="華康細黑體" w:hAnsi="Cambria" w:cs="Cambria" w:hint="eastAsia"/>
-          <w:w w:val="70"/>
-          <w:sz w:val="26"/>
-          <w:szCs w:val="26"/>
-        </w:rPr>
-        <w:t>甚麼，</w:t>
-      </w:r>
-      <w:proofErr w:type="gramEnd"/>
-      <w:r>
-        <w:rPr>
-          <w:rFonts w:ascii="Cambria" w:eastAsia="華康細黑體" w:hAnsi="Cambria" w:cs="Cambria" w:hint="eastAsia"/>
-          <w:w w:val="70"/>
-          <w:sz w:val="26"/>
-          <w:szCs w:val="26"/>
-        </w:rPr>
-        <w:t>我必成全。」常會</w:t>
+        <w:t>耶穌說：「你們若奉我的名向我求甚麼，我必成全。」常會</w:t>
       </w:r>
       <w:r>
         <w:rPr>
@@ -29472,127 +27464,7 @@
           <w:sz w:val="26"/>
           <w:szCs w:val="26"/>
         </w:rPr>
-        <w:t>讓人誤解「奉耶穌的名」帶有如咒語般的魔力，更糟的則只是結尾形式化</w:t>
-      </w:r>
-      <w:proofErr w:type="gramStart"/>
-      <w:r>
-        <w:rPr>
-          <w:rFonts w:ascii="Cambria" w:eastAsia="華康細黑體" w:hAnsi="Cambria" w:cs="Cambria" w:hint="eastAsia"/>
-          <w:w w:val="70"/>
-          <w:sz w:val="26"/>
-          <w:szCs w:val="26"/>
-        </w:rPr>
-        <w:t>的敬語</w:t>
-      </w:r>
-      <w:proofErr w:type="gramEnd"/>
-      <w:r>
-        <w:rPr>
-          <w:rFonts w:ascii="Cambria" w:eastAsia="華康細黑體" w:hAnsi="Cambria" w:cs="Cambria" w:hint="eastAsia"/>
-          <w:w w:val="70"/>
-          <w:sz w:val="26"/>
-          <w:szCs w:val="26"/>
-        </w:rPr>
-        <w:t>。關鍵在於耶穌授權奉他的名又向他求</w:t>
-      </w:r>
-      <w:proofErr w:type="gramStart"/>
-      <w:r>
-        <w:rPr>
-          <w:rFonts w:ascii="Cambria" w:eastAsia="華康細黑體" w:hAnsi="Cambria" w:cs="Cambria" w:hint="eastAsia"/>
-          <w:w w:val="70"/>
-          <w:sz w:val="26"/>
-          <w:szCs w:val="26"/>
-        </w:rPr>
-        <w:t>的思意</w:t>
-      </w:r>
-      <w:proofErr w:type="gramEnd"/>
-      <w:r>
-        <w:rPr>
-          <w:rFonts w:ascii="Cambria" w:eastAsia="華康細黑體" w:hAnsi="Cambria" w:cs="Cambria" w:hint="eastAsia"/>
-          <w:w w:val="70"/>
-          <w:sz w:val="26"/>
-          <w:szCs w:val="26"/>
-        </w:rPr>
-        <w:t>，不是簽了他的名字的空白支票，而是有條件的背書：不是按人的心意，而是按　神的心意來成全。所以，當</w:t>
-      </w:r>
-      <w:proofErr w:type="gramStart"/>
-      <w:r>
-        <w:rPr>
-          <w:rFonts w:ascii="Cambria" w:eastAsia="華康細黑體" w:hAnsi="Cambria" w:cs="Cambria" w:hint="eastAsia"/>
-          <w:w w:val="70"/>
-          <w:sz w:val="26"/>
-          <w:szCs w:val="26"/>
-        </w:rPr>
-        <w:t>一</w:t>
-      </w:r>
-      <w:proofErr w:type="gramEnd"/>
-      <w:r>
-        <w:rPr>
-          <w:rFonts w:ascii="Cambria" w:eastAsia="華康細黑體" w:hAnsi="Cambria" w:cs="Cambria" w:hint="eastAsia"/>
-          <w:w w:val="70"/>
-          <w:sz w:val="26"/>
-          <w:szCs w:val="26"/>
-        </w:rPr>
-        <w:t>個人宣稱他奉耶穌的名，就表示他認同耶穌一切的教導和生命的典範，是出於　神的良善且在這良善的限定下，與耶穌站在同的立場，陳明接來所要祈求的。有所求的當然就不該是個人的名和</w:t>
-      </w:r>
-      <w:proofErr w:type="gramStart"/>
-      <w:r>
-        <w:rPr>
-          <w:rFonts w:ascii="Cambria" w:eastAsia="華康細黑體" w:hAnsi="Cambria" w:cs="Cambria" w:hint="eastAsia"/>
-          <w:w w:val="70"/>
-          <w:sz w:val="26"/>
-          <w:szCs w:val="26"/>
-        </w:rPr>
-        <w:t>利，</w:t>
-      </w:r>
-      <w:proofErr w:type="gramEnd"/>
-      <w:r>
-        <w:rPr>
-          <w:rFonts w:ascii="Cambria" w:eastAsia="華康細黑體" w:hAnsi="Cambria" w:cs="Cambria" w:hint="eastAsia"/>
-          <w:w w:val="70"/>
-          <w:sz w:val="26"/>
-          <w:szCs w:val="26"/>
-        </w:rPr>
-        <w:t>又若求符合　神的公義、憐憫和良善的實現，　神就必然要回應，乃是為了</w:t>
-      </w:r>
-      <w:proofErr w:type="gramStart"/>
-      <w:r>
-        <w:rPr>
-          <w:rFonts w:ascii="Cambria" w:eastAsia="華康細黑體" w:hAnsi="Cambria" w:cs="Cambria" w:hint="eastAsia"/>
-          <w:w w:val="70"/>
-          <w:sz w:val="26"/>
-          <w:szCs w:val="26"/>
-        </w:rPr>
-        <w:t>祂</w:t>
-      </w:r>
-      <w:proofErr w:type="gramEnd"/>
-      <w:r>
-        <w:rPr>
-          <w:rFonts w:ascii="Cambria" w:eastAsia="華康細黑體" w:hAnsi="Cambria" w:cs="Cambria" w:hint="eastAsia"/>
-          <w:w w:val="70"/>
-          <w:sz w:val="26"/>
-          <w:szCs w:val="26"/>
-        </w:rPr>
-        <w:t>自己的榮耀。所以，在永活真神的信仰中，不會用「緣」這個字，因為緣是隨機而遇的意思，如果真理不能確定，人和　神的關係要看緣分，這些都是偶像神明不能有求必應的借口。但是，基督的父、</w:t>
-      </w:r>
-      <w:proofErr w:type="gramStart"/>
-      <w:r>
-        <w:rPr>
-          <w:rFonts w:ascii="Cambria" w:eastAsia="華康細黑體" w:hAnsi="Cambria" w:cs="Cambria" w:hint="eastAsia"/>
-          <w:w w:val="70"/>
-          <w:sz w:val="26"/>
-          <w:szCs w:val="26"/>
-        </w:rPr>
-        <w:t>永活真</w:t>
-      </w:r>
-      <w:proofErr w:type="gramEnd"/>
-      <w:r>
-        <w:rPr>
-          <w:rFonts w:ascii="Cambria" w:eastAsia="華康細黑體" w:hAnsi="Cambria" w:cs="Cambria" w:hint="eastAsia"/>
-          <w:w w:val="70"/>
-          <w:sz w:val="26"/>
-          <w:szCs w:val="26"/>
-        </w:rPr>
-        <w:t xml:space="preserve">　神的話語必要實現，不是靠緣分，而是靠著至高良善本身的真理、信實和權能。</w:t>
+        <w:t>讓人誤解「奉耶穌的名」帶有如咒語般的魔力，更糟的則只是結尾形式化的敬語。關鍵在於耶穌授權奉他的名又向他求的思意，不是簽了他的名字的空白支票，而是有條件的背書：不是按人的心意，而是按　神的心意來成全。所以，當一個人宣稱他奉耶穌的名，就表示他認同耶穌一切的教導和生命的典範，是出於　神的良善且在這良善的限定下，與耶穌站在同的立場，陳明接來所要祈求的。有所求的當然就不該是個人的名和利，又若求符合　神的公義、憐憫和良善的實現，　神就必然要回應，乃是為了祂自己的榮耀。所以，在永活真神的信仰中，不會用「緣」這個字，因為緣是隨機而遇的意思，如果真理不能確定，人和　神的關係要看緣分，這些都是偶像神明不能有求必應的借口。但是，基督的父、永活真　神的話語必要實現，不是靠緣分，而是靠著至高良善本身的真理、信實和權能。</w:t>
       </w:r>
     </w:p>
     <w:p>
@@ -29608,7 +27480,6 @@
           <w:szCs w:val="26"/>
         </w:rPr>
       </w:pPr>
-      <w:proofErr w:type="gramStart"/>
       <w:r>
         <w:rPr>
           <w:rFonts w:ascii="Barlow Condensed Medium" w:eastAsia="華康儷中黑" w:hAnsi="Barlow Condensed Medium" w:hint="eastAsia"/>
@@ -29616,77 +27487,7 @@
           <w:sz w:val="26"/>
           <w:szCs w:val="26"/>
         </w:rPr>
-        <w:t>約櫃被</w:t>
-      </w:r>
-      <w:proofErr w:type="gramEnd"/>
-      <w:r>
-        <w:rPr>
-          <w:rFonts w:ascii="Barlow Condensed Medium" w:eastAsia="華康儷中黑" w:hAnsi="Barlow Condensed Medium" w:hint="eastAsia"/>
-          <w:w w:val="70"/>
-          <w:sz w:val="26"/>
-          <w:szCs w:val="26"/>
-        </w:rPr>
-        <w:t>暫時停放在俄別</w:t>
-      </w:r>
-      <w:proofErr w:type="gramStart"/>
-      <w:r>
-        <w:rPr>
-          <w:rFonts w:ascii="Barlow Condensed Medium" w:eastAsia="華康儷中黑" w:hAnsi="Barlow Condensed Medium" w:hint="eastAsia"/>
-          <w:w w:val="70"/>
-          <w:sz w:val="26"/>
-          <w:szCs w:val="26"/>
-        </w:rPr>
-        <w:t>‧</w:t>
-      </w:r>
-      <w:proofErr w:type="gramEnd"/>
-      <w:r>
-        <w:rPr>
-          <w:rFonts w:ascii="Barlow Condensed Medium" w:eastAsia="華康儷中黑" w:hAnsi="Barlow Condensed Medium" w:hint="eastAsia"/>
-          <w:w w:val="70"/>
-          <w:sz w:val="26"/>
-          <w:szCs w:val="26"/>
-        </w:rPr>
-        <w:t>以東的家，卻受大大賜福。可能他就是懂得事奉耶和華規矩的</w:t>
-      </w:r>
-      <w:proofErr w:type="gramStart"/>
-      <w:r>
-        <w:rPr>
-          <w:rFonts w:ascii="Barlow Condensed Medium" w:eastAsia="華康儷中黑" w:hAnsi="Barlow Condensed Medium" w:hint="eastAsia"/>
-          <w:w w:val="70"/>
-          <w:sz w:val="26"/>
-          <w:szCs w:val="26"/>
-        </w:rPr>
-        <w:t>利未人</w:t>
-      </w:r>
-      <w:proofErr w:type="gramEnd"/>
-      <w:r>
-        <w:rPr>
-          <w:rFonts w:ascii="Barlow Condensed Medium" w:eastAsia="華康儷中黑" w:hAnsi="Barlow Condensed Medium" w:hint="eastAsia"/>
-          <w:w w:val="70"/>
-          <w:sz w:val="26"/>
-          <w:szCs w:val="26"/>
-        </w:rPr>
-        <w:t>。這大衛明白，要站在　神聖潔的立場事奉</w:t>
-      </w:r>
-      <w:proofErr w:type="gramStart"/>
-      <w:r>
-        <w:rPr>
-          <w:rFonts w:ascii="Barlow Condensed Medium" w:eastAsia="華康儷中黑" w:hAnsi="Barlow Condensed Medium" w:hint="eastAsia"/>
-          <w:w w:val="70"/>
-          <w:sz w:val="26"/>
-          <w:szCs w:val="26"/>
-        </w:rPr>
-        <w:t>祂</w:t>
-      </w:r>
-      <w:proofErr w:type="gramEnd"/>
-      <w:r>
-        <w:rPr>
-          <w:rFonts w:ascii="Barlow Condensed Medium" w:eastAsia="華康儷中黑" w:hAnsi="Barlow Condensed Medium" w:hint="eastAsia"/>
-          <w:w w:val="70"/>
-          <w:sz w:val="26"/>
-          <w:szCs w:val="26"/>
-        </w:rPr>
-        <w:t>，才能得　神祝福。</w:t>
+        <w:t>約櫃被暫時停放在俄別‧以東的家，卻受大大賜福。可能他就是懂得事奉耶和華規矩的利未人。這大衛明白，要站在　神聖潔的立場事奉祂，才能得　神祝福。</w:t>
       </w:r>
       <w:r>
         <w:rPr>
@@ -29695,27 +27496,7 @@
           <w:sz w:val="26"/>
           <w:szCs w:val="26"/>
         </w:rPr>
-        <w:t>這位俄別</w:t>
-      </w:r>
-      <w:proofErr w:type="gramStart"/>
-      <w:r>
-        <w:rPr>
-          <w:rFonts w:ascii="Barlow Condensed Medium" w:eastAsia="華康細黑體" w:hAnsi="Barlow Condensed Medium" w:cs="微軟正黑體" w:hint="eastAsia"/>
-          <w:w w:val="70"/>
-          <w:sz w:val="26"/>
-          <w:szCs w:val="26"/>
-        </w:rPr>
-        <w:t>‧</w:t>
-      </w:r>
-      <w:proofErr w:type="gramEnd"/>
-      <w:r>
-        <w:rPr>
-          <w:rFonts w:ascii="Barlow Condensed Medium" w:eastAsia="華康細黑體" w:hAnsi="Barlow Condensed Medium" w:cs="微軟正黑體" w:hint="eastAsia"/>
-          <w:w w:val="70"/>
-          <w:sz w:val="26"/>
-          <w:szCs w:val="26"/>
-        </w:rPr>
-        <w:t>以東被認為就是</w:t>
+        <w:t>這位俄別‧以東被認為就是</w:t>
       </w:r>
       <w:r>
         <w:rPr>
@@ -29751,87 +27532,7 @@
           <w:sz w:val="26"/>
           <w:szCs w:val="26"/>
         </w:rPr>
-        <w:t>所提到的那位守門的</w:t>
-      </w:r>
-      <w:proofErr w:type="gramStart"/>
-      <w:r>
-        <w:rPr>
-          <w:rFonts w:ascii="Barlow Condensed Medium" w:eastAsia="華康細黑體" w:hAnsi="Barlow Condensed Medium" w:cs="微軟正黑體" w:hint="eastAsia"/>
-          <w:w w:val="70"/>
-          <w:sz w:val="26"/>
-          <w:szCs w:val="26"/>
-        </w:rPr>
-        <w:t>利未人</w:t>
-      </w:r>
-      <w:proofErr w:type="gramEnd"/>
-      <w:r>
-        <w:rPr>
-          <w:rFonts w:ascii="Barlow Condensed Medium" w:eastAsia="華康細黑體" w:hAnsi="Barlow Condensed Medium" w:cs="微軟正黑體" w:hint="eastAsia"/>
-          <w:w w:val="70"/>
-          <w:sz w:val="26"/>
-          <w:szCs w:val="26"/>
-        </w:rPr>
-        <w:t>。有趣的是，傳承和知道如何處理　神</w:t>
-      </w:r>
-      <w:proofErr w:type="gramStart"/>
-      <w:r>
-        <w:rPr>
-          <w:rFonts w:ascii="Barlow Condensed Medium" w:eastAsia="華康細黑體" w:hAnsi="Barlow Condensed Medium" w:cs="微軟正黑體" w:hint="eastAsia"/>
-          <w:w w:val="70"/>
-          <w:sz w:val="26"/>
-          <w:szCs w:val="26"/>
-        </w:rPr>
-        <w:t>的約櫃規矩</w:t>
-      </w:r>
-      <w:proofErr w:type="gramEnd"/>
-      <w:r>
-        <w:rPr>
-          <w:rFonts w:ascii="Barlow Condensed Medium" w:eastAsia="華康細黑體" w:hAnsi="Barlow Condensed Medium" w:cs="微軟正黑體" w:hint="eastAsia"/>
-          <w:w w:val="70"/>
-          <w:sz w:val="26"/>
-          <w:szCs w:val="26"/>
-        </w:rPr>
-        <w:t>的，竟然是一個忠心的聖殿守門人。這又讓大衛明白，　神的賜福不是因為</w:t>
-      </w:r>
-      <w:proofErr w:type="gramStart"/>
-      <w:r>
-        <w:rPr>
-          <w:rFonts w:ascii="Barlow Condensed Medium" w:eastAsia="華康細黑體" w:hAnsi="Barlow Condensed Medium" w:cs="微軟正黑體" w:hint="eastAsia"/>
-          <w:w w:val="70"/>
-          <w:sz w:val="26"/>
-          <w:szCs w:val="26"/>
-        </w:rPr>
-        <w:t>約櫃本身</w:t>
-      </w:r>
-      <w:proofErr w:type="gramEnd"/>
-      <w:r>
-        <w:rPr>
-          <w:rFonts w:ascii="Barlow Condensed Medium" w:eastAsia="華康細黑體" w:hAnsi="Barlow Condensed Medium" w:cs="微軟正黑體" w:hint="eastAsia"/>
-          <w:w w:val="70"/>
-          <w:sz w:val="26"/>
-          <w:szCs w:val="26"/>
-        </w:rPr>
-        <w:t>，而是人如何按　神的規矩處理</w:t>
-      </w:r>
-      <w:proofErr w:type="gramStart"/>
-      <w:r>
-        <w:rPr>
-          <w:rFonts w:ascii="Barlow Condensed Medium" w:eastAsia="華康細黑體" w:hAnsi="Barlow Condensed Medium" w:cs="微軟正黑體" w:hint="eastAsia"/>
-          <w:w w:val="70"/>
-          <w:sz w:val="26"/>
-          <w:szCs w:val="26"/>
-        </w:rPr>
-        <w:t>祂的約櫃的</w:t>
-      </w:r>
-      <w:proofErr w:type="gramEnd"/>
-      <w:r>
-        <w:rPr>
-          <w:rFonts w:ascii="Barlow Condensed Medium" w:eastAsia="華康細黑體" w:hAnsi="Barlow Condensed Medium" w:cs="微軟正黑體" w:hint="eastAsia"/>
-          <w:w w:val="70"/>
-          <w:sz w:val="26"/>
-          <w:szCs w:val="26"/>
-        </w:rPr>
-        <w:t>態度。特別是敬拜　神的事，要從私人的祭壇，進到國家級的聖</w:t>
+        <w:t>所提到的那位守門的利未人。有趣的是，傳承和知道如何處理　神的約櫃規矩的，竟然是一個忠心的聖殿守門人。這又讓大衛明白，　神的賜福不是因為約櫃本身，而是人如何按　神的規矩處理祂的約櫃的態度。特別是敬拜　神的事，要從私人的祭壇，進到國家級的聖</w:t>
       </w:r>
       <w:r>
         <w:rPr>
@@ -29881,7 +27582,7 @@
 </file>
 
 <file path=word/endnotes.xml><?xml version="1.0" encoding="utf-8"?>
-<w:endnotes xmlns:wpc="http://schemas.microsoft.com/office/word/2010/wordprocessingCanvas" xmlns:mc="http://schemas.openxmlformats.org/markup-compatibility/2006" xmlns:o="urn:schemas-microsoft-com:office:office" xmlns:r="http://schemas.openxmlformats.org/officeDocument/2006/relationships" xmlns:m="http://schemas.openxmlformats.org/officeDocument/2006/math" xmlns:v="urn:schemas-microsoft-com:vml" xmlns:wp14="http://schemas.microsoft.com/office/word/2010/wordprocessingDrawing" xmlns:wp="http://schemas.openxmlformats.org/drawingml/2006/wordprocessingDrawing" xmlns:w10="urn:schemas-microsoft-com:office:word" xmlns:w="http://schemas.openxmlformats.org/wordprocessingml/2006/main" xmlns:w14="http://schemas.microsoft.com/office/word/2010/wordml" xmlns:w15="http://schemas.microsoft.com/office/word/2012/wordml" xmlns:wpg="http://schemas.microsoft.com/office/word/2010/wordprocessingGroup" xmlns:wpi="http://schemas.microsoft.com/office/word/2010/wordprocessingInk" xmlns:wne="http://schemas.microsoft.com/office/word/2006/wordml" xmlns:wps="http://schemas.microsoft.com/office/word/2010/wordprocessingShape" mc:Ignorable="w14 w15 wp14">
+<w:endnotes xmlns:wpc="http://schemas.microsoft.com/office/word/2010/wordprocessingCanvas" xmlns:cx="http://schemas.microsoft.com/office/drawing/2014/chartex" xmlns:cx1="http://schemas.microsoft.com/office/drawing/2015/9/8/chartex" xmlns:cx2="http://schemas.microsoft.com/office/drawing/2015/10/21/chartex" xmlns:cx3="http://schemas.microsoft.com/office/drawing/2016/5/9/chartex" xmlns:cx4="http://schemas.microsoft.com/office/drawing/2016/5/10/chartex" xmlns:cx5="http://schemas.microsoft.com/office/drawing/2016/5/11/chartex" xmlns:cx6="http://schemas.microsoft.com/office/drawing/2016/5/12/chartex" xmlns:cx7="http://schemas.microsoft.com/office/drawing/2016/5/13/chartex" xmlns:cx8="http://schemas.microsoft.com/office/drawing/2016/5/14/chartex" xmlns:mc="http://schemas.openxmlformats.org/markup-compatibility/2006" xmlns:aink="http://schemas.microsoft.com/office/drawing/2016/ink" xmlns:am3d="http://schemas.microsoft.com/office/drawing/2017/model3d" xmlns:o="urn:schemas-microsoft-com:office:office" xmlns:oel="http://schemas.microsoft.com/office/2019/extlst" xmlns:r="http://schemas.openxmlformats.org/officeDocument/2006/relationships" xmlns:m="http://schemas.openxmlformats.org/officeDocument/2006/math" xmlns:v="urn:schemas-microsoft-com:vml" xmlns:wp14="http://schemas.microsoft.com/office/word/2010/wordprocessingDrawing" xmlns:wp="http://schemas.openxmlformats.org/drawingml/2006/wordprocessingDrawing" xmlns:w10="urn:schemas-microsoft-com:office:word" xmlns:w="http://schemas.openxmlformats.org/wordprocessingml/2006/main" xmlns:w14="http://schemas.microsoft.com/office/word/2010/wordml" xmlns:w15="http://schemas.microsoft.com/office/word/2012/wordml" xmlns:w16cex="http://schemas.microsoft.com/office/word/2018/wordml/cex" xmlns:w16cid="http://schemas.microsoft.com/office/word/2016/wordml/cid" xmlns:w16="http://schemas.microsoft.com/office/word/2018/wordml" xmlns:w16du="http://schemas.microsoft.com/office/word/2023/wordml/word16du" xmlns:w16sdtdh="http://schemas.microsoft.com/office/word/2020/wordml/sdtdatahash" xmlns:w16sdtfl="http://schemas.microsoft.com/office/word/2024/wordml/sdtformatlock" xmlns:w16se="http://schemas.microsoft.com/office/word/2015/wordml/symex" xmlns:wpg="http://schemas.microsoft.com/office/word/2010/wordprocessingGroup" xmlns:wpi="http://schemas.microsoft.com/office/word/2010/wordprocessingInk" xmlns:wne="http://schemas.microsoft.com/office/word/2006/wordml" xmlns:wps="http://schemas.microsoft.com/office/word/2010/wordprocessingShape" mc:Ignorable="w14 w15 w16se w16cid w16 w16cex w16sdtdh w16sdtfl w16du wp14">
   <w:endnote w:type="separator" w:id="-1">
     <w:p>
       <w:r>
@@ -29900,7 +27601,7 @@
 </file>
 
 <file path=word/footnotes.xml><?xml version="1.0" encoding="utf-8"?>
-<w:footnotes xmlns:wpc="http://schemas.microsoft.com/office/word/2010/wordprocessingCanvas" xmlns:mc="http://schemas.openxmlformats.org/markup-compatibility/2006" xmlns:o="urn:schemas-microsoft-com:office:office" xmlns:r="http://schemas.openxmlformats.org/officeDocument/2006/relationships" xmlns:m="http://schemas.openxmlformats.org/officeDocument/2006/math" xmlns:v="urn:schemas-microsoft-com:vml" xmlns:wp14="http://schemas.microsoft.com/office/word/2010/wordprocessingDrawing" xmlns:wp="http://schemas.openxmlformats.org/drawingml/2006/wordprocessingDrawing" xmlns:w10="urn:schemas-microsoft-com:office:word" xmlns:w="http://schemas.openxmlformats.org/wordprocessingml/2006/main" xmlns:w14="http://schemas.microsoft.com/office/word/2010/wordml" xmlns:w15="http://schemas.microsoft.com/office/word/2012/wordml" xmlns:wpg="http://schemas.microsoft.com/office/word/2010/wordprocessingGroup" xmlns:wpi="http://schemas.microsoft.com/office/word/2010/wordprocessingInk" xmlns:wne="http://schemas.microsoft.com/office/word/2006/wordml" xmlns:wps="http://schemas.microsoft.com/office/word/2010/wordprocessingShape" mc:Ignorable="w14 w15 wp14">
+<w:footnotes xmlns:wpc="http://schemas.microsoft.com/office/word/2010/wordprocessingCanvas" xmlns:cx="http://schemas.microsoft.com/office/drawing/2014/chartex" xmlns:cx1="http://schemas.microsoft.com/office/drawing/2015/9/8/chartex" xmlns:cx2="http://schemas.microsoft.com/office/drawing/2015/10/21/chartex" xmlns:cx3="http://schemas.microsoft.com/office/drawing/2016/5/9/chartex" xmlns:cx4="http://schemas.microsoft.com/office/drawing/2016/5/10/chartex" xmlns:cx5="http://schemas.microsoft.com/office/drawing/2016/5/11/chartex" xmlns:cx6="http://schemas.microsoft.com/office/drawing/2016/5/12/chartex" xmlns:cx7="http://schemas.microsoft.com/office/drawing/2016/5/13/chartex" xmlns:cx8="http://schemas.microsoft.com/office/drawing/2016/5/14/chartex" xmlns:mc="http://schemas.openxmlformats.org/markup-compatibility/2006" xmlns:aink="http://schemas.microsoft.com/office/drawing/2016/ink" xmlns:am3d="http://schemas.microsoft.com/office/drawing/2017/model3d" xmlns:o="urn:schemas-microsoft-com:office:office" xmlns:oel="http://schemas.microsoft.com/office/2019/extlst" xmlns:r="http://schemas.openxmlformats.org/officeDocument/2006/relationships" xmlns:m="http://schemas.openxmlformats.org/officeDocument/2006/math" xmlns:v="urn:schemas-microsoft-com:vml" xmlns:wp14="http://schemas.microsoft.com/office/word/2010/wordprocessingDrawing" xmlns:wp="http://schemas.openxmlformats.org/drawingml/2006/wordprocessingDrawing" xmlns:w10="urn:schemas-microsoft-com:office:word" xmlns:w="http://schemas.openxmlformats.org/wordprocessingml/2006/main" xmlns:w14="http://schemas.microsoft.com/office/word/2010/wordml" xmlns:w15="http://schemas.microsoft.com/office/word/2012/wordml" xmlns:w16cex="http://schemas.microsoft.com/office/word/2018/wordml/cex" xmlns:w16cid="http://schemas.microsoft.com/office/word/2016/wordml/cid" xmlns:w16="http://schemas.microsoft.com/office/word/2018/wordml" xmlns:w16du="http://schemas.microsoft.com/office/word/2023/wordml/word16du" xmlns:w16sdtdh="http://schemas.microsoft.com/office/word/2020/wordml/sdtdatahash" xmlns:w16sdtfl="http://schemas.microsoft.com/office/word/2024/wordml/sdtformatlock" xmlns:w16se="http://schemas.microsoft.com/office/word/2015/wordml/symex" xmlns:wpg="http://schemas.microsoft.com/office/word/2010/wordprocessingGroup" xmlns:wpi="http://schemas.microsoft.com/office/word/2010/wordprocessingInk" xmlns:wne="http://schemas.microsoft.com/office/word/2006/wordml" xmlns:wps="http://schemas.microsoft.com/office/word/2010/wordprocessingShape" mc:Ignorable="w14 w15 w16se w16cid w16 w16cex w16sdtdh w16sdtfl w16du wp14">
   <w:footnote w:type="separator" w:id="-1">
     <w:p>
       <w:r>
@@ -29919,7 +27620,7 @@
 </file>
 
 <file path=word/header1.xml><?xml version="1.0" encoding="utf-8"?>
-<w:hdr xmlns:wpc="http://schemas.microsoft.com/office/word/2010/wordprocessingCanvas" xmlns:mc="http://schemas.openxmlformats.org/markup-compatibility/2006" xmlns:o="urn:schemas-microsoft-com:office:office" xmlns:r="http://schemas.openxmlformats.org/officeDocument/2006/relationships" xmlns:m="http://schemas.openxmlformats.org/officeDocument/2006/math" xmlns:v="urn:schemas-microsoft-com:vml" xmlns:wp14="http://schemas.microsoft.com/office/word/2010/wordprocessingDrawing" xmlns:wp="http://schemas.openxmlformats.org/drawingml/2006/wordprocessingDrawing" xmlns:w10="urn:schemas-microsoft-com:office:word" xmlns:w="http://schemas.openxmlformats.org/wordprocessingml/2006/main" xmlns:w14="http://schemas.microsoft.com/office/word/2010/wordml" xmlns:w15="http://schemas.microsoft.com/office/word/2012/wordml" xmlns:wpg="http://schemas.microsoft.com/office/word/2010/wordprocessingGroup" xmlns:wpi="http://schemas.microsoft.com/office/word/2010/wordprocessingInk" xmlns:wne="http://schemas.microsoft.com/office/word/2006/wordml" xmlns:wps="http://schemas.microsoft.com/office/word/2010/wordprocessingShape" mc:Ignorable="w14 w15 wp14">
+<w:hdr xmlns:wpc="http://schemas.microsoft.com/office/word/2010/wordprocessingCanvas" xmlns:cx="http://schemas.microsoft.com/office/drawing/2014/chartex" xmlns:cx1="http://schemas.microsoft.com/office/drawing/2015/9/8/chartex" xmlns:cx2="http://schemas.microsoft.com/office/drawing/2015/10/21/chartex" xmlns:cx3="http://schemas.microsoft.com/office/drawing/2016/5/9/chartex" xmlns:cx4="http://schemas.microsoft.com/office/drawing/2016/5/10/chartex" xmlns:cx5="http://schemas.microsoft.com/office/drawing/2016/5/11/chartex" xmlns:cx6="http://schemas.microsoft.com/office/drawing/2016/5/12/chartex" xmlns:cx7="http://schemas.microsoft.com/office/drawing/2016/5/13/chartex" xmlns:cx8="http://schemas.microsoft.com/office/drawing/2016/5/14/chartex" xmlns:mc="http://schemas.openxmlformats.org/markup-compatibility/2006" xmlns:aink="http://schemas.microsoft.com/office/drawing/2016/ink" xmlns:am3d="http://schemas.microsoft.com/office/drawing/2017/model3d" xmlns:o="urn:schemas-microsoft-com:office:office" xmlns:oel="http://schemas.microsoft.com/office/2019/extlst" xmlns:r="http://schemas.openxmlformats.org/officeDocument/2006/relationships" xmlns:m="http://schemas.openxmlformats.org/officeDocument/2006/math" xmlns:v="urn:schemas-microsoft-com:vml" xmlns:wp14="http://schemas.microsoft.com/office/word/2010/wordprocessingDrawing" xmlns:wp="http://schemas.openxmlformats.org/drawingml/2006/wordprocessingDrawing" xmlns:w10="urn:schemas-microsoft-com:office:word" xmlns:w="http://schemas.openxmlformats.org/wordprocessingml/2006/main" xmlns:w14="http://schemas.microsoft.com/office/word/2010/wordml" xmlns:w15="http://schemas.microsoft.com/office/word/2012/wordml" xmlns:w16cex="http://schemas.microsoft.com/office/word/2018/wordml/cex" xmlns:w16cid="http://schemas.microsoft.com/office/word/2016/wordml/cid" xmlns:w16="http://schemas.microsoft.com/office/word/2018/wordml" xmlns:w16du="http://schemas.microsoft.com/office/word/2023/wordml/word16du" xmlns:w16sdtdh="http://schemas.microsoft.com/office/word/2020/wordml/sdtdatahash" xmlns:w16sdtfl="http://schemas.microsoft.com/office/word/2024/wordml/sdtformatlock" xmlns:w16se="http://schemas.microsoft.com/office/word/2015/wordml/symex" xmlns:wpg="http://schemas.microsoft.com/office/word/2010/wordprocessingGroup" xmlns:wpi="http://schemas.microsoft.com/office/word/2010/wordprocessingInk" xmlns:wne="http://schemas.microsoft.com/office/word/2006/wordml" xmlns:wps="http://schemas.microsoft.com/office/word/2010/wordprocessingShape" mc:Ignorable="w14 w15 w16se w16cid w16 w16cex w16sdtdh w16sdtfl w16du wp14">
   <w:p>
     <w:pPr>
       <w:pStyle w:val="a4"/>
@@ -29991,7 +27692,7 @@
         <w:b/>
         <w:noProof/>
       </w:rPr>
-      <w:t>2616</w:t>
+      <w:t>2619</w:t>
     </w:r>
     <w:r>
       <w:rPr>
@@ -30086,7 +27787,7 @@
         <w:b/>
         <w:noProof/>
       </w:rPr>
-      <w:t>04</w:t>
+      <w:t>05</w:t>
     </w:r>
     <w:r>
       <w:rPr>
@@ -30128,7 +27829,7 @@
         <w:b/>
         <w:noProof/>
       </w:rPr>
-      <w:t>19</w:t>
+      <w:t>10</w:t>
     </w:r>
     <w:r>
       <w:rPr>
@@ -30200,7 +27901,7 @@
         <w:b/>
         <w:noProof/>
       </w:rPr>
-      <w:t>2616</w:t>
+      <w:t>2619</w:t>
     </w:r>
     <w:r>
       <w:rPr>
@@ -30295,7 +27996,7 @@
         <w:b/>
         <w:noProof/>
       </w:rPr>
-      <w:t>04</w:t>
+      <w:t>05</w:t>
     </w:r>
     <w:r>
       <w:rPr>
@@ -30337,7 +28038,7 @@
         <w:b/>
         <w:noProof/>
       </w:rPr>
-      <w:t>19</w:t>
+      <w:t>10</w:t>
     </w:r>
     <w:r>
       <w:rPr>
@@ -30377,7 +28078,7 @@
 </file>
 
 <file path=word/header2.xml><?xml version="1.0" encoding="utf-8"?>
-<w:hdr xmlns:wpc="http://schemas.microsoft.com/office/word/2010/wordprocessingCanvas" xmlns:mc="http://schemas.openxmlformats.org/markup-compatibility/2006" xmlns:o="urn:schemas-microsoft-com:office:office" xmlns:r="http://schemas.openxmlformats.org/officeDocument/2006/relationships" xmlns:m="http://schemas.openxmlformats.org/officeDocument/2006/math" xmlns:v="urn:schemas-microsoft-com:vml" xmlns:wp14="http://schemas.microsoft.com/office/word/2010/wordprocessingDrawing" xmlns:wp="http://schemas.openxmlformats.org/drawingml/2006/wordprocessingDrawing" xmlns:w10="urn:schemas-microsoft-com:office:word" xmlns:w="http://schemas.openxmlformats.org/wordprocessingml/2006/main" xmlns:w14="http://schemas.microsoft.com/office/word/2010/wordml" xmlns:w15="http://schemas.microsoft.com/office/word/2012/wordml" xmlns:wpg="http://schemas.microsoft.com/office/word/2010/wordprocessingGroup" xmlns:wpi="http://schemas.microsoft.com/office/word/2010/wordprocessingInk" xmlns:wne="http://schemas.microsoft.com/office/word/2006/wordml" xmlns:wps="http://schemas.microsoft.com/office/word/2010/wordprocessingShape" mc:Ignorable="w14 w15 wp14">
+<w:hdr xmlns:wpc="http://schemas.microsoft.com/office/word/2010/wordprocessingCanvas" xmlns:cx="http://schemas.microsoft.com/office/drawing/2014/chartex" xmlns:cx1="http://schemas.microsoft.com/office/drawing/2015/9/8/chartex" xmlns:cx2="http://schemas.microsoft.com/office/drawing/2015/10/21/chartex" xmlns:cx3="http://schemas.microsoft.com/office/drawing/2016/5/9/chartex" xmlns:cx4="http://schemas.microsoft.com/office/drawing/2016/5/10/chartex" xmlns:cx5="http://schemas.microsoft.com/office/drawing/2016/5/11/chartex" xmlns:cx6="http://schemas.microsoft.com/office/drawing/2016/5/12/chartex" xmlns:cx7="http://schemas.microsoft.com/office/drawing/2016/5/13/chartex" xmlns:cx8="http://schemas.microsoft.com/office/drawing/2016/5/14/chartex" xmlns:mc="http://schemas.openxmlformats.org/markup-compatibility/2006" xmlns:aink="http://schemas.microsoft.com/office/drawing/2016/ink" xmlns:am3d="http://schemas.microsoft.com/office/drawing/2017/model3d" xmlns:o="urn:schemas-microsoft-com:office:office" xmlns:oel="http://schemas.microsoft.com/office/2019/extlst" xmlns:r="http://schemas.openxmlformats.org/officeDocument/2006/relationships" xmlns:m="http://schemas.openxmlformats.org/officeDocument/2006/math" xmlns:v="urn:schemas-microsoft-com:vml" xmlns:wp14="http://schemas.microsoft.com/office/word/2010/wordprocessingDrawing" xmlns:wp="http://schemas.openxmlformats.org/drawingml/2006/wordprocessingDrawing" xmlns:w10="urn:schemas-microsoft-com:office:word" xmlns:w="http://schemas.openxmlformats.org/wordprocessingml/2006/main" xmlns:w14="http://schemas.microsoft.com/office/word/2010/wordml" xmlns:w15="http://schemas.microsoft.com/office/word/2012/wordml" xmlns:w16cex="http://schemas.microsoft.com/office/word/2018/wordml/cex" xmlns:w16cid="http://schemas.microsoft.com/office/word/2016/wordml/cid" xmlns:w16="http://schemas.microsoft.com/office/word/2018/wordml" xmlns:w16du="http://schemas.microsoft.com/office/word/2023/wordml/word16du" xmlns:w16sdtdh="http://schemas.microsoft.com/office/word/2020/wordml/sdtdatahash" xmlns:w16sdtfl="http://schemas.microsoft.com/office/word/2024/wordml/sdtformatlock" xmlns:w16se="http://schemas.microsoft.com/office/word/2015/wordml/symex" xmlns:wpg="http://schemas.microsoft.com/office/word/2010/wordprocessingGroup" xmlns:wpi="http://schemas.microsoft.com/office/word/2010/wordprocessingInk" xmlns:wne="http://schemas.microsoft.com/office/word/2006/wordml" xmlns:wps="http://schemas.microsoft.com/office/word/2010/wordprocessingShape" mc:Ignorable="w14 w15 w16se w16cid w16 w16cex w16sdtdh w16sdtfl w16du wp14">
   <w:p>
     <w:pPr>
       <w:pStyle w:val="a4"/>
@@ -30835,7 +28536,7 @@
 </file>
 
 <file path=word/header3.xml><?xml version="1.0" encoding="utf-8"?>
-<w:hdr xmlns:wpc="http://schemas.microsoft.com/office/word/2010/wordprocessingCanvas" xmlns:mc="http://schemas.openxmlformats.org/markup-compatibility/2006" xmlns:o="urn:schemas-microsoft-com:office:office" xmlns:r="http://schemas.openxmlformats.org/officeDocument/2006/relationships" xmlns:m="http://schemas.openxmlformats.org/officeDocument/2006/math" xmlns:v="urn:schemas-microsoft-com:vml" xmlns:wp14="http://schemas.microsoft.com/office/word/2010/wordprocessingDrawing" xmlns:wp="http://schemas.openxmlformats.org/drawingml/2006/wordprocessingDrawing" xmlns:w10="urn:schemas-microsoft-com:office:word" xmlns:w="http://schemas.openxmlformats.org/wordprocessingml/2006/main" xmlns:w14="http://schemas.microsoft.com/office/word/2010/wordml" xmlns:w15="http://schemas.microsoft.com/office/word/2012/wordml" xmlns:wpg="http://schemas.microsoft.com/office/word/2010/wordprocessingGroup" xmlns:wpi="http://schemas.microsoft.com/office/word/2010/wordprocessingInk" xmlns:wne="http://schemas.microsoft.com/office/word/2006/wordml" xmlns:wps="http://schemas.microsoft.com/office/word/2010/wordprocessingShape" mc:Ignorable="w14 w15 wp14">
+<w:hdr xmlns:wpc="http://schemas.microsoft.com/office/word/2010/wordprocessingCanvas" xmlns:cx="http://schemas.microsoft.com/office/drawing/2014/chartex" xmlns:cx1="http://schemas.microsoft.com/office/drawing/2015/9/8/chartex" xmlns:cx2="http://schemas.microsoft.com/office/drawing/2015/10/21/chartex" xmlns:cx3="http://schemas.microsoft.com/office/drawing/2016/5/9/chartex" xmlns:cx4="http://schemas.microsoft.com/office/drawing/2016/5/10/chartex" xmlns:cx5="http://schemas.microsoft.com/office/drawing/2016/5/11/chartex" xmlns:cx6="http://schemas.microsoft.com/office/drawing/2016/5/12/chartex" xmlns:cx7="http://schemas.microsoft.com/office/drawing/2016/5/13/chartex" xmlns:cx8="http://schemas.microsoft.com/office/drawing/2016/5/14/chartex" xmlns:mc="http://schemas.openxmlformats.org/markup-compatibility/2006" xmlns:aink="http://schemas.microsoft.com/office/drawing/2016/ink" xmlns:am3d="http://schemas.microsoft.com/office/drawing/2017/model3d" xmlns:o="urn:schemas-microsoft-com:office:office" xmlns:oel="http://schemas.microsoft.com/office/2019/extlst" xmlns:r="http://schemas.openxmlformats.org/officeDocument/2006/relationships" xmlns:m="http://schemas.openxmlformats.org/officeDocument/2006/math" xmlns:v="urn:schemas-microsoft-com:vml" xmlns:wp14="http://schemas.microsoft.com/office/word/2010/wordprocessingDrawing" xmlns:wp="http://schemas.openxmlformats.org/drawingml/2006/wordprocessingDrawing" xmlns:w10="urn:schemas-microsoft-com:office:word" xmlns:w="http://schemas.openxmlformats.org/wordprocessingml/2006/main" xmlns:w14="http://schemas.microsoft.com/office/word/2010/wordml" xmlns:w15="http://schemas.microsoft.com/office/word/2012/wordml" xmlns:w16cex="http://schemas.microsoft.com/office/word/2018/wordml/cex" xmlns:w16cid="http://schemas.microsoft.com/office/word/2016/wordml/cid" xmlns:w16="http://schemas.microsoft.com/office/word/2018/wordml" xmlns:w16du="http://schemas.microsoft.com/office/word/2023/wordml/word16du" xmlns:w16sdtdh="http://schemas.microsoft.com/office/word/2020/wordml/sdtdatahash" xmlns:w16sdtfl="http://schemas.microsoft.com/office/word/2024/wordml/sdtformatlock" xmlns:w16se="http://schemas.microsoft.com/office/word/2015/wordml/symex" xmlns:wpg="http://schemas.microsoft.com/office/word/2010/wordprocessingGroup" xmlns:wpi="http://schemas.microsoft.com/office/word/2010/wordprocessingInk" xmlns:wne="http://schemas.microsoft.com/office/word/2006/wordml" xmlns:wps="http://schemas.microsoft.com/office/word/2010/wordprocessingShape" mc:Ignorable="w14 w15 w16se w16cid w16 w16cex w16sdtdh w16sdtfl w16du wp14">
   <w:p>
     <w:pPr>
       <w:pStyle w:val="a4"/>
@@ -31293,7 +28994,7 @@
 </file>
 
 <file path=word/header4.xml><?xml version="1.0" encoding="utf-8"?>
-<w:hdr xmlns:wpc="http://schemas.microsoft.com/office/word/2010/wordprocessingCanvas" xmlns:mc="http://schemas.openxmlformats.org/markup-compatibility/2006" xmlns:o="urn:schemas-microsoft-com:office:office" xmlns:r="http://schemas.openxmlformats.org/officeDocument/2006/relationships" xmlns:m="http://schemas.openxmlformats.org/officeDocument/2006/math" xmlns:v="urn:schemas-microsoft-com:vml" xmlns:wp14="http://schemas.microsoft.com/office/word/2010/wordprocessingDrawing" xmlns:wp="http://schemas.openxmlformats.org/drawingml/2006/wordprocessingDrawing" xmlns:w10="urn:schemas-microsoft-com:office:word" xmlns:w="http://schemas.openxmlformats.org/wordprocessingml/2006/main" xmlns:w14="http://schemas.microsoft.com/office/word/2010/wordml" xmlns:w15="http://schemas.microsoft.com/office/word/2012/wordml" xmlns:wpg="http://schemas.microsoft.com/office/word/2010/wordprocessingGroup" xmlns:wpi="http://schemas.microsoft.com/office/word/2010/wordprocessingInk" xmlns:wne="http://schemas.microsoft.com/office/word/2006/wordml" xmlns:wps="http://schemas.microsoft.com/office/word/2010/wordprocessingShape" mc:Ignorable="w14 w15 wp14">
+<w:hdr xmlns:wpc="http://schemas.microsoft.com/office/word/2010/wordprocessingCanvas" xmlns:cx="http://schemas.microsoft.com/office/drawing/2014/chartex" xmlns:cx1="http://schemas.microsoft.com/office/drawing/2015/9/8/chartex" xmlns:cx2="http://schemas.microsoft.com/office/drawing/2015/10/21/chartex" xmlns:cx3="http://schemas.microsoft.com/office/drawing/2016/5/9/chartex" xmlns:cx4="http://schemas.microsoft.com/office/drawing/2016/5/10/chartex" xmlns:cx5="http://schemas.microsoft.com/office/drawing/2016/5/11/chartex" xmlns:cx6="http://schemas.microsoft.com/office/drawing/2016/5/12/chartex" xmlns:cx7="http://schemas.microsoft.com/office/drawing/2016/5/13/chartex" xmlns:cx8="http://schemas.microsoft.com/office/drawing/2016/5/14/chartex" xmlns:mc="http://schemas.openxmlformats.org/markup-compatibility/2006" xmlns:aink="http://schemas.microsoft.com/office/drawing/2016/ink" xmlns:am3d="http://schemas.microsoft.com/office/drawing/2017/model3d" xmlns:o="urn:schemas-microsoft-com:office:office" xmlns:oel="http://schemas.microsoft.com/office/2019/extlst" xmlns:r="http://schemas.openxmlformats.org/officeDocument/2006/relationships" xmlns:m="http://schemas.openxmlformats.org/officeDocument/2006/math" xmlns:v="urn:schemas-microsoft-com:vml" xmlns:wp14="http://schemas.microsoft.com/office/word/2010/wordprocessingDrawing" xmlns:wp="http://schemas.openxmlformats.org/drawingml/2006/wordprocessingDrawing" xmlns:w10="urn:schemas-microsoft-com:office:word" xmlns:w="http://schemas.openxmlformats.org/wordprocessingml/2006/main" xmlns:w14="http://schemas.microsoft.com/office/word/2010/wordml" xmlns:w15="http://schemas.microsoft.com/office/word/2012/wordml" xmlns:w16cex="http://schemas.microsoft.com/office/word/2018/wordml/cex" xmlns:w16cid="http://schemas.microsoft.com/office/word/2016/wordml/cid" xmlns:w16="http://schemas.microsoft.com/office/word/2018/wordml" xmlns:w16du="http://schemas.microsoft.com/office/word/2023/wordml/word16du" xmlns:w16sdtdh="http://schemas.microsoft.com/office/word/2020/wordml/sdtdatahash" xmlns:w16sdtfl="http://schemas.microsoft.com/office/word/2024/wordml/sdtformatlock" xmlns:w16se="http://schemas.microsoft.com/office/word/2015/wordml/symex" xmlns:wpg="http://schemas.microsoft.com/office/word/2010/wordprocessingGroup" xmlns:wpi="http://schemas.microsoft.com/office/word/2010/wordprocessingInk" xmlns:wne="http://schemas.microsoft.com/office/word/2006/wordml" xmlns:wps="http://schemas.microsoft.com/office/word/2010/wordprocessingShape" mc:Ignorable="w14 w15 w16se w16cid w16 w16cex w16sdtdh w16sdtfl w16du wp14">
   <w:p>
     <w:pPr>
       <w:pStyle w:val="a4"/>
@@ -31365,7 +29066,7 @@
         <w:b/>
         <w:noProof/>
       </w:rPr>
-      <w:t>2618</w:t>
+      <w:t>2619</w:t>
     </w:r>
     <w:r>
       <w:rPr>
@@ -31502,7 +29203,7 @@
         <w:b/>
         <w:noProof/>
       </w:rPr>
-      <w:t>03</w:t>
+      <w:t>10</w:t>
     </w:r>
     <w:r>
       <w:rPr>
@@ -31574,7 +29275,7 @@
         <w:b/>
         <w:noProof/>
       </w:rPr>
-      <w:t>2618</w:t>
+      <w:t>2619</w:t>
     </w:r>
     <w:r>
       <w:rPr>
@@ -31711,7 +29412,7 @@
         <w:b/>
         <w:noProof/>
       </w:rPr>
-      <w:t>03</w:t>
+      <w:t>10</w:t>
     </w:r>
     <w:r>
       <w:rPr>
@@ -31751,7 +29452,7 @@
 </file>
 
 <file path=word/numbering.xml><?xml version="1.0" encoding="utf-8"?>
-<w:numbering xmlns:wpc="http://schemas.microsoft.com/office/word/2010/wordprocessingCanvas" xmlns:mc="http://schemas.openxmlformats.org/markup-compatibility/2006" xmlns:o="urn:schemas-microsoft-com:office:office" xmlns:r="http://schemas.openxmlformats.org/officeDocument/2006/relationships" xmlns:m="http://schemas.openxmlformats.org/officeDocument/2006/math" xmlns:v="urn:schemas-microsoft-com:vml" xmlns:wp14="http://schemas.microsoft.com/office/word/2010/wordprocessingDrawing" xmlns:wp="http://schemas.openxmlformats.org/drawingml/2006/wordprocessingDrawing" xmlns:w10="urn:schemas-microsoft-com:office:word" xmlns:w="http://schemas.openxmlformats.org/wordprocessingml/2006/main" xmlns:w14="http://schemas.microsoft.com/office/word/2010/wordml" xmlns:w15="http://schemas.microsoft.com/office/word/2012/wordml" xmlns:wpg="http://schemas.microsoft.com/office/word/2010/wordprocessingGroup" xmlns:wpi="http://schemas.microsoft.com/office/word/2010/wordprocessingInk" xmlns:wne="http://schemas.microsoft.com/office/word/2006/wordml" xmlns:wps="http://schemas.microsoft.com/office/word/2010/wordprocessingShape" mc:Ignorable="w14 w15 wp14">
+<w:numbering xmlns:wpc="http://schemas.microsoft.com/office/word/2010/wordprocessingCanvas" xmlns:cx="http://schemas.microsoft.com/office/drawing/2014/chartex" xmlns:cx1="http://schemas.microsoft.com/office/drawing/2015/9/8/chartex" xmlns:cx2="http://schemas.microsoft.com/office/drawing/2015/10/21/chartex" xmlns:cx3="http://schemas.microsoft.com/office/drawing/2016/5/9/chartex" xmlns:cx4="http://schemas.microsoft.com/office/drawing/2016/5/10/chartex" xmlns:cx5="http://schemas.microsoft.com/office/drawing/2016/5/11/chartex" xmlns:cx6="http://schemas.microsoft.com/office/drawing/2016/5/12/chartex" xmlns:cx7="http://schemas.microsoft.com/office/drawing/2016/5/13/chartex" xmlns:cx8="http://schemas.microsoft.com/office/drawing/2016/5/14/chartex" xmlns:mc="http://schemas.openxmlformats.org/markup-compatibility/2006" xmlns:aink="http://schemas.microsoft.com/office/drawing/2016/ink" xmlns:am3d="http://schemas.microsoft.com/office/drawing/2017/model3d" xmlns:o="urn:schemas-microsoft-com:office:office" xmlns:oel="http://schemas.microsoft.com/office/2019/extlst" xmlns:r="http://schemas.openxmlformats.org/officeDocument/2006/relationships" xmlns:m="http://schemas.openxmlformats.org/officeDocument/2006/math" xmlns:v="urn:schemas-microsoft-com:vml" xmlns:wp14="http://schemas.microsoft.com/office/word/2010/wordprocessingDrawing" xmlns:wp="http://schemas.openxmlformats.org/drawingml/2006/wordprocessingDrawing" xmlns:w10="urn:schemas-microsoft-com:office:word" xmlns:w="http://schemas.openxmlformats.org/wordprocessingml/2006/main" xmlns:w14="http://schemas.microsoft.com/office/word/2010/wordml" xmlns:w15="http://schemas.microsoft.com/office/word/2012/wordml" xmlns:w16cex="http://schemas.microsoft.com/office/word/2018/wordml/cex" xmlns:w16cid="http://schemas.microsoft.com/office/word/2016/wordml/cid" xmlns:w16="http://schemas.microsoft.com/office/word/2018/wordml" xmlns:w16du="http://schemas.microsoft.com/office/word/2023/wordml/word16du" xmlns:w16sdtdh="http://schemas.microsoft.com/office/word/2020/wordml/sdtdatahash" xmlns:w16sdtfl="http://schemas.microsoft.com/office/word/2024/wordml/sdtformatlock" xmlns:w16se="http://schemas.microsoft.com/office/word/2015/wordml/symex" xmlns:wpg="http://schemas.microsoft.com/office/word/2010/wordprocessingGroup" xmlns:wpi="http://schemas.microsoft.com/office/word/2010/wordprocessingInk" xmlns:wne="http://schemas.microsoft.com/office/word/2006/wordml" xmlns:wps="http://schemas.microsoft.com/office/word/2010/wordprocessingShape" mc:Ignorable="w14 w15 w16se w16cid w16 w16cex w16sdtdh w16sdtfl w16du wp14">
   <w:abstractNum w:abstractNumId="0" w15:restartNumberingAfterBreak="0">
     <w:nsid w:val="0397573A"/>
     <w:multiLevelType w:val="hybridMultilevel"/>
@@ -33354,65 +31055,65 @@
       </w:pPr>
     </w:lvl>
   </w:abstractNum>
-  <w:num w:numId="1">
+  <w:num w:numId="1" w16cid:durableId="95056958">
     <w:abstractNumId w:val="17"/>
   </w:num>
-  <w:num w:numId="2">
+  <w:num w:numId="2" w16cid:durableId="1296178310">
     <w:abstractNumId w:val="5"/>
   </w:num>
-  <w:num w:numId="3">
+  <w:num w:numId="3" w16cid:durableId="1098066058">
     <w:abstractNumId w:val="8"/>
   </w:num>
-  <w:num w:numId="4">
+  <w:num w:numId="4" w16cid:durableId="1220480037">
     <w:abstractNumId w:val="3"/>
   </w:num>
-  <w:num w:numId="5">
+  <w:num w:numId="5" w16cid:durableId="2052336318">
     <w:abstractNumId w:val="9"/>
   </w:num>
-  <w:num w:numId="6">
+  <w:num w:numId="6" w16cid:durableId="416903695">
     <w:abstractNumId w:val="16"/>
   </w:num>
-  <w:num w:numId="7">
+  <w:num w:numId="7" w16cid:durableId="1775511505">
     <w:abstractNumId w:val="15"/>
   </w:num>
-  <w:num w:numId="8">
+  <w:num w:numId="8" w16cid:durableId="458836914">
     <w:abstractNumId w:val="7"/>
   </w:num>
-  <w:num w:numId="9">
+  <w:num w:numId="9" w16cid:durableId="425730588">
     <w:abstractNumId w:val="13"/>
   </w:num>
-  <w:num w:numId="10">
+  <w:num w:numId="10" w16cid:durableId="502358379">
     <w:abstractNumId w:val="4"/>
   </w:num>
-  <w:num w:numId="11">
+  <w:num w:numId="11" w16cid:durableId="561599973">
     <w:abstractNumId w:val="10"/>
   </w:num>
-  <w:num w:numId="12">
+  <w:num w:numId="12" w16cid:durableId="664866797">
     <w:abstractNumId w:val="2"/>
   </w:num>
-  <w:num w:numId="13">
+  <w:num w:numId="13" w16cid:durableId="339545199">
     <w:abstractNumId w:val="11"/>
   </w:num>
-  <w:num w:numId="14">
+  <w:num w:numId="14" w16cid:durableId="247807181">
     <w:abstractNumId w:val="12"/>
   </w:num>
-  <w:num w:numId="15">
+  <w:num w:numId="15" w16cid:durableId="387922662">
     <w:abstractNumId w:val="1"/>
   </w:num>
-  <w:num w:numId="16">
+  <w:num w:numId="16" w16cid:durableId="711466974">
     <w:abstractNumId w:val="0"/>
   </w:num>
-  <w:num w:numId="17">
+  <w:num w:numId="17" w16cid:durableId="1648164894">
     <w:abstractNumId w:val="14"/>
   </w:num>
-  <w:num w:numId="18">
+  <w:num w:numId="18" w16cid:durableId="425930442">
     <w:abstractNumId w:val="6"/>
   </w:num>
 </w:numbering>
 </file>
 
 <file path=word/styles.xml><?xml version="1.0" encoding="utf-8"?>
-<w:styles xmlns:mc="http://schemas.openxmlformats.org/markup-compatibility/2006" xmlns:r="http://schemas.openxmlformats.org/officeDocument/2006/relationships" xmlns:w="http://schemas.openxmlformats.org/wordprocessingml/2006/main" xmlns:w14="http://schemas.microsoft.com/office/word/2010/wordml" xmlns:w15="http://schemas.microsoft.com/office/word/2012/wordml" mc:Ignorable="w14 w15">
+<w:styles xmlns:mc="http://schemas.openxmlformats.org/markup-compatibility/2006" xmlns:r="http://schemas.openxmlformats.org/officeDocument/2006/relationships" xmlns:w="http://schemas.openxmlformats.org/wordprocessingml/2006/main" xmlns:w14="http://schemas.microsoft.com/office/word/2010/wordml" xmlns:w15="http://schemas.microsoft.com/office/word/2012/wordml" xmlns:w16cex="http://schemas.microsoft.com/office/word/2018/wordml/cex" xmlns:w16cid="http://schemas.microsoft.com/office/word/2016/wordml/cid" xmlns:w16="http://schemas.microsoft.com/office/word/2018/wordml" xmlns:w16du="http://schemas.microsoft.com/office/word/2023/wordml/word16du" xmlns:w16sdtdh="http://schemas.microsoft.com/office/word/2020/wordml/sdtdatahash" xmlns:w16sdtfl="http://schemas.microsoft.com/office/word/2024/wordml/sdtformatlock" xmlns:w16se="http://schemas.microsoft.com/office/word/2015/wordml/symex" mc:Ignorable="w14 w15 w16se w16cid w16 w16cex w16sdtdh w16sdtfl w16du">
   <w:docDefaults>
     <w:rPrDefault>
       <w:rPr>
@@ -33425,7 +31126,7 @@
     </w:rPrDefault>
     <w:pPrDefault/>
   </w:docDefaults>
-  <w:latentStyles w:defLockedState="0" w:defUIPriority="99" w:defSemiHidden="0" w:defUnhideWhenUsed="0" w:defQFormat="0" w:count="371">
+  <w:latentStyles w:defLockedState="0" w:defUIPriority="99" w:defSemiHidden="0" w:defUnhideWhenUsed="0" w:defQFormat="0" w:count="376">
     <w:lsdException w:name="Normal" w:uiPriority="0" w:qFormat="1"/>
     <w:lsdException w:name="heading 1" w:uiPriority="9" w:qFormat="1"/>
     <w:lsdException w:name="heading 2" w:semiHidden="1" w:uiPriority="9" w:unhideWhenUsed="1" w:qFormat="1"/>
@@ -33797,6 +31498,11 @@
     <w:lsdException w:name="List Table 5 Dark Accent 6" w:uiPriority="50"/>
     <w:lsdException w:name="List Table 6 Colorful Accent 6" w:uiPriority="51"/>
     <w:lsdException w:name="List Table 7 Colorful Accent 6" w:uiPriority="52"/>
+    <w:lsdException w:name="Mention" w:semiHidden="1" w:unhideWhenUsed="1"/>
+    <w:lsdException w:name="Smart Hyperlink" w:semiHidden="1" w:unhideWhenUsed="1"/>
+    <w:lsdException w:name="Hashtag" w:semiHidden="1" w:unhideWhenUsed="1"/>
+    <w:lsdException w:name="Unresolved Mention" w:semiHidden="1" w:unhideWhenUsed="1"/>
+    <w:lsdException w:name="Smart Link" w:semiHidden="1" w:unhideWhenUsed="1"/>
   </w:latentStyles>
   <w:style w:type="paragraph" w:default="1" w:styleId="a">
     <w:name w:val="Normal"/>

--- a/新泰週報20260510[2619]B4F.docx
+++ b/新泰週報20260510[2619]B4F.docx
@@ -1,6 +1,6 @@
 
 <file path=word/document.xml><?xml version="1.0" encoding="utf-8"?>
-<w:document xmlns:wpc="http://schemas.microsoft.com/office/word/2010/wordprocessingCanvas" xmlns:cx="http://schemas.microsoft.com/office/drawing/2014/chartex" xmlns:cx1="http://schemas.microsoft.com/office/drawing/2015/9/8/chartex" xmlns:cx2="http://schemas.microsoft.com/office/drawing/2015/10/21/chartex" xmlns:cx3="http://schemas.microsoft.com/office/drawing/2016/5/9/chartex" xmlns:cx4="http://schemas.microsoft.com/office/drawing/2016/5/10/chartex" xmlns:cx5="http://schemas.microsoft.com/office/drawing/2016/5/11/chartex" xmlns:cx6="http://schemas.microsoft.com/office/drawing/2016/5/12/chartex" xmlns:cx7="http://schemas.microsoft.com/office/drawing/2016/5/13/chartex" xmlns:cx8="http://schemas.microsoft.com/office/drawing/2016/5/14/chartex" xmlns:mc="http://schemas.openxmlformats.org/markup-compatibility/2006" xmlns:aink="http://schemas.microsoft.com/office/drawing/2016/ink" xmlns:am3d="http://schemas.microsoft.com/office/drawing/2017/model3d" xmlns:o="urn:schemas-microsoft-com:office:office" xmlns:oel="http://schemas.microsoft.com/office/2019/extlst" xmlns:r="http://schemas.openxmlformats.org/officeDocument/2006/relationships" xmlns:m="http://schemas.openxmlformats.org/officeDocument/2006/math" xmlns:v="urn:schemas-microsoft-com:vml" xmlns:wp14="http://schemas.microsoft.com/office/word/2010/wordprocessingDrawing" xmlns:wp="http://schemas.openxmlformats.org/drawingml/2006/wordprocessingDrawing" xmlns:w10="urn:schemas-microsoft-com:office:word" xmlns:w="http://schemas.openxmlformats.org/wordprocessingml/2006/main" xmlns:w14="http://schemas.microsoft.com/office/word/2010/wordml" xmlns:w15="http://schemas.microsoft.com/office/word/2012/wordml" xmlns:w16cex="http://schemas.microsoft.com/office/word/2018/wordml/cex" xmlns:w16cid="http://schemas.microsoft.com/office/word/2016/wordml/cid" xmlns:w16="http://schemas.microsoft.com/office/word/2018/wordml" xmlns:w16du="http://schemas.microsoft.com/office/word/2023/wordml/word16du" xmlns:w16sdtdh="http://schemas.microsoft.com/office/word/2020/wordml/sdtdatahash" xmlns:w16sdtfl="http://schemas.microsoft.com/office/word/2024/wordml/sdtformatlock" xmlns:w16se="http://schemas.microsoft.com/office/word/2015/wordml/symex" xmlns:wpg="http://schemas.microsoft.com/office/word/2010/wordprocessingGroup" xmlns:wpi="http://schemas.microsoft.com/office/word/2010/wordprocessingInk" xmlns:wne="http://schemas.microsoft.com/office/word/2006/wordml" xmlns:wps="http://schemas.microsoft.com/office/word/2010/wordprocessingShape" mc:Ignorable="w14 w15 w16se w16cid w16 w16cex w16sdtdh w16sdtfl w16du wp14">
+<w:document xmlns:wpc="http://schemas.microsoft.com/office/word/2010/wordprocessingCanvas" xmlns:mc="http://schemas.openxmlformats.org/markup-compatibility/2006" xmlns:o="urn:schemas-microsoft-com:office:office" xmlns:r="http://schemas.openxmlformats.org/officeDocument/2006/relationships" xmlns:m="http://schemas.openxmlformats.org/officeDocument/2006/math" xmlns:v="urn:schemas-microsoft-com:vml" xmlns:wp14="http://schemas.microsoft.com/office/word/2010/wordprocessingDrawing" xmlns:wp="http://schemas.openxmlformats.org/drawingml/2006/wordprocessingDrawing" xmlns:w10="urn:schemas-microsoft-com:office:word" xmlns:w="http://schemas.openxmlformats.org/wordprocessingml/2006/main" xmlns:w14="http://schemas.microsoft.com/office/word/2010/wordml" xmlns:w15="http://schemas.microsoft.com/office/word/2012/wordml" xmlns:wpg="http://schemas.microsoft.com/office/word/2010/wordprocessingGroup" xmlns:wpi="http://schemas.microsoft.com/office/word/2010/wordprocessingInk" xmlns:wne="http://schemas.microsoft.com/office/word/2006/wordml" xmlns:wps="http://schemas.microsoft.com/office/word/2010/wordprocessingShape" mc:Ignorable="w14 w15 wp14">
   <w:body>
     <w:p>
       <w:pPr>
@@ -898,7 +898,7 @@
                 <w:szCs w:val="26"/>
                 <w:lang w:bidi="he-IL"/>
               </w:rPr>
-              <w:t>台北中會教育部主辨「暑期兒少領袖挑戰營」</w:t>
+              <w:t>台北中會教育部主辨「</w:t>
             </w:r>
             <w:r>
               <w:rPr>
@@ -909,7 +909,7 @@
                 <w:szCs w:val="26"/>
                 <w:lang w:bidi="he-IL"/>
               </w:rPr>
-              <w:t>7/1(</w:t>
+              <w:t>2026</w:t>
             </w:r>
             <w:r>
               <w:rPr>
@@ -920,7 +920,7 @@
                 <w:szCs w:val="26"/>
                 <w:lang w:bidi="he-IL"/>
               </w:rPr>
-              <w:t>三</w:t>
+              <w:t>年兒童雙語夏令營</w:t>
             </w:r>
             <w:r>
               <w:rPr>
@@ -931,7 +931,18 @@
                 <w:szCs w:val="26"/>
                 <w:lang w:bidi="he-IL"/>
               </w:rPr>
-              <w:t>)-7/3 (</w:t>
+              <w:t>R</w:t>
+            </w:r>
+            <w:r>
+              <w:rPr>
+                <w:rFonts w:ascii="Barlow Condensed Medium" w:eastAsia="標楷體" w:hAnsi="Barlow Condensed Medium" w:cs="Segoe UI Symbol"/>
+                <w:noProof/>
+                <w:w w:val="90"/>
+                <w:sz w:val="26"/>
+                <w:szCs w:val="26"/>
+                <w:lang w:bidi="he-IL"/>
+              </w:rPr>
+              <w:t>ainforest Falls</w:t>
             </w:r>
             <w:r>
               <w:rPr>
@@ -942,7 +953,7 @@
                 <w:szCs w:val="26"/>
                 <w:lang w:bidi="he-IL"/>
               </w:rPr>
-              <w:t>五</w:t>
+              <w:t>」將於</w:t>
             </w:r>
             <w:r>
               <w:rPr>
@@ -953,7 +964,7 @@
                 <w:szCs w:val="26"/>
                 <w:lang w:bidi="he-IL"/>
               </w:rPr>
-              <w:t>)</w:t>
+              <w:t>7/20(</w:t>
             </w:r>
             <w:r>
               <w:rPr>
@@ -964,7 +975,7 @@
                 <w:szCs w:val="26"/>
                 <w:lang w:bidi="he-IL"/>
               </w:rPr>
-              <w:t>在苗栗泰雅爾司馬限部落舉行。對象升小五至升國一，</w:t>
+              <w:t>一</w:t>
             </w:r>
             <w:r>
               <w:rPr>
@@ -975,7 +986,7 @@
                 <w:szCs w:val="26"/>
                 <w:lang w:bidi="he-IL"/>
               </w:rPr>
-              <w:t>70</w:t>
+              <w:t>)</w:t>
             </w:r>
             <w:r>
               <w:rPr>
@@ -986,7 +997,210 @@
                 <w:szCs w:val="26"/>
                 <w:lang w:bidi="he-IL"/>
               </w:rPr>
-              <w:t>人額滿為止。詳見公佈欄。</w:t>
+              <w:t>上午</w:t>
+            </w:r>
+            <w:r>
+              <w:rPr>
+                <w:rFonts w:ascii="Barlow Condensed Medium" w:eastAsia="標楷體" w:hAnsi="Barlow Condensed Medium" w:cs="Segoe UI Symbol" w:hint="eastAsia"/>
+                <w:noProof/>
+                <w:w w:val="90"/>
+                <w:sz w:val="26"/>
+                <w:szCs w:val="26"/>
+                <w:lang w:bidi="he-IL"/>
+              </w:rPr>
+              <w:t>9:00</w:t>
+            </w:r>
+            <w:r>
+              <w:rPr>
+                <w:rFonts w:ascii="Barlow Condensed Medium" w:eastAsia="標楷體" w:hAnsi="Barlow Condensed Medium" w:cs="Segoe UI Symbol" w:hint="eastAsia"/>
+                <w:noProof/>
+                <w:w w:val="90"/>
+                <w:sz w:val="26"/>
+                <w:szCs w:val="26"/>
+                <w:lang w:bidi="he-IL"/>
+              </w:rPr>
+              <w:t>至</w:t>
+            </w:r>
+            <w:r>
+              <w:rPr>
+                <w:rFonts w:ascii="Barlow Condensed Medium" w:eastAsia="標楷體" w:hAnsi="Barlow Condensed Medium" w:cs="Segoe UI Symbol" w:hint="eastAsia"/>
+                <w:noProof/>
+                <w:w w:val="90"/>
+                <w:sz w:val="26"/>
+                <w:szCs w:val="26"/>
+                <w:lang w:bidi="he-IL"/>
+              </w:rPr>
+              <w:t>7/24(</w:t>
+            </w:r>
+            <w:r>
+              <w:rPr>
+                <w:rFonts w:ascii="Barlow Condensed Medium" w:eastAsia="標楷體" w:hAnsi="Barlow Condensed Medium" w:cs="Segoe UI Symbol" w:hint="eastAsia"/>
+                <w:noProof/>
+                <w:w w:val="90"/>
+                <w:sz w:val="26"/>
+                <w:szCs w:val="26"/>
+                <w:lang w:bidi="he-IL"/>
+              </w:rPr>
+              <w:t>五</w:t>
+            </w:r>
+            <w:r>
+              <w:rPr>
+                <w:rFonts w:ascii="Barlow Condensed Medium" w:eastAsia="標楷體" w:hAnsi="Barlow Condensed Medium" w:cs="Segoe UI Symbol" w:hint="eastAsia"/>
+                <w:noProof/>
+                <w:w w:val="90"/>
+                <w:sz w:val="26"/>
+                <w:szCs w:val="26"/>
+                <w:lang w:bidi="he-IL"/>
+              </w:rPr>
+              <w:t>)</w:t>
+            </w:r>
+            <w:r>
+              <w:rPr>
+                <w:rFonts w:ascii="Barlow Condensed Medium" w:eastAsia="標楷體" w:hAnsi="Barlow Condensed Medium" w:cs="Segoe UI Symbol" w:hint="eastAsia"/>
+                <w:noProof/>
+                <w:w w:val="90"/>
+                <w:sz w:val="26"/>
+                <w:szCs w:val="26"/>
+                <w:lang w:bidi="he-IL"/>
+              </w:rPr>
+              <w:t>下午</w:t>
+            </w:r>
+            <w:r>
+              <w:rPr>
+                <w:rFonts w:ascii="Barlow Condensed Medium" w:eastAsia="標楷體" w:hAnsi="Barlow Condensed Medium" w:cs="Segoe UI Symbol" w:hint="eastAsia"/>
+                <w:noProof/>
+                <w:w w:val="90"/>
+                <w:sz w:val="26"/>
+                <w:szCs w:val="26"/>
+                <w:lang w:bidi="he-IL"/>
+              </w:rPr>
+              <w:t>4:00</w:t>
+            </w:r>
+            <w:r>
+              <w:rPr>
+                <w:rFonts w:ascii="Barlow Condensed Medium" w:eastAsia="標楷體" w:hAnsi="Barlow Condensed Medium" w:cs="Segoe UI Symbol" w:hint="eastAsia"/>
+                <w:noProof/>
+                <w:w w:val="90"/>
+                <w:sz w:val="26"/>
+                <w:szCs w:val="26"/>
+                <w:lang w:bidi="he-IL"/>
+              </w:rPr>
+              <w:t>在新莊長老教會舉行，早鳥報名至</w:t>
+            </w:r>
+            <w:r>
+              <w:rPr>
+                <w:rFonts w:ascii="Barlow Condensed Medium" w:eastAsia="標楷體" w:hAnsi="Barlow Condensed Medium" w:cs="Segoe UI Symbol" w:hint="eastAsia"/>
+                <w:noProof/>
+                <w:w w:val="90"/>
+                <w:sz w:val="26"/>
+                <w:szCs w:val="26"/>
+                <w:lang w:bidi="he-IL"/>
+              </w:rPr>
+              <w:t>5/26(</w:t>
+            </w:r>
+            <w:r>
+              <w:rPr>
+                <w:rFonts w:ascii="Barlow Condensed Medium" w:eastAsia="標楷體" w:hAnsi="Barlow Condensed Medium" w:cs="Segoe UI Symbol" w:hint="eastAsia"/>
+                <w:noProof/>
+                <w:w w:val="90"/>
+                <w:sz w:val="26"/>
+                <w:szCs w:val="26"/>
+                <w:lang w:bidi="he-IL"/>
+              </w:rPr>
+              <w:t>二</w:t>
+            </w:r>
+            <w:r>
+              <w:rPr>
+                <w:rFonts w:ascii="Barlow Condensed Medium" w:eastAsia="標楷體" w:hAnsi="Barlow Condensed Medium" w:cs="Segoe UI Symbol" w:hint="eastAsia"/>
+                <w:noProof/>
+                <w:w w:val="90"/>
+                <w:sz w:val="26"/>
+                <w:szCs w:val="26"/>
+                <w:lang w:bidi="he-IL"/>
+              </w:rPr>
+              <w:t>)</w:t>
+            </w:r>
+            <w:r>
+              <w:rPr>
+                <w:rFonts w:ascii="Barlow Condensed Medium" w:eastAsia="標楷體" w:hAnsi="Barlow Condensed Medium" w:cs="Segoe UI Symbol" w:hint="eastAsia"/>
+                <w:noProof/>
+                <w:w w:val="90"/>
+                <w:sz w:val="26"/>
+                <w:szCs w:val="26"/>
+                <w:lang w:bidi="he-IL"/>
+              </w:rPr>
+              <w:t>，最晚到</w:t>
+            </w:r>
+            <w:r>
+              <w:rPr>
+                <w:rFonts w:ascii="Barlow Condensed Medium" w:eastAsia="標楷體" w:hAnsi="Barlow Condensed Medium" w:cs="Segoe UI Symbol" w:hint="eastAsia"/>
+                <w:noProof/>
+                <w:w w:val="90"/>
+                <w:sz w:val="26"/>
+                <w:szCs w:val="26"/>
+                <w:lang w:bidi="he-IL"/>
+              </w:rPr>
+              <w:t>6/23</w:t>
+            </w:r>
+          </w:p>
+          <w:p>
+            <w:pPr>
+              <w:kinsoku w:val="0"/>
+              <w:snapToGrid w:val="0"/>
+              <w:spacing w:line="300" w:lineRule="exact"/>
+              <w:jc w:val="both"/>
+              <w:rPr>
+                <w:rFonts w:ascii="Barlow Condensed Medium" w:eastAsia="標楷體" w:hAnsi="Barlow Condensed Medium" w:cs="Segoe UI Symbol"/>
+                <w:noProof/>
+                <w:w w:val="90"/>
+                <w:sz w:val="26"/>
+                <w:szCs w:val="26"/>
+                <w:lang w:bidi="he-IL"/>
+              </w:rPr>
+            </w:pPr>
+            <w:r>
+              <w:rPr>
+                <w:rFonts w:ascii="Barlow Condensed Medium" w:eastAsia="標楷體" w:hAnsi="Barlow Condensed Medium" w:cs="Segoe UI Symbol" w:hint="eastAsia"/>
+                <w:noProof/>
+                <w:w w:val="90"/>
+                <w:sz w:val="26"/>
+                <w:szCs w:val="26"/>
+                <w:lang w:bidi="he-IL"/>
+              </w:rPr>
+              <w:t>(</w:t>
+            </w:r>
+            <w:r>
+              <w:rPr>
+                <w:rFonts w:ascii="Barlow Condensed Medium" w:eastAsia="標楷體" w:hAnsi="Barlow Condensed Medium" w:cs="Segoe UI Symbol" w:hint="eastAsia"/>
+                <w:noProof/>
+                <w:w w:val="90"/>
+                <w:sz w:val="26"/>
+                <w:szCs w:val="26"/>
+                <w:lang w:bidi="he-IL"/>
+              </w:rPr>
+              <w:t>二</w:t>
+            </w:r>
+            <w:r>
+              <w:rPr>
+                <w:rFonts w:ascii="Barlow Condensed Medium" w:eastAsia="標楷體" w:hAnsi="Barlow Condensed Medium" w:cs="Segoe UI Symbol" w:hint="eastAsia"/>
+                <w:noProof/>
+                <w:w w:val="90"/>
+                <w:sz w:val="26"/>
+                <w:szCs w:val="26"/>
+                <w:lang w:bidi="he-IL"/>
+              </w:rPr>
+              <w:t>)</w:t>
+            </w:r>
+            <w:r>
+              <w:rPr>
+                <w:rFonts w:ascii="Barlow Condensed Medium" w:eastAsia="標楷體" w:hAnsi="Barlow Condensed Medium" w:cs="Segoe UI Symbol" w:hint="eastAsia"/>
+                <w:noProof/>
+                <w:w w:val="90"/>
+                <w:sz w:val="26"/>
+                <w:szCs w:val="26"/>
+                <w:lang w:bidi="he-IL"/>
+              </w:rPr>
+              <w:t>。詳見公佈欄。</w:t>
             </w:r>
           </w:p>
         </w:tc>
@@ -1061,6 +1275,15 @@
             </w:pPr>
             <w:r>
               <w:rPr>
+                <w:rFonts w:ascii="Segoe UI Symbol" w:eastAsia="標楷體" w:hAnsi="Segoe UI Symbol" w:cs="Segoe UI Symbol"/>
+                <w:w w:val="90"/>
+                <w:sz w:val="26"/>
+                <w:szCs w:val="26"/>
+              </w:rPr>
+              <w:t>★</w:t>
+            </w:r>
+            <w:r>
+              <w:rPr>
                 <w:rFonts w:ascii="Barlow Condensed Medium" w:eastAsia="標楷體" w:hAnsi="Barlow Condensed Medium" w:cs="Segoe UI Symbol" w:hint="eastAsia"/>
                 <w:noProof/>
                 <w:w w:val="90"/>
@@ -1068,7 +1291,7 @@
                 <w:szCs w:val="26"/>
                 <w:lang w:bidi="he-IL"/>
               </w:rPr>
-              <w:t>台北中會婦女事工部主辨「</w:t>
+              <w:t>2026</w:t>
             </w:r>
             <w:r>
               <w:rPr>
@@ -1079,7 +1302,7 @@
                 <w:szCs w:val="26"/>
                 <w:lang w:bidi="he-IL"/>
               </w:rPr>
-              <w:t>2026</w:t>
+              <w:t>年</w:t>
             </w:r>
             <w:r>
               <w:rPr>
@@ -1090,7 +1313,7 @@
                 <w:szCs w:val="26"/>
                 <w:lang w:bidi="he-IL"/>
               </w:rPr>
-              <w:t>年慶祝母親節感恩禮拜」</w:t>
+              <w:t>27</w:t>
             </w:r>
             <w:r>
               <w:rPr>
@@ -1101,7 +1324,7 @@
                 <w:szCs w:val="26"/>
                 <w:lang w:bidi="he-IL"/>
               </w:rPr>
-              <w:t>5/9(</w:t>
+              <w:t>屆基督精兵戰鬥營將於</w:t>
             </w:r>
             <w:r>
               <w:rPr>
@@ -1112,7 +1335,7 @@
                 <w:szCs w:val="26"/>
                 <w:lang w:bidi="he-IL"/>
               </w:rPr>
-              <w:t>六</w:t>
+              <w:t>7/17(</w:t>
             </w:r>
             <w:r>
               <w:rPr>
@@ -1123,7 +1346,7 @@
                 <w:szCs w:val="26"/>
                 <w:lang w:bidi="he-IL"/>
               </w:rPr>
-              <w:t>)</w:t>
+              <w:t>五</w:t>
             </w:r>
             <w:r>
               <w:rPr>
@@ -1134,7 +1357,7 @@
                 <w:szCs w:val="26"/>
                 <w:lang w:bidi="he-IL"/>
               </w:rPr>
-              <w:t>上午</w:t>
+              <w:t>)09:30~7/19(</w:t>
             </w:r>
             <w:r>
               <w:rPr>
@@ -1145,7 +1368,7 @@
                 <w:szCs w:val="26"/>
                 <w:lang w:bidi="he-IL"/>
               </w:rPr>
-              <w:t>9:30-12:00</w:t>
+              <w:t>日</w:t>
             </w:r>
             <w:r>
               <w:rPr>
@@ -1156,7 +1379,18 @@
                 <w:szCs w:val="26"/>
                 <w:lang w:bidi="he-IL"/>
               </w:rPr>
-              <w:t>在艋舺教會舉行。</w:t>
+              <w:t>) 13:00</w:t>
+            </w:r>
+            <w:r>
+              <w:rPr>
+                <w:rFonts w:ascii="Barlow Condensed Medium" w:eastAsia="標楷體" w:hAnsi="Barlow Condensed Medium" w:cs="Segoe UI Symbol" w:hint="eastAsia"/>
+                <w:noProof/>
+                <w:w w:val="90"/>
+                <w:sz w:val="26"/>
+                <w:szCs w:val="26"/>
+                <w:lang w:bidi="he-IL"/>
+              </w:rPr>
+              <w:t>浸信會領頭山莊舉行，對象國、高中生，請見公佈欄。</w:t>
             </w:r>
           </w:p>
         </w:tc>
@@ -1231,6 +1465,15 @@
             </w:pPr>
             <w:r>
               <w:rPr>
+                <w:rFonts w:ascii="Segoe UI Symbol" w:eastAsia="標楷體" w:hAnsi="Segoe UI Symbol" w:cs="Segoe UI Symbol"/>
+                <w:w w:val="90"/>
+                <w:sz w:val="26"/>
+                <w:szCs w:val="26"/>
+              </w:rPr>
+              <w:t>★</w:t>
+            </w:r>
+            <w:r>
+              <w:rPr>
                 <w:rFonts w:ascii="Barlow Condensed Medium" w:eastAsia="標楷體" w:hAnsi="Barlow Condensed Medium" w:cs="Segoe UI Symbol" w:hint="eastAsia"/>
                 <w:noProof/>
                 <w:w w:val="90"/>
@@ -1238,7 +1481,7 @@
                 <w:szCs w:val="26"/>
                 <w:lang w:bidi="he-IL"/>
               </w:rPr>
-              <w:t>台北中會教育部主辨「</w:t>
+              <w:t>2026</w:t>
             </w:r>
             <w:r>
               <w:rPr>
@@ -1249,7 +1492,7 @@
                 <w:szCs w:val="26"/>
                 <w:lang w:bidi="he-IL"/>
               </w:rPr>
-              <w:t>2026</w:t>
+              <w:t>年全國婦女靈修營「與主同行」將於華語場</w:t>
             </w:r>
             <w:r>
               <w:rPr>
@@ -1260,7 +1503,7 @@
                 <w:szCs w:val="26"/>
                 <w:lang w:bidi="he-IL"/>
               </w:rPr>
-              <w:t>年兒童雙語夏令營</w:t>
+              <w:t>6/25-27(</w:t>
             </w:r>
             <w:r>
               <w:rPr>
@@ -1271,18 +1514,7 @@
                 <w:szCs w:val="26"/>
                 <w:lang w:bidi="he-IL"/>
               </w:rPr>
-              <w:t>R</w:t>
-            </w:r>
-            <w:r>
-              <w:rPr>
-                <w:rFonts w:ascii="Barlow Condensed Medium" w:eastAsia="標楷體" w:hAnsi="Barlow Condensed Medium" w:cs="Segoe UI Symbol"/>
-                <w:noProof/>
-                <w:w w:val="90"/>
-                <w:sz w:val="26"/>
-                <w:szCs w:val="26"/>
-                <w:lang w:bidi="he-IL"/>
-              </w:rPr>
-              <w:t>ainforest Falls</w:t>
+              <w:t>四</w:t>
             </w:r>
             <w:r>
               <w:rPr>
@@ -1293,7 +1525,7 @@
                 <w:szCs w:val="26"/>
                 <w:lang w:bidi="he-IL"/>
               </w:rPr>
-              <w:t>」將於</w:t>
+              <w:t>~</w:t>
             </w:r>
             <w:r>
               <w:rPr>
@@ -1304,7 +1536,7 @@
                 <w:szCs w:val="26"/>
                 <w:lang w:bidi="he-IL"/>
               </w:rPr>
-              <w:t>7/20(</w:t>
+              <w:t>六</w:t>
             </w:r>
             <w:r>
               <w:rPr>
@@ -1315,7 +1547,7 @@
                 <w:szCs w:val="26"/>
                 <w:lang w:bidi="he-IL"/>
               </w:rPr>
-              <w:t>一</w:t>
+              <w:t>)</w:t>
             </w:r>
             <w:r>
               <w:rPr>
@@ -1326,7 +1558,7 @@
                 <w:szCs w:val="26"/>
                 <w:lang w:bidi="he-IL"/>
               </w:rPr>
-              <w:t>)</w:t>
+              <w:t>，台語場</w:t>
             </w:r>
             <w:r>
               <w:rPr>
@@ -1337,7 +1569,7 @@
                 <w:szCs w:val="26"/>
                 <w:lang w:bidi="he-IL"/>
               </w:rPr>
-              <w:t>上午</w:t>
+              <w:t>7/23-25(</w:t>
             </w:r>
             <w:r>
               <w:rPr>
@@ -1348,7 +1580,7 @@
                 <w:szCs w:val="26"/>
                 <w:lang w:bidi="he-IL"/>
               </w:rPr>
-              <w:t>9:00</w:t>
+              <w:t>四</w:t>
             </w:r>
             <w:r>
               <w:rPr>
@@ -1359,7 +1591,7 @@
                 <w:szCs w:val="26"/>
                 <w:lang w:bidi="he-IL"/>
               </w:rPr>
-              <w:t>至</w:t>
+              <w:t>~</w:t>
             </w:r>
             <w:r>
               <w:rPr>
@@ -1370,7 +1602,7 @@
                 <w:szCs w:val="26"/>
                 <w:lang w:bidi="he-IL"/>
               </w:rPr>
-              <w:t>7/24(</w:t>
+              <w:t>六</w:t>
             </w:r>
             <w:r>
               <w:rPr>
@@ -1381,7 +1613,7 @@
                 <w:szCs w:val="26"/>
                 <w:lang w:bidi="he-IL"/>
               </w:rPr>
-              <w:t>五</w:t>
+              <w:t>)</w:t>
             </w:r>
             <w:r>
               <w:rPr>
@@ -1392,7 +1624,7 @@
                 <w:szCs w:val="26"/>
                 <w:lang w:bidi="he-IL"/>
               </w:rPr>
-              <w:t>)</w:t>
+              <w:t>在花蓮美侖大飯店舉行，報名至</w:t>
             </w:r>
             <w:r>
               <w:rPr>
@@ -1403,7 +1635,7 @@
                 <w:szCs w:val="26"/>
                 <w:lang w:bidi="he-IL"/>
               </w:rPr>
-              <w:t>下午</w:t>
+              <w:t>6/8(</w:t>
             </w:r>
             <w:r>
               <w:rPr>
@@ -1414,7 +1646,7 @@
                 <w:szCs w:val="26"/>
                 <w:lang w:bidi="he-IL"/>
               </w:rPr>
-              <w:t>4:00</w:t>
+              <w:t>一</w:t>
             </w:r>
             <w:r>
               <w:rPr>
@@ -1425,7 +1657,7 @@
                 <w:szCs w:val="26"/>
                 <w:lang w:bidi="he-IL"/>
               </w:rPr>
-              <w:t>在新莊長老教會舉行，早鳥報名至</w:t>
+              <w:t>)</w:t>
             </w:r>
             <w:r>
               <w:rPr>
@@ -1436,7 +1668,7 @@
                 <w:szCs w:val="26"/>
                 <w:lang w:bidi="he-IL"/>
               </w:rPr>
-              <w:t>5/26(</w:t>
+              <w:t>和</w:t>
             </w:r>
             <w:r>
               <w:rPr>
@@ -1447,7 +1679,7 @@
                 <w:szCs w:val="26"/>
                 <w:lang w:bidi="he-IL"/>
               </w:rPr>
-              <w:t>二</w:t>
+              <w:t>7/6(</w:t>
             </w:r>
             <w:r>
               <w:rPr>
@@ -1458,67 +1690,7 @@
                 <w:szCs w:val="26"/>
                 <w:lang w:bidi="he-IL"/>
               </w:rPr>
-              <w:t>)</w:t>
-            </w:r>
-            <w:r>
-              <w:rPr>
-                <w:rFonts w:ascii="Barlow Condensed Medium" w:eastAsia="標楷體" w:hAnsi="Barlow Condensed Medium" w:cs="Segoe UI Symbol" w:hint="eastAsia"/>
-                <w:noProof/>
-                <w:w w:val="90"/>
-                <w:sz w:val="26"/>
-                <w:szCs w:val="26"/>
-                <w:lang w:bidi="he-IL"/>
-              </w:rPr>
-              <w:t>，最晚到</w:t>
-            </w:r>
-            <w:r>
-              <w:rPr>
-                <w:rFonts w:ascii="Barlow Condensed Medium" w:eastAsia="標楷體" w:hAnsi="Barlow Condensed Medium" w:cs="Segoe UI Symbol" w:hint="eastAsia"/>
-                <w:noProof/>
-                <w:w w:val="90"/>
-                <w:sz w:val="26"/>
-                <w:szCs w:val="26"/>
-                <w:lang w:bidi="he-IL"/>
-              </w:rPr>
-              <w:t>6/23</w:t>
-            </w:r>
-          </w:p>
-          <w:p>
-            <w:pPr>
-              <w:kinsoku w:val="0"/>
-              <w:snapToGrid w:val="0"/>
-              <w:spacing w:line="300" w:lineRule="exact"/>
-              <w:jc w:val="both"/>
-              <w:rPr>
-                <w:rFonts w:ascii="Barlow Condensed Medium" w:eastAsia="標楷體" w:hAnsi="Barlow Condensed Medium" w:cs="Segoe UI Symbol"/>
-                <w:noProof/>
-                <w:w w:val="90"/>
-                <w:sz w:val="26"/>
-                <w:szCs w:val="26"/>
-                <w:lang w:bidi="he-IL"/>
-              </w:rPr>
-            </w:pPr>
-            <w:r>
-              <w:rPr>
-                <w:rFonts w:ascii="Barlow Condensed Medium" w:eastAsia="標楷體" w:hAnsi="Barlow Condensed Medium" w:cs="Segoe UI Symbol" w:hint="eastAsia"/>
-                <w:noProof/>
-                <w:w w:val="90"/>
-                <w:sz w:val="26"/>
-                <w:szCs w:val="26"/>
-                <w:lang w:bidi="he-IL"/>
-              </w:rPr>
-              <w:t>(</w:t>
-            </w:r>
-            <w:r>
-              <w:rPr>
-                <w:rFonts w:ascii="Barlow Condensed Medium" w:eastAsia="標楷體" w:hAnsi="Barlow Condensed Medium" w:cs="Segoe UI Symbol" w:hint="eastAsia"/>
-                <w:noProof/>
-                <w:w w:val="90"/>
-                <w:sz w:val="26"/>
-                <w:szCs w:val="26"/>
-                <w:lang w:bidi="he-IL"/>
-              </w:rPr>
-              <w:t>二</w:t>
+              <w:t>一</w:t>
             </w:r>
             <w:r>
               <w:rPr>
@@ -1573,6 +1745,15 @@
                 <w:szCs w:val="26"/>
               </w:rPr>
             </w:pPr>
+            <w:r>
+              <w:rPr>
+                <w:rFonts w:ascii="Barlow Condensed Medium" w:eastAsia="華康細黑體" w:hAnsi="Barlow Condensed Medium" w:hint="eastAsia"/>
+                <w:w w:val="90"/>
+                <w:sz w:val="26"/>
+                <w:szCs w:val="26"/>
+              </w:rPr>
+              <w:t>5.</w:t>
+            </w:r>
           </w:p>
         </w:tc>
         <w:tc>
@@ -1596,12 +1777,288 @@
               <w:spacing w:line="300" w:lineRule="exact"/>
               <w:jc w:val="both"/>
               <w:rPr>
+                <w:rFonts w:ascii="Barlow Condensed Medium" w:eastAsia="標楷體" w:hAnsi="Barlow Condensed Medium" w:cs="Segoe UI Symbol"/>
+                <w:w w:val="90"/>
+                <w:sz w:val="26"/>
+                <w:szCs w:val="26"/>
+              </w:rPr>
+            </w:pPr>
+            <w:r>
+              <w:rPr>
                 <w:rFonts w:ascii="Segoe UI Symbol" w:eastAsia="標楷體" w:hAnsi="Segoe UI Symbol" w:cs="Segoe UI Symbol"/>
                 <w:w w:val="90"/>
                 <w:sz w:val="26"/>
                 <w:szCs w:val="26"/>
               </w:rPr>
-            </w:pPr>
+              <w:t>★</w:t>
+            </w:r>
+            <w:r>
+              <w:rPr>
+                <w:rFonts w:ascii="Barlow Condensed Medium" w:eastAsia="標楷體" w:hAnsi="Barlow Condensed Medium" w:cs="Segoe UI Symbol"/>
+                <w:w w:val="90"/>
+                <w:sz w:val="26"/>
+                <w:szCs w:val="26"/>
+              </w:rPr>
+              <w:t>台北中會青年部主辦「維克特的傳說</w:t>
+            </w:r>
+            <w:r>
+              <w:rPr>
+                <w:rFonts w:ascii="Barlow Condensed Medium" w:eastAsia="標楷體" w:hAnsi="Barlow Condensed Medium" w:cs="Segoe UI Symbol"/>
+                <w:w w:val="90"/>
+                <w:sz w:val="26"/>
+                <w:szCs w:val="26"/>
+              </w:rPr>
+              <w:t>2026</w:t>
+            </w:r>
+            <w:r>
+              <w:rPr>
+                <w:rFonts w:ascii="Barlow Condensed Medium" w:eastAsia="標楷體" w:hAnsi="Barlow Condensed Medium" w:cs="Segoe UI Symbol"/>
+                <w:w w:val="90"/>
+                <w:sz w:val="26"/>
+                <w:szCs w:val="26"/>
+              </w:rPr>
+              <w:t>」將於</w:t>
+            </w:r>
+            <w:r>
+              <w:rPr>
+                <w:rFonts w:ascii="Barlow Condensed Medium" w:eastAsia="標楷體" w:hAnsi="Barlow Condensed Medium" w:cs="Segoe UI Symbol"/>
+                <w:w w:val="90"/>
+                <w:sz w:val="26"/>
+                <w:szCs w:val="26"/>
+              </w:rPr>
+              <w:t>7/6~9</w:t>
+            </w:r>
+            <w:r>
+              <w:rPr>
+                <w:rFonts w:ascii="Barlow Condensed Medium" w:eastAsia="標楷體" w:hAnsi="Barlow Condensed Medium" w:cs="Segoe UI Symbol" w:hint="eastAsia"/>
+                <w:w w:val="90"/>
+                <w:sz w:val="26"/>
+                <w:szCs w:val="26"/>
+              </w:rPr>
+              <w:t xml:space="preserve"> </w:t>
+            </w:r>
+            <w:r>
+              <w:rPr>
+                <w:rFonts w:ascii="Barlow Condensed Medium" w:eastAsia="標楷體" w:hAnsi="Barlow Condensed Medium" w:cs="Segoe UI Symbol"/>
+                <w:w w:val="90"/>
+                <w:sz w:val="26"/>
+                <w:szCs w:val="26"/>
+              </w:rPr>
+              <w:t>(</w:t>
+            </w:r>
+            <w:r>
+              <w:rPr>
+                <w:rFonts w:ascii="Barlow Condensed Medium" w:eastAsia="標楷體" w:hAnsi="Barlow Condensed Medium" w:cs="Segoe UI Symbol"/>
+                <w:w w:val="90"/>
+                <w:sz w:val="26"/>
+                <w:szCs w:val="26"/>
+              </w:rPr>
+              <w:t>一</w:t>
+            </w:r>
+            <w:r>
+              <w:rPr>
+                <w:rFonts w:ascii="Barlow Condensed Medium" w:eastAsia="標楷體" w:hAnsi="Barlow Condensed Medium" w:cs="Segoe UI Symbol"/>
+                <w:w w:val="90"/>
+                <w:sz w:val="26"/>
+                <w:szCs w:val="26"/>
+              </w:rPr>
+              <w:t>~</w:t>
+            </w:r>
+            <w:r>
+              <w:rPr>
+                <w:rFonts w:ascii="Barlow Condensed Medium" w:eastAsia="標楷體" w:hAnsi="Barlow Condensed Medium" w:cs="Segoe UI Symbol"/>
+                <w:w w:val="90"/>
+                <w:sz w:val="26"/>
+                <w:szCs w:val="26"/>
+              </w:rPr>
+              <w:t>四</w:t>
+            </w:r>
+            <w:r>
+              <w:rPr>
+                <w:rFonts w:ascii="Barlow Condensed Medium" w:eastAsia="標楷體" w:hAnsi="Barlow Condensed Medium" w:cs="Segoe UI Symbol"/>
+                <w:w w:val="90"/>
+                <w:sz w:val="26"/>
+                <w:szCs w:val="26"/>
+              </w:rPr>
+              <w:t>)</w:t>
+            </w:r>
+            <w:r>
+              <w:rPr>
+                <w:rFonts w:ascii="Barlow Condensed Medium" w:eastAsia="標楷體" w:hAnsi="Barlow Condensed Medium" w:cs="Segoe UI Symbol" w:hint="eastAsia"/>
+                <w:w w:val="90"/>
+                <w:sz w:val="26"/>
+                <w:szCs w:val="26"/>
+              </w:rPr>
+              <w:t>在長榮大學舉行，報名至</w:t>
+            </w:r>
+            <w:r>
+              <w:rPr>
+                <w:rFonts w:ascii="Barlow Condensed Medium" w:eastAsia="標楷體" w:hAnsi="Barlow Condensed Medium" w:cs="Segoe UI Symbol" w:hint="eastAsia"/>
+                <w:w w:val="90"/>
+                <w:sz w:val="26"/>
+                <w:szCs w:val="26"/>
+              </w:rPr>
+              <w:t>5/10</w:t>
+            </w:r>
+            <w:r>
+              <w:rPr>
+                <w:rFonts w:ascii="Barlow Condensed Medium" w:eastAsia="標楷體" w:hAnsi="Barlow Condensed Medium" w:cs="Segoe UI Symbol" w:hint="eastAsia"/>
+                <w:w w:val="90"/>
+                <w:sz w:val="26"/>
+                <w:szCs w:val="26"/>
+              </w:rPr>
+              <w:t>，詳見公佈欄。</w:t>
+            </w:r>
+          </w:p>
+        </w:tc>
+      </w:tr>
+      <w:tr>
+        <w:tc>
+          <w:tcPr>
+            <w:tcW w:w="299" w:type="dxa"/>
+            <w:tcBorders>
+              <w:top w:val="nil"/>
+              <w:left w:val="nil"/>
+              <w:bottom w:val="nil"/>
+              <w:right w:val="nil"/>
+            </w:tcBorders>
+            <w:tcMar>
+              <w:left w:w="28" w:type="dxa"/>
+              <w:right w:w="28" w:type="dxa"/>
+            </w:tcMar>
+          </w:tcPr>
+          <w:p>
+            <w:pPr>
+              <w:snapToGrid w:val="0"/>
+              <w:spacing w:line="300" w:lineRule="exact"/>
+              <w:ind w:rightChars="11" w:right="26"/>
+              <w:jc w:val="right"/>
+              <w:rPr>
+                <w:rFonts w:ascii="Barlow Condensed Medium" w:eastAsia="華康細黑體" w:hAnsi="Barlow Condensed Medium"/>
+                <w:w w:val="90"/>
+                <w:sz w:val="26"/>
+                <w:szCs w:val="26"/>
+              </w:rPr>
+            </w:pPr>
+            <w:r>
+              <w:rPr>
+                <w:rFonts w:ascii="Barlow Condensed Medium" w:eastAsia="華康細黑體" w:hAnsi="Barlow Condensed Medium" w:hint="eastAsia"/>
+                <w:w w:val="90"/>
+                <w:sz w:val="26"/>
+                <w:szCs w:val="26"/>
+              </w:rPr>
+              <w:t>6.</w:t>
+            </w:r>
+          </w:p>
+        </w:tc>
+        <w:tc>
+          <w:tcPr>
+            <w:tcW w:w="5622" w:type="dxa"/>
+            <w:tcBorders>
+              <w:top w:val="nil"/>
+              <w:left w:val="nil"/>
+              <w:bottom w:val="nil"/>
+              <w:right w:val="nil"/>
+            </w:tcBorders>
+            <w:tcMar>
+              <w:left w:w="28" w:type="dxa"/>
+              <w:right w:w="28" w:type="dxa"/>
+            </w:tcMar>
+          </w:tcPr>
+          <w:p>
+            <w:pPr>
+              <w:kinsoku w:val="0"/>
+              <w:snapToGrid w:val="0"/>
+              <w:spacing w:line="300" w:lineRule="exact"/>
+              <w:jc w:val="both"/>
+              <w:rPr>
+                <w:rFonts w:ascii="Barlow Condensed Medium" w:eastAsia="標楷體" w:hAnsi="Barlow Condensed Medium" w:cs="Segoe UI Symbol"/>
+                <w:w w:val="90"/>
+                <w:sz w:val="26"/>
+                <w:szCs w:val="26"/>
+              </w:rPr>
+            </w:pPr>
+            <w:r>
+              <w:rPr>
+                <w:rFonts w:ascii="Segoe UI Symbol" w:eastAsia="標楷體" w:hAnsi="Segoe UI Symbol" w:cs="Segoe UI Symbol"/>
+                <w:w w:val="90"/>
+                <w:sz w:val="26"/>
+                <w:szCs w:val="26"/>
+              </w:rPr>
+              <w:t>★</w:t>
+            </w:r>
+            <w:r>
+              <w:rPr>
+                <w:rFonts w:ascii="Barlow Condensed Medium" w:eastAsia="標楷體" w:hAnsi="Barlow Condensed Medium" w:cs="Segoe UI Symbol"/>
+                <w:w w:val="90"/>
+                <w:sz w:val="26"/>
+                <w:szCs w:val="26"/>
+              </w:rPr>
+              <w:t>台北中會青年部主辦「</w:t>
+            </w:r>
+            <w:r>
+              <w:rPr>
+                <w:rFonts w:ascii="Barlow Condensed Medium" w:eastAsia="標楷體" w:hAnsi="Barlow Condensed Medium" w:cs="Segoe UI Symbol" w:hint="eastAsia"/>
+                <w:w w:val="90"/>
+                <w:sz w:val="26"/>
+                <w:szCs w:val="26"/>
+              </w:rPr>
+              <w:t>傳說對決──當傳說遇見現實」青年復興特會將於</w:t>
+            </w:r>
+            <w:r>
+              <w:rPr>
+                <w:rFonts w:ascii="Barlow Condensed Medium" w:eastAsia="標楷體" w:hAnsi="Barlow Condensed Medium" w:cs="Segoe UI Symbol" w:hint="eastAsia"/>
+                <w:w w:val="90"/>
+                <w:sz w:val="26"/>
+                <w:szCs w:val="26"/>
+              </w:rPr>
+              <w:t>8/28~29(</w:t>
+            </w:r>
+            <w:r>
+              <w:rPr>
+                <w:rFonts w:ascii="Barlow Condensed Medium" w:eastAsia="標楷體" w:hAnsi="Barlow Condensed Medium" w:cs="Segoe UI Symbol" w:hint="eastAsia"/>
+                <w:w w:val="90"/>
+                <w:sz w:val="26"/>
+                <w:szCs w:val="26"/>
+              </w:rPr>
+              <w:t>五</w:t>
+            </w:r>
+            <w:r>
+              <w:rPr>
+                <w:rFonts w:ascii="Barlow Condensed Medium" w:eastAsia="標楷體" w:hAnsi="Barlow Condensed Medium" w:cs="Segoe UI Symbol" w:hint="eastAsia"/>
+                <w:w w:val="90"/>
+                <w:sz w:val="26"/>
+                <w:szCs w:val="26"/>
+              </w:rPr>
+              <w:t>~</w:t>
+            </w:r>
+            <w:r>
+              <w:rPr>
+                <w:rFonts w:ascii="Barlow Condensed Medium" w:eastAsia="標楷體" w:hAnsi="Barlow Condensed Medium" w:cs="Segoe UI Symbol" w:hint="eastAsia"/>
+                <w:w w:val="90"/>
+                <w:sz w:val="26"/>
+                <w:szCs w:val="26"/>
+              </w:rPr>
+              <w:t>六</w:t>
+            </w:r>
+            <w:r>
+              <w:rPr>
+                <w:rFonts w:ascii="Barlow Condensed Medium" w:eastAsia="標楷體" w:hAnsi="Barlow Condensed Medium" w:cs="Segoe UI Symbol" w:hint="eastAsia"/>
+                <w:w w:val="90"/>
+                <w:sz w:val="26"/>
+                <w:szCs w:val="26"/>
+              </w:rPr>
+              <w:t>)</w:t>
+            </w:r>
+            <w:r>
+              <w:rPr>
+                <w:rFonts w:ascii="Barlow Condensed Medium" w:eastAsia="標楷體" w:hAnsi="Barlow Condensed Medium" w:cs="Segoe UI Symbol" w:hint="eastAsia"/>
+                <w:w w:val="90"/>
+                <w:sz w:val="26"/>
+                <w:szCs w:val="26"/>
+              </w:rPr>
+              <w:t>在中華汽車人才培訓中心舉行，對象升小六至社青，詳見公佈欄。</w:t>
+            </w:r>
           </w:p>
         </w:tc>
       </w:tr>
@@ -1730,12 +2187,21 @@
             </w:r>
             <w:r>
               <w:rPr>
+                <w:rFonts w:ascii="Barlow Condensed Medium" w:eastAsia="標楷體" w:hAnsi="Barlow Condensed Medium" w:cs="Segoe UI Symbol"/>
+                <w:w w:val="90"/>
+                <w:sz w:val="26"/>
+                <w:szCs w:val="26"/>
+              </w:rPr>
+              <w:t>(5/</w:t>
+            </w:r>
+            <w:r>
+              <w:rPr>
                 <w:rFonts w:ascii="Barlow Condensed Medium" w:eastAsia="標楷體" w:hAnsi="Barlow Condensed Medium" w:cs="Segoe UI Symbol" w:hint="eastAsia"/>
                 <w:w w:val="90"/>
                 <w:sz w:val="26"/>
                 <w:szCs w:val="26"/>
               </w:rPr>
-              <w:t>(</w:t>
+              <w:t>10</w:t>
             </w:r>
             <w:r>
               <w:rPr>
@@ -1744,7 +2210,7 @@
                 <w:sz w:val="26"/>
                 <w:szCs w:val="26"/>
               </w:rPr>
-              <w:t>5/3</w:t>
+              <w:t>)</w:t>
             </w:r>
             <w:r>
               <w:rPr>
@@ -1753,7 +2219,7 @@
                 <w:sz w:val="26"/>
                 <w:szCs w:val="26"/>
               </w:rPr>
-              <w:t>)</w:t>
+              <w:t>為母親節，敬祝所有母親佳節蒙福</w:t>
             </w:r>
             <w:r>
               <w:rPr>
@@ -1762,7 +2228,7 @@
                 <w:sz w:val="26"/>
                 <w:szCs w:val="26"/>
               </w:rPr>
-              <w:t>為青年事工</w:t>
+              <w:t>。</w:t>
             </w:r>
             <w:r>
               <w:rPr>
@@ -1771,7 +2237,83 @@
                 <w:sz w:val="26"/>
                 <w:szCs w:val="26"/>
               </w:rPr>
-              <w:t>主日</w:t>
+              <w:t>今日有主日學的表演活動和社青預備的愛餐，感謝媽媽的愛和辛勞。</w:t>
+            </w:r>
+          </w:p>
+        </w:tc>
+      </w:tr>
+      <w:tr>
+        <w:tc>
+          <w:tcPr>
+            <w:tcW w:w="280" w:type="dxa"/>
+          </w:tcPr>
+          <w:p>
+            <w:pPr>
+              <w:snapToGrid w:val="0"/>
+              <w:spacing w:line="300" w:lineRule="exact"/>
+              <w:ind w:rightChars="11" w:right="26"/>
+              <w:jc w:val="right"/>
+              <w:rPr>
+                <w:rFonts w:ascii="Barlow Condensed Medium" w:eastAsia="華康細黑體" w:hAnsi="Barlow Condensed Medium"/>
+                <w:w w:val="90"/>
+                <w:sz w:val="26"/>
+                <w:szCs w:val="26"/>
+              </w:rPr>
+            </w:pPr>
+            <w:r>
+              <w:rPr>
+                <w:rFonts w:ascii="Barlow Condensed Medium" w:eastAsia="華康細黑體" w:hAnsi="Barlow Condensed Medium" w:hint="eastAsia"/>
+                <w:w w:val="90"/>
+                <w:sz w:val="26"/>
+                <w:szCs w:val="26"/>
+              </w:rPr>
+              <w:t>2</w:t>
+            </w:r>
+            <w:r>
+              <w:rPr>
+                <w:rFonts w:ascii="Barlow Condensed Medium" w:eastAsia="華康細黑體" w:hAnsi="Barlow Condensed Medium"/>
+                <w:w w:val="90"/>
+                <w:sz w:val="26"/>
+                <w:szCs w:val="26"/>
+              </w:rPr>
+              <w:t>.</w:t>
+            </w:r>
+          </w:p>
+        </w:tc>
+        <w:tc>
+          <w:tcPr>
+            <w:tcW w:w="5641" w:type="dxa"/>
+          </w:tcPr>
+          <w:p>
+            <w:pPr>
+              <w:kinsoku w:val="0"/>
+              <w:snapToGrid w:val="0"/>
+              <w:spacing w:line="300" w:lineRule="exact"/>
+              <w:jc w:val="both"/>
+              <w:rPr>
+                <w:rFonts w:ascii="Barlow Condensed Medium" w:eastAsia="標楷體" w:hAnsi="Barlow Condensed Medium" w:cs="Segoe UI Symbol"/>
+                <w:w w:val="90"/>
+                <w:sz w:val="26"/>
+                <w:szCs w:val="26"/>
+              </w:rPr>
+            </w:pPr>
+            <w:r>
+              <w:rPr>
+                <w:rFonts w:ascii="Segoe UI Symbol" w:eastAsia="標楷體" w:hAnsi="Segoe UI Symbol" w:cs="Segoe UI Symbol"/>
+                <w:w w:val="90"/>
+                <w:sz w:val="26"/>
+                <w:szCs w:val="26"/>
+              </w:rPr>
+              <w:t>★</w:t>
+            </w:r>
+            <w:r>
+              <w:rPr>
+                <w:rFonts w:ascii="Barlow Condensed Medium" w:eastAsia="標楷體" w:hAnsi="Barlow Condensed Medium" w:cs="Segoe UI Symbol"/>
+                <w:w w:val="90"/>
+                <w:sz w:val="26"/>
+                <w:szCs w:val="26"/>
+              </w:rPr>
+              <w:t>5</w:t>
             </w:r>
             <w:r>
               <w:rPr>
@@ -1780,101 +2322,16 @@
                 <w:sz w:val="26"/>
                 <w:szCs w:val="26"/>
               </w:rPr>
-              <w:t>。</w:t>
-            </w:r>
-          </w:p>
-        </w:tc>
-      </w:tr>
-      <w:tr>
-        <w:tc>
-          <w:tcPr>
-            <w:tcW w:w="280" w:type="dxa"/>
-          </w:tcPr>
-          <w:p>
-            <w:pPr>
-              <w:snapToGrid w:val="0"/>
-              <w:spacing w:line="300" w:lineRule="exact"/>
-              <w:ind w:rightChars="11" w:right="26"/>
-              <w:jc w:val="right"/>
-              <w:rPr>
-                <w:rFonts w:ascii="Barlow Condensed Medium" w:eastAsia="華康細黑體" w:hAnsi="Barlow Condensed Medium"/>
-                <w:w w:val="90"/>
-                <w:sz w:val="26"/>
-                <w:szCs w:val="26"/>
-              </w:rPr>
-            </w:pPr>
-            <w:r>
-              <w:rPr>
-                <w:rFonts w:ascii="Barlow Condensed Medium" w:eastAsia="華康細黑體" w:hAnsi="Barlow Condensed Medium" w:hint="eastAsia"/>
-                <w:w w:val="90"/>
-                <w:sz w:val="26"/>
-                <w:szCs w:val="26"/>
-              </w:rPr>
-              <w:t>2</w:t>
-            </w:r>
-            <w:r>
-              <w:rPr>
-                <w:rFonts w:ascii="Barlow Condensed Medium" w:eastAsia="華康細黑體" w:hAnsi="Barlow Condensed Medium"/>
-                <w:w w:val="90"/>
-                <w:sz w:val="26"/>
-                <w:szCs w:val="26"/>
-              </w:rPr>
-              <w:t>.</w:t>
-            </w:r>
-          </w:p>
-        </w:tc>
-        <w:tc>
-          <w:tcPr>
-            <w:tcW w:w="5641" w:type="dxa"/>
-          </w:tcPr>
-          <w:p>
-            <w:pPr>
-              <w:kinsoku w:val="0"/>
-              <w:snapToGrid w:val="0"/>
-              <w:spacing w:line="300" w:lineRule="exact"/>
-              <w:jc w:val="both"/>
+              <w:t>/</w:t>
+            </w:r>
+            <w:r>
               <w:rPr>
                 <w:rFonts w:ascii="Barlow Condensed Medium" w:eastAsia="標楷體" w:hAnsi="Barlow Condensed Medium" w:cs="Segoe UI Symbol"/>
                 <w:w w:val="90"/>
                 <w:sz w:val="26"/>
                 <w:szCs w:val="26"/>
               </w:rPr>
-            </w:pPr>
-            <w:r>
-              <w:rPr>
-                <w:rFonts w:ascii="Segoe UI Symbol" w:eastAsia="標楷體" w:hAnsi="Segoe UI Symbol" w:cs="Segoe UI Symbol"/>
-                <w:w w:val="90"/>
-                <w:sz w:val="26"/>
-                <w:szCs w:val="26"/>
-              </w:rPr>
-              <w:t>★</w:t>
-            </w:r>
-            <w:r>
-              <w:rPr>
-                <w:rFonts w:ascii="Segoe UI Symbol" w:eastAsia="標楷體" w:hAnsi="Segoe UI Symbol" w:cs="Segoe UI Symbol" w:hint="eastAsia"/>
-                <w:w w:val="90"/>
-                <w:sz w:val="26"/>
-                <w:szCs w:val="26"/>
-              </w:rPr>
-              <w:t>本</w:t>
-            </w:r>
-            <w:r>
-              <w:rPr>
-                <w:rFonts w:ascii="Barlow Condensed Medium" w:eastAsia="標楷體" w:hAnsi="Barlow Condensed Medium" w:cs="Segoe UI Symbol"/>
-                <w:w w:val="90"/>
-                <w:sz w:val="26"/>
-                <w:szCs w:val="26"/>
-              </w:rPr>
-              <w:t>主日</w:t>
-            </w:r>
-            <w:r>
-              <w:rPr>
-                <w:rFonts w:ascii="Barlow Condensed Medium" w:eastAsia="標楷體" w:hAnsi="Barlow Condensed Medium" w:cs="Segoe UI Symbol"/>
-                <w:w w:val="90"/>
-                <w:sz w:val="26"/>
-                <w:szCs w:val="26"/>
-              </w:rPr>
-              <w:t>(5/</w:t>
+              <w:t>14</w:t>
             </w:r>
             <w:r>
               <w:rPr>
@@ -1883,7 +2340,7 @@
                 <w:sz w:val="26"/>
                 <w:szCs w:val="26"/>
               </w:rPr>
-              <w:t>3)</w:t>
+              <w:t>(</w:t>
             </w:r>
             <w:r>
               <w:rPr>
@@ -1892,7 +2349,7 @@
                 <w:sz w:val="26"/>
                 <w:szCs w:val="26"/>
               </w:rPr>
-              <w:t>下午</w:t>
+              <w:t>四</w:t>
             </w:r>
             <w:r>
               <w:rPr>
@@ -1901,7 +2358,7 @@
                 <w:sz w:val="26"/>
                 <w:szCs w:val="26"/>
               </w:rPr>
-              <w:t>15:00</w:t>
+              <w:t>)</w:t>
             </w:r>
             <w:r>
               <w:rPr>
@@ -1910,16 +2367,7 @@
                 <w:sz w:val="26"/>
                 <w:szCs w:val="26"/>
               </w:rPr>
-              <w:t>於禮拜禮教室</w:t>
-            </w:r>
-            <w:r>
-              <w:rPr>
-                <w:rFonts w:ascii="Barlow Condensed Medium" w:eastAsia="標楷體" w:hAnsi="Barlow Condensed Medium" w:cs="Segoe UI Symbol"/>
-                <w:w w:val="90"/>
-                <w:sz w:val="26"/>
-                <w:szCs w:val="26"/>
-              </w:rPr>
-              <w:t>召開</w:t>
+              <w:t>本會</w:t>
             </w:r>
             <w:r>
               <w:rPr>
@@ -1928,110 +2376,7 @@
                 <w:sz w:val="26"/>
                 <w:szCs w:val="26"/>
               </w:rPr>
-              <w:t>定期</w:t>
-            </w:r>
-            <w:r>
-              <w:rPr>
-                <w:rFonts w:ascii="Barlow Condensed Medium" w:eastAsia="標楷體" w:hAnsi="Barlow Condensed Medium" w:cs="Segoe UI Symbol"/>
-                <w:w w:val="90"/>
-                <w:sz w:val="26"/>
-                <w:szCs w:val="26"/>
-              </w:rPr>
-              <w:t>長執會。</w:t>
-            </w:r>
-          </w:p>
-        </w:tc>
-      </w:tr>
-      <w:tr>
-        <w:tc>
-          <w:tcPr>
-            <w:tcW w:w="280" w:type="dxa"/>
-          </w:tcPr>
-          <w:p>
-            <w:pPr>
-              <w:snapToGrid w:val="0"/>
-              <w:spacing w:line="300" w:lineRule="exact"/>
-              <w:ind w:rightChars="11" w:right="26"/>
-              <w:jc w:val="right"/>
-              <w:rPr>
-                <w:rFonts w:ascii="Barlow Condensed Medium" w:eastAsia="華康細黑體" w:hAnsi="Barlow Condensed Medium"/>
-                <w:w w:val="90"/>
-                <w:sz w:val="26"/>
-                <w:szCs w:val="26"/>
-              </w:rPr>
-            </w:pPr>
-            <w:r>
-              <w:rPr>
-                <w:rFonts w:ascii="Barlow Condensed Medium" w:eastAsia="華康細黑體" w:hAnsi="Barlow Condensed Medium" w:hint="eastAsia"/>
-                <w:w w:val="90"/>
-                <w:sz w:val="26"/>
-                <w:szCs w:val="26"/>
-              </w:rPr>
-              <w:t>3</w:t>
-            </w:r>
-            <w:r>
-              <w:rPr>
-                <w:rFonts w:ascii="Barlow Condensed Medium" w:eastAsia="華康細黑體" w:hAnsi="Barlow Condensed Medium"/>
-                <w:w w:val="90"/>
-                <w:sz w:val="26"/>
-                <w:szCs w:val="26"/>
-              </w:rPr>
-              <w:t>.</w:t>
-            </w:r>
-          </w:p>
-        </w:tc>
-        <w:tc>
-          <w:tcPr>
-            <w:tcW w:w="5641" w:type="dxa"/>
-          </w:tcPr>
-          <w:p>
-            <w:pPr>
-              <w:kinsoku w:val="0"/>
-              <w:snapToGrid w:val="0"/>
-              <w:spacing w:line="300" w:lineRule="exact"/>
-              <w:jc w:val="both"/>
-              <w:rPr>
-                <w:rFonts w:ascii="Barlow Condensed Medium" w:eastAsia="標楷體" w:hAnsi="Barlow Condensed Medium" w:cs="Segoe UI Symbol"/>
-                <w:w w:val="90"/>
-                <w:sz w:val="26"/>
-                <w:szCs w:val="26"/>
-              </w:rPr>
-            </w:pPr>
-            <w:r>
-              <w:rPr>
-                <w:rFonts w:ascii="Segoe UI Symbol" w:eastAsia="標楷體" w:hAnsi="Segoe UI Symbol" w:cs="Segoe UI Symbol"/>
-                <w:w w:val="90"/>
-                <w:sz w:val="26"/>
-                <w:szCs w:val="26"/>
-              </w:rPr>
-              <w:t>★</w:t>
-            </w:r>
-            <w:r>
-              <w:rPr>
-                <w:rFonts w:ascii="Segoe UI Symbol" w:eastAsia="標楷體" w:hAnsi="Segoe UI Symbol" w:cs="Segoe UI Symbol" w:hint="eastAsia"/>
-                <w:w w:val="90"/>
-                <w:sz w:val="26"/>
-                <w:szCs w:val="26"/>
-              </w:rPr>
-              <w:t>下</w:t>
-            </w:r>
-            <w:r>
-              <w:rPr>
-                <w:rFonts w:ascii="Barlow Condensed Medium" w:eastAsia="標楷體" w:hAnsi="Barlow Condensed Medium" w:cs="Segoe UI Symbol"/>
-                <w:w w:val="90"/>
-                <w:sz w:val="26"/>
-                <w:szCs w:val="26"/>
-              </w:rPr>
-              <w:t>主日</w:t>
-            </w:r>
-            <w:r>
-              <w:rPr>
-                <w:rFonts w:ascii="Barlow Condensed Medium" w:eastAsia="標楷體" w:hAnsi="Barlow Condensed Medium" w:cs="Segoe UI Symbol"/>
-                <w:w w:val="90"/>
-                <w:sz w:val="26"/>
-                <w:szCs w:val="26"/>
-              </w:rPr>
-              <w:t>(5/</w:t>
+              <w:t>松年團契</w:t>
             </w:r>
             <w:r>
               <w:rPr>
@@ -2040,7 +2385,7 @@
                 <w:sz w:val="26"/>
                 <w:szCs w:val="26"/>
               </w:rPr>
-              <w:t>10</w:t>
+              <w:t>將舉辨</w:t>
             </w:r>
             <w:r>
               <w:rPr>
@@ -2049,7 +2394,16 @@
                 <w:sz w:val="26"/>
                 <w:szCs w:val="26"/>
               </w:rPr>
-              <w:t>)</w:t>
+              <w:t>金山</w:t>
+            </w:r>
+            <w:r>
+              <w:rPr>
+                <w:rFonts w:ascii="新細明體" w:eastAsia="新細明體" w:hAnsi="新細明體" w:cs="新細明體" w:hint="eastAsia"/>
+                <w:w w:val="90"/>
+                <w:sz w:val="26"/>
+                <w:szCs w:val="26"/>
+              </w:rPr>
+              <w:t>‧</w:t>
             </w:r>
             <w:r>
               <w:rPr>
@@ -2058,83 +2412,7 @@
                 <w:sz w:val="26"/>
                 <w:szCs w:val="26"/>
               </w:rPr>
-              <w:t>為母親節，敬邀所有母親同來歡慶</w:t>
-            </w:r>
-            <w:r>
-              <w:rPr>
-                <w:rFonts w:ascii="Barlow Condensed Medium" w:eastAsia="標楷體" w:hAnsi="Barlow Condensed Medium" w:cs="Segoe UI Symbol"/>
-                <w:w w:val="90"/>
-                <w:sz w:val="26"/>
-                <w:szCs w:val="26"/>
-              </w:rPr>
-              <w:t>。</w:t>
-            </w:r>
-          </w:p>
-        </w:tc>
-      </w:tr>
-      <w:tr>
-        <w:tc>
-          <w:tcPr>
-            <w:tcW w:w="280" w:type="dxa"/>
-          </w:tcPr>
-          <w:p>
-            <w:pPr>
-              <w:snapToGrid w:val="0"/>
-              <w:spacing w:line="300" w:lineRule="exact"/>
-              <w:ind w:rightChars="11" w:right="26"/>
-              <w:jc w:val="right"/>
-              <w:rPr>
-                <w:rFonts w:ascii="Barlow Condensed Medium" w:eastAsia="華康細黑體" w:hAnsi="Barlow Condensed Medium"/>
-                <w:w w:val="90"/>
-                <w:sz w:val="26"/>
-                <w:szCs w:val="26"/>
-              </w:rPr>
-            </w:pPr>
-            <w:r>
-              <w:rPr>
-                <w:rFonts w:ascii="Barlow Condensed Medium" w:eastAsia="華康細黑體" w:hAnsi="Barlow Condensed Medium" w:hint="eastAsia"/>
-                <w:w w:val="90"/>
-                <w:sz w:val="26"/>
-                <w:szCs w:val="26"/>
-              </w:rPr>
-              <w:t>4</w:t>
-            </w:r>
-            <w:r>
-              <w:rPr>
-                <w:rFonts w:ascii="Barlow Condensed Medium" w:eastAsia="華康細黑體" w:hAnsi="Barlow Condensed Medium" w:hint="eastAsia"/>
-                <w:w w:val="90"/>
-                <w:sz w:val="26"/>
-                <w:szCs w:val="26"/>
-              </w:rPr>
-              <w:t>.</w:t>
-            </w:r>
-          </w:p>
-        </w:tc>
-        <w:tc>
-          <w:tcPr>
-            <w:tcW w:w="5641" w:type="dxa"/>
-          </w:tcPr>
-          <w:p>
-            <w:pPr>
-              <w:kinsoku w:val="0"/>
-              <w:snapToGrid w:val="0"/>
-              <w:spacing w:line="300" w:lineRule="exact"/>
-              <w:jc w:val="both"/>
-              <w:rPr>
-                <w:rFonts w:ascii="Barlow Condensed Medium" w:eastAsia="標楷體" w:hAnsi="Barlow Condensed Medium" w:cs="Segoe UI Symbol"/>
-                <w:w w:val="90"/>
-                <w:sz w:val="26"/>
-                <w:szCs w:val="26"/>
-              </w:rPr>
-            </w:pPr>
-            <w:r>
-              <w:rPr>
-                <w:rFonts w:ascii="Barlow Condensed Medium" w:eastAsia="標楷體" w:hAnsi="Barlow Condensed Medium" w:cs="Segoe UI Symbol"/>
-                <w:w w:val="90"/>
-                <w:sz w:val="26"/>
-                <w:szCs w:val="26"/>
-              </w:rPr>
-              <w:t>5</w:t>
+              <w:t>萬里一日遊</w:t>
             </w:r>
             <w:r>
               <w:rPr>
@@ -2143,16 +2421,7 @@
                 <w:sz w:val="26"/>
                 <w:szCs w:val="26"/>
               </w:rPr>
-              <w:t>/</w:t>
-            </w:r>
-            <w:r>
-              <w:rPr>
-                <w:rFonts w:ascii="Barlow Condensed Medium" w:eastAsia="標楷體" w:hAnsi="Barlow Condensed Medium" w:cs="Segoe UI Symbol"/>
-                <w:w w:val="90"/>
-                <w:sz w:val="26"/>
-                <w:szCs w:val="26"/>
-              </w:rPr>
-              <w:t>14</w:t>
+              <w:t>。當日上午</w:t>
             </w:r>
             <w:r>
               <w:rPr>
@@ -2161,7 +2430,7 @@
                 <w:sz w:val="26"/>
                 <w:szCs w:val="26"/>
               </w:rPr>
-              <w:t>(</w:t>
+              <w:t>7</w:t>
             </w:r>
             <w:r>
               <w:rPr>
@@ -2170,7 +2439,7 @@
                 <w:sz w:val="26"/>
                 <w:szCs w:val="26"/>
               </w:rPr>
-              <w:t>四</w:t>
+              <w:t>:</w:t>
             </w:r>
             <w:r>
               <w:rPr>
@@ -2179,7 +2448,7 @@
                 <w:sz w:val="26"/>
                 <w:szCs w:val="26"/>
               </w:rPr>
-              <w:t>)</w:t>
+              <w:t>3</w:t>
             </w:r>
             <w:r>
               <w:rPr>
@@ -2188,7 +2457,7 @@
                 <w:sz w:val="26"/>
                 <w:szCs w:val="26"/>
               </w:rPr>
-              <w:t>本會</w:t>
+              <w:t>0</w:t>
             </w:r>
             <w:r>
               <w:rPr>
@@ -2197,7 +2466,7 @@
                 <w:sz w:val="26"/>
                 <w:szCs w:val="26"/>
               </w:rPr>
-              <w:t>松年團契</w:t>
+              <w:t>在教會</w:t>
             </w:r>
             <w:r>
               <w:rPr>
@@ -2206,7 +2475,7 @@
                 <w:sz w:val="26"/>
                 <w:szCs w:val="26"/>
               </w:rPr>
-              <w:t>將舉辨</w:t>
+              <w:t>集合坐車，</w:t>
             </w:r>
             <w:r>
               <w:rPr>
@@ -2215,16 +2484,7 @@
                 <w:sz w:val="26"/>
                 <w:szCs w:val="26"/>
               </w:rPr>
-              <w:t>金山</w:t>
-            </w:r>
-            <w:r>
-              <w:rPr>
-                <w:rFonts w:ascii="新細明體" w:eastAsia="新細明體" w:hAnsi="新細明體" w:cs="新細明體" w:hint="eastAsia"/>
-                <w:w w:val="90"/>
-                <w:sz w:val="26"/>
-                <w:szCs w:val="26"/>
-              </w:rPr>
-              <w:t>‧</w:t>
+              <w:t>8:00</w:t>
             </w:r>
             <w:r>
               <w:rPr>
@@ -2233,196 +2493,7 @@
                 <w:sz w:val="26"/>
                 <w:szCs w:val="26"/>
               </w:rPr>
-              <w:t>萬里一日遊</w:t>
-            </w:r>
-            <w:r>
-              <w:rPr>
-                <w:rFonts w:ascii="Barlow Condensed Medium" w:eastAsia="標楷體" w:hAnsi="Barlow Condensed Medium" w:cs="Segoe UI Symbol" w:hint="eastAsia"/>
-                <w:w w:val="90"/>
-                <w:sz w:val="26"/>
-                <w:szCs w:val="26"/>
-              </w:rPr>
-              <w:t>（</w:t>
-            </w:r>
-            <w:r>
-              <w:rPr>
-                <w:rFonts w:ascii="Barlow Condensed Medium" w:eastAsia="標楷體" w:hAnsi="Barlow Condensed Medium" w:cs="Segoe UI Symbol" w:hint="eastAsia"/>
-                <w:w w:val="90"/>
-                <w:sz w:val="26"/>
-                <w:szCs w:val="26"/>
-              </w:rPr>
-              <w:t>獅子公園</w:t>
-            </w:r>
-            <w:r>
-              <w:rPr>
-                <w:rFonts w:ascii="Barlow Condensed Medium" w:eastAsia="標楷體" w:hAnsi="Barlow Condensed Medium" w:cs="Segoe UI Symbol" w:hint="eastAsia"/>
-                <w:w w:val="90"/>
-                <w:sz w:val="26"/>
-                <w:szCs w:val="26"/>
-              </w:rPr>
-              <w:t>、</w:t>
-            </w:r>
-            <w:r>
-              <w:rPr>
-                <w:rFonts w:ascii="Barlow Condensed Medium" w:eastAsia="標楷體" w:hAnsi="Barlow Condensed Medium" w:cs="Segoe UI Symbol" w:hint="eastAsia"/>
-                <w:w w:val="90"/>
-                <w:sz w:val="26"/>
-                <w:szCs w:val="26"/>
-              </w:rPr>
-              <w:t>高家繡球花園</w:t>
-            </w:r>
-            <w:r>
-              <w:rPr>
-                <w:rFonts w:ascii="Barlow Condensed Medium" w:eastAsia="標楷體" w:hAnsi="Barlow Condensed Medium" w:cs="Segoe UI Symbol" w:hint="eastAsia"/>
-                <w:w w:val="90"/>
-                <w:sz w:val="26"/>
-                <w:szCs w:val="26"/>
-              </w:rPr>
-              <w:t>、</w:t>
-            </w:r>
-            <w:r>
-              <w:rPr>
-                <w:rFonts w:ascii="Barlow Condensed Medium" w:eastAsia="標楷體" w:hAnsi="Barlow Condensed Medium" w:cs="Segoe UI Symbol" w:hint="eastAsia"/>
-                <w:w w:val="90"/>
-                <w:sz w:val="26"/>
-                <w:szCs w:val="26"/>
-              </w:rPr>
-              <w:t>金山老街</w:t>
-            </w:r>
-            <w:r>
-              <w:rPr>
-                <w:rFonts w:ascii="Barlow Condensed Medium" w:eastAsia="標楷體" w:hAnsi="Barlow Condensed Medium" w:cs="Segoe UI Symbol" w:hint="eastAsia"/>
-                <w:w w:val="90"/>
-                <w:sz w:val="26"/>
-                <w:szCs w:val="26"/>
-              </w:rPr>
-              <w:t>、</w:t>
-            </w:r>
-            <w:r>
-              <w:rPr>
-                <w:rFonts w:ascii="Barlow Condensed Medium" w:eastAsia="標楷體" w:hAnsi="Barlow Condensed Medium" w:cs="Segoe UI Symbol" w:hint="eastAsia"/>
-                <w:w w:val="90"/>
-                <w:sz w:val="26"/>
-                <w:szCs w:val="26"/>
-              </w:rPr>
-              <w:t>午餐</w:t>
-            </w:r>
-            <w:r>
-              <w:rPr>
-                <w:rFonts w:ascii="Barlow Condensed Medium" w:eastAsia="標楷體" w:hAnsi="Barlow Condensed Medium" w:cs="Segoe UI Symbol" w:hint="eastAsia"/>
-                <w:w w:val="90"/>
-                <w:sz w:val="26"/>
-                <w:szCs w:val="26"/>
-              </w:rPr>
-              <w:t>、</w:t>
-            </w:r>
-            <w:r>
-              <w:rPr>
-                <w:rFonts w:ascii="Barlow Condensed Medium" w:eastAsia="標楷體" w:hAnsi="Barlow Condensed Medium" w:cs="Segoe UI Symbol" w:hint="eastAsia"/>
-                <w:w w:val="90"/>
-                <w:sz w:val="26"/>
-                <w:szCs w:val="26"/>
-              </w:rPr>
-              <w:t>青山瀑布步道</w:t>
-            </w:r>
-            <w:r>
-              <w:rPr>
-                <w:rFonts w:ascii="Barlow Condensed Medium" w:eastAsia="標楷體" w:hAnsi="Barlow Condensed Medium" w:cs="Segoe UI Symbol" w:hint="eastAsia"/>
-                <w:w w:val="90"/>
-                <w:sz w:val="26"/>
-                <w:szCs w:val="26"/>
-              </w:rPr>
-              <w:t>等），</w:t>
-            </w:r>
-            <w:r>
-              <w:rPr>
-                <w:rFonts w:ascii="Barlow Condensed Medium" w:eastAsia="標楷體" w:hAnsi="Barlow Condensed Medium" w:cs="Segoe UI Symbol" w:hint="eastAsia"/>
-                <w:w w:val="90"/>
-                <w:sz w:val="26"/>
-                <w:szCs w:val="26"/>
-              </w:rPr>
-              <w:t>保險</w:t>
-            </w:r>
-            <w:r>
-              <w:rPr>
-                <w:rFonts w:ascii="Barlow Condensed Medium" w:eastAsia="標楷體" w:hAnsi="Barlow Condensed Medium" w:cs="Segoe UI Symbol" w:hint="eastAsia"/>
-                <w:w w:val="90"/>
-                <w:sz w:val="26"/>
-                <w:szCs w:val="26"/>
-              </w:rPr>
-              <w:t>、車資每人</w:t>
-            </w:r>
-            <w:r>
-              <w:rPr>
-                <w:rFonts w:ascii="Barlow Condensed Medium" w:eastAsia="標楷體" w:hAnsi="Barlow Condensed Medium" w:cs="Segoe UI Symbol"/>
-                <w:w w:val="90"/>
-                <w:sz w:val="26"/>
-                <w:szCs w:val="26"/>
-              </w:rPr>
-              <w:t>1000</w:t>
-            </w:r>
-            <w:r>
-              <w:rPr>
-                <w:rFonts w:ascii="Barlow Condensed Medium" w:eastAsia="標楷體" w:hAnsi="Barlow Condensed Medium" w:cs="Segoe UI Symbol" w:hint="eastAsia"/>
-                <w:w w:val="90"/>
-                <w:sz w:val="26"/>
-                <w:szCs w:val="26"/>
-              </w:rPr>
-              <w:t>元</w:t>
-            </w:r>
-            <w:r>
-              <w:rPr>
-                <w:rFonts w:ascii="Barlow Condensed Medium" w:eastAsia="標楷體" w:hAnsi="Barlow Condensed Medium" w:cs="Segoe UI Symbol" w:hint="eastAsia"/>
-                <w:w w:val="90"/>
-                <w:sz w:val="26"/>
-                <w:szCs w:val="26"/>
-              </w:rPr>
-              <w:t>，</w:t>
-            </w:r>
-            <w:r>
-              <w:rPr>
-                <w:rFonts w:ascii="Barlow Condensed Medium" w:eastAsia="標楷體" w:hAnsi="Barlow Condensed Medium" w:cs="Segoe UI Symbol" w:hint="eastAsia"/>
-                <w:w w:val="90"/>
-                <w:sz w:val="26"/>
-                <w:szCs w:val="26"/>
-              </w:rPr>
-              <w:t>不足</w:t>
-            </w:r>
-            <w:r>
-              <w:rPr>
-                <w:rFonts w:ascii="Barlow Condensed Medium" w:eastAsia="標楷體" w:hAnsi="Barlow Condensed Medium" w:cs="Segoe UI Symbol" w:hint="eastAsia"/>
-                <w:w w:val="90"/>
-                <w:sz w:val="26"/>
-                <w:szCs w:val="26"/>
-              </w:rPr>
-              <w:t>者</w:t>
-            </w:r>
-            <w:r>
-              <w:rPr>
-                <w:rFonts w:ascii="Barlow Condensed Medium" w:eastAsia="標楷體" w:hAnsi="Barlow Condensed Medium" w:cs="Segoe UI Symbol" w:hint="eastAsia"/>
-                <w:w w:val="90"/>
-                <w:sz w:val="26"/>
-                <w:szCs w:val="26"/>
-              </w:rPr>
-              <w:t>由松年補助</w:t>
-            </w:r>
-            <w:r>
-              <w:rPr>
-                <w:rFonts w:ascii="Barlow Condensed Medium" w:eastAsia="標楷體" w:hAnsi="Barlow Condensed Medium" w:cs="Segoe UI Symbol" w:hint="eastAsia"/>
-                <w:w w:val="90"/>
-                <w:sz w:val="26"/>
-                <w:szCs w:val="26"/>
-              </w:rPr>
-              <w:t>，</w:t>
-            </w:r>
-            <w:r>
-              <w:rPr>
-                <w:rFonts w:ascii="Barlow Condensed Medium" w:eastAsia="標楷體" w:hAnsi="Barlow Condensed Medium" w:cs="Segoe UI Symbol" w:hint="eastAsia"/>
-                <w:w w:val="90"/>
-                <w:sz w:val="26"/>
-                <w:szCs w:val="26"/>
-              </w:rPr>
-              <w:t>歡迎教會所有弟兄姊妹都可報名参加。</w:t>
+              <w:t>出發。</w:t>
             </w:r>
           </w:p>
         </w:tc>
@@ -3214,7 +3285,7 @@
                 <w:sz w:val="26"/>
                 <w:szCs w:val="26"/>
               </w:rPr>
-              <w:t>2</w:t>
+              <w:t>3</w:t>
             </w:r>
             <w:r>
               <w:rPr>
@@ -3257,24 +3328,6 @@
                 <w:sz w:val="26"/>
                 <w:szCs w:val="26"/>
               </w:rPr>
-              <w:t>王聖</w:t>
-            </w:r>
-            <w:r>
-              <w:rPr>
-                <w:rFonts w:ascii="Barlow Condensed Medium" w:eastAsia="標楷體" w:hAnsi="Barlow Condensed Medium" w:cstheme="minorHAnsi" w:hint="eastAsia"/>
-                <w:w w:val="90"/>
-                <w:sz w:val="26"/>
-                <w:szCs w:val="26"/>
-              </w:rPr>
-              <w:t>崴</w:t>
-            </w:r>
-            <w:r>
-              <w:rPr>
-                <w:rFonts w:ascii="Barlow Condensed Medium" w:eastAsia="標楷體" w:hAnsi="Barlow Condensed Medium" w:cstheme="minorHAnsi" w:hint="eastAsia"/>
-                <w:w w:val="90"/>
-                <w:sz w:val="26"/>
-                <w:szCs w:val="26"/>
-              </w:rPr>
               <w:t>。</w:t>
             </w:r>
           </w:p>
@@ -3313,7 +3366,7 @@
                 <w:sz w:val="26"/>
                 <w:szCs w:val="26"/>
               </w:rPr>
-              <w:t>3</w:t>
+              <w:t>4</w:t>
             </w:r>
             <w:r>
               <w:rPr>
@@ -3365,6 +3418,15 @@
                 <w:sz w:val="26"/>
                 <w:szCs w:val="26"/>
               </w:rPr>
+              <w:t>、王聖崴</w:t>
+            </w:r>
+            <w:r>
+              <w:rPr>
+                <w:rFonts w:ascii="Barlow Condensed Medium" w:eastAsia="標楷體" w:hAnsi="Barlow Condensed Medium" w:cstheme="minorHAnsi" w:hint="eastAsia"/>
+                <w:w w:val="90"/>
+                <w:sz w:val="26"/>
+                <w:szCs w:val="26"/>
+              </w:rPr>
               <w:t>。</w:t>
             </w:r>
           </w:p>
@@ -3403,7 +3465,7 @@
                 <w:sz w:val="26"/>
                 <w:szCs w:val="26"/>
               </w:rPr>
-              <w:t>4</w:t>
+              <w:t>5</w:t>
             </w:r>
             <w:r>
               <w:rPr>
@@ -3519,7 +3581,971 @@
           <w:sz w:val="26"/>
           <w:szCs w:val="26"/>
         </w:rPr>
-        <w:t>【】</w:t>
+        <w:t>【</w:t>
+      </w:r>
+      <w:r>
+        <w:rPr>
+          <w:rFonts w:ascii="標楷體" w:eastAsia="標楷體" w:hAnsi="標楷體" w:cs="Arial" w:hint="eastAsia"/>
+          <w:b/>
+          <w:w w:val="80"/>
+          <w:sz w:val="26"/>
+          <w:szCs w:val="26"/>
+        </w:rPr>
+        <w:t>讓我</w:t>
+      </w:r>
+      <w:r>
+        <w:rPr>
+          <w:rFonts w:ascii="標楷體" w:eastAsia="標楷體" w:hAnsi="標楷體" w:cs="Arial" w:hint="eastAsia"/>
+          <w:b/>
+          <w:w w:val="80"/>
+          <w:sz w:val="26"/>
+          <w:szCs w:val="26"/>
+        </w:rPr>
+        <w:t>】</w:t>
+      </w:r>
+    </w:p>
+    <w:p>
+      <w:pPr>
+        <w:snapToGrid w:val="0"/>
+        <w:spacing w:line="300" w:lineRule="exact"/>
+        <w:ind w:leftChars="-59" w:left="-142"/>
+        <w:rPr>
+          <w:rFonts w:ascii="標楷體" w:eastAsia="標楷體" w:hAnsi="標楷體" w:cs="Arial"/>
+          <w:b/>
+          <w:w w:val="80"/>
+          <w:sz w:val="26"/>
+          <w:szCs w:val="26"/>
+        </w:rPr>
+      </w:pPr>
+      <w:r>
+        <w:rPr>
+          <w:rFonts w:ascii="標楷體" w:eastAsia="標楷體" w:hAnsi="標楷體" w:cs="Arial" w:hint="eastAsia"/>
+          <w:b/>
+          <w:w w:val="80"/>
+          <w:sz w:val="26"/>
+          <w:szCs w:val="26"/>
+        </w:rPr>
+        <w:t>祢用重價救贖我，</w:t>
+      </w:r>
+    </w:p>
+    <w:p>
+      <w:pPr>
+        <w:snapToGrid w:val="0"/>
+        <w:spacing w:line="300" w:lineRule="exact"/>
+        <w:ind w:leftChars="-59" w:left="-142"/>
+        <w:rPr>
+          <w:rFonts w:ascii="標楷體" w:eastAsia="標楷體" w:hAnsi="標楷體" w:cs="Arial" w:hint="eastAsia"/>
+          <w:b/>
+          <w:w w:val="80"/>
+          <w:sz w:val="26"/>
+          <w:szCs w:val="26"/>
+        </w:rPr>
+      </w:pPr>
+      <w:r>
+        <w:rPr>
+          <w:rFonts w:ascii="標楷體" w:eastAsia="標楷體" w:hAnsi="標楷體" w:cs="Arial" w:hint="eastAsia"/>
+          <w:b/>
+          <w:w w:val="80"/>
+          <w:sz w:val="26"/>
+          <w:szCs w:val="26"/>
+        </w:rPr>
+        <w:t>使我脫離罪惡河，</w:t>
+      </w:r>
+    </w:p>
+    <w:p>
+      <w:pPr>
+        <w:snapToGrid w:val="0"/>
+        <w:spacing w:line="300" w:lineRule="exact"/>
+        <w:ind w:leftChars="-59" w:left="-142"/>
+        <w:rPr>
+          <w:rFonts w:ascii="標楷體" w:eastAsia="標楷體" w:hAnsi="標楷體" w:cs="Arial" w:hint="eastAsia"/>
+          <w:b/>
+          <w:w w:val="80"/>
+          <w:sz w:val="26"/>
+          <w:szCs w:val="26"/>
+        </w:rPr>
+      </w:pPr>
+      <w:r>
+        <w:rPr>
+          <w:rFonts w:ascii="標楷體" w:eastAsia="標楷體" w:hAnsi="標楷體" w:cs="Arial" w:hint="eastAsia"/>
+          <w:b/>
+          <w:w w:val="80"/>
+          <w:sz w:val="26"/>
+          <w:szCs w:val="26"/>
+        </w:rPr>
+        <w:t>叫我這不配的人憑信得救，</w:t>
+      </w:r>
+    </w:p>
+    <w:p>
+      <w:pPr>
+        <w:snapToGrid w:val="0"/>
+        <w:spacing w:line="300" w:lineRule="exact"/>
+        <w:ind w:leftChars="-59" w:left="-142"/>
+        <w:rPr>
+          <w:rFonts w:ascii="標楷體" w:eastAsia="標楷體" w:hAnsi="標楷體" w:cs="Arial"/>
+          <w:b/>
+          <w:w w:val="80"/>
+          <w:sz w:val="26"/>
+          <w:szCs w:val="26"/>
+        </w:rPr>
+      </w:pPr>
+      <w:r>
+        <w:rPr>
+          <w:rFonts w:ascii="標楷體" w:eastAsia="標楷體" w:hAnsi="標楷體" w:cs="Arial" w:hint="eastAsia"/>
+          <w:b/>
+          <w:w w:val="80"/>
+          <w:sz w:val="26"/>
+          <w:szCs w:val="26"/>
+        </w:rPr>
+        <w:t>祢賜聖靈幫助我，</w:t>
+      </w:r>
+    </w:p>
+    <w:p>
+      <w:pPr>
+        <w:snapToGrid w:val="0"/>
+        <w:spacing w:line="300" w:lineRule="exact"/>
+        <w:ind w:leftChars="-59" w:left="-142"/>
+        <w:rPr>
+          <w:rFonts w:ascii="標楷體" w:eastAsia="標楷體" w:hAnsi="標楷體" w:cs="Arial" w:hint="eastAsia"/>
+          <w:b/>
+          <w:w w:val="80"/>
+          <w:sz w:val="26"/>
+          <w:szCs w:val="26"/>
+        </w:rPr>
+      </w:pPr>
+      <w:r>
+        <w:rPr>
+          <w:rFonts w:ascii="標楷體" w:eastAsia="標楷體" w:hAnsi="標楷體" w:cs="Arial" w:hint="eastAsia"/>
+          <w:b/>
+          <w:w w:val="80"/>
+          <w:sz w:val="26"/>
+          <w:szCs w:val="26"/>
+        </w:rPr>
+        <w:t>使我勝過老舊我，</w:t>
+      </w:r>
+    </w:p>
+    <w:p>
+      <w:pPr>
+        <w:snapToGrid w:val="0"/>
+        <w:spacing w:line="300" w:lineRule="exact"/>
+        <w:ind w:leftChars="-59" w:left="-142"/>
+        <w:rPr>
+          <w:rFonts w:ascii="標楷體" w:eastAsia="標楷體" w:hAnsi="標楷體" w:cs="Arial" w:hint="eastAsia"/>
+          <w:b/>
+          <w:w w:val="80"/>
+          <w:sz w:val="26"/>
+          <w:szCs w:val="26"/>
+        </w:rPr>
+      </w:pPr>
+      <w:r>
+        <w:rPr>
+          <w:rFonts w:ascii="標楷體" w:eastAsia="標楷體" w:hAnsi="標楷體" w:cs="Arial" w:hint="eastAsia"/>
+          <w:b/>
+          <w:w w:val="80"/>
+          <w:sz w:val="26"/>
+          <w:szCs w:val="26"/>
+        </w:rPr>
+        <w:t>祈求恩主領我邁向屬靈高峰，</w:t>
+      </w:r>
+    </w:p>
+    <w:p>
+      <w:pPr>
+        <w:snapToGrid w:val="0"/>
+        <w:spacing w:line="300" w:lineRule="exact"/>
+        <w:ind w:leftChars="-59" w:left="-142"/>
+        <w:rPr>
+          <w:rFonts w:ascii="標楷體" w:eastAsia="標楷體" w:hAnsi="標楷體" w:cs="Arial" w:hint="eastAsia"/>
+          <w:b/>
+          <w:w w:val="80"/>
+          <w:sz w:val="26"/>
+          <w:szCs w:val="26"/>
+        </w:rPr>
+      </w:pPr>
+      <w:r>
+        <w:rPr>
+          <w:rFonts w:ascii="標楷體" w:eastAsia="標楷體" w:hAnsi="標楷體" w:cs="Arial" w:hint="eastAsia"/>
+          <w:b/>
+          <w:w w:val="80"/>
+          <w:sz w:val="26"/>
+          <w:szCs w:val="26"/>
+        </w:rPr>
+        <w:t>讓我讚美非僅美詞，</w:t>
+      </w:r>
+    </w:p>
+    <w:p>
+      <w:pPr>
+        <w:snapToGrid w:val="0"/>
+        <w:spacing w:line="300" w:lineRule="exact"/>
+        <w:ind w:leftChars="-59" w:left="-142"/>
+        <w:rPr>
+          <w:rFonts w:ascii="標楷體" w:eastAsia="標楷體" w:hAnsi="標楷體" w:cs="Arial" w:hint="eastAsia"/>
+          <w:b/>
+          <w:w w:val="80"/>
+          <w:sz w:val="26"/>
+          <w:szCs w:val="26"/>
+        </w:rPr>
+      </w:pPr>
+      <w:r>
+        <w:rPr>
+          <w:rFonts w:ascii="標楷體" w:eastAsia="標楷體" w:hAnsi="標楷體" w:cs="Arial" w:hint="eastAsia"/>
+          <w:b/>
+          <w:w w:val="80"/>
+          <w:sz w:val="26"/>
+          <w:szCs w:val="26"/>
+        </w:rPr>
+        <w:t>讓我敬拜非僅方式，</w:t>
+      </w:r>
+    </w:p>
+    <w:p>
+      <w:pPr>
+        <w:snapToGrid w:val="0"/>
+        <w:spacing w:line="300" w:lineRule="exact"/>
+        <w:ind w:leftChars="-59" w:left="-142"/>
+        <w:rPr>
+          <w:rFonts w:ascii="標楷體" w:eastAsia="標楷體" w:hAnsi="標楷體" w:cs="Arial" w:hint="eastAsia"/>
+          <w:b/>
+          <w:w w:val="80"/>
+          <w:sz w:val="26"/>
+          <w:szCs w:val="26"/>
+        </w:rPr>
+      </w:pPr>
+      <w:r>
+        <w:rPr>
+          <w:rFonts w:ascii="標楷體" w:eastAsia="標楷體" w:hAnsi="標楷體" w:cs="Arial" w:hint="eastAsia"/>
+          <w:b/>
+          <w:w w:val="80"/>
+          <w:sz w:val="26"/>
+          <w:szCs w:val="26"/>
+        </w:rPr>
+        <w:t>讓我服事非靠雙手，</w:t>
+      </w:r>
+    </w:p>
+    <w:p>
+      <w:pPr>
+        <w:snapToGrid w:val="0"/>
+        <w:spacing w:line="300" w:lineRule="exact"/>
+        <w:ind w:leftChars="-59" w:left="-142"/>
+        <w:rPr>
+          <w:rFonts w:ascii="標楷體" w:eastAsia="標楷體" w:hAnsi="標楷體" w:cs="Arial" w:hint="eastAsia"/>
+          <w:b/>
+          <w:w w:val="80"/>
+          <w:sz w:val="26"/>
+          <w:szCs w:val="26"/>
+        </w:rPr>
+      </w:pPr>
+      <w:r>
+        <w:rPr>
+          <w:rFonts w:ascii="標楷體" w:eastAsia="標楷體" w:hAnsi="標楷體" w:cs="Arial" w:hint="eastAsia"/>
+          <w:b/>
+          <w:w w:val="80"/>
+          <w:sz w:val="26"/>
+          <w:szCs w:val="26"/>
+        </w:rPr>
+        <w:t>而禱告非僅用口，</w:t>
+      </w:r>
+    </w:p>
+    <w:p>
+      <w:pPr>
+        <w:snapToGrid w:val="0"/>
+        <w:spacing w:line="300" w:lineRule="exact"/>
+        <w:ind w:leftChars="-59" w:left="-142"/>
+        <w:rPr>
+          <w:rFonts w:ascii="標楷體" w:eastAsia="標楷體" w:hAnsi="標楷體" w:cs="Arial" w:hint="eastAsia"/>
+          <w:b/>
+          <w:w w:val="80"/>
+          <w:sz w:val="26"/>
+          <w:szCs w:val="26"/>
+        </w:rPr>
+      </w:pPr>
+      <w:r>
+        <w:rPr>
+          <w:rFonts w:ascii="標楷體" w:eastAsia="標楷體" w:hAnsi="標楷體" w:cs="Arial" w:hint="eastAsia"/>
+          <w:b/>
+          <w:w w:val="80"/>
+          <w:sz w:val="26"/>
+          <w:szCs w:val="26"/>
+        </w:rPr>
+        <w:t>讓我愛人不要虛假，</w:t>
+      </w:r>
+    </w:p>
+    <w:p>
+      <w:pPr>
+        <w:snapToGrid w:val="0"/>
+        <w:spacing w:line="300" w:lineRule="exact"/>
+        <w:ind w:leftChars="-59" w:left="-142"/>
+        <w:rPr>
+          <w:rFonts w:ascii="標楷體" w:eastAsia="標楷體" w:hAnsi="標楷體" w:cs="Arial" w:hint="eastAsia"/>
+          <w:b/>
+          <w:w w:val="80"/>
+          <w:sz w:val="26"/>
+          <w:szCs w:val="26"/>
+        </w:rPr>
+      </w:pPr>
+      <w:r>
+        <w:rPr>
+          <w:rFonts w:ascii="標楷體" w:eastAsia="標楷體" w:hAnsi="標楷體" w:cs="Arial" w:hint="eastAsia"/>
+          <w:b/>
+          <w:w w:val="80"/>
+          <w:sz w:val="26"/>
+          <w:szCs w:val="26"/>
+        </w:rPr>
+        <w:t>讓我待人由心而發，</w:t>
+      </w:r>
+    </w:p>
+    <w:p>
+      <w:pPr>
+        <w:snapToGrid w:val="0"/>
+        <w:spacing w:line="300" w:lineRule="exact"/>
+        <w:ind w:leftChars="-59" w:left="-142"/>
+        <w:rPr>
+          <w:rFonts w:ascii="標楷體" w:eastAsia="標楷體" w:hAnsi="標楷體" w:cs="Arial" w:hint="eastAsia"/>
+          <w:b/>
+          <w:w w:val="80"/>
+          <w:sz w:val="26"/>
+          <w:szCs w:val="26"/>
+        </w:rPr>
+      </w:pPr>
+      <w:r>
+        <w:rPr>
+          <w:rFonts w:ascii="標楷體" w:eastAsia="標楷體" w:hAnsi="標楷體" w:cs="Arial" w:hint="eastAsia"/>
+          <w:b/>
+          <w:w w:val="80"/>
+          <w:sz w:val="26"/>
+          <w:szCs w:val="26"/>
+        </w:rPr>
+        <w:t>讓我學習順服，</w:t>
+      </w:r>
+    </w:p>
+    <w:p>
+      <w:pPr>
+        <w:snapToGrid w:val="0"/>
+        <w:spacing w:line="300" w:lineRule="exact"/>
+        <w:ind w:leftChars="-59" w:left="-142"/>
+        <w:rPr>
+          <w:rFonts w:ascii="標楷體" w:eastAsia="標楷體" w:hAnsi="標楷體" w:cs="Arial" w:hint="eastAsia"/>
+          <w:b/>
+          <w:w w:val="80"/>
+          <w:sz w:val="26"/>
+          <w:szCs w:val="26"/>
+        </w:rPr>
+      </w:pPr>
+      <w:r>
+        <w:rPr>
+          <w:rFonts w:ascii="標楷體" w:eastAsia="標楷體" w:hAnsi="標楷體" w:cs="Arial" w:hint="eastAsia"/>
+          <w:b/>
+          <w:w w:val="80"/>
+          <w:sz w:val="26"/>
+          <w:szCs w:val="26"/>
+        </w:rPr>
+        <w:t>以聖潔為裝飾。</w:t>
+      </w:r>
+    </w:p>
+    <w:p>
+      <w:pPr>
+        <w:snapToGrid w:val="0"/>
+        <w:spacing w:line="300" w:lineRule="exact"/>
+        <w:ind w:leftChars="-59" w:left="-142"/>
+        <w:rPr>
+          <w:rFonts w:ascii="標楷體" w:eastAsia="標楷體" w:hAnsi="標楷體" w:cs="Arial"/>
+          <w:b/>
+          <w:w w:val="80"/>
+          <w:sz w:val="26"/>
+          <w:szCs w:val="26"/>
+        </w:rPr>
+      </w:pPr>
+    </w:p>
+    <w:p>
+      <w:pPr>
+        <w:snapToGrid w:val="0"/>
+        <w:spacing w:line="300" w:lineRule="exact"/>
+        <w:ind w:leftChars="-59" w:left="-142"/>
+        <w:rPr>
+          <w:rFonts w:ascii="標楷體" w:eastAsia="標楷體" w:hAnsi="標楷體" w:cs="Arial" w:hint="eastAsia"/>
+          <w:b/>
+          <w:w w:val="80"/>
+          <w:sz w:val="26"/>
+          <w:szCs w:val="26"/>
+        </w:rPr>
+      </w:pPr>
+      <w:r>
+        <w:rPr>
+          <w:rFonts w:ascii="標楷體" w:eastAsia="標楷體" w:hAnsi="標楷體" w:cs="Arial" w:hint="eastAsia"/>
+          <w:b/>
+          <w:w w:val="80"/>
+          <w:sz w:val="26"/>
+          <w:szCs w:val="26"/>
+        </w:rPr>
+        <w:t>【</w:t>
+      </w:r>
+      <w:r>
+        <w:rPr>
+          <w:rFonts w:ascii="標楷體" w:eastAsia="標楷體" w:hAnsi="標楷體" w:cs="Arial" w:hint="eastAsia"/>
+          <w:b/>
+          <w:w w:val="80"/>
+          <w:sz w:val="26"/>
+          <w:szCs w:val="26"/>
+        </w:rPr>
+        <w:t>耶穌愛我</w:t>
+      </w:r>
+      <w:r>
+        <w:rPr>
+          <w:rFonts w:ascii="標楷體" w:eastAsia="標楷體" w:hAnsi="標楷體" w:cs="Arial" w:hint="eastAsia"/>
+          <w:b/>
+          <w:w w:val="80"/>
+          <w:sz w:val="26"/>
+          <w:szCs w:val="26"/>
+        </w:rPr>
+        <w:t>】</w:t>
+      </w:r>
+    </w:p>
+    <w:p>
+      <w:pPr>
+        <w:snapToGrid w:val="0"/>
+        <w:spacing w:line="300" w:lineRule="exact"/>
+        <w:ind w:leftChars="-59" w:left="-142"/>
+        <w:rPr>
+          <w:rFonts w:asciiTheme="majorBidi" w:eastAsia="標楷體" w:hAnsiTheme="majorBidi" w:cstheme="majorBidi"/>
+          <w:b/>
+          <w:w w:val="80"/>
+          <w:sz w:val="26"/>
+          <w:szCs w:val="26"/>
+        </w:rPr>
+      </w:pPr>
+      <w:r>
+        <w:rPr>
+          <w:rFonts w:asciiTheme="majorBidi" w:eastAsia="標楷體" w:hAnsiTheme="majorBidi" w:cstheme="majorBidi"/>
+          <w:b/>
+          <w:w w:val="80"/>
+          <w:sz w:val="26"/>
+          <w:szCs w:val="26"/>
+        </w:rPr>
+        <w:t>（</w:t>
+      </w:r>
+      <w:r>
+        <w:rPr>
+          <w:rFonts w:asciiTheme="majorBidi" w:eastAsia="標楷體" w:hAnsiTheme="majorBidi" w:cstheme="majorBidi"/>
+          <w:b/>
+          <w:w w:val="80"/>
+          <w:sz w:val="26"/>
+          <w:szCs w:val="26"/>
+        </w:rPr>
+        <w:t>1</w:t>
+      </w:r>
+      <w:r>
+        <w:rPr>
+          <w:rFonts w:asciiTheme="majorBidi" w:eastAsia="標楷體" w:hAnsiTheme="majorBidi" w:cstheme="majorBidi"/>
+          <w:b/>
+          <w:w w:val="80"/>
+          <w:sz w:val="26"/>
+          <w:szCs w:val="26"/>
+        </w:rPr>
+        <w:t>）耶穌愛我，我知道，</w:t>
+      </w:r>
+    </w:p>
+    <w:p>
+      <w:pPr>
+        <w:snapToGrid w:val="0"/>
+        <w:spacing w:line="300" w:lineRule="exact"/>
+        <w:ind w:leftChars="-59" w:left="-142"/>
+        <w:rPr>
+          <w:rFonts w:asciiTheme="majorBidi" w:eastAsia="標楷體" w:hAnsiTheme="majorBidi" w:cstheme="majorBidi"/>
+          <w:b/>
+          <w:w w:val="80"/>
+          <w:sz w:val="26"/>
+          <w:szCs w:val="26"/>
+        </w:rPr>
+      </w:pPr>
+      <w:r>
+        <w:rPr>
+          <w:rFonts w:asciiTheme="majorBidi" w:eastAsia="標楷體" w:hAnsiTheme="majorBidi" w:cstheme="majorBidi"/>
+          <w:b/>
+          <w:w w:val="80"/>
+          <w:sz w:val="26"/>
+          <w:szCs w:val="26"/>
+        </w:rPr>
+        <w:t>因有聖經告訴我，</w:t>
+      </w:r>
+    </w:p>
+    <w:p>
+      <w:pPr>
+        <w:snapToGrid w:val="0"/>
+        <w:spacing w:line="300" w:lineRule="exact"/>
+        <w:ind w:leftChars="-59" w:left="-142"/>
+        <w:rPr>
+          <w:rFonts w:asciiTheme="majorBidi" w:eastAsia="標楷體" w:hAnsiTheme="majorBidi" w:cstheme="majorBidi"/>
+          <w:b/>
+          <w:w w:val="80"/>
+          <w:sz w:val="26"/>
+          <w:szCs w:val="26"/>
+        </w:rPr>
+      </w:pPr>
+      <w:r>
+        <w:rPr>
+          <w:rFonts w:asciiTheme="majorBidi" w:eastAsia="標楷體" w:hAnsiTheme="majorBidi" w:cstheme="majorBidi"/>
+          <w:b/>
+          <w:w w:val="80"/>
+          <w:sz w:val="26"/>
+          <w:szCs w:val="26"/>
+        </w:rPr>
+        <w:t>凡小孩子主牧養，</w:t>
+      </w:r>
+    </w:p>
+    <w:p>
+      <w:pPr>
+        <w:snapToGrid w:val="0"/>
+        <w:spacing w:line="300" w:lineRule="exact"/>
+        <w:ind w:leftChars="-59" w:left="-142"/>
+        <w:rPr>
+          <w:rFonts w:asciiTheme="majorBidi" w:eastAsia="標楷體" w:hAnsiTheme="majorBidi" w:cstheme="majorBidi"/>
+          <w:b/>
+          <w:w w:val="80"/>
+          <w:sz w:val="26"/>
+          <w:szCs w:val="26"/>
+        </w:rPr>
+      </w:pPr>
+      <w:r>
+        <w:rPr>
+          <w:rFonts w:asciiTheme="majorBidi" w:eastAsia="標楷體" w:hAnsiTheme="majorBidi" w:cstheme="majorBidi"/>
+          <w:b/>
+          <w:w w:val="80"/>
+          <w:sz w:val="26"/>
+          <w:szCs w:val="26"/>
+        </w:rPr>
+        <w:t>我雖軟弱主剛強。</w:t>
+      </w:r>
+    </w:p>
+    <w:p>
+      <w:pPr>
+        <w:snapToGrid w:val="0"/>
+        <w:spacing w:line="300" w:lineRule="exact"/>
+        <w:ind w:leftChars="-59" w:left="-142"/>
+        <w:rPr>
+          <w:rFonts w:asciiTheme="majorBidi" w:eastAsia="標楷體" w:hAnsiTheme="majorBidi" w:cstheme="majorBidi"/>
+          <w:b/>
+          <w:w w:val="80"/>
+          <w:sz w:val="26"/>
+          <w:szCs w:val="26"/>
+        </w:rPr>
+      </w:pPr>
+      <w:r>
+        <w:rPr>
+          <w:rFonts w:asciiTheme="majorBidi" w:eastAsia="標楷體" w:hAnsiTheme="majorBidi" w:cstheme="majorBidi"/>
+          <w:b/>
+          <w:w w:val="80"/>
+          <w:sz w:val="26"/>
+          <w:szCs w:val="26"/>
+        </w:rPr>
+        <w:t>主耶穌愛我，</w:t>
+      </w:r>
+      <w:r>
+        <w:rPr>
+          <w:rFonts w:asciiTheme="majorBidi" w:eastAsia="標楷體" w:hAnsiTheme="majorBidi" w:cstheme="majorBidi"/>
+          <w:b/>
+          <w:w w:val="80"/>
+          <w:sz w:val="26"/>
+          <w:szCs w:val="26"/>
+        </w:rPr>
+        <w:t>(x3)</w:t>
+      </w:r>
+    </w:p>
+    <w:p>
+      <w:pPr>
+        <w:snapToGrid w:val="0"/>
+        <w:spacing w:line="300" w:lineRule="exact"/>
+        <w:ind w:leftChars="-59" w:left="-142"/>
+        <w:rPr>
+          <w:rFonts w:asciiTheme="majorBidi" w:eastAsia="標楷體" w:hAnsiTheme="majorBidi" w:cstheme="majorBidi"/>
+          <w:b/>
+          <w:w w:val="80"/>
+          <w:sz w:val="26"/>
+          <w:szCs w:val="26"/>
+        </w:rPr>
+      </w:pPr>
+      <w:r>
+        <w:rPr>
+          <w:rFonts w:asciiTheme="majorBidi" w:eastAsia="標楷體" w:hAnsiTheme="majorBidi" w:cstheme="majorBidi"/>
+          <w:b/>
+          <w:w w:val="80"/>
+          <w:sz w:val="26"/>
+          <w:szCs w:val="26"/>
+        </w:rPr>
+        <w:t>有聖經告訴我。</w:t>
+      </w:r>
+    </w:p>
+    <w:p>
+      <w:pPr>
+        <w:snapToGrid w:val="0"/>
+        <w:spacing w:line="300" w:lineRule="exact"/>
+        <w:ind w:leftChars="-59" w:left="-142"/>
+        <w:rPr>
+          <w:rFonts w:asciiTheme="majorBidi" w:eastAsia="標楷體" w:hAnsiTheme="majorBidi" w:cstheme="majorBidi"/>
+          <w:b/>
+          <w:w w:val="80"/>
+          <w:sz w:val="26"/>
+          <w:szCs w:val="26"/>
+        </w:rPr>
+      </w:pPr>
+    </w:p>
+    <w:p>
+      <w:pPr>
+        <w:snapToGrid w:val="0"/>
+        <w:spacing w:line="300" w:lineRule="exact"/>
+        <w:ind w:leftChars="-59" w:left="-142"/>
+        <w:rPr>
+          <w:rFonts w:asciiTheme="majorBidi" w:eastAsia="標楷體" w:hAnsiTheme="majorBidi" w:cstheme="majorBidi"/>
+          <w:b/>
+          <w:w w:val="80"/>
+          <w:sz w:val="26"/>
+          <w:szCs w:val="26"/>
+        </w:rPr>
+      </w:pPr>
+      <w:r>
+        <w:rPr>
+          <w:rFonts w:asciiTheme="majorBidi" w:eastAsia="標楷體" w:hAnsiTheme="majorBidi" w:cstheme="majorBidi"/>
+          <w:b/>
+          <w:w w:val="80"/>
+          <w:sz w:val="26"/>
+          <w:szCs w:val="26"/>
+        </w:rPr>
+        <w:t>（</w:t>
+      </w:r>
+      <w:r>
+        <w:rPr>
+          <w:rFonts w:asciiTheme="majorBidi" w:eastAsia="標楷體" w:hAnsiTheme="majorBidi" w:cstheme="majorBidi"/>
+          <w:b/>
+          <w:w w:val="80"/>
+          <w:sz w:val="26"/>
+          <w:szCs w:val="26"/>
+        </w:rPr>
+        <w:t>2</w:t>
+      </w:r>
+      <w:r>
+        <w:rPr>
+          <w:rFonts w:asciiTheme="majorBidi" w:eastAsia="標楷體" w:hAnsiTheme="majorBidi" w:cstheme="majorBidi"/>
+          <w:b/>
+          <w:w w:val="80"/>
+          <w:sz w:val="26"/>
+          <w:szCs w:val="26"/>
+        </w:rPr>
+        <w:t>）</w:t>
+      </w:r>
+      <w:r>
+        <w:rPr>
+          <w:rFonts w:asciiTheme="majorBidi" w:eastAsia="標楷體" w:hAnsiTheme="majorBidi" w:cstheme="majorBidi"/>
+          <w:b/>
+          <w:w w:val="80"/>
+          <w:sz w:val="26"/>
+          <w:szCs w:val="26"/>
+        </w:rPr>
+        <w:t xml:space="preserve">Jesus loves me this I know. </w:t>
+      </w:r>
+    </w:p>
+    <w:p>
+      <w:pPr>
+        <w:snapToGrid w:val="0"/>
+        <w:spacing w:line="300" w:lineRule="exact"/>
+        <w:ind w:leftChars="-59" w:left="-142"/>
+        <w:rPr>
+          <w:rFonts w:asciiTheme="majorBidi" w:eastAsia="標楷體" w:hAnsiTheme="majorBidi" w:cstheme="majorBidi"/>
+          <w:b/>
+          <w:w w:val="80"/>
+          <w:sz w:val="26"/>
+          <w:szCs w:val="26"/>
+        </w:rPr>
+      </w:pPr>
+      <w:r>
+        <w:rPr>
+          <w:rFonts w:asciiTheme="majorBidi" w:eastAsia="標楷體" w:hAnsiTheme="majorBidi" w:cstheme="majorBidi"/>
+          <w:b/>
+          <w:w w:val="80"/>
+          <w:sz w:val="26"/>
+          <w:szCs w:val="26"/>
+        </w:rPr>
+        <w:t xml:space="preserve">For the Bible tells me so. </w:t>
+      </w:r>
+    </w:p>
+    <w:p>
+      <w:pPr>
+        <w:snapToGrid w:val="0"/>
+        <w:spacing w:line="300" w:lineRule="exact"/>
+        <w:ind w:leftChars="-59" w:left="-142"/>
+        <w:rPr>
+          <w:rFonts w:asciiTheme="majorBidi" w:eastAsia="標楷體" w:hAnsiTheme="majorBidi" w:cstheme="majorBidi"/>
+          <w:b/>
+          <w:w w:val="80"/>
+          <w:sz w:val="26"/>
+          <w:szCs w:val="26"/>
+        </w:rPr>
+      </w:pPr>
+      <w:r>
+        <w:rPr>
+          <w:rFonts w:asciiTheme="majorBidi" w:eastAsia="標楷體" w:hAnsiTheme="majorBidi" w:cstheme="majorBidi"/>
+          <w:b/>
+          <w:w w:val="80"/>
+          <w:sz w:val="26"/>
+          <w:szCs w:val="26"/>
+        </w:rPr>
+        <w:t xml:space="preserve">Little ones to Him belong. </w:t>
+      </w:r>
+    </w:p>
+    <w:p>
+      <w:pPr>
+        <w:snapToGrid w:val="0"/>
+        <w:spacing w:line="300" w:lineRule="exact"/>
+        <w:ind w:leftChars="-59" w:left="-142"/>
+        <w:rPr>
+          <w:rFonts w:asciiTheme="majorBidi" w:eastAsia="標楷體" w:hAnsiTheme="majorBidi" w:cstheme="majorBidi"/>
+          <w:b/>
+          <w:w w:val="80"/>
+          <w:sz w:val="26"/>
+          <w:szCs w:val="26"/>
+        </w:rPr>
+      </w:pPr>
+      <w:r>
+        <w:rPr>
+          <w:rFonts w:asciiTheme="majorBidi" w:eastAsia="標楷體" w:hAnsiTheme="majorBidi" w:cstheme="majorBidi"/>
+          <w:b/>
+          <w:w w:val="80"/>
+          <w:sz w:val="26"/>
+          <w:szCs w:val="26"/>
+        </w:rPr>
+        <w:t xml:space="preserve">They are weak but He is strong. </w:t>
+      </w:r>
+    </w:p>
+    <w:p>
+      <w:pPr>
+        <w:snapToGrid w:val="0"/>
+        <w:spacing w:line="300" w:lineRule="exact"/>
+        <w:ind w:leftChars="-59" w:left="-142"/>
+        <w:rPr>
+          <w:rFonts w:asciiTheme="majorBidi" w:eastAsia="標楷體" w:hAnsiTheme="majorBidi" w:cstheme="majorBidi"/>
+          <w:b/>
+          <w:w w:val="80"/>
+          <w:sz w:val="26"/>
+          <w:szCs w:val="26"/>
+        </w:rPr>
+      </w:pPr>
+      <w:r>
+        <w:rPr>
+          <w:rFonts w:asciiTheme="majorBidi" w:eastAsia="標楷體" w:hAnsiTheme="majorBidi" w:cstheme="majorBidi"/>
+          <w:b/>
+          <w:w w:val="80"/>
+          <w:sz w:val="26"/>
+          <w:szCs w:val="26"/>
+        </w:rPr>
+        <w:t xml:space="preserve">Yes, Jesus loves me. (x3) </w:t>
+      </w:r>
+    </w:p>
+    <w:p>
+      <w:pPr>
+        <w:snapToGrid w:val="0"/>
+        <w:spacing w:line="300" w:lineRule="exact"/>
+        <w:ind w:leftChars="-59" w:left="-142"/>
+        <w:rPr>
+          <w:rFonts w:asciiTheme="majorBidi" w:eastAsia="標楷體" w:hAnsiTheme="majorBidi" w:cstheme="majorBidi"/>
+          <w:b/>
+          <w:w w:val="80"/>
+          <w:sz w:val="26"/>
+          <w:szCs w:val="26"/>
+        </w:rPr>
+      </w:pPr>
+      <w:r>
+        <w:rPr>
+          <w:rFonts w:asciiTheme="majorBidi" w:eastAsia="標楷體" w:hAnsiTheme="majorBidi" w:cstheme="majorBidi"/>
+          <w:b/>
+          <w:w w:val="80"/>
+          <w:sz w:val="26"/>
+          <w:szCs w:val="26"/>
+        </w:rPr>
+        <w:t>The Bible tells me so.</w:t>
+      </w:r>
+    </w:p>
+    <w:p>
+      <w:pPr>
+        <w:snapToGrid w:val="0"/>
+        <w:spacing w:line="300" w:lineRule="exact"/>
+        <w:ind w:leftChars="-59" w:left="-142"/>
+        <w:rPr>
+          <w:rFonts w:asciiTheme="majorBidi" w:eastAsia="標楷體" w:hAnsiTheme="majorBidi" w:cstheme="majorBidi"/>
+          <w:b/>
+          <w:w w:val="80"/>
+          <w:sz w:val="26"/>
+          <w:szCs w:val="26"/>
+        </w:rPr>
+      </w:pPr>
+    </w:p>
+    <w:p>
+      <w:pPr>
+        <w:snapToGrid w:val="0"/>
+        <w:spacing w:line="300" w:lineRule="exact"/>
+        <w:ind w:leftChars="-59" w:left="-142"/>
+        <w:rPr>
+          <w:rFonts w:asciiTheme="majorBidi" w:eastAsia="標楷體" w:hAnsiTheme="majorBidi" w:cstheme="majorBidi"/>
+          <w:b/>
+          <w:w w:val="80"/>
+          <w:sz w:val="26"/>
+          <w:szCs w:val="26"/>
+        </w:rPr>
+      </w:pPr>
+      <w:r>
+        <w:rPr>
+          <w:rFonts w:asciiTheme="majorBidi" w:eastAsia="標楷體" w:hAnsiTheme="majorBidi" w:cstheme="majorBidi"/>
+          <w:b/>
+          <w:w w:val="80"/>
+          <w:sz w:val="26"/>
+          <w:szCs w:val="26"/>
+        </w:rPr>
+        <w:t>（</w:t>
+      </w:r>
+      <w:r>
+        <w:rPr>
+          <w:rFonts w:asciiTheme="majorBidi" w:eastAsia="標楷體" w:hAnsiTheme="majorBidi" w:cstheme="majorBidi"/>
+          <w:b/>
+          <w:w w:val="80"/>
+          <w:sz w:val="26"/>
+          <w:szCs w:val="26"/>
+        </w:rPr>
+        <w:t>3</w:t>
+      </w:r>
+      <w:r>
+        <w:rPr>
+          <w:rFonts w:asciiTheme="majorBidi" w:eastAsia="標楷體" w:hAnsiTheme="majorBidi" w:cstheme="majorBidi"/>
+          <w:b/>
+          <w:w w:val="80"/>
+          <w:sz w:val="26"/>
+          <w:szCs w:val="26"/>
+        </w:rPr>
+        <w:t>）耶穌疼我我知明，</w:t>
+      </w:r>
+    </w:p>
+    <w:p>
+      <w:pPr>
+        <w:snapToGrid w:val="0"/>
+        <w:spacing w:line="300" w:lineRule="exact"/>
+        <w:ind w:leftChars="-59" w:left="-142"/>
+        <w:rPr>
+          <w:rFonts w:asciiTheme="majorBidi" w:eastAsia="標楷體" w:hAnsiTheme="majorBidi" w:cstheme="majorBidi"/>
+          <w:b/>
+          <w:w w:val="80"/>
+          <w:sz w:val="26"/>
+          <w:szCs w:val="26"/>
+        </w:rPr>
+      </w:pPr>
+      <w:r>
+        <w:rPr>
+          <w:rFonts w:asciiTheme="majorBidi" w:eastAsia="標楷體" w:hAnsiTheme="majorBidi" w:cstheme="majorBidi"/>
+          <w:b/>
+          <w:w w:val="80"/>
+          <w:sz w:val="26"/>
+          <w:szCs w:val="26"/>
+        </w:rPr>
+        <w:t>因為記載在聖經，</w:t>
+      </w:r>
+    </w:p>
+    <w:p>
+      <w:pPr>
+        <w:snapToGrid w:val="0"/>
+        <w:spacing w:line="300" w:lineRule="exact"/>
+        <w:ind w:leftChars="-59" w:left="-142"/>
+        <w:rPr>
+          <w:rFonts w:asciiTheme="majorBidi" w:eastAsia="標楷體" w:hAnsiTheme="majorBidi" w:cstheme="majorBidi"/>
+          <w:b/>
+          <w:w w:val="80"/>
+          <w:sz w:val="26"/>
+          <w:szCs w:val="26"/>
+        </w:rPr>
+      </w:pPr>
+      <w:r>
+        <w:rPr>
+          <w:rFonts w:asciiTheme="majorBidi" w:eastAsia="標楷體" w:hAnsiTheme="majorBidi" w:cstheme="majorBidi"/>
+          <w:b/>
+          <w:w w:val="80"/>
+          <w:sz w:val="26"/>
+          <w:szCs w:val="26"/>
+        </w:rPr>
+        <w:t>細漢囝子雖軟弱，</w:t>
+      </w:r>
+    </w:p>
+    <w:p>
+      <w:pPr>
+        <w:snapToGrid w:val="0"/>
+        <w:spacing w:line="300" w:lineRule="exact"/>
+        <w:ind w:leftChars="-59" w:left="-142"/>
+        <w:rPr>
+          <w:rFonts w:asciiTheme="majorBidi" w:eastAsia="標楷體" w:hAnsiTheme="majorBidi" w:cstheme="majorBidi"/>
+          <w:b/>
+          <w:w w:val="80"/>
+          <w:sz w:val="26"/>
+          <w:szCs w:val="26"/>
+        </w:rPr>
+      </w:pPr>
+      <w:r>
+        <w:rPr>
+          <w:rFonts w:asciiTheme="majorBidi" w:eastAsia="標楷體" w:hAnsiTheme="majorBidi" w:cstheme="majorBidi"/>
+          <w:b/>
+          <w:w w:val="80"/>
+          <w:sz w:val="26"/>
+          <w:szCs w:val="26"/>
+        </w:rPr>
+        <w:t>耶穌會救有替贖。</w:t>
+      </w:r>
+    </w:p>
+    <w:p>
+      <w:pPr>
+        <w:snapToGrid w:val="0"/>
+        <w:spacing w:line="300" w:lineRule="exact"/>
+        <w:ind w:leftChars="-59" w:left="-142"/>
+        <w:rPr>
+          <w:rFonts w:asciiTheme="majorBidi" w:eastAsia="標楷體" w:hAnsiTheme="majorBidi" w:cstheme="majorBidi"/>
+          <w:b/>
+          <w:w w:val="80"/>
+          <w:sz w:val="26"/>
+          <w:szCs w:val="26"/>
+        </w:rPr>
+      </w:pPr>
+      <w:r>
+        <w:rPr>
+          <w:rFonts w:asciiTheme="majorBidi" w:eastAsia="標楷體" w:hAnsiTheme="majorBidi" w:cstheme="majorBidi"/>
+          <w:b/>
+          <w:w w:val="80"/>
+          <w:sz w:val="26"/>
+          <w:szCs w:val="26"/>
+        </w:rPr>
+        <w:t>主耶穌疼愛我，</w:t>
+      </w:r>
+      <w:r>
+        <w:rPr>
+          <w:rFonts w:asciiTheme="majorBidi" w:eastAsia="標楷體" w:hAnsiTheme="majorBidi" w:cstheme="majorBidi"/>
+          <w:b/>
+          <w:w w:val="80"/>
+          <w:sz w:val="26"/>
+          <w:szCs w:val="26"/>
+        </w:rPr>
+        <w:t>(x3)</w:t>
+      </w:r>
+    </w:p>
+    <w:p>
+      <w:pPr>
+        <w:snapToGrid w:val="0"/>
+        <w:spacing w:line="300" w:lineRule="exact"/>
+        <w:ind w:leftChars="-59" w:left="-142"/>
+        <w:rPr>
+          <w:rFonts w:asciiTheme="majorBidi" w:eastAsia="標楷體" w:hAnsiTheme="majorBidi" w:cstheme="majorBidi"/>
+          <w:b/>
+          <w:w w:val="80"/>
+          <w:sz w:val="26"/>
+          <w:szCs w:val="26"/>
+        </w:rPr>
+      </w:pPr>
+      <w:r>
+        <w:rPr>
+          <w:rFonts w:asciiTheme="majorBidi" w:eastAsia="標楷體" w:hAnsiTheme="majorBidi" w:cstheme="majorBidi"/>
+          <w:b/>
+          <w:w w:val="80"/>
+          <w:sz w:val="26"/>
+          <w:szCs w:val="26"/>
+        </w:rPr>
+        <w:t>有記載在聖經。</w:t>
       </w:r>
     </w:p>
     <w:p>
@@ -3550,6 +4576,7 @@
       <w:r>
         <w:rPr>
           <w:noProof/>
+          <w:lang w:bidi="he-IL"/>
         </w:rPr>
         <mc:AlternateContent>
           <mc:Choice Requires="wpg">
@@ -3711,7 +4738,7 @@
           </mc:Choice>
           <mc:Fallback>
             <w:pict>
-              <v:group w14:anchorId="789743EB" id="群組 21" o:spid="_x0000_s1026" style="position:absolute;margin-left:538.15pt;margin-top:28.9pt;width:134.65pt;height:261.65pt;z-index:251664384;mso-position-horizontal-relative:page;mso-position-vertical-relative:page;mso-width-relative:margin;mso-height-relative:margin" coordsize="17094,33223" o:gfxdata="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">
+              <v:group w14:anchorId="789743EB" id="群組 21" o:spid="_x0000_s1026" style="position:absolute;margin-left:538.15pt;margin-top:28.9pt;width:134.65pt;height:261.65pt;z-index:251664384;mso-position-horizontal-relative:page;mso-position-vertical-relative:page;mso-width-relative:margin;mso-height-relative:margin" coordsize="17094,33223" o:gfxdata="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">
                 <v:shapetype id="_x0000_t75" coordsize="21600,21600" o:spt="75" o:preferrelative="t" path="m@4@5l@4@11@9@11@9@5xe" filled="f" stroked="f">
                   <v:stroke joinstyle="miter"/>
                   <v:formulas>
@@ -3731,10 +4758,11 @@
                   <v:path o:extrusionok="f" gradientshapeok="t" o:connecttype="rect"/>
                   <o:lock v:ext="edit" aspectratio="t"/>
                 </v:shapetype>
-                <v:shape id="圖片 18" o:spid="_x0000_s1027" type="#_x0000_t75" style="position:absolute;left:-8065;top:8065;width:33223;height:17094;rotation:90;visibility:visible;mso-wrap-style:square" o:gfxdata="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">
+                <v:shape id="圖片 18" o:spid="_x0000_s1027" type="#_x0000_t75" style="position:absolute;left:-8065;top:8065;width:33223;height:17094;rotation:90;visibility:visible;mso-wrap-style:square" o:gfxdata="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">
                   <v:imagedata r:id="rId9" o:title=""/>
+                  <v:path arrowok="t"/>
                 </v:shape>
-                <v:roundrect id="圓角矩形 7" o:spid="_x0000_s1028" style="position:absolute;left:1666;top:2875;width:14086;height:28296;visibility:visible;mso-wrap-style:square;v-text-anchor:top" arcsize="3131f" o:gfxdata="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" filled="f" stroked="f" strokeweight="2.5pt">
+                <v:roundrect id="圓角矩形 7" o:spid="_x0000_s1028" style="position:absolute;left:1666;top:2875;width:14086;height:28296;visibility:visible;mso-wrap-style:square;v-text-anchor:top" arcsize="3131f" o:gfxdata="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" filled="f" stroked="f" strokeweight="2.5pt">
                   <v:stroke joinstyle="miter"/>
                   <v:textbox style="layout-flow:vertical-ideographic" inset="1mm,1mm,1mm,1mm">
                     <w:txbxContent>
@@ -3794,6 +4822,7 @@
       <w:r>
         <w:rPr>
           <w:noProof/>
+          <w:lang w:bidi="he-IL"/>
         </w:rPr>
         <w:drawing>
           <wp:anchor distT="0" distB="0" distL="114300" distR="114300" simplePos="0" relativeHeight="251660288" behindDoc="0" locked="0" layoutInCell="1" allowOverlap="1" wp14:anchorId="0030E694" wp14:editId="50D2E73B">
@@ -3854,6 +4883,7 @@
       <w:r>
         <w:rPr>
           <w:noProof/>
+          <w:lang w:bidi="he-IL"/>
         </w:rPr>
         <w:drawing>
           <wp:anchor distT="0" distB="0" distL="114300" distR="114300" simplePos="0" relativeHeight="251655168" behindDoc="0" locked="0" layoutInCell="1" allowOverlap="1" wp14:anchorId="7EAAEB92" wp14:editId="352781AB">
@@ -3934,6 +4964,7 @@
       <w:r>
         <w:rPr>
           <w:noProof/>
+          <w:lang w:bidi="he-IL"/>
         </w:rPr>
         <mc:AlternateContent>
           <mc:Choice Requires="wpg">
@@ -5738,12 +6769,12 @@
           </mc:Choice>
           <mc:Fallback>
             <w:pict>
-              <v:group w14:anchorId="5DF93223" id="群組 24" o:spid="_x0000_s1029" style="position:absolute;margin-left:533.85pt;margin-top:298.55pt;width:140.3pt;height:259.35pt;z-index:251662336;mso-position-horizontal-relative:page;mso-position-vertical-relative:page;mso-width-relative:margin;mso-height-relative:margin" coordsize="17818,32941" o:gfxdata="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">
+              <v:group w14:anchorId="5DF93223" id="群組 24" o:spid="_x0000_s1029" style="position:absolute;margin-left:533.85pt;margin-top:298.55pt;width:140.3pt;height:259.35pt;z-index:251662336;mso-position-horizontal-relative:page;mso-position-vertical-relative:page;mso-width-relative:margin;mso-height-relative:margin" coordsize="17818,32941" o:gfxdata="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">
                 <v:shapetype id="_x0000_t202" coordsize="21600,21600" o:spt="202" path="m,l,21600r21600,l21600,xe">
                   <v:stroke joinstyle="miter"/>
                   <v:path gradientshapeok="t" o:connecttype="rect"/>
                 </v:shapetype>
-                <v:shape id="_x0000_s1030" type="#_x0000_t202" style="position:absolute;left:351;top:293;width:17279;height:32590;visibility:visible;mso-wrap-style:square;v-text-anchor:top" o:gfxdata="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" stroked="f">
+                <v:shape id="_x0000_s1030" type="#_x0000_t202" style="position:absolute;left:351;top:293;width:17279;height:32590;visibility:visible;mso-wrap-style:square;v-text-anchor:top" o:gfxdata="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" stroked="f">
                   <v:textbox inset="0,0,0,0">
                     <w:txbxContent>
                       <w:p>
@@ -7433,7 +8464,7 @@
                     </w:txbxContent>
                   </v:textbox>
                 </v:shape>
-                <v:roundrect id="圓角矩形 5" o:spid="_x0000_s1031" style="position:absolute;width:17818;height:32941;visibility:visible;mso-wrap-style:square;v-text-anchor:middle" arcsize="2169f" o:gfxdata="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" filled="f" strokecolor="#5a5a5a [2109]" strokeweight="2.5pt">
+                <v:roundrect id="圓角矩形 5" o:spid="_x0000_s1031" style="position:absolute;width:17818;height:32941;visibility:visible;mso-wrap-style:square;v-text-anchor:middle" arcsize="2169f" o:gfxdata="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" filled="f" strokecolor="#5a5a5a [2109]" strokeweight="2.5pt">
                   <v:stroke joinstyle="miter"/>
                 </v:roundrect>
                 <w10:wrap anchorx="page" anchory="page"/>
@@ -7490,6 +8521,7 @@
         <w:rPr>
           <w:rFonts w:ascii="Barlow Condensed Medium" w:hAnsi="Barlow Condensed Medium"/>
           <w:noProof/>
+          <w:lang w:bidi="he-IL"/>
         </w:rPr>
         <mc:AlternateContent>
           <mc:Choice Requires="wpg">
@@ -8460,8 +9492,8 @@
           </mc:Choice>
           <mc:Fallback>
             <w:pict>
-              <v:group w14:anchorId="0AB0FEB2" id="群組 19" o:spid="_x0000_s1032" style="position:absolute;left:0;text-align:left;margin-left:534.4pt;margin-top:567.3pt;width:140.6pt;height:130.1pt;z-index:251651072;mso-position-horizontal-relative:page;mso-position-vertical-relative:page;mso-width-relative:margin;mso-height-relative:margin" coordorigin="108" coordsize="17868,16510" o:gfxdata="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">
-                <v:shape id="_x0000_s1033" type="#_x0000_t202" style="position:absolute;left:317;top:444;width:17634;height:15621;visibility:visible;mso-wrap-style:square;v-text-anchor:top" o:gfxdata="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" stroked="f">
+              <v:group w14:anchorId="0AB0FEB2" id="群組 19" o:spid="_x0000_s1032" style="position:absolute;left:0;text-align:left;margin-left:534.4pt;margin-top:567.3pt;width:140.6pt;height:130.1pt;z-index:251651072;mso-position-horizontal-relative:page;mso-position-vertical-relative:page;mso-width-relative:margin;mso-height-relative:margin" coordorigin="108" coordsize="17868,16510" o:gfxdata="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">
+                <v:shape id="_x0000_s1033" type="#_x0000_t202" style="position:absolute;left:317;top:444;width:17634;height:15621;visibility:visible;mso-wrap-style:square;v-text-anchor:top" o:gfxdata="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" stroked="f">
                   <v:textbox inset="0,0,0,0">
                     <w:txbxContent>
                       <w:p>
@@ -9317,7 +10349,7 @@
                     </w:txbxContent>
                   </v:textbox>
                 </v:shape>
-                <v:roundrect id="圓角矩形 25" o:spid="_x0000_s1034" style="position:absolute;left:108;width:17869;height:16510;visibility:visible;mso-wrap-style:square;v-text-anchor:middle" arcsize="4542f" o:gfxdata="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" filled="f" strokecolor="#5a5a5a [2109]" strokeweight="2.5pt">
+                <v:roundrect id="圓角矩形 25" o:spid="_x0000_s1034" style="position:absolute;left:108;width:17869;height:16510;visibility:visible;mso-wrap-style:square;v-text-anchor:middle" arcsize="4542f" o:gfxdata="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" filled="f" strokecolor="#5a5a5a [2109]" strokeweight="2.5pt">
                   <v:stroke joinstyle="miter"/>
                 </v:roundrect>
                 <w10:wrap anchorx="page" anchory="page"/>
@@ -9364,6 +10396,7 @@
         <w:rPr>
           <w:rFonts w:ascii="Barlow Condensed Medium" w:hAnsi="Barlow Condensed Medium"/>
           <w:noProof/>
+          <w:lang w:bidi="he-IL"/>
         </w:rPr>
         <mc:AlternateContent>
           <mc:Choice Requires="wps">
@@ -9485,7 +10518,7 @@
           </mc:Choice>
           <mc:Fallback>
             <w:pict>
-              <v:shape w14:anchorId="76BD7DFF" id="文字方塊 2" o:spid="_x0000_s1035" type="#_x0000_t202" style="position:absolute;margin-left:31.4pt;margin-top:-54.1pt;width:109.8pt;height:110.6pt;z-index:251667456;visibility:visible;mso-wrap-style:square;mso-width-percent:0;mso-height-percent:200;mso-wrap-distance-left:9pt;mso-wrap-distance-top:3.6pt;mso-wrap-distance-right:9pt;mso-wrap-distance-bottom:3.6pt;mso-position-horizontal:absolute;mso-position-horizontal-relative:text;mso-position-vertical:absolute;mso-position-vertical-relative:text;mso-width-percent:0;mso-height-percent:200;mso-width-relative:margin;mso-height-relative:margin;v-text-anchor:top" o:gfxdata="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" filled="f" stroked="f">
+              <v:shape w14:anchorId="76BD7DFF" id="文字方塊 2" o:spid="_x0000_s1035" type="#_x0000_t202" style="position:absolute;margin-left:31.4pt;margin-top:-54.1pt;width:109.8pt;height:110.6pt;z-index:251667456;visibility:visible;mso-wrap-style:square;mso-width-percent:0;mso-height-percent:200;mso-wrap-distance-left:9pt;mso-wrap-distance-top:3.6pt;mso-wrap-distance-right:9pt;mso-wrap-distance-bottom:3.6pt;mso-position-horizontal:absolute;mso-position-horizontal-relative:text;mso-position-vertical:absolute;mso-position-vertical-relative:text;mso-width-percent:0;mso-height-percent:200;mso-width-relative:margin;mso-height-relative:margin;v-text-anchor:top" o:gfxdata="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" filled="f" stroked="f">
                 <v:textbox style="mso-fit-shape-to-text:t" inset="1mm,1mm,1mm,1mm">
                   <w:txbxContent>
                     <w:p>
@@ -9586,6 +10619,7 @@
         <w:rPr>
           <w:rFonts w:ascii="Barlow Condensed Medium" w:hAnsi="Barlow Condensed Medium"/>
           <w:noProof/>
+          <w:lang w:bidi="he-IL"/>
         </w:rPr>
         <mc:AlternateContent>
           <mc:Choice Requires="wps">
@@ -9684,7 +10718,7 @@
           </mc:Choice>
           <mc:Fallback>
             <w:pict>
-              <v:roundrect w14:anchorId="4775AEF3" id="圓角矩形 12" o:spid="_x0000_s1036" style="position:absolute;margin-left:-.9pt;margin-top:16.35pt;width:49.3pt;height:15.45pt;z-index:251646976;visibility:visible;mso-wrap-style:square;mso-width-percent:0;mso-height-percent:0;mso-wrap-distance-left:9pt;mso-wrap-distance-top:0;mso-wrap-distance-right:9pt;mso-wrap-distance-bottom:0;mso-position-horizontal:absolute;mso-position-horizontal-relative:text;mso-position-vertical:absolute;mso-position-vertical-relative:text;mso-width-percent:0;mso-height-percent:0;mso-width-relative:margin;mso-height-relative:margin;v-text-anchor:middle" arcsize="10923f" o:gfxdata="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" fillcolor="#5a5a5a [2109]" stroked="f" strokeweight="1pt">
+              <v:roundrect w14:anchorId="4775AEF3" id="圓角矩形 12" o:spid="_x0000_s1036" style="position:absolute;margin-left:-.9pt;margin-top:16.35pt;width:49.3pt;height:15.45pt;z-index:251646976;visibility:visible;mso-wrap-style:square;mso-width-percent:0;mso-height-percent:0;mso-wrap-distance-left:9pt;mso-wrap-distance-top:0;mso-wrap-distance-right:9pt;mso-wrap-distance-bottom:0;mso-position-horizontal:absolute;mso-position-horizontal-relative:text;mso-position-vertical:absolute;mso-position-vertical-relative:text;mso-width-percent:0;mso-height-percent:0;mso-width-relative:margin;mso-height-relative:margin;v-text-anchor:middle" arcsize="10923f" o:gfxdata="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" fillcolor="#5a5a5a [2109]" stroked="f" strokeweight="1pt">
                 <v:stroke joinstyle="miter"/>
                 <v:textbox inset=".5mm,0,.5mm,0">
                   <w:txbxContent>
@@ -9726,6 +10760,7 @@
         <w:rPr>
           <w:rFonts w:ascii="Barlow Condensed Medium" w:hAnsi="Barlow Condensed Medium"/>
           <w:noProof/>
+          <w:lang w:bidi="he-IL"/>
         </w:rPr>
         <mc:AlternateContent>
           <mc:Choice Requires="wps">
@@ -9824,7 +10859,7 @@
           </mc:Choice>
           <mc:Fallback>
             <w:pict>
-              <v:roundrect w14:anchorId="196DC3BF" id="圓角矩形 14" o:spid="_x0000_s1037" style="position:absolute;margin-left:-1.25pt;margin-top:16.7pt;width:83.6pt;height:15.3pt;z-index:251648000;visibility:visible;mso-wrap-style:square;mso-width-percent:0;mso-height-percent:0;mso-wrap-distance-left:9pt;mso-wrap-distance-top:0;mso-wrap-distance-right:9pt;mso-wrap-distance-bottom:0;mso-position-horizontal:absolute;mso-position-horizontal-relative:text;mso-position-vertical:absolute;mso-position-vertical-relative:text;mso-width-percent:0;mso-height-percent:0;mso-width-relative:margin;mso-height-relative:margin;v-text-anchor:middle" arcsize="10923f" o:gfxdata="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" fillcolor="#5a5a5a [2109]" stroked="f" strokeweight="1pt">
+              <v:roundrect w14:anchorId="196DC3BF" id="圓角矩形 14" o:spid="_x0000_s1037" style="position:absolute;margin-left:-1.25pt;margin-top:16.7pt;width:83.6pt;height:15.3pt;z-index:251648000;visibility:visible;mso-wrap-style:square;mso-width-percent:0;mso-height-percent:0;mso-wrap-distance-left:9pt;mso-wrap-distance-top:0;mso-wrap-distance-right:9pt;mso-wrap-distance-bottom:0;mso-position-horizontal:absolute;mso-position-horizontal-relative:text;mso-position-vertical:absolute;mso-position-vertical-relative:text;mso-width-percent:0;mso-height-percent:0;mso-width-relative:margin;mso-height-relative:margin;v-text-anchor:middle" arcsize="10923f" o:gfxdata="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" fillcolor="#5a5a5a [2109]" stroked="f" strokeweight="1pt">
                 <v:stroke joinstyle="miter"/>
                 <v:textbox inset=".5mm,0,.5mm,0">
                   <w:txbxContent>
@@ -9922,6 +10957,7 @@
         <w:rPr>
           <w:rFonts w:ascii="Barlow Condensed Medium" w:hAnsi="Barlow Condensed Medium"/>
           <w:noProof/>
+          <w:lang w:bidi="he-IL"/>
         </w:rPr>
         <mc:AlternateContent>
           <mc:Choice Requires="wps">
@@ -10020,7 +11056,7 @@
           </mc:Choice>
           <mc:Fallback>
             <w:pict>
-              <v:roundrect w14:anchorId="1A4DC044" id="圓角矩形 9" o:spid="_x0000_s1038" style="position:absolute;margin-left:-.6pt;margin-top:16.6pt;width:30.35pt;height:15.3pt;z-index:251649024;visibility:visible;mso-wrap-style:square;mso-width-percent:0;mso-height-percent:0;mso-wrap-distance-left:9pt;mso-wrap-distance-top:0;mso-wrap-distance-right:9pt;mso-wrap-distance-bottom:0;mso-position-horizontal:absolute;mso-position-horizontal-relative:text;mso-position-vertical:absolute;mso-position-vertical-relative:text;mso-width-percent:0;mso-height-percent:0;mso-width-relative:margin;mso-height-relative:margin;v-text-anchor:middle" arcsize="10923f" o:gfxdata="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" fillcolor="#5a5a5a [2109]" stroked="f" strokeweight="1pt">
+              <v:roundrect w14:anchorId="1A4DC044" id="圓角矩形 9" o:spid="_x0000_s1038" style="position:absolute;margin-left:-.6pt;margin-top:16.6pt;width:30.35pt;height:15.3pt;z-index:251649024;visibility:visible;mso-wrap-style:square;mso-width-percent:0;mso-height-percent:0;mso-wrap-distance-left:9pt;mso-wrap-distance-top:0;mso-wrap-distance-right:9pt;mso-wrap-distance-bottom:0;mso-position-horizontal:absolute;mso-position-horizontal-relative:text;mso-position-vertical:absolute;mso-position-vertical-relative:text;mso-width-percent:0;mso-height-percent:0;mso-width-relative:margin;mso-height-relative:margin;v-text-anchor:middle" arcsize="10923f" o:gfxdata="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" fillcolor="#5a5a5a [2109]" stroked="f" strokeweight="1pt">
                 <v:stroke joinstyle="miter"/>
                 <v:textbox inset=".5mm,0,.5mm,0">
                   <w:txbxContent>
@@ -10118,6 +11154,7 @@
         <w:rPr>
           <w:rFonts w:ascii="Barlow Condensed Medium" w:hAnsi="Barlow Condensed Medium"/>
           <w:noProof/>
+          <w:lang w:bidi="he-IL"/>
         </w:rPr>
         <w:drawing>
           <wp:anchor distT="0" distB="0" distL="114300" distR="114300" simplePos="0" relativeHeight="251654144" behindDoc="1" locked="0" layoutInCell="1" allowOverlap="1" wp14:anchorId="2AA2D55C" wp14:editId="4BA447FF">
@@ -10186,6 +11223,7 @@
         <w:rPr>
           <w:rFonts w:ascii="Barlow Condensed Medium" w:hAnsi="Barlow Condensed Medium"/>
           <w:noProof/>
+          <w:lang w:bidi="he-IL"/>
         </w:rPr>
         <mc:AlternateContent>
           <mc:Choice Requires="wps">
@@ -10284,7 +11322,7 @@
           </mc:Choice>
           <mc:Fallback>
             <w:pict>
-              <v:roundrect w14:anchorId="03BFD3A3" id="圓角矩形 13" o:spid="_x0000_s1039" style="position:absolute;margin-left:-.4pt;margin-top:16.65pt;width:49.3pt;height:15.3pt;z-index:251650048;visibility:visible;mso-wrap-style:square;mso-width-percent:0;mso-height-percent:0;mso-wrap-distance-left:9pt;mso-wrap-distance-top:0;mso-wrap-distance-right:9pt;mso-wrap-distance-bottom:0;mso-position-horizontal:absolute;mso-position-horizontal-relative:text;mso-position-vertical:absolute;mso-position-vertical-relative:text;mso-width-percent:0;mso-height-percent:0;mso-width-relative:margin;mso-height-relative:margin;v-text-anchor:middle" arcsize="10923f" o:gfxdata="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" fillcolor="#5a5a5a [2109]" stroked="f" strokeweight="1pt">
+              <v:roundrect w14:anchorId="03BFD3A3" id="圓角矩形 13" o:spid="_x0000_s1039" style="position:absolute;margin-left:-.4pt;margin-top:16.65pt;width:49.3pt;height:15.3pt;z-index:251650048;visibility:visible;mso-wrap-style:square;mso-width-percent:0;mso-height-percent:0;mso-wrap-distance-left:9pt;mso-wrap-distance-top:0;mso-wrap-distance-right:9pt;mso-wrap-distance-bottom:0;mso-position-horizontal:absolute;mso-position-horizontal-relative:text;mso-position-vertical:absolute;mso-position-vertical-relative:text;mso-width-percent:0;mso-height-percent:0;mso-width-relative:margin;mso-height-relative:margin;v-text-anchor:middle" arcsize="10923f" o:gfxdata="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" fillcolor="#5a5a5a [2109]" stroked="f" strokeweight="1pt">
                 <v:stroke joinstyle="miter"/>
                 <v:textbox inset=".5mm,0,.5mm,0">
                   <w:txbxContent>
@@ -10420,6 +11458,7 @@
           <w:rFonts w:ascii="Barlow Condensed Medium" w:eastAsia="華康儷中黑" w:hAnsi="Barlow Condensed Medium"/>
           <w:noProof/>
           <w:w w:val="80"/>
+          <w:lang w:bidi="he-IL"/>
         </w:rPr>
         <mc:AlternateContent>
           <mc:Choice Requires="wps">
@@ -10520,7 +11559,7 @@
           </mc:Choice>
           <mc:Fallback>
             <w:pict>
-              <v:shape w14:anchorId="77C1E33A" id="_x0000_s1040" type="#_x0000_t202" style="position:absolute;margin-left:107.25pt;margin-top:6.2pt;width:125.55pt;height:16.3pt;z-index:251666432;visibility:visible;mso-wrap-style:square;mso-width-percent:0;mso-height-percent:0;mso-wrap-distance-left:9pt;mso-wrap-distance-top:3.6pt;mso-wrap-distance-right:9pt;mso-wrap-distance-bottom:3.6pt;mso-position-horizontal:absolute;mso-position-horizontal-relative:text;mso-position-vertical:absolute;mso-position-vertical-relative:text;mso-width-percent:0;mso-height-percent:0;mso-width-relative:margin;mso-height-relative:margin;v-text-anchor:top" o:gfxdata="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" filled="f" stroked="f">
+              <v:shape w14:anchorId="77C1E33A" id="_x0000_s1040" type="#_x0000_t202" style="position:absolute;margin-left:107.25pt;margin-top:6.2pt;width:125.55pt;height:16.3pt;z-index:251666432;visibility:visible;mso-wrap-style:square;mso-width-percent:0;mso-height-percent:0;mso-wrap-distance-left:9pt;mso-wrap-distance-top:3.6pt;mso-wrap-distance-right:9pt;mso-wrap-distance-bottom:3.6pt;mso-position-horizontal:absolute;mso-position-horizontal-relative:text;mso-position-vertical:absolute;mso-position-vertical-relative:text;mso-width-percent:0;mso-height-percent:0;mso-width-relative:margin;mso-height-relative:margin;v-text-anchor:top" o:gfxdata="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" filled="f" stroked="f">
                 <v:textbox inset="0,0,0,0">
                   <w:txbxContent>
                     <w:p>
@@ -11377,6 +12416,7 @@
                 <w:color w:val="000000" w:themeColor="text1"/>
                 <w:sz w:val="18"/>
                 <w:szCs w:val="18"/>
+                <w:lang w:bidi="he-IL"/>
               </w:rPr>
               <mc:AlternateContent>
                 <mc:Choice Requires="wps">
@@ -11476,7 +12516,7 @@
                 </mc:Choice>
                 <mc:Fallback>
                   <w:pict>
-                    <v:rect w14:anchorId="343BC9BA" id="矩形 8" o:spid="_x0000_s1041" style="position:absolute;left:0;text-align:left;margin-left:-.7pt;margin-top:2.7pt;width:18.75pt;height:92.3pt;z-index:251663360;visibility:visible;mso-wrap-style:square;mso-width-percent:0;mso-height-percent:0;mso-wrap-distance-left:9pt;mso-wrap-distance-top:0;mso-wrap-distance-right:9pt;mso-wrap-distance-bottom:0;mso-position-horizontal:absolute;mso-position-horizontal-relative:text;mso-position-vertical:absolute;mso-position-vertical-relative:text;mso-width-percent:0;mso-height-percent:0;mso-width-relative:margin;mso-height-relative:margin;v-text-anchor:middle" o:gfxdata="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" fillcolor="#5a5a5a [2109]" stroked="f" strokeweight="1pt">
+                    <v:rect w14:anchorId="343BC9BA" id="矩形 8" o:spid="_x0000_s1041" style="position:absolute;left:0;text-align:left;margin-left:-.7pt;margin-top:2.7pt;width:18.75pt;height:92.3pt;z-index:251663360;visibility:visible;mso-wrap-style:square;mso-width-percent:0;mso-height-percent:0;mso-wrap-distance-left:9pt;mso-wrap-distance-top:0;mso-wrap-distance-right:9pt;mso-wrap-distance-bottom:0;mso-position-horizontal:absolute;mso-position-horizontal-relative:text;mso-position-vertical:absolute;mso-position-vertical-relative:text;mso-width-percent:0;mso-height-percent:0;mso-width-relative:margin;mso-height-relative:margin;v-text-anchor:middle" o:gfxdata="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" fillcolor="#5a5a5a [2109]" stroked="f" strokeweight="1pt">
                       <v:textbox style="layout-flow:vertical-ideographic" inset="1mm,1mm,1mm,1mm">
                         <w:txbxContent>
                           <w:p>
@@ -12439,6 +13479,7 @@
                 <w:color w:val="000000" w:themeColor="text1"/>
                 <w:sz w:val="18"/>
                 <w:szCs w:val="18"/>
+                <w:lang w:bidi="he-IL"/>
               </w:rPr>
               <mc:AlternateContent>
                 <mc:Choice Requires="wps">
@@ -12538,7 +13579,7 @@
                 </mc:Choice>
                 <mc:Fallback>
                   <w:pict>
-                    <v:rect w14:anchorId="363672F5" id="矩形 10" o:spid="_x0000_s1042" style="position:absolute;left:0;text-align:left;margin-left:-.7pt;margin-top:12.9pt;width:19.25pt;height:42.9pt;z-index:251659264;visibility:visible;mso-wrap-style:square;mso-width-percent:0;mso-height-percent:0;mso-wrap-distance-left:9pt;mso-wrap-distance-top:0;mso-wrap-distance-right:9pt;mso-wrap-distance-bottom:0;mso-position-horizontal:absolute;mso-position-horizontal-relative:text;mso-position-vertical:absolute;mso-position-vertical-relative:text;mso-width-percent:0;mso-height-percent:0;mso-width-relative:margin;mso-height-relative:margin;v-text-anchor:middle" o:gfxdata="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" fillcolor="#5a5a5a [2109]" stroked="f" strokeweight="1pt">
+                    <v:rect w14:anchorId="363672F5" id="矩形 10" o:spid="_x0000_s1042" style="position:absolute;left:0;text-align:left;margin-left:-.7pt;margin-top:12.9pt;width:19.25pt;height:42.9pt;z-index:251659264;visibility:visible;mso-wrap-style:square;mso-width-percent:0;mso-height-percent:0;mso-wrap-distance-left:9pt;mso-wrap-distance-top:0;mso-wrap-distance-right:9pt;mso-wrap-distance-bottom:0;mso-position-horizontal:absolute;mso-position-horizontal-relative:text;mso-position-vertical:absolute;mso-position-vertical-relative:text;mso-width-percent:0;mso-height-percent:0;mso-width-relative:margin;mso-height-relative:margin;v-text-anchor:middle" o:gfxdata="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" fillcolor="#5a5a5a [2109]" stroked="f" strokeweight="1pt">
                       <v:textbox style="layout-flow:vertical-ideographic" inset="1mm,1mm,1mm,1mm">
                         <w:txbxContent>
                           <w:p>
@@ -13235,6 +14276,7 @@
                 <w:color w:val="000000" w:themeColor="text1"/>
                 <w:sz w:val="18"/>
                 <w:szCs w:val="18"/>
+                <w:lang w:bidi="he-IL"/>
               </w:rPr>
               <mc:AlternateContent>
                 <mc:Choice Requires="wps">
@@ -13342,7 +14384,7 @@
                 </mc:Choice>
                 <mc:Fallback>
                   <w:pict>
-                    <v:rect w14:anchorId="4D37C684" id="矩形 11" o:spid="_x0000_s1043" style="position:absolute;left:0;text-align:left;margin-left:-.7pt;margin-top:1.65pt;width:19.25pt;height:111.25pt;z-index:251656192;visibility:visible;mso-wrap-style:square;mso-width-percent:0;mso-height-percent:0;mso-wrap-distance-left:9pt;mso-wrap-distance-top:0;mso-wrap-distance-right:9pt;mso-wrap-distance-bottom:0;mso-position-horizontal:absolute;mso-position-horizontal-relative:text;mso-position-vertical:absolute;mso-position-vertical-relative:text;mso-width-percent:0;mso-height-percent:0;mso-width-relative:margin;mso-height-relative:margin;v-text-anchor:middle" o:gfxdata="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" fillcolor="#5a5a5a [2109]" stroked="f" strokeweight="1pt">
+                    <v:rect w14:anchorId="4D37C684" id="矩形 11" o:spid="_x0000_s1043" style="position:absolute;left:0;text-align:left;margin-left:-.7pt;margin-top:1.65pt;width:19.25pt;height:111.25pt;z-index:251656192;visibility:visible;mso-wrap-style:square;mso-width-percent:0;mso-height-percent:0;mso-wrap-distance-left:9pt;mso-wrap-distance-top:0;mso-wrap-distance-right:9pt;mso-wrap-distance-bottom:0;mso-position-horizontal:absolute;mso-position-horizontal-relative:text;mso-position-vertical:absolute;mso-position-vertical-relative:text;mso-width-percent:0;mso-height-percent:0;mso-width-relative:margin;mso-height-relative:margin;v-text-anchor:middle" o:gfxdata="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" fillcolor="#5a5a5a [2109]" stroked="f" strokeweight="1pt">
                       <v:textbox style="layout-flow:vertical-ideographic" inset="1mm,1mm,1mm,1mm">
                         <w:txbxContent>
                           <w:p>
@@ -15036,6 +16078,7 @@
         <w:rPr>
           <w:rFonts w:ascii="Bahnschrift SemiBold Condensed" w:eastAsia="華康細黑體" w:hAnsi="Bahnschrift SemiBold Condensed"/>
           <w:noProof/>
+          <w:lang w:bidi="he-IL"/>
         </w:rPr>
         <mc:AlternateContent>
           <mc:Choice Requires="wps">
@@ -15098,7 +16141,7 @@
           </mc:Choice>
           <mc:Fallback>
             <w:pict>
-              <v:line w14:anchorId="4806315C" id="直線接點 2" o:spid="_x0000_s1026" style="position:absolute;z-index:251653120;visibility:visible;mso-wrap-style:square;mso-height-percent:0;mso-wrap-distance-left:9pt;mso-wrap-distance-top:0;mso-wrap-distance-right:9pt;mso-wrap-distance-bottom:0;mso-position-horizontal:absolute;mso-position-horizontal-relative:page;mso-position-vertical:absolute;mso-position-vertical-relative:page;mso-height-percent:0;mso-height-relative:margin" from="687.75pt,19.85pt" to="687.75pt,709.8pt" o:gfxdata="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" strokecolor="black [3213]" strokeweight=".5pt">
+              <v:line w14:anchorId="2D25E220" id="直線接點 2" o:spid="_x0000_s1026" style="position:absolute;z-index:251653120;visibility:visible;mso-wrap-style:square;mso-height-percent:0;mso-wrap-distance-left:9pt;mso-wrap-distance-top:0;mso-wrap-distance-right:9pt;mso-wrap-distance-bottom:0;mso-position-horizontal:absolute;mso-position-horizontal-relative:page;mso-position-vertical:absolute;mso-position-vertical-relative:page;mso-height-percent:0;mso-height-relative:margin" from="687.75pt,19.85pt" to="687.75pt,709.8pt" o:gfxdata="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" strokecolor="black [3213]" strokeweight=".5pt">
                 <v:stroke dashstyle="3 1" joinstyle="miter"/>
                 <w10:wrap anchorx="page" anchory="page"/>
               </v:line>
@@ -16021,7 +17064,7 @@
                 <w:rFonts w:ascii="Barlow Condensed Medium" w:eastAsia="標楷體" w:hAnsi="Barlow Condensed Medium" w:cstheme="minorHAnsi" w:hint="eastAsia"/>
                 <w:w w:val="80"/>
               </w:rPr>
-              <w:t>14</w:t>
+              <w:t>19</w:t>
             </w:r>
           </w:p>
         </w:tc>
@@ -16322,7 +17365,14 @@
                 <w:rFonts w:ascii="Barlow Condensed Medium" w:eastAsia="標楷體" w:hAnsi="Barlow Condensed Medium" w:cstheme="minorHAnsi" w:hint="eastAsia"/>
                 <w:w w:val="80"/>
               </w:rPr>
-              <w:t>62</w:t>
+              <w:t>6</w:t>
+            </w:r>
+            <w:r>
+              <w:rPr>
+                <w:rFonts w:ascii="Barlow Condensed Medium" w:eastAsia="標楷體" w:hAnsi="Barlow Condensed Medium" w:cstheme="minorHAnsi" w:hint="eastAsia"/>
+                <w:w w:val="80"/>
+              </w:rPr>
+              <w:t>6</w:t>
             </w:r>
           </w:p>
         </w:tc>
@@ -16602,7 +17652,7 @@
                 <w:rFonts w:ascii="Barlow Condensed Medium" w:eastAsia="標楷體" w:hAnsi="Barlow Condensed Medium" w:cstheme="minorHAnsi" w:hint="eastAsia"/>
                 <w:w w:val="80"/>
               </w:rPr>
-              <w:t>14</w:t>
+              <w:t>--</w:t>
             </w:r>
           </w:p>
         </w:tc>
@@ -16874,7 +17924,7 @@
                 <w:rFonts w:ascii="Barlow Condensed Medium" w:eastAsia="標楷體" w:hAnsi="Barlow Condensed Medium" w:cstheme="minorHAnsi" w:hint="eastAsia"/>
                 <w:w w:val="80"/>
               </w:rPr>
-              <w:t>8</w:t>
+              <w:t>7</w:t>
             </w:r>
           </w:p>
         </w:tc>
@@ -17154,7 +18204,7 @@
                 <w:rFonts w:ascii="Barlow Condensed Medium" w:eastAsia="標楷體" w:hAnsi="Barlow Condensed Medium" w:cstheme="minorHAnsi" w:hint="eastAsia"/>
                 <w:w w:val="80"/>
               </w:rPr>
-              <w:t>--</w:t>
+              <w:t>12</w:t>
             </w:r>
           </w:p>
         </w:tc>
@@ -17430,7 +18480,7 @@
                 <w:rFonts w:ascii="Barlow Condensed Medium" w:eastAsia="標楷體" w:hAnsi="Barlow Condensed Medium" w:cstheme="minorHAnsi" w:hint="eastAsia"/>
                 <w:w w:val="80"/>
               </w:rPr>
-              <w:t>15</w:t>
+              <w:t>--</w:t>
             </w:r>
           </w:p>
         </w:tc>
@@ -17699,7 +18749,7 @@
                 <w:rFonts w:ascii="Barlow Condensed Medium" w:eastAsia="標楷體" w:hAnsi="Barlow Condensed Medium" w:cstheme="minorHAnsi" w:hint="eastAsia"/>
                 <w:w w:val="80"/>
               </w:rPr>
-              <w:t>15</w:t>
+              <w:t>16</w:t>
             </w:r>
           </w:p>
         </w:tc>
@@ -18131,6 +19181,8 @@
               </w:rPr>
               <w:t>4</w:t>
             </w:r>
+            <w:bookmarkStart w:id="6" w:name="_GoBack"/>
+            <w:bookmarkEnd w:id="6"/>
           </w:p>
         </w:tc>
         <w:tc>
@@ -18433,7 +19485,7 @@
                 <w:rFonts w:ascii="Barlow Condensed Medium" w:eastAsia="標楷體" w:hAnsi="Barlow Condensed Medium" w:cstheme="minorHAnsi" w:hint="eastAsia"/>
                 <w:w w:val="80"/>
               </w:rPr>
-              <w:t>--</w:t>
+              <w:t>4</w:t>
             </w:r>
           </w:p>
         </w:tc>
@@ -19544,7 +20596,7 @@
                 <w:rFonts w:ascii="Barlow Condensed Medium" w:eastAsia="標楷體" w:hAnsi="Barlow Condensed Medium" w:cstheme="minorHAnsi" w:hint="eastAsia"/>
                 <w:w w:val="80"/>
               </w:rPr>
-              <w:t>8</w:t>
+              <w:t>--</w:t>
             </w:r>
           </w:p>
         </w:tc>
@@ -20115,6 +21167,13 @@
                 <w:w w:val="80"/>
               </w:rPr>
             </w:pPr>
+            <w:r>
+              <w:rPr>
+                <w:rFonts w:ascii="Barlow Condensed Medium" w:eastAsia="標楷體" w:hAnsi="Barlow Condensed Medium" w:cstheme="minorHAnsi" w:hint="eastAsia"/>
+                <w:w w:val="80"/>
+              </w:rPr>
+              <w:t>2</w:t>
+            </w:r>
           </w:p>
         </w:tc>
         <w:tc>
@@ -22868,7 +23927,7 @@
               <w:snapToGrid w:val="0"/>
               <w:ind w:leftChars="-2" w:left="-5" w:rightChars="-3" w:right="-7"/>
               <w:rPr>
-                <w:rFonts w:ascii="Barlow Condensed Medium" w:eastAsia="標楷體" w:hAnsi="Barlow Condensed Medium" w:cstheme="minorHAnsi" w:hint="eastAsia"/>
+                <w:rFonts w:ascii="Barlow Condensed Medium" w:eastAsia="標楷體" w:hAnsi="Barlow Condensed Medium" w:cstheme="minorHAnsi"/>
                 <w:w w:val="80"/>
                 <w:szCs w:val="24"/>
               </w:rPr>
@@ -24733,11 +25792,11 @@
                 <w:rFonts w:ascii="Yanone Kaffeesatz Regular" w:eastAsia="華康儷中黑" w:hAnsi="Yanone Kaffeesatz Regular" w:cs="DaunPenh"/>
                 <w:b/>
                 <w:bCs/>
-                <w:w w:val="125"/>
+                <w:w w:val="110"/>
                 <w:sz w:val="20"/>
                 <w:szCs w:val="20"/>
               </w:rPr>
-              <w:t>15*(2)</w:t>
+              <w:t>23:24-24*(23:32)</w:t>
             </w:r>
           </w:p>
         </w:tc>
@@ -24922,7 +25981,7 @@
                 <w:sz w:val="20"/>
                 <w:szCs w:val="20"/>
               </w:rPr>
-              <w:t>16:1-36(31)</w:t>
+              <w:t>25*(1)</w:t>
             </w:r>
           </w:p>
         </w:tc>
@@ -25098,7 +26157,7 @@
                 <w:sz w:val="20"/>
                 <w:szCs w:val="20"/>
               </w:rPr>
-              <w:t>16:37-17*(17:19)</w:t>
+              <w:t>26*(28)</w:t>
             </w:r>
           </w:p>
         </w:tc>
@@ -25274,7 +26333,7 @@
                 <w:sz w:val="20"/>
                 <w:szCs w:val="20"/>
               </w:rPr>
-              <w:t>18*-19:9(18:11)</w:t>
+              <w:t>27*(34)</w:t>
             </w:r>
           </w:p>
         </w:tc>
@@ -25450,7 +26509,7 @@
                 <w:sz w:val="20"/>
                 <w:szCs w:val="20"/>
               </w:rPr>
-              <w:t>19:10-21:6(20:8)</w:t>
+              <w:t>28*(20)</w:t>
             </w:r>
           </w:p>
         </w:tc>
@@ -25626,7 +26685,7 @@
                 <w:sz w:val="20"/>
                 <w:szCs w:val="20"/>
               </w:rPr>
-              <w:t>21:7-22:4(21:28,31)</w:t>
+              <w:t>29*(17-18)</w:t>
             </w:r>
           </w:p>
         </w:tc>
@@ -25802,7 +26861,29 @@
                 <w:sz w:val="20"/>
                 <w:szCs w:val="20"/>
               </w:rPr>
-              <w:t>22:5-23:23(23:13)</w:t>
+              <w:t>代下</w:t>
+            </w:r>
+            <w:r>
+              <w:rPr>
+                <w:rFonts w:ascii="Yanone Kaffeesatz Regular" w:eastAsia="華康儷中黑" w:hAnsi="Yanone Kaffeesatz Regular" w:cs="DaunPenh"/>
+                <w:b/>
+                <w:bCs/>
+                <w:w w:val="125"/>
+                <w:sz w:val="20"/>
+                <w:szCs w:val="20"/>
+              </w:rPr>
+              <w:t>1*-2:10</w:t>
+            </w:r>
+            <w:r>
+              <w:rPr>
+                <w:rFonts w:ascii="Yanone Kaffeesatz Regular" w:eastAsia="華康儷中黑" w:hAnsi="Yanone Kaffeesatz Regular" w:cs="DaunPenh"/>
+                <w:b/>
+                <w:bCs/>
+                <w:w w:val="125"/>
+                <w:sz w:val="20"/>
+                <w:szCs w:val="20"/>
+              </w:rPr>
+              <w:sym w:font="Wingdings 3" w:char="F094"/>
             </w:r>
           </w:p>
         </w:tc>
@@ -25827,6 +26908,7 @@
           <w:w w:val="60"/>
           <w:sz w:val="26"/>
           <w:szCs w:val="26"/>
+          <w:lang w:bidi="he-IL"/>
         </w:rPr>
         <w:drawing>
           <wp:anchor distT="0" distB="0" distL="114300" distR="114300" simplePos="0" relativeHeight="251652096" behindDoc="1" locked="0" layoutInCell="1" allowOverlap="1" wp14:anchorId="433B7986" wp14:editId="39AC0942">
@@ -26208,7 +27290,7 @@
           <w:sz w:val="26"/>
           <w:szCs w:val="26"/>
         </w:rPr>
-        <w:t>大衛懼怕　神</w:t>
+        <w:t>永遠分別出來</w:t>
       </w:r>
       <w:r>
         <w:rPr>
@@ -26476,7 +27558,7 @@
                 <w:sz w:val="26"/>
                 <w:szCs w:val="26"/>
               </w:rPr>
-              <w:t>大衛為何要迎回　神的約櫃</w:t>
+              <w:t>為何用大量篇幅記錄利未人的事奉</w:t>
             </w:r>
             <w:r>
               <w:rPr>
@@ -26548,7 +27630,7 @@
                 <w:sz w:val="26"/>
                 <w:szCs w:val="26"/>
               </w:rPr>
-              <w:t>為何運約櫃的牛在禾場失蹄</w:t>
+              <w:t>制度與人如何成事</w:t>
             </w:r>
             <w:r>
               <w:rPr>
@@ -26620,7 +27702,7 @@
                 <w:sz w:val="26"/>
                 <w:szCs w:val="26"/>
               </w:rPr>
-              <w:t>烏撒為何被　神擊殺</w:t>
+              <w:t>祭司由家族專任的優缺點</w:t>
             </w:r>
             <w:r>
               <w:rPr>
@@ -26701,7 +27783,7 @@
                 <w:sz w:val="26"/>
                 <w:szCs w:val="26"/>
               </w:rPr>
-              <w:t>事奉　神的態度是什麼</w:t>
+              <w:t>一個組織能永久運作的條件為何</w:t>
             </w:r>
             <w:r>
               <w:rPr>
@@ -26756,6 +27838,7 @@
         <w:rPr>
           <w:rFonts w:ascii="Barlow Condensed Medium" w:hAnsi="Barlow Condensed Medium"/>
           <w:noProof/>
+          <w:lang w:bidi="he-IL"/>
         </w:rPr>
         <mc:AlternateContent>
           <mc:Choice Requires="wps">
@@ -26821,7 +27904,7 @@
           </mc:Choice>
           <mc:Fallback>
             <w:pict>
-              <v:line w14:anchorId="3018BD89" id="直線接點 6" o:spid="_x0000_s1026" style="position:absolute;z-index:251665408;visibility:visible;mso-wrap-style:square;mso-width-percent:0;mso-height-percent:0;mso-wrap-distance-left:9pt;mso-wrap-distance-top:0;mso-wrap-distance-right:9pt;mso-wrap-distance-bottom:0;mso-position-horizontal:absolute;mso-position-horizontal-relative:page;mso-position-vertical:absolute;mso-position-vertical-relative:page;mso-width-percent:0;mso-height-percent:0;mso-width-relative:margin;mso-height-relative:margin" from="343.9pt,19.85pt" to="345.05pt,710.95pt" o:gfxdata="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" strokecolor="black [3213]" strokeweight=".5pt">
+              <v:line w14:anchorId="2EECAFAB" id="直線接點 6" o:spid="_x0000_s1026" style="position:absolute;z-index:251665408;visibility:visible;mso-wrap-style:square;mso-width-percent:0;mso-height-percent:0;mso-wrap-distance-left:9pt;mso-wrap-distance-top:0;mso-wrap-distance-right:9pt;mso-wrap-distance-bottom:0;mso-position-horizontal:absolute;mso-position-horizontal-relative:page;mso-position-vertical:absolute;mso-position-vertical-relative:page;mso-width-percent:0;mso-height-percent:0;mso-width-relative:margin;mso-height-relative:margin" from="343.9pt,19.85pt" to="345.05pt,710.95pt" o:gfxdata="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" strokecolor="black [3213]" strokeweight=".5pt">
                 <v:stroke dashstyle="3 1" joinstyle="miter"/>
                 <w10:wrap anchorx="page" anchory="page"/>
               </v:line>
@@ -26833,6 +27916,7 @@
         <w:rPr>
           <w:rFonts w:ascii="Barlow Condensed Medium" w:hAnsi="Barlow Condensed Medium"/>
           <w:noProof/>
+          <w:lang w:bidi="he-IL"/>
         </w:rPr>
         <mc:AlternateContent>
           <mc:Choice Requires="wps">
@@ -26898,7 +27982,7 @@
           </mc:Choice>
           <mc:Fallback>
             <w:pict>
-              <v:line w14:anchorId="2B3F8CA1" id="直線接點 4" o:spid="_x0000_s1026" style="position:absolute;z-index:251661312;visibility:visible;mso-wrap-style:square;mso-width-percent:0;mso-height-percent:0;mso-wrap-distance-left:9pt;mso-wrap-distance-top:0;mso-wrap-distance-right:9pt;mso-wrap-distance-bottom:0;mso-position-horizontal:absolute;mso-position-horizontal-relative:page;mso-position-vertical:absolute;mso-position-vertical-relative:page;mso-width-percent:0;mso-height-percent:0;mso-width-relative:margin;mso-height-relative:margin" from="343.9pt,19.85pt" to="345.05pt,710.95pt" o:gfxdata="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" strokecolor="black [3213]" strokeweight=".5pt">
+              <v:line w14:anchorId="6FB75217" id="直線接點 4" o:spid="_x0000_s1026" style="position:absolute;z-index:251661312;visibility:visible;mso-wrap-style:square;mso-width-percent:0;mso-height-percent:0;mso-wrap-distance-left:9pt;mso-wrap-distance-top:0;mso-wrap-distance-right:9pt;mso-wrap-distance-bottom:0;mso-position-horizontal:absolute;mso-position-horizontal-relative:page;mso-position-vertical:absolute;mso-position-vertical-relative:page;mso-width-percent:0;mso-height-percent:0;mso-width-relative:margin;mso-height-relative:margin" from="343.9pt,19.85pt" to="345.05pt,710.95pt" o:gfxdata="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" strokecolor="black [3213]" strokeweight=".5pt">
                 <v:stroke dashstyle="3 1" joinstyle="miter"/>
                 <w10:wrap anchorx="page" anchory="page"/>
               </v:line>
@@ -27090,7 +28174,7 @@
           <w:sz w:val="26"/>
           <w:szCs w:val="26"/>
         </w:rPr>
-        <w:t>大衛懼怕　神</w:t>
+        <w:t>永遠分別出來</w:t>
       </w:r>
       <w:r>
         <w:rPr>
@@ -27176,30 +28260,12 @@
             </w:r>
             <w:r>
               <w:rPr>
-                <w:rFonts w:ascii="Barlow Condensed Medium" w:eastAsia="華康儷中黑" w:hAnsi="Barlow Condensed Medium" w:cs="Calibri" w:hint="eastAsia"/>
+                <w:rFonts w:ascii="Barlow Condensed Medium" w:eastAsia="華康儷中黑" w:hAnsi="Barlow Condensed Medium" w:cs="Calibri"/>
                 <w:w w:val="72"/>
                 <w:sz w:val="26"/>
                 <w:szCs w:val="26"/>
               </w:rPr>
-              <w:t>13</w:t>
-            </w:r>
-            <w:r>
-              <w:rPr>
-                <w:rFonts w:ascii="Barlow Condensed Medium" w:eastAsia="華康儷中黑" w:hAnsi="Barlow Condensed Medium" w:cs="Calibri" w:hint="eastAsia"/>
-                <w:w w:val="72"/>
-                <w:sz w:val="26"/>
-                <w:szCs w:val="26"/>
-              </w:rPr>
-              <w:t>:1-</w:t>
-            </w:r>
-            <w:r>
-              <w:rPr>
-                <w:rFonts w:ascii="Barlow Condensed Medium" w:eastAsia="華康儷中黑" w:hAnsi="Barlow Condensed Medium" w:cs="Calibri" w:hint="eastAsia"/>
-                <w:w w:val="72"/>
-                <w:sz w:val="26"/>
-                <w:szCs w:val="26"/>
-              </w:rPr>
-              <w:t>14</w:t>
+              <w:t>23:1-14</w:t>
             </w:r>
           </w:p>
         </w:tc>
@@ -27252,7 +28318,7 @@
           <w:sz w:val="26"/>
           <w:szCs w:val="26"/>
         </w:rPr>
-        <w:t>大衛自己常常尋求　神。如今作王，迎回約櫃，一是要尊榮　神，二則希望百姓也能認識和尋求　神。因此召聚領袖商議，取得共識，乃是英明領袖的風範。</w:t>
+        <w:t>歷代志直接跳過押沙龍叛變和亞多尼雅爭位，切到大衛年老立所羅門為王，是為了強調這兩王最大的功績就是建造聖殿。而其他插曲都改變不了　神的旨意。</w:t>
       </w:r>
       <w:r>
         <w:rPr>
@@ -27261,25 +28327,7 @@
           <w:sz w:val="26"/>
           <w:szCs w:val="26"/>
         </w:rPr>
-        <w:t>實踐一個信念可以驗證信念的價值，比如助人為快樂之本，人必須從親身的助人去體驗這樣的快樂，然後這信念因為被證實，就加深了人的信心。信仰也是一樣，大衛因為經驗　神的話的實現，真如　神的預言，他被全以色列人膏立為王。和過去總總出生入死的爭戰，都有　神的帶領和守護。因此，為了凝聚以色列人的心，大衛希望百姓能認識和同共事奉這位，以色列的祖先的　神耶和華。但是，一個人信容易選擇，眾人要信就不是獨裁獨斷能改變的人心。就像自己的錢愛怎麼花就怎麼花，但是眾人公家的錢就必須遵守一定的矩規和法度，不然就會有貪污的問題。不像獨裁政權下，有權力就能貪污，失去權力，沒貪污的都會被判貪污。而令人讚賞的是，君王雖是獨裁制，大衛卻願意用族長和領袖的共識來決議迎回約櫃，而由王決策來承擔責任。今日基督徒在會議中尋求在聖靈中的共識也是如此，永遠　神的</w:t>
-      </w:r>
-      <w:r>
-        <w:rPr>
-          <w:rFonts w:ascii="Barlow Condensed Medium" w:eastAsia="華康細黑體" w:hAnsi="Barlow Condensed Medium" w:cs="微軟正黑體" w:hint="eastAsia"/>
-          <w:w w:val="70"/>
-          <w:sz w:val="26"/>
-          <w:szCs w:val="26"/>
-        </w:rPr>
-        <w:t xml:space="preserve"> </w:t>
-      </w:r>
-      <w:r>
-        <w:rPr>
-          <w:rFonts w:ascii="Barlow Condensed Medium" w:eastAsia="華康細黑體" w:hAnsi="Barlow Condensed Medium" w:cs="微軟正黑體" w:hint="eastAsia"/>
-          <w:w w:val="70"/>
-          <w:sz w:val="26"/>
-          <w:szCs w:val="26"/>
-        </w:rPr>
-        <w:t>心意勝過人的心意。就不只是智慧的決策，更是一種信念的堅持。</w:t>
+        <w:t>因為有列王記的歷史可以比較，使我們瞭解到，有部分的歷史事件被省略，應該是作者故意安排。可能是篇幅縮減，更可能是作者，就是要集中篇幅來說籌建聖殿的事。又開始記錄一大堆家族和人名，從利未人在聖殿的排班、到祭司的班次、樂師的班次、守衛的班次和其他的工作人員。其實大衛時代的編制，到尼希米重建聖殿的編制，有可能已大幅縮水。而這些記錄，所講述的就是聖殿事奉的家族傳承和使命。就像所羅門的第一聖殿是兩位先王所建立，是　神的旨意，沒有人能改變。又尼希米重建的第二聖殿，也是　神的旨意。雖然當時約櫃已遭掠奪，甚至毀壞，但是　神所定的居所、聽人祈禱和祝福的殿，仍是以色列人找回民族的自我認同最神聖的記憶。</w:t>
       </w:r>
     </w:p>
     <w:p>
@@ -27302,7 +28350,7 @@
           <w:sz w:val="26"/>
           <w:szCs w:val="26"/>
         </w:rPr>
-        <w:t>自約櫃被非利士人擄走，後來停在基列‧耶琳到大衛作王約過了</w:t>
+        <w:t>大衛一開始點數</w:t>
       </w:r>
       <w:r>
         <w:rPr>
@@ -27311,7 +28359,7 @@
           <w:sz w:val="26"/>
           <w:szCs w:val="26"/>
         </w:rPr>
-        <w:t>80</w:t>
+        <w:t>30</w:t>
       </w:r>
       <w:r>
         <w:rPr>
@@ -27320,7 +28368,97 @@
           <w:sz w:val="26"/>
           <w:szCs w:val="26"/>
         </w:rPr>
-        <w:t>年，搬遷的規矩可能被多數人遺忘，包括利未人鳥撒。　神憤怒，故意讓牛在平地失蹄。</w:t>
+        <w:t>歲以上的利未人</w:t>
+      </w:r>
+      <w:r>
+        <w:rPr>
+          <w:rFonts w:ascii="Barlow Condensed Medium" w:eastAsia="華康儷中黑" w:hAnsi="Barlow Condensed Medium" w:hint="eastAsia"/>
+          <w:w w:val="70"/>
+          <w:sz w:val="26"/>
+          <w:szCs w:val="26"/>
+        </w:rPr>
+        <w:t>3</w:t>
+      </w:r>
+      <w:r>
+        <w:rPr>
+          <w:rFonts w:ascii="Barlow Condensed Medium" w:eastAsia="華康儷中黑" w:hAnsi="Barlow Condensed Medium" w:hint="eastAsia"/>
+          <w:w w:val="70"/>
+          <w:sz w:val="26"/>
+          <w:szCs w:val="26"/>
+        </w:rPr>
+        <w:t>萬</w:t>
+      </w:r>
+      <w:r>
+        <w:rPr>
+          <w:rFonts w:ascii="Barlow Condensed Medium" w:eastAsia="華康儷中黑" w:hAnsi="Barlow Condensed Medium" w:hint="eastAsia"/>
+          <w:w w:val="70"/>
+          <w:sz w:val="26"/>
+          <w:szCs w:val="26"/>
+        </w:rPr>
+        <w:t>8</w:t>
+      </w:r>
+      <w:r>
+        <w:rPr>
+          <w:rFonts w:ascii="Barlow Condensed Medium" w:eastAsia="華康儷中黑" w:hAnsi="Barlow Condensed Medium" w:hint="eastAsia"/>
+          <w:w w:val="70"/>
+          <w:sz w:val="26"/>
+          <w:szCs w:val="26"/>
+        </w:rPr>
+        <w:t>千人，再依工作職份按家族來分班次。後來可能人手不夠，又徵召了</w:t>
+      </w:r>
+      <w:r>
+        <w:rPr>
+          <w:rFonts w:ascii="Barlow Condensed Medium" w:eastAsia="華康儷中黑" w:hAnsi="Barlow Condensed Medium" w:hint="eastAsia"/>
+          <w:w w:val="70"/>
+          <w:sz w:val="26"/>
+          <w:szCs w:val="26"/>
+        </w:rPr>
+        <w:t>20</w:t>
+      </w:r>
+      <w:r>
+        <w:rPr>
+          <w:rFonts w:ascii="Barlow Condensed Medium" w:eastAsia="華康儷中黑" w:hAnsi="Barlow Condensed Medium" w:hint="eastAsia"/>
+          <w:w w:val="70"/>
+          <w:sz w:val="26"/>
+          <w:szCs w:val="26"/>
+        </w:rPr>
+        <w:t>歲以上的</w:t>
+      </w:r>
+      <w:r>
+        <w:rPr>
+          <w:rFonts w:ascii="Barlow Condensed Medium" w:eastAsia="華康儷中黑" w:hAnsi="Barlow Condensed Medium" w:hint="eastAsia"/>
+          <w:w w:val="70"/>
+          <w:sz w:val="26"/>
+          <w:szCs w:val="26"/>
+        </w:rPr>
+        <w:t>(24</w:t>
+      </w:r>
+      <w:r>
+        <w:rPr>
+          <w:rFonts w:ascii="Barlow Condensed Medium" w:eastAsia="華康儷中黑" w:hAnsi="Barlow Condensed Medium" w:hint="eastAsia"/>
+          <w:w w:val="70"/>
+          <w:sz w:val="26"/>
+          <w:szCs w:val="26"/>
+        </w:rPr>
+        <w:t>節</w:t>
+      </w:r>
+      <w:r>
+        <w:rPr>
+          <w:rFonts w:ascii="Barlow Condensed Medium" w:eastAsia="華康儷中黑" w:hAnsi="Barlow Condensed Medium" w:hint="eastAsia"/>
+          <w:w w:val="70"/>
+          <w:sz w:val="26"/>
+          <w:szCs w:val="26"/>
+        </w:rPr>
+        <w:t>)</w:t>
+      </w:r>
+      <w:r>
+        <w:rPr>
+          <w:rFonts w:ascii="Barlow Condensed Medium" w:eastAsia="華康儷中黑" w:hAnsi="Barlow Condensed Medium" w:hint="eastAsia"/>
+          <w:w w:val="70"/>
+          <w:sz w:val="26"/>
+          <w:szCs w:val="26"/>
+        </w:rPr>
+        <w:t>。制度和人是聖殿的軟體。</w:t>
       </w:r>
       <w:r>
         <w:rPr>
@@ -27329,7 +28467,7 @@
           <w:sz w:val="26"/>
           <w:szCs w:val="26"/>
         </w:rPr>
-        <w:t>有共識固然是好的，但是另一個關鍵的執行因素是專業。就像我們國家要買武器，專業當然是國防部，而立法院只是民意機關，只被賦予國家財務收支動用權的審查權，連買什麼都要管，</w:t>
+        <w:t>根據民數記第</w:t>
       </w:r>
       <w:r>
         <w:rPr>
@@ -27338,7 +28476,7 @@
           <w:sz w:val="26"/>
           <w:szCs w:val="26"/>
         </w:rPr>
-        <w:t>就是請鬼拿藥單，沒有鬼才怪（所有的鬼都是人在搞鬼）。因此，當時大衛身邊的利未人顯然是失業太久，自己的本業都搞不清楚，才會讓接約櫃熱鬧風光的氣氛瞬間變成送喪的憂愁。按摩西律法，約櫃只能由專職</w:t>
+        <w:t>4</w:t>
       </w:r>
       <w:r>
         <w:rPr>
@@ -27347,7 +28485,7 @@
           <w:sz w:val="26"/>
           <w:szCs w:val="26"/>
         </w:rPr>
-        <w:t>的利未人</w:t>
+        <w:t>章的規定，未利人必須滿</w:t>
       </w:r>
       <w:r>
         <w:rPr>
@@ -27356,7 +28494,52 @@
           <w:sz w:val="26"/>
           <w:szCs w:val="26"/>
         </w:rPr>
-        <w:t>用槓子抬，絕對不能用手碰。而初次迎約櫃第一個錯就是用牛車載約櫃，而第二個錯卻答錯了　神出的考題。就是一路上都是上下起伏的山路，為何偏偏到了平坦的基頓禾場牛才失蹄。而鳥撒不是不懂規矩，就是不信任定規矩的　神會為自己負責。也就是說，約櫃掉下來，　神必然有能力自己救它。而這個專業的失誤，就是不夠信任　神且用聖潔的規矩來維護　神的聖潔。</w:t>
+        <w:t>30</w:t>
+      </w:r>
+      <w:r>
+        <w:rPr>
+          <w:rFonts w:ascii="Barlow Condensed Medium" w:eastAsia="華康細黑體" w:hAnsi="Barlow Condensed Medium" w:cs="微軟正黑體" w:hint="eastAsia"/>
+          <w:w w:val="70"/>
+          <w:sz w:val="26"/>
+          <w:szCs w:val="26"/>
+        </w:rPr>
+        <w:t>歲才能進入聖殿事奉。限制家族和年齡就是對聖殿事奉能力最基本的要求，因為古代沒有專門的學校和認證方式，唯一的認證就是，在家族中，長輩帶晚輩，師傅帶徒弟，邊作邊學，這些老前輩就是技能的品質保證。如此，一代傳一代。而大衛時代，預計動用的人力是摩西會幕的</w:t>
+      </w:r>
+      <w:r>
+        <w:rPr>
+          <w:rFonts w:ascii="Barlow Condensed Medium" w:eastAsia="華康細黑體" w:hAnsi="Barlow Condensed Medium" w:cs="微軟正黑體" w:hint="eastAsia"/>
+          <w:w w:val="70"/>
+          <w:sz w:val="26"/>
+          <w:szCs w:val="26"/>
+        </w:rPr>
+        <w:t>8</w:t>
+      </w:r>
+      <w:r>
+        <w:rPr>
+          <w:rFonts w:ascii="Barlow Condensed Medium" w:eastAsia="華康細黑體" w:hAnsi="Barlow Condensed Medium" w:cs="微軟正黑體" w:hint="eastAsia"/>
+          <w:w w:val="70"/>
+          <w:sz w:val="26"/>
+          <w:szCs w:val="26"/>
+        </w:rPr>
+        <w:t>倍以上，新聖殿的事奉規模甚大，所以就把</w:t>
+      </w:r>
+      <w:r>
+        <w:rPr>
+          <w:rFonts w:ascii="Barlow Condensed Medium" w:eastAsia="華康細黑體" w:hAnsi="Barlow Condensed Medium" w:cs="微軟正黑體" w:hint="eastAsia"/>
+          <w:w w:val="70"/>
+          <w:sz w:val="26"/>
+          <w:szCs w:val="26"/>
+        </w:rPr>
+        <w:t>20</w:t>
+      </w:r>
+      <w:r>
+        <w:rPr>
+          <w:rFonts w:ascii="Barlow Condensed Medium" w:eastAsia="華康細黑體" w:hAnsi="Barlow Condensed Medium" w:cs="微軟正黑體" w:hint="eastAsia"/>
+          <w:w w:val="70"/>
+          <w:sz w:val="26"/>
+          <w:szCs w:val="26"/>
+        </w:rPr>
+        <w:t>歲以上的利未人也召募了。或許第二聖殿面臨相同的問題，回歸的人原本就少，就更需要召募年輕世代來補足人力。這樣的記錄，可能也是作為合法性的證據吧。無論如何，在聖殿的硬體都尚未成形之前，大衛就已經備預好了聖殿事奉的制度和人力，乃是有前瞻性的作為。在教會中或任何事，計劃在先，而人就是為了完成計劃而設立的。這些人不只是有名字，更是有家族的專業，這個軟體的實力就傳承在利未人的家族之中。前一陣子，國人憂心，我們的護國神山台積電會不會被取代。其實硬體花錢就有，但是真正難取代的是軟實力，就是設計的能力、程式和參數，以及工程師。這就是專業的優勢，難以取代。</w:t>
       </w:r>
     </w:p>
     <w:p>
@@ -27379,7 +28562,7 @@
           <w:sz w:val="26"/>
           <w:szCs w:val="26"/>
         </w:rPr>
-        <w:t>大衛為烏撒用手扶了約櫃被　神擊殺而自責，因為用人的想法事奉　神，卻造成　神的不悅。這讓大衛戒慎恐懼，停止遷移約櫃，要重新確認　神定的規矩。</w:t>
+        <w:t>亞倫和他的子孫被分別為聖，就是保留給耶和華的聖物。是作為耶和華的祭司，執行聖所內的事奉。顯示古代的文化教養和技藝傳承仍以家族為中心。</w:t>
       </w:r>
       <w:r>
         <w:rPr>
@@ -27388,7 +28571,7 @@
           <w:sz w:val="26"/>
           <w:szCs w:val="26"/>
         </w:rPr>
-        <w:t>任何人的死都令人憂傷，不過烏撒是死於輕忽了自己的專業，所以那地被稱為「毗列斯‧烏撒」，就是「衝殺烏撒」，意思就是秒殺烏撒，這比心肌梗塞走的還快，也算好走。又經文譯作大衛生氣，應該是生自己的氣，到底是哪裡搞錯，得罪了　神。這對大衛是全新的信仰經驗，拯救人的　神為何要擊殺沒有惡意的人。擊殺不是惡的報應，而是不潔與聖潔不能共存的事實。就是用人的想法想取代　神高標準的道德或是態度的要求是行不通的。因此，大衛害怕　神，因為這約櫃象徵　神的同在，卻不是人可以任意操控的，而是被　神聖潔的律法所限定的，一旦出錯，就有人無法承擔的災禍。因為　神是活的，不能被操控。</w:t>
+        <w:t>就像利未人是代替以色列所有的長子獻給了　神，可以說是　神專屬的僕人和財產。那麼，祭司的職分就長子中的長子，由亞倫的家承擔最親近　神的事奉工作，就是所有的獻祭儀式。雖然世襲的制度像是特權，但是祭司是家族性、多人的事奉，專職於聖殿的工作難有治政權力壟斷的問題。重點是　神會親自管理，出了錯，可能就會像烏撒的下場。但是在耶穌的時代就不同了，因為羅馬人給猶太人自治權，當時的大祭司能夠影響七十人公會的決定，有政治和地方的司法權，墮落就開始了。話說回來，總是有忠心於　神的僕人，也有虛偽的，　神必然明白。但是，在古代，以家族來傳承專業的知識和技能，仍是最好的方法。</w:t>
       </w:r>
     </w:p>
     <w:p>
@@ -27419,7 +28602,7 @@
           <w:sz w:val="26"/>
           <w:szCs w:val="26"/>
         </w:rPr>
-        <w:t>「有求」為何要「必應」</w:t>
+        <w:t>媽媽的味道</w:t>
       </w:r>
       <w:r>
         <w:rPr>
@@ -27437,7 +28620,7 @@
           <w:sz w:val="26"/>
           <w:szCs w:val="26"/>
         </w:rPr>
-        <w:t>約翰福音</w:t>
+        <w:t>媽媽的味道就是一個家的文化傳承。不要小看家庭飲食的智慧，除了傳承美味和愛家人</w:t>
       </w:r>
       <w:r>
         <w:rPr>
@@ -27446,7 +28629,7 @@
           <w:sz w:val="26"/>
           <w:szCs w:val="26"/>
         </w:rPr>
-        <w:t>14:14</w:t>
+        <w:t>(</w:t>
       </w:r>
       <w:r>
         <w:rPr>
@@ -27455,7 +28638,7 @@
           <w:sz w:val="26"/>
           <w:szCs w:val="26"/>
         </w:rPr>
-        <w:t>耶穌說：「你們若奉我的名向我求甚麼，我必成全。」常會</w:t>
+        <w:t>服侍人</w:t>
       </w:r>
       <w:r>
         <w:rPr>
@@ -27464,7 +28647,16 @@
           <w:sz w:val="26"/>
           <w:szCs w:val="26"/>
         </w:rPr>
-        <w:t>讓人誤解「奉耶穌的名」帶有如咒語般的魔力，更糟的則只是結尾形式化的敬語。關鍵在於耶穌授權奉他的名又向他求的思意，不是簽了他的名字的空白支票，而是有條件的背書：不是按人的心意，而是按　神的心意來成全。所以，當一個人宣稱他奉耶穌的名，就表示他認同耶穌一切的教導和生命的典範，是出於　神的良善且在這良善的限定下，與耶穌站在同的立場，陳明接來所要祈求的。有所求的當然就不該是個人的名和利，又若求符合　神的公義、憐憫和良善的實現，　神就必然要回應，乃是為了祂自己的榮耀。所以，在永活真神的信仰中，不會用「緣」這個字，因為緣是隨機而遇的意思，如果真理不能確定，人和　神的關係要看緣分，這些都是偶像神明不能有求必應的借口。但是，基督的父、永活真　神的話語必要實現，不是靠緣分，而是靠著至高良善本身的真理、信實和權能。</w:t>
+        <w:t>)</w:t>
+      </w:r>
+      <w:r>
+        <w:rPr>
+          <w:rFonts w:ascii="Cambria" w:eastAsia="華康細黑體" w:hAnsi="Cambria" w:cs="Cambria" w:hint="eastAsia"/>
+          <w:w w:val="70"/>
+          <w:sz w:val="26"/>
+          <w:szCs w:val="26"/>
+        </w:rPr>
+        <w:t>的心，更是關係到健康的飲食習慣。其實就一般家庭而言，會煮飯的意思，就是冰箱剩下什麼，就能變出一桌什麼樣的菜。就像有名的客家小炒，根據客家人的說法，那道菜就是菜櫥中剩下的菜一起炒一炒，就是客家小炒。我的母親是國小老師，下班要趕著煮飯就必須手腳利落，我算是有傳到。印象中的都是簡單的家常菜，又上國中開始三個小孩都出外念書，一起吃飯的時間只剩過年過節。反而是想念母親帶著我們包的粽子，又我們家的香菇雞湯，不是先喝湯或吃雞肉，而是三個小孩搶著夾香菇。再不然就是按季節的出產會吃菜瓜粥、竹筍粥，偶而會吃海產粥。媽媽的味道其實是和媽媽一起同桌吃飯，媽媽是一個家的象徵，因為我們都是從媽媽的肚子蹦出來的。所以，傳承的不只是食物，而是一家人被媽媽的愛餵飽的滋味。</w:t>
       </w:r>
     </w:p>
     <w:p>
@@ -27487,7 +28679,7 @@
           <w:sz w:val="26"/>
           <w:szCs w:val="26"/>
         </w:rPr>
-        <w:t>約櫃被暫時停放在俄別‧以東的家，卻受大大賜福。可能他就是懂得事奉耶和華規矩的利未人。這大衛明白，要站在　神聖潔的立場事奉祂，才能得　神祝福。</w:t>
+        <w:t>大衛雖不能建造　神的聖殿，卻為它預備了材料、制度和人才，好讓聖殿能長久順利地運作。而今日，建造　神的教會也一樣，更重要的是人、制度和傳承。</w:t>
       </w:r>
       <w:r>
         <w:rPr>
@@ -27496,7 +28688,7 @@
           <w:sz w:val="26"/>
           <w:szCs w:val="26"/>
         </w:rPr>
-        <w:t>這位俄別‧以東被認為就是</w:t>
+        <w:t>尼希米為了重建和讓聖殿重新運作起來，特別將大衛當時的聖殿事奉制度和人力分配記錄下來，就是希望能重現傳統且傳承下去。傳承的不只有摩西五經中的事奉規矩，更有聖殿中，裡裡外外的例行公事，都需要有制度來維持。而台灣長老教會的地方教會普遍人數不多，在維持和傳承一個教會的文化和制度上比較困難。但是，簡單的比喻就是一種有遠見的預備，如同你想裝</w:t>
       </w:r>
       <w:r>
         <w:rPr>
@@ -27505,7 +28697,7 @@
           <w:sz w:val="26"/>
           <w:szCs w:val="26"/>
         </w:rPr>
-        <w:t>15:18,25</w:t>
+        <w:t>20</w:t>
       </w:r>
       <w:r>
         <w:rPr>
@@ -27514,7 +28706,7 @@
           <w:sz w:val="26"/>
           <w:szCs w:val="26"/>
         </w:rPr>
-        <w:t>和</w:t>
+        <w:t>公升的水，就不能只拿一個</w:t>
       </w:r>
       <w:r>
         <w:rPr>
@@ -27523,7 +28715,7 @@
           <w:sz w:val="26"/>
           <w:szCs w:val="26"/>
         </w:rPr>
-        <w:t>26:4-8</w:t>
+        <w:t>5</w:t>
       </w:r>
       <w:r>
         <w:rPr>
@@ -27532,25 +28724,7 @@
           <w:sz w:val="26"/>
           <w:szCs w:val="26"/>
         </w:rPr>
-        <w:t>所提到的那位守門的利未人。有趣的是，傳承和知道如何處理　神的約櫃規矩的，竟然是一個忠心的聖殿守門人。這又讓大衛明白，　神的賜福不是因為約櫃本身，而是人如何按　神的規矩處理祂的約櫃的態度。特別是敬拜　神的事，要從私人的祭壇，進到國家級的聖</w:t>
-      </w:r>
-      <w:r>
-        <w:rPr>
-          <w:rFonts w:ascii="Barlow Condensed Medium" w:eastAsia="華康細黑體" w:hAnsi="Barlow Condensed Medium" w:cs="微軟正黑體" w:hint="eastAsia"/>
-          <w:w w:val="70"/>
-          <w:sz w:val="26"/>
-          <w:szCs w:val="26"/>
-        </w:rPr>
-        <w:t>殿</w:t>
-      </w:r>
-      <w:r>
-        <w:rPr>
-          <w:rFonts w:ascii="Barlow Condensed Medium" w:eastAsia="華康細黑體" w:hAnsi="Barlow Condensed Medium" w:cs="微軟正黑體" w:hint="eastAsia"/>
-          <w:w w:val="70"/>
-          <w:sz w:val="26"/>
-          <w:szCs w:val="26"/>
-        </w:rPr>
-        <w:t>，就更需要要求聖潔的規矩。若說規矩有什麼魔力，就是守相同的規矩，就能使群人表現出相同的態度。而事奉　神的態度就是：戒慎恐懼，加忠心信實。</w:t>
+        <w:t>公升的勺子。而制度和文化裝的是人，必須先分別出來歸給　神，才能蒙　神的祝福。</w:t>
       </w:r>
       <w:r>
         <w:rPr>
@@ -27582,7 +28756,7 @@
 </file>
 
 <file path=word/endnotes.xml><?xml version="1.0" encoding="utf-8"?>
-<w:endnotes xmlns:wpc="http://schemas.microsoft.com/office/word/2010/wordprocessingCanvas" xmlns:cx="http://schemas.microsoft.com/office/drawing/2014/chartex" xmlns:cx1="http://schemas.microsoft.com/office/drawing/2015/9/8/chartex" xmlns:cx2="http://schemas.microsoft.com/office/drawing/2015/10/21/chartex" xmlns:cx3="http://schemas.microsoft.com/office/drawing/2016/5/9/chartex" xmlns:cx4="http://schemas.microsoft.com/office/drawing/2016/5/10/chartex" xmlns:cx5="http://schemas.microsoft.com/office/drawing/2016/5/11/chartex" xmlns:cx6="http://schemas.microsoft.com/office/drawing/2016/5/12/chartex" xmlns:cx7="http://schemas.microsoft.com/office/drawing/2016/5/13/chartex" xmlns:cx8="http://schemas.microsoft.com/office/drawing/2016/5/14/chartex" xmlns:mc="http://schemas.openxmlformats.org/markup-compatibility/2006" xmlns:aink="http://schemas.microsoft.com/office/drawing/2016/ink" xmlns:am3d="http://schemas.microsoft.com/office/drawing/2017/model3d" xmlns:o="urn:schemas-microsoft-com:office:office" xmlns:oel="http://schemas.microsoft.com/office/2019/extlst" xmlns:r="http://schemas.openxmlformats.org/officeDocument/2006/relationships" xmlns:m="http://schemas.openxmlformats.org/officeDocument/2006/math" xmlns:v="urn:schemas-microsoft-com:vml" xmlns:wp14="http://schemas.microsoft.com/office/word/2010/wordprocessingDrawing" xmlns:wp="http://schemas.openxmlformats.org/drawingml/2006/wordprocessingDrawing" xmlns:w10="urn:schemas-microsoft-com:office:word" xmlns:w="http://schemas.openxmlformats.org/wordprocessingml/2006/main" xmlns:w14="http://schemas.microsoft.com/office/word/2010/wordml" xmlns:w15="http://schemas.microsoft.com/office/word/2012/wordml" xmlns:w16cex="http://schemas.microsoft.com/office/word/2018/wordml/cex" xmlns:w16cid="http://schemas.microsoft.com/office/word/2016/wordml/cid" xmlns:w16="http://schemas.microsoft.com/office/word/2018/wordml" xmlns:w16du="http://schemas.microsoft.com/office/word/2023/wordml/word16du" xmlns:w16sdtdh="http://schemas.microsoft.com/office/word/2020/wordml/sdtdatahash" xmlns:w16sdtfl="http://schemas.microsoft.com/office/word/2024/wordml/sdtformatlock" xmlns:w16se="http://schemas.microsoft.com/office/word/2015/wordml/symex" xmlns:wpg="http://schemas.microsoft.com/office/word/2010/wordprocessingGroup" xmlns:wpi="http://schemas.microsoft.com/office/word/2010/wordprocessingInk" xmlns:wne="http://schemas.microsoft.com/office/word/2006/wordml" xmlns:wps="http://schemas.microsoft.com/office/word/2010/wordprocessingShape" mc:Ignorable="w14 w15 w16se w16cid w16 w16cex w16sdtdh w16sdtfl w16du wp14">
+<w:endnotes xmlns:wpc="http://schemas.microsoft.com/office/word/2010/wordprocessingCanvas" xmlns:mc="http://schemas.openxmlformats.org/markup-compatibility/2006" xmlns:o="urn:schemas-microsoft-com:office:office" xmlns:r="http://schemas.openxmlformats.org/officeDocument/2006/relationships" xmlns:m="http://schemas.openxmlformats.org/officeDocument/2006/math" xmlns:v="urn:schemas-microsoft-com:vml" xmlns:wp14="http://schemas.microsoft.com/office/word/2010/wordprocessingDrawing" xmlns:wp="http://schemas.openxmlformats.org/drawingml/2006/wordprocessingDrawing" xmlns:w10="urn:schemas-microsoft-com:office:word" xmlns:w="http://schemas.openxmlformats.org/wordprocessingml/2006/main" xmlns:w14="http://schemas.microsoft.com/office/word/2010/wordml" xmlns:w15="http://schemas.microsoft.com/office/word/2012/wordml" xmlns:wpg="http://schemas.microsoft.com/office/word/2010/wordprocessingGroup" xmlns:wpi="http://schemas.microsoft.com/office/word/2010/wordprocessingInk" xmlns:wne="http://schemas.microsoft.com/office/word/2006/wordml" xmlns:wps="http://schemas.microsoft.com/office/word/2010/wordprocessingShape" mc:Ignorable="w14 w15 wp14">
   <w:endnote w:type="separator" w:id="-1">
     <w:p>
       <w:r>
@@ -27601,7 +28775,7 @@
 </file>
 
 <file path=word/footnotes.xml><?xml version="1.0" encoding="utf-8"?>
-<w:footnotes xmlns:wpc="http://schemas.microsoft.com/office/word/2010/wordprocessingCanvas" xmlns:cx="http://schemas.microsoft.com/office/drawing/2014/chartex" xmlns:cx1="http://schemas.microsoft.com/office/drawing/2015/9/8/chartex" xmlns:cx2="http://schemas.microsoft.com/office/drawing/2015/10/21/chartex" xmlns:cx3="http://schemas.microsoft.com/office/drawing/2016/5/9/chartex" xmlns:cx4="http://schemas.microsoft.com/office/drawing/2016/5/10/chartex" xmlns:cx5="http://schemas.microsoft.com/office/drawing/2016/5/11/chartex" xmlns:cx6="http://schemas.microsoft.com/office/drawing/2016/5/12/chartex" xmlns:cx7="http://schemas.microsoft.com/office/drawing/2016/5/13/chartex" xmlns:cx8="http://schemas.microsoft.com/office/drawing/2016/5/14/chartex" xmlns:mc="http://schemas.openxmlformats.org/markup-compatibility/2006" xmlns:aink="http://schemas.microsoft.com/office/drawing/2016/ink" xmlns:am3d="http://schemas.microsoft.com/office/drawing/2017/model3d" xmlns:o="urn:schemas-microsoft-com:office:office" xmlns:oel="http://schemas.microsoft.com/office/2019/extlst" xmlns:r="http://schemas.openxmlformats.org/officeDocument/2006/relationships" xmlns:m="http://schemas.openxmlformats.org/officeDocument/2006/math" xmlns:v="urn:schemas-microsoft-com:vml" xmlns:wp14="http://schemas.microsoft.com/office/word/2010/wordprocessingDrawing" xmlns:wp="http://schemas.openxmlformats.org/drawingml/2006/wordprocessingDrawing" xmlns:w10="urn:schemas-microsoft-com:office:word" xmlns:w="http://schemas.openxmlformats.org/wordprocessingml/2006/main" xmlns:w14="http://schemas.microsoft.com/office/word/2010/wordml" xmlns:w15="http://schemas.microsoft.com/office/word/2012/wordml" xmlns:w16cex="http://schemas.microsoft.com/office/word/2018/wordml/cex" xmlns:w16cid="http://schemas.microsoft.com/office/word/2016/wordml/cid" xmlns:w16="http://schemas.microsoft.com/office/word/2018/wordml" xmlns:w16du="http://schemas.microsoft.com/office/word/2023/wordml/word16du" xmlns:w16sdtdh="http://schemas.microsoft.com/office/word/2020/wordml/sdtdatahash" xmlns:w16sdtfl="http://schemas.microsoft.com/office/word/2024/wordml/sdtformatlock" xmlns:w16se="http://schemas.microsoft.com/office/word/2015/wordml/symex" xmlns:wpg="http://schemas.microsoft.com/office/word/2010/wordprocessingGroup" xmlns:wpi="http://schemas.microsoft.com/office/word/2010/wordprocessingInk" xmlns:wne="http://schemas.microsoft.com/office/word/2006/wordml" xmlns:wps="http://schemas.microsoft.com/office/word/2010/wordprocessingShape" mc:Ignorable="w14 w15 w16se w16cid w16 w16cex w16sdtdh w16sdtfl w16du wp14">
+<w:footnotes xmlns:wpc="http://schemas.microsoft.com/office/word/2010/wordprocessingCanvas" xmlns:mc="http://schemas.openxmlformats.org/markup-compatibility/2006" xmlns:o="urn:schemas-microsoft-com:office:office" xmlns:r="http://schemas.openxmlformats.org/officeDocument/2006/relationships" xmlns:m="http://schemas.openxmlformats.org/officeDocument/2006/math" xmlns:v="urn:schemas-microsoft-com:vml" xmlns:wp14="http://schemas.microsoft.com/office/word/2010/wordprocessingDrawing" xmlns:wp="http://schemas.openxmlformats.org/drawingml/2006/wordprocessingDrawing" xmlns:w10="urn:schemas-microsoft-com:office:word" xmlns:w="http://schemas.openxmlformats.org/wordprocessingml/2006/main" xmlns:w14="http://schemas.microsoft.com/office/word/2010/wordml" xmlns:w15="http://schemas.microsoft.com/office/word/2012/wordml" xmlns:wpg="http://schemas.microsoft.com/office/word/2010/wordprocessingGroup" xmlns:wpi="http://schemas.microsoft.com/office/word/2010/wordprocessingInk" xmlns:wne="http://schemas.microsoft.com/office/word/2006/wordml" xmlns:wps="http://schemas.microsoft.com/office/word/2010/wordprocessingShape" mc:Ignorable="w14 w15 wp14">
   <w:footnote w:type="separator" w:id="-1">
     <w:p>
       <w:r>
@@ -27620,7 +28794,7 @@
 </file>
 
 <file path=word/header1.xml><?xml version="1.0" encoding="utf-8"?>
-<w:hdr xmlns:wpc="http://schemas.microsoft.com/office/word/2010/wordprocessingCanvas" xmlns:cx="http://schemas.microsoft.com/office/drawing/2014/chartex" xmlns:cx1="http://schemas.microsoft.com/office/drawing/2015/9/8/chartex" xmlns:cx2="http://schemas.microsoft.com/office/drawing/2015/10/21/chartex" xmlns:cx3="http://schemas.microsoft.com/office/drawing/2016/5/9/chartex" xmlns:cx4="http://schemas.microsoft.com/office/drawing/2016/5/10/chartex" xmlns:cx5="http://schemas.microsoft.com/office/drawing/2016/5/11/chartex" xmlns:cx6="http://schemas.microsoft.com/office/drawing/2016/5/12/chartex" xmlns:cx7="http://schemas.microsoft.com/office/drawing/2016/5/13/chartex" xmlns:cx8="http://schemas.microsoft.com/office/drawing/2016/5/14/chartex" xmlns:mc="http://schemas.openxmlformats.org/markup-compatibility/2006" xmlns:aink="http://schemas.microsoft.com/office/drawing/2016/ink" xmlns:am3d="http://schemas.microsoft.com/office/drawing/2017/model3d" xmlns:o="urn:schemas-microsoft-com:office:office" xmlns:oel="http://schemas.microsoft.com/office/2019/extlst" xmlns:r="http://schemas.openxmlformats.org/officeDocument/2006/relationships" xmlns:m="http://schemas.openxmlformats.org/officeDocument/2006/math" xmlns:v="urn:schemas-microsoft-com:vml" xmlns:wp14="http://schemas.microsoft.com/office/word/2010/wordprocessingDrawing" xmlns:wp="http://schemas.openxmlformats.org/drawingml/2006/wordprocessingDrawing" xmlns:w10="urn:schemas-microsoft-com:office:word" xmlns:w="http://schemas.openxmlformats.org/wordprocessingml/2006/main" xmlns:w14="http://schemas.microsoft.com/office/word/2010/wordml" xmlns:w15="http://schemas.microsoft.com/office/word/2012/wordml" xmlns:w16cex="http://schemas.microsoft.com/office/word/2018/wordml/cex" xmlns:w16cid="http://schemas.microsoft.com/office/word/2016/wordml/cid" xmlns:w16="http://schemas.microsoft.com/office/word/2018/wordml" xmlns:w16du="http://schemas.microsoft.com/office/word/2023/wordml/word16du" xmlns:w16sdtdh="http://schemas.microsoft.com/office/word/2020/wordml/sdtdatahash" xmlns:w16sdtfl="http://schemas.microsoft.com/office/word/2024/wordml/sdtformatlock" xmlns:w16se="http://schemas.microsoft.com/office/word/2015/wordml/symex" xmlns:wpg="http://schemas.microsoft.com/office/word/2010/wordprocessingGroup" xmlns:wpi="http://schemas.microsoft.com/office/word/2010/wordprocessingInk" xmlns:wne="http://schemas.microsoft.com/office/word/2006/wordml" xmlns:wps="http://schemas.microsoft.com/office/word/2010/wordprocessingShape" mc:Ignorable="w14 w15 w16se w16cid w16 w16cex w16sdtdh w16sdtfl w16du wp14">
+<w:hdr xmlns:wpc="http://schemas.microsoft.com/office/word/2010/wordprocessingCanvas" xmlns:mc="http://schemas.openxmlformats.org/markup-compatibility/2006" xmlns:o="urn:schemas-microsoft-com:office:office" xmlns:r="http://schemas.openxmlformats.org/officeDocument/2006/relationships" xmlns:m="http://schemas.openxmlformats.org/officeDocument/2006/math" xmlns:v="urn:schemas-microsoft-com:vml" xmlns:wp14="http://schemas.microsoft.com/office/word/2010/wordprocessingDrawing" xmlns:wp="http://schemas.openxmlformats.org/drawingml/2006/wordprocessingDrawing" xmlns:w10="urn:schemas-microsoft-com:office:word" xmlns:w="http://schemas.openxmlformats.org/wordprocessingml/2006/main" xmlns:w14="http://schemas.microsoft.com/office/word/2010/wordml" xmlns:w15="http://schemas.microsoft.com/office/word/2012/wordml" xmlns:wpg="http://schemas.microsoft.com/office/word/2010/wordprocessingGroup" xmlns:wpi="http://schemas.microsoft.com/office/word/2010/wordprocessingInk" xmlns:wne="http://schemas.microsoft.com/office/word/2006/wordml" xmlns:wps="http://schemas.microsoft.com/office/word/2010/wordprocessingShape" mc:Ignorable="w14 w15 wp14">
   <w:p>
     <w:pPr>
       <w:pStyle w:val="a4"/>
@@ -28078,7 +29252,7 @@
 </file>
 
 <file path=word/header2.xml><?xml version="1.0" encoding="utf-8"?>
-<w:hdr xmlns:wpc="http://schemas.microsoft.com/office/word/2010/wordprocessingCanvas" xmlns:cx="http://schemas.microsoft.com/office/drawing/2014/chartex" xmlns:cx1="http://schemas.microsoft.com/office/drawing/2015/9/8/chartex" xmlns:cx2="http://schemas.microsoft.com/office/drawing/2015/10/21/chartex" xmlns:cx3="http://schemas.microsoft.com/office/drawing/2016/5/9/chartex" xmlns:cx4="http://schemas.microsoft.com/office/drawing/2016/5/10/chartex" xmlns:cx5="http://schemas.microsoft.com/office/drawing/2016/5/11/chartex" xmlns:cx6="http://schemas.microsoft.com/office/drawing/2016/5/12/chartex" xmlns:cx7="http://schemas.microsoft.com/office/drawing/2016/5/13/chartex" xmlns:cx8="http://schemas.microsoft.com/office/drawing/2016/5/14/chartex" xmlns:mc="http://schemas.openxmlformats.org/markup-compatibility/2006" xmlns:aink="http://schemas.microsoft.com/office/drawing/2016/ink" xmlns:am3d="http://schemas.microsoft.com/office/drawing/2017/model3d" xmlns:o="urn:schemas-microsoft-com:office:office" xmlns:oel="http://schemas.microsoft.com/office/2019/extlst" xmlns:r="http://schemas.openxmlformats.org/officeDocument/2006/relationships" xmlns:m="http://schemas.openxmlformats.org/officeDocument/2006/math" xmlns:v="urn:schemas-microsoft-com:vml" xmlns:wp14="http://schemas.microsoft.com/office/word/2010/wordprocessingDrawing" xmlns:wp="http://schemas.openxmlformats.org/drawingml/2006/wordprocessingDrawing" xmlns:w10="urn:schemas-microsoft-com:office:word" xmlns:w="http://schemas.openxmlformats.org/wordprocessingml/2006/main" xmlns:w14="http://schemas.microsoft.com/office/word/2010/wordml" xmlns:w15="http://schemas.microsoft.com/office/word/2012/wordml" xmlns:w16cex="http://schemas.microsoft.com/office/word/2018/wordml/cex" xmlns:w16cid="http://schemas.microsoft.com/office/word/2016/wordml/cid" xmlns:w16="http://schemas.microsoft.com/office/word/2018/wordml" xmlns:w16du="http://schemas.microsoft.com/office/word/2023/wordml/word16du" xmlns:w16sdtdh="http://schemas.microsoft.com/office/word/2020/wordml/sdtdatahash" xmlns:w16sdtfl="http://schemas.microsoft.com/office/word/2024/wordml/sdtformatlock" xmlns:w16se="http://schemas.microsoft.com/office/word/2015/wordml/symex" xmlns:wpg="http://schemas.microsoft.com/office/word/2010/wordprocessingGroup" xmlns:wpi="http://schemas.microsoft.com/office/word/2010/wordprocessingInk" xmlns:wne="http://schemas.microsoft.com/office/word/2006/wordml" xmlns:wps="http://schemas.microsoft.com/office/word/2010/wordprocessingShape" mc:Ignorable="w14 w15 w16se w16cid w16 w16cex w16sdtdh w16sdtfl w16du wp14">
+<w:hdr xmlns:wpc="http://schemas.microsoft.com/office/word/2010/wordprocessingCanvas" xmlns:mc="http://schemas.openxmlformats.org/markup-compatibility/2006" xmlns:o="urn:schemas-microsoft-com:office:office" xmlns:r="http://schemas.openxmlformats.org/officeDocument/2006/relationships" xmlns:m="http://schemas.openxmlformats.org/officeDocument/2006/math" xmlns:v="urn:schemas-microsoft-com:vml" xmlns:wp14="http://schemas.microsoft.com/office/word/2010/wordprocessingDrawing" xmlns:wp="http://schemas.openxmlformats.org/drawingml/2006/wordprocessingDrawing" xmlns:w10="urn:schemas-microsoft-com:office:word" xmlns:w="http://schemas.openxmlformats.org/wordprocessingml/2006/main" xmlns:w14="http://schemas.microsoft.com/office/word/2010/wordml" xmlns:w15="http://schemas.microsoft.com/office/word/2012/wordml" xmlns:wpg="http://schemas.microsoft.com/office/word/2010/wordprocessingGroup" xmlns:wpi="http://schemas.microsoft.com/office/word/2010/wordprocessingInk" xmlns:wne="http://schemas.microsoft.com/office/word/2006/wordml" xmlns:wps="http://schemas.microsoft.com/office/word/2010/wordprocessingShape" mc:Ignorable="w14 w15 wp14">
   <w:p>
     <w:pPr>
       <w:pStyle w:val="a4"/>
@@ -28536,7 +29710,7 @@
 </file>
 
 <file path=word/header3.xml><?xml version="1.0" encoding="utf-8"?>
-<w:hdr xmlns:wpc="http://schemas.microsoft.com/office/word/2010/wordprocessingCanvas" xmlns:cx="http://schemas.microsoft.com/office/drawing/2014/chartex" xmlns:cx1="http://schemas.microsoft.com/office/drawing/2015/9/8/chartex" xmlns:cx2="http://schemas.microsoft.com/office/drawing/2015/10/21/chartex" xmlns:cx3="http://schemas.microsoft.com/office/drawing/2016/5/9/chartex" xmlns:cx4="http://schemas.microsoft.com/office/drawing/2016/5/10/chartex" xmlns:cx5="http://schemas.microsoft.com/office/drawing/2016/5/11/chartex" xmlns:cx6="http://schemas.microsoft.com/office/drawing/2016/5/12/chartex" xmlns:cx7="http://schemas.microsoft.com/office/drawing/2016/5/13/chartex" xmlns:cx8="http://schemas.microsoft.com/office/drawing/2016/5/14/chartex" xmlns:mc="http://schemas.openxmlformats.org/markup-compatibility/2006" xmlns:aink="http://schemas.microsoft.com/office/drawing/2016/ink" xmlns:am3d="http://schemas.microsoft.com/office/drawing/2017/model3d" xmlns:o="urn:schemas-microsoft-com:office:office" xmlns:oel="http://schemas.microsoft.com/office/2019/extlst" xmlns:r="http://schemas.openxmlformats.org/officeDocument/2006/relationships" xmlns:m="http://schemas.openxmlformats.org/officeDocument/2006/math" xmlns:v="urn:schemas-microsoft-com:vml" xmlns:wp14="http://schemas.microsoft.com/office/word/2010/wordprocessingDrawing" xmlns:wp="http://schemas.openxmlformats.org/drawingml/2006/wordprocessingDrawing" xmlns:w10="urn:schemas-microsoft-com:office:word" xmlns:w="http://schemas.openxmlformats.org/wordprocessingml/2006/main" xmlns:w14="http://schemas.microsoft.com/office/word/2010/wordml" xmlns:w15="http://schemas.microsoft.com/office/word/2012/wordml" xmlns:w16cex="http://schemas.microsoft.com/office/word/2018/wordml/cex" xmlns:w16cid="http://schemas.microsoft.com/office/word/2016/wordml/cid" xmlns:w16="http://schemas.microsoft.com/office/word/2018/wordml" xmlns:w16du="http://schemas.microsoft.com/office/word/2023/wordml/word16du" xmlns:w16sdtdh="http://schemas.microsoft.com/office/word/2020/wordml/sdtdatahash" xmlns:w16sdtfl="http://schemas.microsoft.com/office/word/2024/wordml/sdtformatlock" xmlns:w16se="http://schemas.microsoft.com/office/word/2015/wordml/symex" xmlns:wpg="http://schemas.microsoft.com/office/word/2010/wordprocessingGroup" xmlns:wpi="http://schemas.microsoft.com/office/word/2010/wordprocessingInk" xmlns:wne="http://schemas.microsoft.com/office/word/2006/wordml" xmlns:wps="http://schemas.microsoft.com/office/word/2010/wordprocessingShape" mc:Ignorable="w14 w15 w16se w16cid w16 w16cex w16sdtdh w16sdtfl w16du wp14">
+<w:hdr xmlns:wpc="http://schemas.microsoft.com/office/word/2010/wordprocessingCanvas" xmlns:mc="http://schemas.openxmlformats.org/markup-compatibility/2006" xmlns:o="urn:schemas-microsoft-com:office:office" xmlns:r="http://schemas.openxmlformats.org/officeDocument/2006/relationships" xmlns:m="http://schemas.openxmlformats.org/officeDocument/2006/math" xmlns:v="urn:schemas-microsoft-com:vml" xmlns:wp14="http://schemas.microsoft.com/office/word/2010/wordprocessingDrawing" xmlns:wp="http://schemas.openxmlformats.org/drawingml/2006/wordprocessingDrawing" xmlns:w10="urn:schemas-microsoft-com:office:word" xmlns:w="http://schemas.openxmlformats.org/wordprocessingml/2006/main" xmlns:w14="http://schemas.microsoft.com/office/word/2010/wordml" xmlns:w15="http://schemas.microsoft.com/office/word/2012/wordml" xmlns:wpg="http://schemas.microsoft.com/office/word/2010/wordprocessingGroup" xmlns:wpi="http://schemas.microsoft.com/office/word/2010/wordprocessingInk" xmlns:wne="http://schemas.microsoft.com/office/word/2006/wordml" xmlns:wps="http://schemas.microsoft.com/office/word/2010/wordprocessingShape" mc:Ignorable="w14 w15 wp14">
   <w:p>
     <w:pPr>
       <w:pStyle w:val="a4"/>
@@ -28994,7 +30168,7 @@
 </file>
 
 <file path=word/header4.xml><?xml version="1.0" encoding="utf-8"?>
-<w:hdr xmlns:wpc="http://schemas.microsoft.com/office/word/2010/wordprocessingCanvas" xmlns:cx="http://schemas.microsoft.com/office/drawing/2014/chartex" xmlns:cx1="http://schemas.microsoft.com/office/drawing/2015/9/8/chartex" xmlns:cx2="http://schemas.microsoft.com/office/drawing/2015/10/21/chartex" xmlns:cx3="http://schemas.microsoft.com/office/drawing/2016/5/9/chartex" xmlns:cx4="http://schemas.microsoft.com/office/drawing/2016/5/10/chartex" xmlns:cx5="http://schemas.microsoft.com/office/drawing/2016/5/11/chartex" xmlns:cx6="http://schemas.microsoft.com/office/drawing/2016/5/12/chartex" xmlns:cx7="http://schemas.microsoft.com/office/drawing/2016/5/13/chartex" xmlns:cx8="http://schemas.microsoft.com/office/drawing/2016/5/14/chartex" xmlns:mc="http://schemas.openxmlformats.org/markup-compatibility/2006" xmlns:aink="http://schemas.microsoft.com/office/drawing/2016/ink" xmlns:am3d="http://schemas.microsoft.com/office/drawing/2017/model3d" xmlns:o="urn:schemas-microsoft-com:office:office" xmlns:oel="http://schemas.microsoft.com/office/2019/extlst" xmlns:r="http://schemas.openxmlformats.org/officeDocument/2006/relationships" xmlns:m="http://schemas.openxmlformats.org/officeDocument/2006/math" xmlns:v="urn:schemas-microsoft-com:vml" xmlns:wp14="http://schemas.microsoft.com/office/word/2010/wordprocessingDrawing" xmlns:wp="http://schemas.openxmlformats.org/drawingml/2006/wordprocessingDrawing" xmlns:w10="urn:schemas-microsoft-com:office:word" xmlns:w="http://schemas.openxmlformats.org/wordprocessingml/2006/main" xmlns:w14="http://schemas.microsoft.com/office/word/2010/wordml" xmlns:w15="http://schemas.microsoft.com/office/word/2012/wordml" xmlns:w16cex="http://schemas.microsoft.com/office/word/2018/wordml/cex" xmlns:w16cid="http://schemas.microsoft.com/office/word/2016/wordml/cid" xmlns:w16="http://schemas.microsoft.com/office/word/2018/wordml" xmlns:w16du="http://schemas.microsoft.com/office/word/2023/wordml/word16du" xmlns:w16sdtdh="http://schemas.microsoft.com/office/word/2020/wordml/sdtdatahash" xmlns:w16sdtfl="http://schemas.microsoft.com/office/word/2024/wordml/sdtformatlock" xmlns:w16se="http://schemas.microsoft.com/office/word/2015/wordml/symex" xmlns:wpg="http://schemas.microsoft.com/office/word/2010/wordprocessingGroup" xmlns:wpi="http://schemas.microsoft.com/office/word/2010/wordprocessingInk" xmlns:wne="http://schemas.microsoft.com/office/word/2006/wordml" xmlns:wps="http://schemas.microsoft.com/office/word/2010/wordprocessingShape" mc:Ignorable="w14 w15 w16se w16cid w16 w16cex w16sdtdh w16sdtfl w16du wp14">
+<w:hdr xmlns:wpc="http://schemas.microsoft.com/office/word/2010/wordprocessingCanvas" xmlns:mc="http://schemas.openxmlformats.org/markup-compatibility/2006" xmlns:o="urn:schemas-microsoft-com:office:office" xmlns:r="http://schemas.openxmlformats.org/officeDocument/2006/relationships" xmlns:m="http://schemas.openxmlformats.org/officeDocument/2006/math" xmlns:v="urn:schemas-microsoft-com:vml" xmlns:wp14="http://schemas.microsoft.com/office/word/2010/wordprocessingDrawing" xmlns:wp="http://schemas.openxmlformats.org/drawingml/2006/wordprocessingDrawing" xmlns:w10="urn:schemas-microsoft-com:office:word" xmlns:w="http://schemas.openxmlformats.org/wordprocessingml/2006/main" xmlns:w14="http://schemas.microsoft.com/office/word/2010/wordml" xmlns:w15="http://schemas.microsoft.com/office/word/2012/wordml" xmlns:wpg="http://schemas.microsoft.com/office/word/2010/wordprocessingGroup" xmlns:wpi="http://schemas.microsoft.com/office/word/2010/wordprocessingInk" xmlns:wne="http://schemas.microsoft.com/office/word/2006/wordml" xmlns:wps="http://schemas.microsoft.com/office/word/2010/wordprocessingShape" mc:Ignorable="w14 w15 wp14">
   <w:p>
     <w:pPr>
       <w:pStyle w:val="a4"/>
@@ -29452,7 +30626,7 @@
 </file>
 
 <file path=word/numbering.xml><?xml version="1.0" encoding="utf-8"?>
-<w:numbering xmlns:wpc="http://schemas.microsoft.com/office/word/2010/wordprocessingCanvas" xmlns:cx="http://schemas.microsoft.com/office/drawing/2014/chartex" xmlns:cx1="http://schemas.microsoft.com/office/drawing/2015/9/8/chartex" xmlns:cx2="http://schemas.microsoft.com/office/drawing/2015/10/21/chartex" xmlns:cx3="http://schemas.microsoft.com/office/drawing/2016/5/9/chartex" xmlns:cx4="http://schemas.microsoft.com/office/drawing/2016/5/10/chartex" xmlns:cx5="http://schemas.microsoft.com/office/drawing/2016/5/11/chartex" xmlns:cx6="http://schemas.microsoft.com/office/drawing/2016/5/12/chartex" xmlns:cx7="http://schemas.microsoft.com/office/drawing/2016/5/13/chartex" xmlns:cx8="http://schemas.microsoft.com/office/drawing/2016/5/14/chartex" xmlns:mc="http://schemas.openxmlformats.org/markup-compatibility/2006" xmlns:aink="http://schemas.microsoft.com/office/drawing/2016/ink" xmlns:am3d="http://schemas.microsoft.com/office/drawing/2017/model3d" xmlns:o="urn:schemas-microsoft-com:office:office" xmlns:oel="http://schemas.microsoft.com/office/2019/extlst" xmlns:r="http://schemas.openxmlformats.org/officeDocument/2006/relationships" xmlns:m="http://schemas.openxmlformats.org/officeDocument/2006/math" xmlns:v="urn:schemas-microsoft-com:vml" xmlns:wp14="http://schemas.microsoft.com/office/word/2010/wordprocessingDrawing" xmlns:wp="http://schemas.openxmlformats.org/drawingml/2006/wordprocessingDrawing" xmlns:w10="urn:schemas-microsoft-com:office:word" xmlns:w="http://schemas.openxmlformats.org/wordprocessingml/2006/main" xmlns:w14="http://schemas.microsoft.com/office/word/2010/wordml" xmlns:w15="http://schemas.microsoft.com/office/word/2012/wordml" xmlns:w16cex="http://schemas.microsoft.com/office/word/2018/wordml/cex" xmlns:w16cid="http://schemas.microsoft.com/office/word/2016/wordml/cid" xmlns:w16="http://schemas.microsoft.com/office/word/2018/wordml" xmlns:w16du="http://schemas.microsoft.com/office/word/2023/wordml/word16du" xmlns:w16sdtdh="http://schemas.microsoft.com/office/word/2020/wordml/sdtdatahash" xmlns:w16sdtfl="http://schemas.microsoft.com/office/word/2024/wordml/sdtformatlock" xmlns:w16se="http://schemas.microsoft.com/office/word/2015/wordml/symex" xmlns:wpg="http://schemas.microsoft.com/office/word/2010/wordprocessingGroup" xmlns:wpi="http://schemas.microsoft.com/office/word/2010/wordprocessingInk" xmlns:wne="http://schemas.microsoft.com/office/word/2006/wordml" xmlns:wps="http://schemas.microsoft.com/office/word/2010/wordprocessingShape" mc:Ignorable="w14 w15 w16se w16cid w16 w16cex w16sdtdh w16sdtfl w16du wp14">
+<w:numbering xmlns:wpc="http://schemas.microsoft.com/office/word/2010/wordprocessingCanvas" xmlns:mc="http://schemas.openxmlformats.org/markup-compatibility/2006" xmlns:o="urn:schemas-microsoft-com:office:office" xmlns:r="http://schemas.openxmlformats.org/officeDocument/2006/relationships" xmlns:m="http://schemas.openxmlformats.org/officeDocument/2006/math" xmlns:v="urn:schemas-microsoft-com:vml" xmlns:wp14="http://schemas.microsoft.com/office/word/2010/wordprocessingDrawing" xmlns:wp="http://schemas.openxmlformats.org/drawingml/2006/wordprocessingDrawing" xmlns:w10="urn:schemas-microsoft-com:office:word" xmlns:w="http://schemas.openxmlformats.org/wordprocessingml/2006/main" xmlns:w14="http://schemas.microsoft.com/office/word/2010/wordml" xmlns:w15="http://schemas.microsoft.com/office/word/2012/wordml" xmlns:wpg="http://schemas.microsoft.com/office/word/2010/wordprocessingGroup" xmlns:wpi="http://schemas.microsoft.com/office/word/2010/wordprocessingInk" xmlns:wne="http://schemas.microsoft.com/office/word/2006/wordml" xmlns:wps="http://schemas.microsoft.com/office/word/2010/wordprocessingShape" mc:Ignorable="w14 w15 wp14">
   <w:abstractNum w:abstractNumId="0" w15:restartNumberingAfterBreak="0">
     <w:nsid w:val="0397573A"/>
     <w:multiLevelType w:val="hybridMultilevel"/>
@@ -31055,65 +32229,65 @@
       </w:pPr>
     </w:lvl>
   </w:abstractNum>
-  <w:num w:numId="1" w16cid:durableId="95056958">
+  <w:num w:numId="1">
     <w:abstractNumId w:val="17"/>
   </w:num>
-  <w:num w:numId="2" w16cid:durableId="1296178310">
+  <w:num w:numId="2">
     <w:abstractNumId w:val="5"/>
   </w:num>
-  <w:num w:numId="3" w16cid:durableId="1098066058">
+  <w:num w:numId="3">
     <w:abstractNumId w:val="8"/>
   </w:num>
-  <w:num w:numId="4" w16cid:durableId="1220480037">
+  <w:num w:numId="4">
     <w:abstractNumId w:val="3"/>
   </w:num>
-  <w:num w:numId="5" w16cid:durableId="2052336318">
+  <w:num w:numId="5">
     <w:abstractNumId w:val="9"/>
   </w:num>
-  <w:num w:numId="6" w16cid:durableId="416903695">
+  <w:num w:numId="6">
     <w:abstractNumId w:val="16"/>
   </w:num>
-  <w:num w:numId="7" w16cid:durableId="1775511505">
+  <w:num w:numId="7">
     <w:abstractNumId w:val="15"/>
   </w:num>
-  <w:num w:numId="8" w16cid:durableId="458836914">
+  <w:num w:numId="8">
     <w:abstractNumId w:val="7"/>
   </w:num>
-  <w:num w:numId="9" w16cid:durableId="425730588">
+  <w:num w:numId="9">
     <w:abstractNumId w:val="13"/>
   </w:num>
-  <w:num w:numId="10" w16cid:durableId="502358379">
+  <w:num w:numId="10">
     <w:abstractNumId w:val="4"/>
   </w:num>
-  <w:num w:numId="11" w16cid:durableId="561599973">
+  <w:num w:numId="11">
     <w:abstractNumId w:val="10"/>
   </w:num>
-  <w:num w:numId="12" w16cid:durableId="664866797">
+  <w:num w:numId="12">
     <w:abstractNumId w:val="2"/>
   </w:num>
-  <w:num w:numId="13" w16cid:durableId="339545199">
+  <w:num w:numId="13">
     <w:abstractNumId w:val="11"/>
   </w:num>
-  <w:num w:numId="14" w16cid:durableId="247807181">
+  <w:num w:numId="14">
     <w:abstractNumId w:val="12"/>
   </w:num>
-  <w:num w:numId="15" w16cid:durableId="387922662">
+  <w:num w:numId="15">
     <w:abstractNumId w:val="1"/>
   </w:num>
-  <w:num w:numId="16" w16cid:durableId="711466974">
+  <w:num w:numId="16">
     <w:abstractNumId w:val="0"/>
   </w:num>
-  <w:num w:numId="17" w16cid:durableId="1648164894">
+  <w:num w:numId="17">
     <w:abstractNumId w:val="14"/>
   </w:num>
-  <w:num w:numId="18" w16cid:durableId="425930442">
+  <w:num w:numId="18">
     <w:abstractNumId w:val="6"/>
   </w:num>
 </w:numbering>
 </file>
 
 <file path=word/styles.xml><?xml version="1.0" encoding="utf-8"?>
-<w:styles xmlns:mc="http://schemas.openxmlformats.org/markup-compatibility/2006" xmlns:r="http://schemas.openxmlformats.org/officeDocument/2006/relationships" xmlns:w="http://schemas.openxmlformats.org/wordprocessingml/2006/main" xmlns:w14="http://schemas.microsoft.com/office/word/2010/wordml" xmlns:w15="http://schemas.microsoft.com/office/word/2012/wordml" xmlns:w16cex="http://schemas.microsoft.com/office/word/2018/wordml/cex" xmlns:w16cid="http://schemas.microsoft.com/office/word/2016/wordml/cid" xmlns:w16="http://schemas.microsoft.com/office/word/2018/wordml" xmlns:w16du="http://schemas.microsoft.com/office/word/2023/wordml/word16du" xmlns:w16sdtdh="http://schemas.microsoft.com/office/word/2020/wordml/sdtdatahash" xmlns:w16sdtfl="http://schemas.microsoft.com/office/word/2024/wordml/sdtformatlock" xmlns:w16se="http://schemas.microsoft.com/office/word/2015/wordml/symex" mc:Ignorable="w14 w15 w16se w16cid w16 w16cex w16sdtdh w16sdtfl w16du">
+<w:styles xmlns:mc="http://schemas.openxmlformats.org/markup-compatibility/2006" xmlns:r="http://schemas.openxmlformats.org/officeDocument/2006/relationships" xmlns:w="http://schemas.openxmlformats.org/wordprocessingml/2006/main" xmlns:w14="http://schemas.microsoft.com/office/word/2010/wordml" xmlns:w15="http://schemas.microsoft.com/office/word/2012/wordml" mc:Ignorable="w14 w15">
   <w:docDefaults>
     <w:rPrDefault>
       <w:rPr>
@@ -31126,7 +32300,7 @@
     </w:rPrDefault>
     <w:pPrDefault/>
   </w:docDefaults>
-  <w:latentStyles w:defLockedState="0" w:defUIPriority="99" w:defSemiHidden="0" w:defUnhideWhenUsed="0" w:defQFormat="0" w:count="376">
+  <w:latentStyles w:defLockedState="0" w:defUIPriority="99" w:defSemiHidden="0" w:defUnhideWhenUsed="0" w:defQFormat="0" w:count="371">
     <w:lsdException w:name="Normal" w:uiPriority="0" w:qFormat="1"/>
     <w:lsdException w:name="heading 1" w:uiPriority="9" w:qFormat="1"/>
     <w:lsdException w:name="heading 2" w:semiHidden="1" w:uiPriority="9" w:unhideWhenUsed="1" w:qFormat="1"/>
@@ -31498,11 +32672,6 @@
     <w:lsdException w:name="List Table 5 Dark Accent 6" w:uiPriority="50"/>
     <w:lsdException w:name="List Table 6 Colorful Accent 6" w:uiPriority="51"/>
     <w:lsdException w:name="List Table 7 Colorful Accent 6" w:uiPriority="52"/>
-    <w:lsdException w:name="Mention" w:semiHidden="1" w:unhideWhenUsed="1"/>
-    <w:lsdException w:name="Smart Hyperlink" w:semiHidden="1" w:unhideWhenUsed="1"/>
-    <w:lsdException w:name="Hashtag" w:semiHidden="1" w:unhideWhenUsed="1"/>
-    <w:lsdException w:name="Unresolved Mention" w:semiHidden="1" w:unhideWhenUsed="1"/>
-    <w:lsdException w:name="Smart Link" w:semiHidden="1" w:unhideWhenUsed="1"/>
   </w:latentStyles>
   <w:style w:type="paragraph" w:default="1" w:styleId="a">
     <w:name w:val="Normal"/>
@@ -32158,7 +33327,7 @@
 </file>
 
 <file path=customXml/itemProps1.xml><?xml version="1.0" encoding="utf-8"?>
-<ds:datastoreItem xmlns:ds="http://schemas.openxmlformats.org/officeDocument/2006/customXml" ds:itemID="{6B70F9D8-29FD-4666-88A9-00A2DCC6C442}">
+<ds:datastoreItem xmlns:ds="http://schemas.openxmlformats.org/officeDocument/2006/customXml" ds:itemID="{F44C88B0-428D-4C30-86F7-5D582AD6B9A4}">
   <ds:schemaRefs>
     <ds:schemaRef ds:uri="http://schemas.openxmlformats.org/officeDocument/2006/bibliography"/>
   </ds:schemaRefs>

--- a/新泰週報20260510[2619]B4F.docx
+++ b/新泰週報20260510[2619]B4F.docx
@@ -13,6 +13,8 @@
           <w:szCs w:val="20"/>
         </w:rPr>
       </w:pPr>
+      <w:bookmarkStart w:id="0" w:name="_GoBack"/>
+      <w:bookmarkEnd w:id="0"/>
       <w:r>
         <w:rPr>
           <w:rFonts w:ascii="華康正顏楷體W9" w:eastAsia="華康正顏楷體W9" w:cstheme="minorHAnsi" w:hint="eastAsia"/>
@@ -134,7 +136,7 @@
         </w:rPr>
         <w:fldChar w:fldCharType="separate"/>
       </w:r>
-      <w:bookmarkStart w:id="0" w:name="week_no"/>
+      <w:bookmarkStart w:id="1" w:name="week_no"/>
       <w:r>
         <w:rPr>
           <w:rFonts w:ascii="Barlow Condensed Medium" w:hAnsi="Barlow Condensed Medium" w:cs="Tahoma"/>
@@ -165,7 +167,7 @@
         </w:rPr>
         <w:t>9</w:t>
       </w:r>
-      <w:bookmarkEnd w:id="0"/>
+      <w:bookmarkEnd w:id="1"/>
       <w:r>
         <w:rPr>
           <w:rFonts w:ascii="Barlow Condensed Medium" w:hAnsi="Barlow Condensed Medium" w:cs="Tahoma"/>
@@ -220,7 +222,7 @@
         </w:rPr>
         <w:fldChar w:fldCharType="separate"/>
       </w:r>
-      <w:bookmarkStart w:id="1" w:name="pub_year"/>
+      <w:bookmarkStart w:id="2" w:name="pub_year"/>
       <w:r>
         <w:rPr>
           <w:rFonts w:ascii="Barlow Condensed Medium" w:hAnsi="Barlow Condensed Medium" w:cs="Tahoma"/>
@@ -241,7 +243,7 @@
         </w:rPr>
         <w:t>6</w:t>
       </w:r>
-      <w:bookmarkEnd w:id="1"/>
+      <w:bookmarkEnd w:id="2"/>
       <w:r>
         <w:rPr>
           <w:rFonts w:ascii="Barlow Condensed Medium" w:hAnsi="Barlow Condensed Medium" w:cs="Tahoma"/>
@@ -296,7 +298,7 @@
         </w:rPr>
         <w:fldChar w:fldCharType="separate"/>
       </w:r>
-      <w:bookmarkStart w:id="2" w:name="pub_mon"/>
+      <w:bookmarkStart w:id="3" w:name="pub_mon"/>
       <w:r>
         <w:rPr>
           <w:rFonts w:ascii="Barlow Condensed Medium" w:hAnsi="Barlow Condensed Medium" w:cs="Tahoma" w:hint="eastAsia"/>
@@ -307,7 +309,7 @@
         </w:rPr>
         <w:t>5</w:t>
       </w:r>
-      <w:bookmarkEnd w:id="2"/>
+      <w:bookmarkEnd w:id="3"/>
       <w:r>
         <w:rPr>
           <w:rFonts w:ascii="Barlow Condensed Medium" w:hAnsi="Barlow Condensed Medium" w:cs="Tahoma"/>
@@ -362,7 +364,7 @@
         </w:rPr>
         <w:fldChar w:fldCharType="separate"/>
       </w:r>
-      <w:bookmarkStart w:id="3" w:name="pub_day"/>
+      <w:bookmarkStart w:id="4" w:name="pub_day"/>
       <w:r>
         <w:rPr>
           <w:rFonts w:ascii="Barlow Condensed Medium" w:hAnsi="Barlow Condensed Medium" w:cs="Tahoma"/>
@@ -373,7 +375,7 @@
         </w:rPr>
         <w:t>10</w:t>
       </w:r>
-      <w:bookmarkEnd w:id="3"/>
+      <w:bookmarkEnd w:id="4"/>
       <w:r>
         <w:rPr>
           <w:rFonts w:ascii="Barlow Condensed Medium" w:hAnsi="Barlow Condensed Medium" w:cs="Tahoma"/>
@@ -437,7 +439,7 @@
         </w:rPr>
         <w:fldChar w:fldCharType="separate"/>
       </w:r>
-      <w:bookmarkStart w:id="4" w:name="last_mon_days"/>
+      <w:bookmarkStart w:id="5" w:name="last_mon_days"/>
       <w:r>
         <w:rPr>
           <w:rFonts w:ascii="Barlow Condensed Medium" w:hAnsi="Barlow Condensed Medium" w:cs="Tahoma" w:hint="eastAsia"/>
@@ -448,7 +450,7 @@
         </w:rPr>
         <w:t>30</w:t>
       </w:r>
-      <w:bookmarkEnd w:id="4"/>
+      <w:bookmarkEnd w:id="5"/>
       <w:r>
         <w:rPr>
           <w:rFonts w:ascii="Barlow Condensed Medium" w:hAnsi="Barlow Condensed Medium" w:cs="Tahoma"/>
@@ -512,7 +514,7 @@
         </w:rPr>
         <w:fldChar w:fldCharType="separate"/>
       </w:r>
-      <w:bookmarkStart w:id="5" w:name="this_mon_days"/>
+      <w:bookmarkStart w:id="6" w:name="this_mon_days"/>
       <w:r>
         <w:rPr>
           <w:rFonts w:ascii="Barlow Condensed Medium" w:hAnsi="Barlow Condensed Medium" w:cs="Tahoma" w:hint="eastAsia"/>
@@ -523,7 +525,7 @@
         </w:rPr>
         <w:t>31</w:t>
       </w:r>
-      <w:bookmarkEnd w:id="5"/>
+      <w:bookmarkEnd w:id="6"/>
       <w:r>
         <w:rPr>
           <w:rFonts w:ascii="Barlow Condensed Medium" w:hAnsi="Barlow Condensed Medium" w:cs="Tahoma"/>
@@ -3634,7 +3636,7 @@
         <w:spacing w:line="300" w:lineRule="exact"/>
         <w:ind w:leftChars="-59" w:left="-142"/>
         <w:rPr>
-          <w:rFonts w:ascii="標楷體" w:eastAsia="標楷體" w:hAnsi="標楷體" w:cs="Arial" w:hint="eastAsia"/>
+          <w:rFonts w:ascii="標楷體" w:eastAsia="標楷體" w:hAnsi="標楷體" w:cs="Arial"/>
           <w:b/>
           <w:w w:val="80"/>
           <w:sz w:val="26"/>
@@ -3658,7 +3660,7 @@
         <w:spacing w:line="300" w:lineRule="exact"/>
         <w:ind w:leftChars="-59" w:left="-142"/>
         <w:rPr>
-          <w:rFonts w:ascii="標楷體" w:eastAsia="標楷體" w:hAnsi="標楷體" w:cs="Arial" w:hint="eastAsia"/>
+          <w:rFonts w:ascii="標楷體" w:eastAsia="標楷體" w:hAnsi="標楷體" w:cs="Arial"/>
           <w:b/>
           <w:w w:val="80"/>
           <w:sz w:val="26"/>
@@ -3706,7 +3708,7 @@
         <w:spacing w:line="300" w:lineRule="exact"/>
         <w:ind w:leftChars="-59" w:left="-142"/>
         <w:rPr>
-          <w:rFonts w:ascii="標楷體" w:eastAsia="標楷體" w:hAnsi="標楷體" w:cs="Arial" w:hint="eastAsia"/>
+          <w:rFonts w:ascii="標楷體" w:eastAsia="標楷體" w:hAnsi="標楷體" w:cs="Arial"/>
           <w:b/>
           <w:w w:val="80"/>
           <w:sz w:val="26"/>
@@ -3730,7 +3732,7 @@
         <w:spacing w:line="300" w:lineRule="exact"/>
         <w:ind w:leftChars="-59" w:left="-142"/>
         <w:rPr>
-          <w:rFonts w:ascii="標楷體" w:eastAsia="標楷體" w:hAnsi="標楷體" w:cs="Arial" w:hint="eastAsia"/>
+          <w:rFonts w:ascii="標楷體" w:eastAsia="標楷體" w:hAnsi="標楷體" w:cs="Arial"/>
           <w:b/>
           <w:w w:val="80"/>
           <w:sz w:val="26"/>
@@ -3754,7 +3756,7 @@
         <w:spacing w:line="300" w:lineRule="exact"/>
         <w:ind w:leftChars="-59" w:left="-142"/>
         <w:rPr>
-          <w:rFonts w:ascii="標楷體" w:eastAsia="標楷體" w:hAnsi="標楷體" w:cs="Arial" w:hint="eastAsia"/>
+          <w:rFonts w:ascii="標楷體" w:eastAsia="標楷體" w:hAnsi="標楷體" w:cs="Arial"/>
           <w:b/>
           <w:w w:val="80"/>
           <w:sz w:val="26"/>
@@ -3778,7 +3780,7 @@
         <w:spacing w:line="300" w:lineRule="exact"/>
         <w:ind w:leftChars="-59" w:left="-142"/>
         <w:rPr>
-          <w:rFonts w:ascii="標楷體" w:eastAsia="標楷體" w:hAnsi="標楷體" w:cs="Arial" w:hint="eastAsia"/>
+          <w:rFonts w:ascii="標楷體" w:eastAsia="標楷體" w:hAnsi="標楷體" w:cs="Arial"/>
           <w:b/>
           <w:w w:val="80"/>
           <w:sz w:val="26"/>
@@ -3802,7 +3804,7 @@
         <w:spacing w:line="300" w:lineRule="exact"/>
         <w:ind w:leftChars="-59" w:left="-142"/>
         <w:rPr>
-          <w:rFonts w:ascii="標楷體" w:eastAsia="標楷體" w:hAnsi="標楷體" w:cs="Arial" w:hint="eastAsia"/>
+          <w:rFonts w:ascii="標楷體" w:eastAsia="標楷體" w:hAnsi="標楷體" w:cs="Arial"/>
           <w:b/>
           <w:w w:val="80"/>
           <w:sz w:val="26"/>
@@ -3826,7 +3828,7 @@
         <w:spacing w:line="300" w:lineRule="exact"/>
         <w:ind w:leftChars="-59" w:left="-142"/>
         <w:rPr>
-          <w:rFonts w:ascii="標楷體" w:eastAsia="標楷體" w:hAnsi="標楷體" w:cs="Arial" w:hint="eastAsia"/>
+          <w:rFonts w:ascii="標楷體" w:eastAsia="標楷體" w:hAnsi="標楷體" w:cs="Arial"/>
           <w:b/>
           <w:w w:val="80"/>
           <w:sz w:val="26"/>
@@ -3850,7 +3852,7 @@
         <w:spacing w:line="300" w:lineRule="exact"/>
         <w:ind w:leftChars="-59" w:left="-142"/>
         <w:rPr>
-          <w:rFonts w:ascii="標楷體" w:eastAsia="標楷體" w:hAnsi="標楷體" w:cs="Arial" w:hint="eastAsia"/>
+          <w:rFonts w:ascii="標楷體" w:eastAsia="標楷體" w:hAnsi="標楷體" w:cs="Arial"/>
           <w:b/>
           <w:w w:val="80"/>
           <w:sz w:val="26"/>
@@ -3874,7 +3876,7 @@
         <w:spacing w:line="300" w:lineRule="exact"/>
         <w:ind w:leftChars="-59" w:left="-142"/>
         <w:rPr>
-          <w:rFonts w:ascii="標楷體" w:eastAsia="標楷體" w:hAnsi="標楷體" w:cs="Arial" w:hint="eastAsia"/>
+          <w:rFonts w:ascii="標楷體" w:eastAsia="標楷體" w:hAnsi="標楷體" w:cs="Arial"/>
           <w:b/>
           <w:w w:val="80"/>
           <w:sz w:val="26"/>
@@ -3898,7 +3900,7 @@
         <w:spacing w:line="300" w:lineRule="exact"/>
         <w:ind w:leftChars="-59" w:left="-142"/>
         <w:rPr>
-          <w:rFonts w:ascii="標楷體" w:eastAsia="標楷體" w:hAnsi="標楷體" w:cs="Arial" w:hint="eastAsia"/>
+          <w:rFonts w:ascii="標楷體" w:eastAsia="標楷體" w:hAnsi="標楷體" w:cs="Arial"/>
           <w:b/>
           <w:w w:val="80"/>
           <w:sz w:val="26"/>
@@ -3922,7 +3924,7 @@
         <w:spacing w:line="300" w:lineRule="exact"/>
         <w:ind w:leftChars="-59" w:left="-142"/>
         <w:rPr>
-          <w:rFonts w:ascii="標楷體" w:eastAsia="標楷體" w:hAnsi="標楷體" w:cs="Arial" w:hint="eastAsia"/>
+          <w:rFonts w:ascii="標楷體" w:eastAsia="標楷體" w:hAnsi="標楷體" w:cs="Arial"/>
           <w:b/>
           <w:w w:val="80"/>
           <w:sz w:val="26"/>
@@ -3960,7 +3962,7 @@
         <w:spacing w:line="300" w:lineRule="exact"/>
         <w:ind w:leftChars="-59" w:left="-142"/>
         <w:rPr>
-          <w:rFonts w:ascii="標楷體" w:eastAsia="標楷體" w:hAnsi="標楷體" w:cs="Arial" w:hint="eastAsia"/>
+          <w:rFonts w:ascii="標楷體" w:eastAsia="標楷體" w:hAnsi="標楷體" w:cs="Arial"/>
           <w:b/>
           <w:w w:val="80"/>
           <w:sz w:val="26"/>
@@ -16141,7 +16143,7 @@
           </mc:Choice>
           <mc:Fallback>
             <w:pict>
-              <v:line w14:anchorId="2D25E220" id="直線接點 2" o:spid="_x0000_s1026" style="position:absolute;z-index:251653120;visibility:visible;mso-wrap-style:square;mso-height-percent:0;mso-wrap-distance-left:9pt;mso-wrap-distance-top:0;mso-wrap-distance-right:9pt;mso-wrap-distance-bottom:0;mso-position-horizontal:absolute;mso-position-horizontal-relative:page;mso-position-vertical:absolute;mso-position-vertical-relative:page;mso-height-percent:0;mso-height-relative:margin" from="687.75pt,19.85pt" to="687.75pt,709.8pt" o:gfxdata="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" strokecolor="black [3213]" strokeweight=".5pt">
+              <v:line w14:anchorId="05D36088" id="直線接點 2" o:spid="_x0000_s1026" style="position:absolute;z-index:251653120;visibility:visible;mso-wrap-style:square;mso-height-percent:0;mso-wrap-distance-left:9pt;mso-wrap-distance-top:0;mso-wrap-distance-right:9pt;mso-wrap-distance-bottom:0;mso-position-horizontal:absolute;mso-position-horizontal-relative:page;mso-position-vertical:absolute;mso-position-vertical-relative:page;mso-height-percent:0;mso-height-relative:margin" from="687.75pt,19.85pt" to="687.75pt,709.8pt" o:gfxdata="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" strokecolor="black [3213]" strokeweight=".5pt">
                 <v:stroke dashstyle="3 1" joinstyle="miter"/>
                 <w10:wrap anchorx="page" anchory="page"/>
               </v:line>
@@ -19181,8 +19183,6 @@
               </w:rPr>
               <w:t>4</w:t>
             </w:r>
-            <w:bookmarkStart w:id="6" w:name="_GoBack"/>
-            <w:bookmarkEnd w:id="6"/>
           </w:p>
         </w:tc>
         <w:tc>
@@ -27904,7 +27904,7 @@
           </mc:Choice>
           <mc:Fallback>
             <w:pict>
-              <v:line w14:anchorId="2EECAFAB" id="直線接點 6" o:spid="_x0000_s1026" style="position:absolute;z-index:251665408;visibility:visible;mso-wrap-style:square;mso-width-percent:0;mso-height-percent:0;mso-wrap-distance-left:9pt;mso-wrap-distance-top:0;mso-wrap-distance-right:9pt;mso-wrap-distance-bottom:0;mso-position-horizontal:absolute;mso-position-horizontal-relative:page;mso-position-vertical:absolute;mso-position-vertical-relative:page;mso-width-percent:0;mso-height-percent:0;mso-width-relative:margin;mso-height-relative:margin" from="343.9pt,19.85pt" to="345.05pt,710.95pt" o:gfxdata="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" strokecolor="black [3213]" strokeweight=".5pt">
+              <v:line w14:anchorId="794A0695" id="直線接點 6" o:spid="_x0000_s1026" style="position:absolute;z-index:251665408;visibility:visible;mso-wrap-style:square;mso-width-percent:0;mso-height-percent:0;mso-wrap-distance-left:9pt;mso-wrap-distance-top:0;mso-wrap-distance-right:9pt;mso-wrap-distance-bottom:0;mso-position-horizontal:absolute;mso-position-horizontal-relative:page;mso-position-vertical:absolute;mso-position-vertical-relative:page;mso-width-percent:0;mso-height-percent:0;mso-width-relative:margin;mso-height-relative:margin" from="343.9pt,19.85pt" to="345.05pt,710.95pt" o:gfxdata="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" strokecolor="black [3213]" strokeweight=".5pt">
                 <v:stroke dashstyle="3 1" joinstyle="miter"/>
                 <w10:wrap anchorx="page" anchory="page"/>
               </v:line>
@@ -27982,7 +27982,7 @@
           </mc:Choice>
           <mc:Fallback>
             <w:pict>
-              <v:line w14:anchorId="6FB75217" id="直線接點 4" o:spid="_x0000_s1026" style="position:absolute;z-index:251661312;visibility:visible;mso-wrap-style:square;mso-width-percent:0;mso-height-percent:0;mso-wrap-distance-left:9pt;mso-wrap-distance-top:0;mso-wrap-distance-right:9pt;mso-wrap-distance-bottom:0;mso-position-horizontal:absolute;mso-position-horizontal-relative:page;mso-position-vertical:absolute;mso-position-vertical-relative:page;mso-width-percent:0;mso-height-percent:0;mso-width-relative:margin;mso-height-relative:margin" from="343.9pt,19.85pt" to="345.05pt,710.95pt" o:gfxdata="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" strokecolor="black [3213]" strokeweight=".5pt">
+              <v:line w14:anchorId="1DD21662" id="直線接點 4" o:spid="_x0000_s1026" style="position:absolute;z-index:251661312;visibility:visible;mso-wrap-style:square;mso-width-percent:0;mso-height-percent:0;mso-wrap-distance-left:9pt;mso-wrap-distance-top:0;mso-wrap-distance-right:9pt;mso-wrap-distance-bottom:0;mso-position-horizontal:absolute;mso-position-horizontal-relative:page;mso-position-vertical:absolute;mso-position-vertical-relative:page;mso-width-percent:0;mso-height-percent:0;mso-width-relative:margin;mso-height-relative:margin" from="343.9pt,19.85pt" to="345.05pt,710.95pt" o:gfxdata="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" strokecolor="black [3213]" strokeweight=".5pt">
                 <v:stroke dashstyle="3 1" joinstyle="miter"/>
                 <w10:wrap anchorx="page" anchory="page"/>
               </v:line>
@@ -28656,7 +28656,25 @@
           <w:sz w:val="26"/>
           <w:szCs w:val="26"/>
         </w:rPr>
-        <w:t>的心，更是關係到健康的飲食習慣。其實就一般家庭而言，會煮飯的意思，就是冰箱剩下什麼，就能變出一桌什麼樣的菜。就像有名的客家小炒，根據客家人的說法，那道菜就是菜櫥中剩下的菜一起炒一炒，就是客家小炒。我的母親是國小老師，下班要趕著煮飯就必須手腳利落，我算是有傳到。印象中的都是簡單的家常菜，又上國中開始三個小孩都出外念書，一起吃飯的時間只剩過年過節。反而是想念母親帶著我們包的粽子，又我們家的香菇雞湯，不是先喝湯或吃雞肉，而是三個小孩搶著夾香菇。再不然就是按季節的出產會吃菜瓜粥、竹筍粥，偶而會吃海產粥。媽媽的味道其實是和媽媽一起同桌吃飯，媽媽是一個家的象徵，因為我們都是從媽媽的肚子蹦出來的。所以，傳承的不只是食物，而是一家人被媽媽的愛餵飽的滋味。</w:t>
+        <w:t>的心，更是關係到健康的飲食習慣。其實就一般家庭而言，會煮飯的意思，就是冰箱剩下什麼，就能變出一桌什麼樣的菜。就像有名的客家小炒，根據客家人的說法，那道菜就是菜櫥中剩下的菜一起炒一炒，就是客家小炒。我的母親是國小老師，下班要趕著煮飯就必須手腳</w:t>
+      </w:r>
+      <w:r>
+        <w:rPr>
+          <w:rFonts w:ascii="Cambria" w:eastAsia="華康細黑體" w:hAnsi="Cambria" w:cs="Cambria" w:hint="eastAsia"/>
+          <w:w w:val="70"/>
+          <w:sz w:val="26"/>
+          <w:szCs w:val="26"/>
+        </w:rPr>
+        <w:t>俐落</w:t>
+      </w:r>
+      <w:r>
+        <w:rPr>
+          <w:rFonts w:ascii="Cambria" w:eastAsia="華康細黑體" w:hAnsi="Cambria" w:cs="Cambria" w:hint="eastAsia"/>
+          <w:w w:val="70"/>
+          <w:sz w:val="26"/>
+          <w:szCs w:val="26"/>
+        </w:rPr>
+        <w:t>，我算是有傳到。印象中的都是簡單的家常菜，又上國中開始三個小孩都出外念書，一起吃飯的時間只剩過年過節。反而是想念母親帶著我們包的粽子，又我們家的香菇雞湯，不是先喝湯或吃雞肉，而是三個小孩搶著夾香菇。再不然就是按季節的出產會吃菜瓜粥、竹筍粥，偶而會吃海產粥。媽媽的味道其實是和媽媽一起同桌吃飯，媽媽是一個家的象徵，因為我們都是從媽媽的肚子蹦出來的。所以，傳承的不只是食物，而是一家人被媽媽的愛餵飽的滋味。</w:t>
       </w:r>
     </w:p>
     <w:p>
@@ -33327,7 +33345,7 @@
 </file>
 
 <file path=customXml/itemProps1.xml><?xml version="1.0" encoding="utf-8"?>
-<ds:datastoreItem xmlns:ds="http://schemas.openxmlformats.org/officeDocument/2006/customXml" ds:itemID="{F44C88B0-428D-4C30-86F7-5D582AD6B9A4}">
+<ds:datastoreItem xmlns:ds="http://schemas.openxmlformats.org/officeDocument/2006/customXml" ds:itemID="{D0619C75-7AA4-4F6A-B102-B37274A326D3}">
   <ds:schemaRefs>
     <ds:schemaRef ds:uri="http://schemas.openxmlformats.org/officeDocument/2006/bibliography"/>
   </ds:schemaRefs>
